--- a/note/React.docx
+++ b/note/React.docx
@@ -5806,6 +5806,9 @@
         <w:ind w:left="567" w:hanging="338"/>
       </w:pPr>
       <w:r>
+        <w:rPr>
+          <w:u w:val="single"/>
+        </w:rPr>
         <w:t>Automatic Batching</w:t>
       </w:r>
       <w:r>
@@ -5831,22 +5834,67 @@
         <w:ind w:left="567"/>
       </w:pPr>
       <w:r>
+        <w:rPr>
+          <w:u w:val="single"/>
+        </w:rPr>
         <w:t>Transitions</w:t>
       </w:r>
       <w:r>
-        <w:t>:  Used to distinguish between urgent and non urgent updates.</w:t>
-      </w:r>
-      <w:r>
-        <w:t xml:space="preserve"> </w:t>
-      </w:r>
-      <w:r>
-        <w:t xml:space="preserve">Non urgent updates can be rendered inside transitions. </w:t>
-      </w:r>
-      <w:r>
-        <w:t>startTransition()</w:t>
-      </w:r>
-      <w:r>
-        <w:t xml:space="preserve"> and useTransition() can be used for transitions.</w:t>
+        <w:t xml:space="preserve">:  </w:t>
+      </w:r>
+      <w:r>
+        <w:t>A</w:t>
+      </w:r>
+      <w:r>
+        <w:t>llow us to mark certain state updates as non-urgent or low-priority</w:t>
+      </w:r>
+      <w:r>
+        <w:t xml:space="preserve">. </w:t>
+      </w:r>
+      <w:r>
+        <w:t xml:space="preserve"> </w:t>
+      </w:r>
+      <w:r>
+        <w:t>Non urgent updates can be rendered inside transition</w:t>
+      </w:r>
+      <w:r>
+        <w:t>’</w:t>
+      </w:r>
+      <w:r>
+        <w:t>s</w:t>
+      </w:r>
+      <w:r>
+        <w:t xml:space="preserve"> startTransition function</w:t>
+      </w:r>
+      <w:r>
+        <w:t xml:space="preserve">. </w:t>
+      </w:r>
+      <w:r>
+        <w:t>startTransition function</w:t>
+      </w:r>
+      <w:r>
+        <w:t xml:space="preserve"> and useTransition()</w:t>
+      </w:r>
+      <w:r>
+        <w:t xml:space="preserve"> hook</w:t>
+      </w:r>
+      <w:r>
+        <w:t xml:space="preserve"> can be used for transitions.</w:t>
+      </w:r>
+      <w:r>
+        <w:t xml:space="preserve"> startTransition() </w:t>
+      </w:r>
+      <w:r>
+        <w:t>does not accept a promise</w:t>
+      </w:r>
+      <w:r>
+        <w:t>, it only</w:t>
+      </w:r>
+      <w:r>
+        <w:t xml:space="preserve"> accept </w:t>
+      </w:r>
+      <w:r>
+        <w:t>callback function that contains state updates.</w:t>
       </w:r>
     </w:p>
     <w:p>
@@ -5859,7 +5907,13 @@
         <w:ind w:left="567"/>
       </w:pPr>
       <w:r>
-        <w:t>Suspense on the server: Provide calm loading state while user is dealing with network conflict.</w:t>
+        <w:rPr>
+          <w:u w:val="single"/>
+        </w:rPr>
+        <w:t>Suspense on the server:</w:t>
+      </w:r>
+      <w:r>
+        <w:t xml:space="preserve"> Provide calm loading state while user is dealing with network conflict.</w:t>
       </w:r>
     </w:p>
     <w:p>
@@ -5872,6 +5926,9 @@
         <w:ind w:left="567"/>
       </w:pPr>
       <w:r>
+        <w:rPr>
+          <w:u w:val="single"/>
+        </w:rPr>
         <w:t>Concurrent Rendering</w:t>
       </w:r>
       <w:r>
@@ -5880,6 +5937,49 @@
       <w:r>
         <w:t>ct 18 with concurrent rendering.</w:t>
       </w:r>
+      <w:r>
+        <w:t xml:space="preserve"> For concurrent rendering, use ReactDOM.createRoot  API which enables concurrent rendering by default. </w:t>
+      </w:r>
+      <w:r>
+        <w:t xml:space="preserve">Transitions are actively involved in implementing concurrent rendering. </w:t>
+      </w:r>
+      <w:r>
+        <w:t xml:space="preserve">Hooks like </w:t>
+      </w:r>
+      <w:r>
+        <w:t>useDeferr</w:t>
+      </w:r>
+      <w:r>
+        <w:t>edValue() &amp; useTransition()  will</w:t>
+      </w:r>
+      <w:r>
+        <w:t xml:space="preserve"> be used for doing concurrent rendering</w:t>
+      </w:r>
+      <w:r>
+        <w:t>.</w:t>
+      </w:r>
+    </w:p>
+    <w:p>
+      <w:pPr>
+        <w:pStyle w:val="ListParagraph"/>
+        <w:numPr>
+          <w:ilvl w:val="0"/>
+          <w:numId w:val="28"/>
+        </w:numPr>
+        <w:ind w:left="567"/>
+      </w:pPr>
+      <w:r>
+        <w:rPr>
+          <w:u w:val="single"/>
+        </w:rPr>
+        <w:t xml:space="preserve">New CreateRoot API </w:t>
+      </w:r>
+      <w:r>
+        <w:t>:</w:t>
+      </w:r>
+      <w:r>
+        <w:t xml:space="preserve"> </w:t>
+      </w:r>
     </w:p>
     <w:p>
       <w:r>
@@ -5912,6 +6012,9 @@
       <w:r>
         <w:t>Transition</w:t>
       </w:r>
+      <w:r>
+        <w:t xml:space="preserve"> : marks the update as non-urgent so they don’t block the main UI.</w:t>
+      </w:r>
     </w:p>
     <w:p>
       <w:pPr>
@@ -5922,8 +6025,144 @@
         </w:numPr>
       </w:pPr>
       <w:r>
+        <w:lastRenderedPageBreak/>
         <w:t>useDefferedValue</w:t>
       </w:r>
+      <w:r>
+        <w:t xml:space="preserve">: </w:t>
+      </w:r>
+      <w:r>
+        <w:t>delays updating a value to avoid UI lag</w:t>
+      </w:r>
+      <w:r>
+        <w:t>.</w:t>
+      </w:r>
+      <w:r>
+        <w:t xml:space="preserve"> It is smart way of handling &amp; using debouncing in js. </w:t>
+      </w:r>
+    </w:p>
+    <w:p>
+      <w:pPr>
+        <w:pStyle w:val="ListParagraph"/>
+        <w:ind w:left="1440"/>
+      </w:pPr>
+      <w:r>
+        <w:t>It takes a value as input and</w:t>
+      </w:r>
+      <w:r>
+        <w:t xml:space="preserve"> returns a deferred version of that value.</w:t>
+      </w:r>
+    </w:p>
+    <w:p>
+      <w:pPr>
+        <w:pStyle w:val="ListParagraph"/>
+        <w:ind w:left="1440"/>
+      </w:pPr>
+      <w:r>
+        <w:t>defferedValue = useDefferedValue(inputValue);</w:t>
+      </w:r>
+    </w:p>
+    <w:p>
+      <w:pPr>
+        <w:pStyle w:val="ListParagraph"/>
+        <w:ind w:left="1440"/>
+      </w:pPr>
+      <w:r>
+        <w:t>When to Use useDeferredValue()?</w:t>
+      </w:r>
+    </w:p>
+    <w:p>
+      <w:pPr>
+        <w:pStyle w:val="ListParagraph"/>
+        <w:numPr>
+          <w:ilvl w:val="0"/>
+          <w:numId w:val="39"/>
+        </w:numPr>
+      </w:pPr>
+      <w:r>
+        <w:t>When passing state to child components that trigger heavy re-renders.</w:t>
+      </w:r>
+    </w:p>
+    <w:p>
+      <w:pPr>
+        <w:pStyle w:val="ListParagraph"/>
+        <w:numPr>
+          <w:ilvl w:val="0"/>
+          <w:numId w:val="39"/>
+        </w:numPr>
+      </w:pPr>
+      <w:r>
+        <w:t>When dealing with large lists, tables, or charts.</w:t>
+      </w:r>
+    </w:p>
+    <w:p>
+      <w:pPr>
+        <w:pStyle w:val="ListParagraph"/>
+        <w:numPr>
+          <w:ilvl w:val="0"/>
+          <w:numId w:val="39"/>
+        </w:numPr>
+      </w:pPr>
+      <w:r>
+        <w:t>When filtering/searching large datasets</w:t>
+      </w:r>
+    </w:p>
+    <w:p>
+      <w:r>
+        <w:rPr>
+          <w:noProof/>
+        </w:rPr>
+        <w:drawing>
+          <wp:inline distT="0" distB="0" distL="0" distR="0">
+            <wp:extent cx="5940865" cy="1828800"/>
+            <wp:effectExtent l="19050" t="0" r="2735" b="0"/>
+            <wp:docPr id="1" name="Picture 1"/>
+            <wp:cNvGraphicFramePr>
+              <a:graphicFrameLocks xmlns:a="http://schemas.openxmlformats.org/drawingml/2006/main" noChangeAspect="1"/>
+            </wp:cNvGraphicFramePr>
+            <a:graphic xmlns:a="http://schemas.openxmlformats.org/drawingml/2006/main">
+              <a:graphicData uri="http://schemas.openxmlformats.org/drawingml/2006/picture">
+                <pic:pic xmlns:pic="http://schemas.openxmlformats.org/drawingml/2006/picture">
+                  <pic:nvPicPr>
+                    <pic:cNvPr id="0" name="Picture 1"/>
+                    <pic:cNvPicPr>
+                      <a:picLocks noChangeAspect="1" noChangeArrowheads="1"/>
+                    </pic:cNvPicPr>
+                  </pic:nvPicPr>
+                  <pic:blipFill>
+                    <a:blip r:embed="rId7" cstate="print"/>
+                    <a:srcRect/>
+                    <a:stretch>
+                      <a:fillRect/>
+                    </a:stretch>
+                  </pic:blipFill>
+                  <pic:spPr bwMode="auto">
+                    <a:xfrm>
+                      <a:off x="0" y="0"/>
+                      <a:ext cx="5943600" cy="1829642"/>
+                    </a:xfrm>
+                    <a:prstGeom prst="rect">
+                      <a:avLst/>
+                    </a:prstGeom>
+                    <a:noFill/>
+                    <a:ln w="9525">
+                      <a:noFill/>
+                      <a:miter lim="800000"/>
+                      <a:headEnd/>
+                      <a:tailEnd/>
+                    </a:ln>
+                  </pic:spPr>
+                </pic:pic>
+              </a:graphicData>
+            </a:graphic>
+          </wp:inline>
+        </w:drawing>
+      </w:r>
+    </w:p>
+    <w:p>
+      <w:r>
+        <w:t xml:space="preserve">Other newly introduced hooks are : </w:t>
+      </w:r>
     </w:p>
     <w:p>
       <w:pPr>
@@ -5946,8 +6185,32 @@
         </w:numPr>
       </w:pPr>
       <w:r>
+        <w:t xml:space="preserve">useLayoutEffect: </w:t>
+      </w:r>
+      <w:r>
+        <w:t xml:space="preserve"> </w:t>
+      </w:r>
+      <w:r>
+        <w:t>useLayoutEffect() is a React Hook that runs synchronously after DOM mutations but before the browser paints the screen. It is useful when you need to measure, read, or modify the DOM before the user sees the UI.</w:t>
+      </w:r>
+    </w:p>
+    <w:p>
+      <w:pPr>
+        <w:pStyle w:val="ListParagraph"/>
+        <w:numPr>
+          <w:ilvl w:val="0"/>
+          <w:numId w:val="30"/>
+        </w:numPr>
+      </w:pPr>
+      <w:r>
         <w:t>useInsertionEffect</w:t>
       </w:r>
+      <w:r>
+        <w:t xml:space="preserve"> : </w:t>
+      </w:r>
+      <w:r>
+        <w:t>It is mainly used for injecting styles dynamically before rendering.</w:t>
+      </w:r>
     </w:p>
     <w:p>
       <w:pPr>
@@ -5962,16 +6225,1596 @@
       </w:r>
     </w:p>
     <w:p>
-      <w:r>
-        <w:t>Client Side Changes in React.</w:t>
-      </w:r>
-    </w:p>
+      <w:pPr>
+        <w:ind w:left="360"/>
+      </w:pPr>
+      <w:r>
+        <w:t>If all three hooks (useInsertionEffect, useLayoutEffect, useEffect) are present in a component:</w:t>
+      </w:r>
+    </w:p>
+    <w:p>
+      <w:pPr>
+        <w:pStyle w:val="ListParagraph"/>
+      </w:pPr>
+      <w:r>
+        <w:t>useInsertionEffect() → Runs first (before any DOM changes).</w:t>
+      </w:r>
+    </w:p>
+    <w:p>
+      <w:pPr>
+        <w:pStyle w:val="ListParagraph"/>
+      </w:pPr>
+      <w:r>
+        <w:t>useLayoutEffect() → Runs after DOM changes but before the paint.</w:t>
+      </w:r>
+    </w:p>
+    <w:p>
+      <w:pPr>
+        <w:pStyle w:val="ListParagraph"/>
+      </w:pPr>
+      <w:r>
+        <w:t>useEffect() → Runs after the UI is painted.</w:t>
+      </w:r>
+    </w:p>
+    <w:p>
+      <w:r>
+        <w:rPr>
+          <w:noProof/>
+        </w:rPr>
+        <w:drawing>
+          <wp:inline distT="0" distB="0" distL="0" distR="0">
+            <wp:extent cx="5836627" cy="1565031"/>
+            <wp:effectExtent l="19050" t="0" r="0" b="0"/>
+            <wp:docPr id="4" name="Picture 4"/>
+            <wp:cNvGraphicFramePr>
+              <a:graphicFrameLocks xmlns:a="http://schemas.openxmlformats.org/drawingml/2006/main" noChangeAspect="1"/>
+            </wp:cNvGraphicFramePr>
+            <a:graphic xmlns:a="http://schemas.openxmlformats.org/drawingml/2006/main">
+              <a:graphicData uri="http://schemas.openxmlformats.org/drawingml/2006/picture">
+                <pic:pic xmlns:pic="http://schemas.openxmlformats.org/drawingml/2006/picture">
+                  <pic:nvPicPr>
+                    <pic:cNvPr id="0" name="Picture 4"/>
+                    <pic:cNvPicPr>
+                      <a:picLocks noChangeAspect="1" noChangeArrowheads="1"/>
+                    </pic:cNvPicPr>
+                  </pic:nvPicPr>
+                  <pic:blipFill>
+                    <a:blip r:embed="rId8" cstate="print"/>
+                    <a:srcRect/>
+                    <a:stretch>
+                      <a:fillRect/>
+                    </a:stretch>
+                  </pic:blipFill>
+                  <pic:spPr bwMode="auto">
+                    <a:xfrm>
+                      <a:off x="0" y="0"/>
+                      <a:ext cx="5842061" cy="1566488"/>
+                    </a:xfrm>
+                    <a:prstGeom prst="rect">
+                      <a:avLst/>
+                    </a:prstGeom>
+                    <a:noFill/>
+                    <a:ln w="9525">
+                      <a:noFill/>
+                      <a:miter lim="800000"/>
+                      <a:headEnd/>
+                      <a:tailEnd/>
+                    </a:ln>
+                  </pic:spPr>
+                </pic:pic>
+              </a:graphicData>
+            </a:graphic>
+          </wp:inline>
+        </w:drawing>
+      </w:r>
+      <w:r>
+        <w:t>"paint" refers to the process where the browser converts the render tree into actual pixels on the screen</w:t>
+      </w:r>
+    </w:p>
+    <w:p>
+      <w:r>
+        <w:lastRenderedPageBreak/>
+        <w:t>New Features of React 19</w:t>
+      </w:r>
+      <w:r>
+        <w:t>.</w:t>
+      </w:r>
+    </w:p>
+    <w:p>
+      <w:pPr>
+        <w:pStyle w:val="ListParagraph"/>
+        <w:numPr>
+          <w:ilvl w:val="0"/>
+          <w:numId w:val="40"/>
+        </w:numPr>
+      </w:pPr>
+      <w:r>
+        <w:t>Actions</w:t>
+      </w:r>
+      <w:r>
+        <w:t xml:space="preserve"> were introduced </w:t>
+      </w:r>
+      <w:r>
+        <w:t xml:space="preserve">: Functions </w:t>
+      </w:r>
+      <w:r>
+        <w:t xml:space="preserve">that </w:t>
+      </w:r>
+      <w:r>
+        <w:t>use</w:t>
+      </w:r>
+      <w:r>
+        <w:t xml:space="preserve"> async transitions are called Actions. </w:t>
+      </w:r>
+      <w:r>
+        <w:t>(</w:t>
+      </w:r>
+      <w:r>
+        <w:t xml:space="preserve">Aise functions jiske andar hum API call karte hai ya promise handling karte hai, ya async/await use karte hai </w:t>
+      </w:r>
+      <w:r>
+        <w:t xml:space="preserve">and use startTransition function k andar use kar sakte hai toh </w:t>
+      </w:r>
+      <w:r>
+        <w:t>usse Actions kehte hai.</w:t>
+      </w:r>
+      <w:r>
+        <w:t xml:space="preserve"> </w:t>
+      </w:r>
+      <w:r>
+        <w:t>)</w:t>
+      </w:r>
+      <w:r>
+        <w:br/>
+        <w:t xml:space="preserve">Action handles the form data with the help of newly introduced hooks such as </w:t>
+      </w:r>
+      <w:r>
+        <w:t xml:space="preserve">useTransition, useOptimistic, useActionState, useFormStatus. </w:t>
+      </w:r>
+    </w:p>
+    <w:p>
+      <w:pPr>
+        <w:pStyle w:val="ListParagraph"/>
+        <w:numPr>
+          <w:ilvl w:val="0"/>
+          <w:numId w:val="40"/>
+        </w:numPr>
+      </w:pPr>
+      <w:r>
+        <w:t>useActionState</w:t>
+      </w:r>
+      <w:r>
+        <w:t xml:space="preserve"> hook: </w:t>
+      </w:r>
+      <w:r>
+        <w:t>useActi</w:t>
+      </w:r>
+      <w:r>
+        <w:t xml:space="preserve">onState is a Hook that allows </w:t>
+      </w:r>
+      <w:r>
+        <w:t>u</w:t>
+      </w:r>
+      <w:r>
+        <w:t>s</w:t>
+      </w:r>
+      <w:r>
+        <w:t xml:space="preserve"> to update state based on the result of a form action.</w:t>
+      </w:r>
+      <w:r>
+        <w:t xml:space="preserve"> </w:t>
+      </w:r>
+      <w:r>
+        <w:br/>
+        <w:t xml:space="preserve">Syntax:-  </w:t>
+      </w:r>
+      <w:r>
+        <w:t>const [state, formAction, isPending] = useActionState(fn, initialState);</w:t>
+      </w:r>
+      <w:r>
+        <w:br/>
+      </w:r>
+      <w:r>
+        <w:t>Parameter</w:t>
+      </w:r>
+    </w:p>
+    <w:p>
+      <w:pPr>
+        <w:pStyle w:val="ListParagraph"/>
+        <w:numPr>
+          <w:ilvl w:val="0"/>
+          <w:numId w:val="42"/>
+        </w:numPr>
+        <w:ind w:left="1134" w:hanging="283"/>
+      </w:pPr>
+      <w:r>
+        <w:t>fn: The function to be called when the form is submitted or button pressed.</w:t>
+      </w:r>
+    </w:p>
+    <w:p>
+      <w:pPr>
+        <w:pStyle w:val="ListParagraph"/>
+        <w:numPr>
+          <w:ilvl w:val="0"/>
+          <w:numId w:val="42"/>
+        </w:numPr>
+        <w:ind w:left="1134" w:hanging="283"/>
+      </w:pPr>
+      <w:r>
+        <w:t>initialState: The value you want the state to be initially.</w:t>
+      </w:r>
+      <w:r>
+        <w:br/>
+        <w:t xml:space="preserve">Returns </w:t>
+      </w:r>
+    </w:p>
+    <w:p>
+      <w:pPr>
+        <w:pStyle w:val="ListParagraph"/>
+      </w:pPr>
+      <w:r>
+        <w:t>useActionState returns an array with the following values:</w:t>
+      </w:r>
+    </w:p>
+    <w:p>
+      <w:pPr>
+        <w:pStyle w:val="ListParagraph"/>
+        <w:numPr>
+          <w:ilvl w:val="0"/>
+          <w:numId w:val="41"/>
+        </w:numPr>
+        <w:ind w:left="1134" w:hanging="283"/>
+      </w:pPr>
+      <w:r>
+        <w:t>The current state. During the first render, it will match the initialState you have passed. After the action is invoked, it will match the value returned by the action.</w:t>
+      </w:r>
+    </w:p>
+    <w:p>
+      <w:pPr>
+        <w:pStyle w:val="ListParagraph"/>
+        <w:numPr>
+          <w:ilvl w:val="0"/>
+          <w:numId w:val="41"/>
+        </w:numPr>
+        <w:ind w:left="1134" w:hanging="283"/>
+      </w:pPr>
+      <w:r>
+        <w:t>A new action that you can pass as the action prop to your form component or formAction prop to any button component within the form. The action can also be called manually within startTransition.</w:t>
+      </w:r>
+    </w:p>
+    <w:p>
+      <w:pPr>
+        <w:pStyle w:val="ListParagraph"/>
+        <w:numPr>
+          <w:ilvl w:val="0"/>
+          <w:numId w:val="41"/>
+        </w:numPr>
+        <w:ind w:left="1134" w:hanging="283"/>
+      </w:pPr>
+      <w:r>
+        <w:t>The isPending flag that tells you whether there is a pending Transition.</w:t>
+      </w:r>
+    </w:p>
+    <w:p>
+      <w:pPr>
+        <w:pStyle w:val="ListParagraph"/>
+        <w:numPr>
+          <w:ilvl w:val="0"/>
+          <w:numId w:val="40"/>
+        </w:numPr>
+      </w:pPr>
+      <w:r>
+        <w:t xml:space="preserve">useFormStatus hook: </w:t>
+      </w:r>
+      <w:r>
+        <w:t>provides status information of the last form submission</w:t>
+      </w:r>
+      <w:r>
+        <w:t>.</w:t>
+      </w:r>
+    </w:p>
+    <w:p>
+      <w:pPr>
+        <w:pStyle w:val="ListParagraph"/>
+      </w:pPr>
+      <w:r>
+        <w:t>The useFormStatus Hook only returns status information for a parent &lt;form&gt; and not for any &lt;form&gt; rendered in the same component calling the Hook, or child components.</w:t>
+      </w:r>
+    </w:p>
+    <w:p>
+      <w:pPr>
+        <w:pStyle w:val="ListParagraph"/>
+      </w:pPr>
+      <w:r>
+        <w:t xml:space="preserve">syntax: </w:t>
+      </w:r>
+    </w:p>
+    <w:p>
+      <w:pPr>
+        <w:pStyle w:val="ListParagraph"/>
+      </w:pPr>
+      <w:r>
+        <w:t>const { pending, data, method, action } = useFormStatus();</w:t>
+      </w:r>
+    </w:p>
+    <w:p>
+      <w:pPr>
+        <w:pStyle w:val="ListParagraph"/>
+        <w:numPr>
+          <w:ilvl w:val="0"/>
+          <w:numId w:val="43"/>
+        </w:numPr>
+        <w:ind w:left="1134" w:hanging="283"/>
+      </w:pPr>
+      <w:r>
+        <w:t>pending: A boolean. If true, this means the parent &lt;form&gt; is pending submission. Otherwise, false.</w:t>
+      </w:r>
+    </w:p>
+    <w:p>
+      <w:pPr>
+        <w:pStyle w:val="ListParagraph"/>
+        <w:numPr>
+          <w:ilvl w:val="0"/>
+          <w:numId w:val="43"/>
+        </w:numPr>
+        <w:ind w:left="1134" w:hanging="283"/>
+      </w:pPr>
+      <w:r>
+        <w:t>data: An object implementing the FormData interface that contains the data the parent &lt;form&gt; is submitting. If there is no active submission or no parent &lt;form&gt;, it will be null.</w:t>
+      </w:r>
+    </w:p>
+    <w:p>
+      <w:pPr>
+        <w:pStyle w:val="ListParagraph"/>
+        <w:numPr>
+          <w:ilvl w:val="0"/>
+          <w:numId w:val="43"/>
+        </w:numPr>
+        <w:ind w:left="1134" w:hanging="283"/>
+      </w:pPr>
+      <w:r>
+        <w:t>method: A string value of either 'get' or 'post'. This represents whether the parent &lt;form&gt; is submitting with either a GET or POST HTTP method. By default, a &lt;form&gt; will use the GET method and can be specified by the method property.</w:t>
+      </w:r>
+    </w:p>
+    <w:p>
+      <w:pPr>
+        <w:pStyle w:val="ListParagraph"/>
+        <w:numPr>
+          <w:ilvl w:val="0"/>
+          <w:numId w:val="43"/>
+        </w:numPr>
+        <w:ind w:left="1134" w:hanging="283"/>
+      </w:pPr>
+      <w:r>
+        <w:t>action: A reference to the function passed to the action prop on the parent &lt;form&gt;. If there is no parent &lt;form&gt;, the property is null. If there is a URI value provided to the action prop, or no action prop specified, status.action will be null.</w:t>
+      </w:r>
+    </w:p>
+    <w:p>
+      <w:pPr>
+        <w:pStyle w:val="ListParagraph"/>
+        <w:numPr>
+          <w:ilvl w:val="0"/>
+          <w:numId w:val="40"/>
+        </w:numPr>
+      </w:pPr>
+      <w:r>
+        <w:t xml:space="preserve">useOptimistic hook : The useOptimistic Hook provides a way to optimistically update the user interface before a background operation, like a network request, completes. In the context of forms, this technique helps to make apps feel more responsive. When a user submits a form, instead of waiting for the server’s response to reflect the changes, the interface is immediately updated with the expected outcome.For example, when a user types a message into the form and hits the “Send” button, the useOptimistic Hook allows the message to immediately appear </w:t>
+      </w:r>
+      <w:r>
+        <w:lastRenderedPageBreak/>
+        <w:t>in the list with a “Sending…” label, even before the message is actually sent to a server. This “optimistic” approach gives the impression of speed and responsiveness. The form then attempts to truly send the message in the background. Once the server confirms the message has been received, the “Sending…” label is removed.</w:t>
+      </w:r>
+    </w:p>
+    <w:p>
+      <w:pPr>
+        <w:pStyle w:val="ListParagraph"/>
+        <w:numPr>
+          <w:ilvl w:val="0"/>
+          <w:numId w:val="40"/>
+        </w:numPr>
+      </w:pPr>
+      <w:r>
+        <w:t xml:space="preserve">Introduction of ‘preRender’ &amp; ‘preRenderToNodeStream’ </w:t>
+      </w:r>
+      <w:r>
+        <w:t xml:space="preserve">API’s </w:t>
+      </w:r>
+      <w:r>
+        <w:t>for static site generation.</w:t>
+      </w:r>
+    </w:p>
+    <w:p>
+      <w:pPr>
+        <w:pStyle w:val="ListParagraph"/>
+        <w:numPr>
+          <w:ilvl w:val="0"/>
+          <w:numId w:val="40"/>
+        </w:numPr>
+      </w:pPr>
+      <w:r>
+        <w:t xml:space="preserve">We can now pass ref as a prop. In earlier version of react if we need to pass ‘ref’, we can’t do that directly and might need to use ‘forwardRef’. Now from React 19, forwardRef will be </w:t>
+      </w:r>
+      <w:r>
+        <w:t>deprecated</w:t>
+      </w:r>
+      <w:r>
+        <w:t xml:space="preserve"> .</w:t>
+      </w:r>
+    </w:p>
+    <w:p>
+      <w:pPr>
+        <w:pStyle w:val="ListParagraph"/>
+        <w:numPr>
+          <w:ilvl w:val="0"/>
+          <w:numId w:val="40"/>
+        </w:numPr>
+      </w:pPr>
+      <w:r>
+        <w:t>Clean up function for Ref</w:t>
+      </w:r>
+      <w:r>
+        <w:t xml:space="preserve"> </w:t>
+      </w:r>
+      <w:r>
+        <w:t>is also introduced.</w:t>
+      </w:r>
+    </w:p>
+    <w:p>
+      <w:pPr>
+        <w:pStyle w:val="ListParagraph"/>
+        <w:numPr>
+          <w:ilvl w:val="0"/>
+          <w:numId w:val="40"/>
+        </w:numPr>
+      </w:pPr>
+      <w:r>
+        <w:t>Added an initial value for useDefferedValue hook. useDefferedValue hook was introduced in react 18 where it did not accept any parameter, but now in React 19, we can add initial value for useDefferedValue hook.</w:t>
+      </w:r>
+    </w:p>
+    <w:p>
+      <w:pPr>
+        <w:pStyle w:val="ListParagraph"/>
+        <w:numPr>
+          <w:ilvl w:val="0"/>
+          <w:numId w:val="40"/>
+        </w:numPr>
+      </w:pPr>
+      <w:r>
+        <w:t>Added Support for meta data: This will help in SEO.</w:t>
+      </w:r>
+    </w:p>
+    <w:p>
+      <w:pPr>
+        <w:pStyle w:val="ListParagraph"/>
+        <w:numPr>
+          <w:ilvl w:val="0"/>
+          <w:numId w:val="40"/>
+        </w:numPr>
+      </w:pPr>
+      <w:r>
+        <w:t>Added Support for stylesheet</w:t>
+      </w:r>
+    </w:p>
+    <w:p>
+      <w:pPr>
+        <w:pStyle w:val="ListParagraph"/>
+        <w:numPr>
+          <w:ilvl w:val="0"/>
+          <w:numId w:val="40"/>
+        </w:numPr>
+      </w:pPr>
+      <w:r>
+        <w:t>use hook</w:t>
+      </w:r>
+      <w:r>
+        <w:t xml:space="preserve"> : </w:t>
+      </w:r>
+      <w:r>
+        <w:t>lets us read the value of a resource like a Promise or context.</w:t>
+      </w:r>
+    </w:p>
+    <w:p>
+      <w:pPr>
+        <w:pStyle w:val="ListParagraph"/>
+      </w:pPr>
+      <w:r>
+        <w:t>The Old Way: Using useEffect and useState for Data Fetching</w:t>
+      </w:r>
+    </w:p>
+    <w:p>
+      <w:pPr>
+        <w:pStyle w:val="ListParagraph"/>
+      </w:pPr>
+      <w:r>
+        <w:t>Traditionally, developers relied on useEffect to perform data fetching, coupled with state hooks like useState to manage loading, error, and data states. Here’s an example of how this was done</w:t>
+      </w:r>
+    </w:p>
+    <w:p>
+      <w:pPr>
+        <w:pStyle w:val="ListParagraph"/>
+      </w:pPr>
+    </w:p>
+    <w:p>
+      <w:pPr>
+        <w:pStyle w:val="ListParagraph"/>
+        <w:rPr>
+          <w:i/>
+          <w:sz w:val="18"/>
+          <w:szCs w:val="18"/>
+        </w:rPr>
+      </w:pPr>
+      <w:r>
+        <w:rPr>
+          <w:i/>
+          <w:sz w:val="18"/>
+          <w:szCs w:val="18"/>
+        </w:rPr>
+        <w:t>import React, { useState, useEffect } from 'react';</w:t>
+      </w:r>
+    </w:p>
+    <w:p>
+      <w:pPr>
+        <w:pStyle w:val="ListParagraph"/>
+        <w:rPr>
+          <w:i/>
+          <w:sz w:val="18"/>
+          <w:szCs w:val="18"/>
+        </w:rPr>
+      </w:pPr>
+      <w:r>
+        <w:rPr>
+          <w:i/>
+          <w:sz w:val="18"/>
+          <w:szCs w:val="18"/>
+        </w:rPr>
+        <w:t>const WeatherComponent = () =&gt; {</w:t>
+      </w:r>
+    </w:p>
+    <w:p>
+      <w:pPr>
+        <w:pStyle w:val="ListParagraph"/>
+        <w:rPr>
+          <w:i/>
+          <w:sz w:val="18"/>
+          <w:szCs w:val="18"/>
+        </w:rPr>
+      </w:pPr>
+      <w:r>
+        <w:rPr>
+          <w:i/>
+          <w:sz w:val="18"/>
+          <w:szCs w:val="18"/>
+        </w:rPr>
+        <w:t xml:space="preserve">  const [weather, setWeather] = useState(null);</w:t>
+      </w:r>
+    </w:p>
+    <w:p>
+      <w:pPr>
+        <w:pStyle w:val="ListParagraph"/>
+        <w:rPr>
+          <w:i/>
+          <w:sz w:val="18"/>
+          <w:szCs w:val="18"/>
+        </w:rPr>
+      </w:pPr>
+      <w:r>
+        <w:rPr>
+          <w:i/>
+          <w:sz w:val="18"/>
+          <w:szCs w:val="18"/>
+        </w:rPr>
+        <w:t xml:space="preserve">  const [isLoading, setIsLoading] = useState(true);</w:t>
+      </w:r>
+    </w:p>
+    <w:p>
+      <w:pPr>
+        <w:pStyle w:val="ListParagraph"/>
+        <w:rPr>
+          <w:i/>
+          <w:sz w:val="18"/>
+          <w:szCs w:val="18"/>
+        </w:rPr>
+      </w:pPr>
+      <w:r>
+        <w:rPr>
+          <w:i/>
+          <w:sz w:val="18"/>
+          <w:szCs w:val="18"/>
+        </w:rPr>
+        <w:t xml:space="preserve">  const [hasError, setHasError] = useState(false);</w:t>
+      </w:r>
+    </w:p>
+    <w:p>
+      <w:pPr>
+        <w:pStyle w:val="ListParagraph"/>
+        <w:rPr>
+          <w:i/>
+          <w:sz w:val="18"/>
+          <w:szCs w:val="18"/>
+        </w:rPr>
+      </w:pPr>
+      <w:r>
+        <w:rPr>
+          <w:i/>
+          <w:sz w:val="18"/>
+          <w:szCs w:val="18"/>
+        </w:rPr>
+        <w:t xml:space="preserve">  useEffect(() =&gt; {</w:t>
+      </w:r>
+    </w:p>
+    <w:p>
+      <w:pPr>
+        <w:pStyle w:val="ListParagraph"/>
+        <w:rPr>
+          <w:i/>
+          <w:sz w:val="18"/>
+          <w:szCs w:val="18"/>
+        </w:rPr>
+      </w:pPr>
+      <w:r>
+        <w:rPr>
+          <w:i/>
+          <w:sz w:val="18"/>
+          <w:szCs w:val="18"/>
+        </w:rPr>
+        <w:t xml:space="preserve">    const fetchWeather = async () =&gt; {</w:t>
+      </w:r>
+    </w:p>
+    <w:p>
+      <w:pPr>
+        <w:pStyle w:val="ListParagraph"/>
+        <w:rPr>
+          <w:i/>
+          <w:sz w:val="18"/>
+          <w:szCs w:val="18"/>
+        </w:rPr>
+      </w:pPr>
+      <w:r>
+        <w:rPr>
+          <w:i/>
+          <w:sz w:val="18"/>
+          <w:szCs w:val="18"/>
+        </w:rPr>
+        <w:t xml:space="preserve">      try {</w:t>
+      </w:r>
+    </w:p>
+    <w:p>
+      <w:pPr>
+        <w:pStyle w:val="ListParagraph"/>
+        <w:rPr>
+          <w:i/>
+          <w:sz w:val="18"/>
+          <w:szCs w:val="18"/>
+        </w:rPr>
+      </w:pPr>
+      <w:r>
+        <w:rPr>
+          <w:i/>
+          <w:sz w:val="18"/>
+          <w:szCs w:val="18"/>
+        </w:rPr>
+        <w:t xml:space="preserve">        const response = await fetch('https://api.weather.com/today');</w:t>
+      </w:r>
+    </w:p>
+    <w:p>
+      <w:pPr>
+        <w:pStyle w:val="ListParagraph"/>
+        <w:rPr>
+          <w:i/>
+          <w:sz w:val="18"/>
+          <w:szCs w:val="18"/>
+        </w:rPr>
+      </w:pPr>
+      <w:r>
+        <w:rPr>
+          <w:i/>
+          <w:sz w:val="18"/>
+          <w:szCs w:val="18"/>
+        </w:rPr>
+        <w:t xml:space="preserve">        const data = await response.json();</w:t>
+      </w:r>
+    </w:p>
+    <w:p>
+      <w:pPr>
+        <w:pStyle w:val="ListParagraph"/>
+        <w:rPr>
+          <w:i/>
+          <w:sz w:val="18"/>
+          <w:szCs w:val="18"/>
+        </w:rPr>
+      </w:pPr>
+      <w:r>
+        <w:rPr>
+          <w:i/>
+          <w:sz w:val="18"/>
+          <w:szCs w:val="18"/>
+        </w:rPr>
+        <w:t xml:space="preserve">        setWeather(data);</w:t>
+      </w:r>
+    </w:p>
+    <w:p>
+      <w:pPr>
+        <w:pStyle w:val="ListParagraph"/>
+        <w:rPr>
+          <w:i/>
+          <w:sz w:val="18"/>
+          <w:szCs w:val="18"/>
+        </w:rPr>
+      </w:pPr>
+      <w:r>
+        <w:rPr>
+          <w:i/>
+          <w:sz w:val="18"/>
+          <w:szCs w:val="18"/>
+        </w:rPr>
+        <w:t xml:space="preserve">      } catch (error) {</w:t>
+      </w:r>
+    </w:p>
+    <w:p>
+      <w:pPr>
+        <w:pStyle w:val="ListParagraph"/>
+        <w:rPr>
+          <w:i/>
+          <w:sz w:val="18"/>
+          <w:szCs w:val="18"/>
+        </w:rPr>
+      </w:pPr>
+      <w:r>
+        <w:rPr>
+          <w:i/>
+          <w:sz w:val="18"/>
+          <w:szCs w:val="18"/>
+        </w:rPr>
+        <w:t xml:space="preserve">        setHasError(true);</w:t>
+      </w:r>
+    </w:p>
+    <w:p>
+      <w:pPr>
+        <w:pStyle w:val="ListParagraph"/>
+        <w:rPr>
+          <w:i/>
+          <w:sz w:val="18"/>
+          <w:szCs w:val="18"/>
+        </w:rPr>
+      </w:pPr>
+      <w:r>
+        <w:rPr>
+          <w:i/>
+          <w:sz w:val="18"/>
+          <w:szCs w:val="18"/>
+        </w:rPr>
+        <w:t xml:space="preserve">      } finally {</w:t>
+      </w:r>
+    </w:p>
+    <w:p>
+      <w:pPr>
+        <w:pStyle w:val="ListParagraph"/>
+        <w:rPr>
+          <w:i/>
+          <w:sz w:val="18"/>
+          <w:szCs w:val="18"/>
+        </w:rPr>
+      </w:pPr>
+      <w:r>
+        <w:rPr>
+          <w:i/>
+          <w:sz w:val="18"/>
+          <w:szCs w:val="18"/>
+        </w:rPr>
+        <w:t xml:space="preserve">        setIsLoading(false);</w:t>
+      </w:r>
+    </w:p>
+    <w:p>
+      <w:pPr>
+        <w:pStyle w:val="ListParagraph"/>
+        <w:rPr>
+          <w:i/>
+          <w:sz w:val="18"/>
+          <w:szCs w:val="18"/>
+        </w:rPr>
+      </w:pPr>
+      <w:r>
+        <w:rPr>
+          <w:i/>
+          <w:sz w:val="18"/>
+          <w:szCs w:val="18"/>
+        </w:rPr>
+        <w:t xml:space="preserve">      }</w:t>
+      </w:r>
+    </w:p>
+    <w:p>
+      <w:pPr>
+        <w:pStyle w:val="ListParagraph"/>
+        <w:rPr>
+          <w:i/>
+          <w:sz w:val="18"/>
+          <w:szCs w:val="18"/>
+        </w:rPr>
+      </w:pPr>
+      <w:r>
+        <w:rPr>
+          <w:i/>
+          <w:sz w:val="18"/>
+          <w:szCs w:val="18"/>
+        </w:rPr>
+        <w:t xml:space="preserve">    };</w:t>
+      </w:r>
+    </w:p>
+    <w:p>
+      <w:pPr>
+        <w:pStyle w:val="ListParagraph"/>
+        <w:rPr>
+          <w:i/>
+          <w:sz w:val="18"/>
+          <w:szCs w:val="18"/>
+        </w:rPr>
+      </w:pPr>
+      <w:r>
+        <w:rPr>
+          <w:i/>
+          <w:sz w:val="18"/>
+          <w:szCs w:val="18"/>
+        </w:rPr>
+        <w:t xml:space="preserve">    fetchWeather();</w:t>
+      </w:r>
+    </w:p>
+    <w:p>
+      <w:pPr>
+        <w:pStyle w:val="ListParagraph"/>
+        <w:rPr>
+          <w:i/>
+          <w:sz w:val="18"/>
+          <w:szCs w:val="18"/>
+        </w:rPr>
+      </w:pPr>
+      <w:r>
+        <w:rPr>
+          <w:i/>
+          <w:sz w:val="18"/>
+          <w:szCs w:val="18"/>
+        </w:rPr>
+        <w:t xml:space="preserve">  }, []);</w:t>
+      </w:r>
+    </w:p>
+    <w:p>
+      <w:pPr>
+        <w:pStyle w:val="ListParagraph"/>
+        <w:rPr>
+          <w:i/>
+          <w:sz w:val="18"/>
+          <w:szCs w:val="18"/>
+        </w:rPr>
+      </w:pPr>
+      <w:r>
+        <w:rPr>
+          <w:i/>
+          <w:sz w:val="18"/>
+          <w:szCs w:val="18"/>
+        </w:rPr>
+        <w:t xml:space="preserve">  if (isLoading) return &lt;p&gt;Loading weather data...&lt;/p&gt;;</w:t>
+      </w:r>
+    </w:p>
+    <w:p>
+      <w:pPr>
+        <w:pStyle w:val="ListParagraph"/>
+        <w:rPr>
+          <w:i/>
+          <w:sz w:val="18"/>
+          <w:szCs w:val="18"/>
+        </w:rPr>
+      </w:pPr>
+      <w:r>
+        <w:rPr>
+          <w:i/>
+          <w:sz w:val="18"/>
+          <w:szCs w:val="18"/>
+        </w:rPr>
+        <w:t xml:space="preserve">  if (hasError) return &lt;p&gt;Error fetching weather data&lt;/p&gt;;</w:t>
+      </w:r>
+    </w:p>
+    <w:p>
+      <w:pPr>
+        <w:pStyle w:val="ListParagraph"/>
+        <w:rPr>
+          <w:i/>
+          <w:sz w:val="18"/>
+          <w:szCs w:val="18"/>
+        </w:rPr>
+      </w:pPr>
+      <w:r>
+        <w:rPr>
+          <w:i/>
+          <w:sz w:val="18"/>
+          <w:szCs w:val="18"/>
+        </w:rPr>
+        <w:t xml:space="preserve">  return (</w:t>
+      </w:r>
+    </w:p>
+    <w:p>
+      <w:pPr>
+        <w:pStyle w:val="ListParagraph"/>
+        <w:rPr>
+          <w:i/>
+          <w:sz w:val="18"/>
+          <w:szCs w:val="18"/>
+        </w:rPr>
+      </w:pPr>
+      <w:r>
+        <w:rPr>
+          <w:i/>
+          <w:sz w:val="18"/>
+          <w:szCs w:val="18"/>
+        </w:rPr>
+        <w:t xml:space="preserve">    &lt;div&gt;</w:t>
+      </w:r>
+    </w:p>
+    <w:p>
+      <w:pPr>
+        <w:pStyle w:val="ListParagraph"/>
+        <w:rPr>
+          <w:i/>
+          <w:sz w:val="18"/>
+          <w:szCs w:val="18"/>
+        </w:rPr>
+      </w:pPr>
+      <w:r>
+        <w:rPr>
+          <w:i/>
+          <w:sz w:val="18"/>
+          <w:szCs w:val="18"/>
+        </w:rPr>
+        <w:t xml:space="preserve">      &lt;h1&gt;Today's Weather&lt;/h1&gt;</w:t>
+      </w:r>
+    </w:p>
+    <w:p>
+      <w:pPr>
+        <w:pStyle w:val="ListParagraph"/>
+        <w:rPr>
+          <w:i/>
+          <w:sz w:val="18"/>
+          <w:szCs w:val="18"/>
+        </w:rPr>
+      </w:pPr>
+      <w:r>
+        <w:rPr>
+          <w:i/>
+          <w:sz w:val="18"/>
+          <w:szCs w:val="18"/>
+        </w:rPr>
+        <w:t xml:space="preserve">      &lt;p&gt;Temperature: {weather.temperature}°C&lt;/p&gt;</w:t>
+      </w:r>
+    </w:p>
+    <w:p>
+      <w:pPr>
+        <w:pStyle w:val="ListParagraph"/>
+        <w:rPr>
+          <w:i/>
+          <w:sz w:val="18"/>
+          <w:szCs w:val="18"/>
+        </w:rPr>
+      </w:pPr>
+      <w:r>
+        <w:rPr>
+          <w:i/>
+          <w:sz w:val="18"/>
+          <w:szCs w:val="18"/>
+        </w:rPr>
+        <w:t xml:space="preserve">    &lt;/div&gt;</w:t>
+      </w:r>
+    </w:p>
+    <w:p>
+      <w:pPr>
+        <w:pStyle w:val="ListParagraph"/>
+        <w:rPr>
+          <w:i/>
+          <w:sz w:val="18"/>
+          <w:szCs w:val="18"/>
+        </w:rPr>
+      </w:pPr>
+      <w:r>
+        <w:rPr>
+          <w:i/>
+          <w:sz w:val="18"/>
+          <w:szCs w:val="18"/>
+        </w:rPr>
+        <w:t xml:space="preserve">  );</w:t>
+      </w:r>
+    </w:p>
+    <w:p>
+      <w:pPr>
+        <w:pStyle w:val="ListParagraph"/>
+        <w:rPr>
+          <w:i/>
+          <w:sz w:val="18"/>
+          <w:szCs w:val="18"/>
+        </w:rPr>
+      </w:pPr>
+      <w:r>
+        <w:rPr>
+          <w:i/>
+          <w:sz w:val="18"/>
+          <w:szCs w:val="18"/>
+        </w:rPr>
+        <w:lastRenderedPageBreak/>
+        <w:t>};</w:t>
+      </w:r>
+    </w:p>
+    <w:p>
+      <w:pPr>
+        <w:pStyle w:val="ListParagraph"/>
+        <w:rPr>
+          <w:i/>
+          <w:sz w:val="18"/>
+          <w:szCs w:val="18"/>
+        </w:rPr>
+      </w:pPr>
+      <w:r>
+        <w:rPr>
+          <w:i/>
+          <w:sz w:val="18"/>
+          <w:szCs w:val="18"/>
+        </w:rPr>
+        <w:t>export default WeatherComponent;</w:t>
+      </w:r>
+    </w:p>
+    <w:p>
+      <w:pPr>
+        <w:pStyle w:val="ListParagraph"/>
+      </w:pPr>
+    </w:p>
+    <w:p>
+      <w:pPr>
+        <w:pStyle w:val="ListParagraph"/>
+      </w:pPr>
+      <w:r>
+        <w:t>What Happens in This Code:</w:t>
+      </w:r>
+    </w:p>
+    <w:p>
+      <w:pPr>
+        <w:pStyle w:val="ListParagraph"/>
+      </w:pPr>
+      <w:r>
+        <w:t>useEffect triggers the weather data fetch when the component mounts.</w:t>
+      </w:r>
+    </w:p>
+    <w:p>
+      <w:pPr>
+        <w:pStyle w:val="ListParagraph"/>
+      </w:pPr>
+      <w:r>
+        <w:t>Multiple states (weather, isLoading, and hasError) manage the UI conditionally based on the data-fetching process.</w:t>
+      </w:r>
+    </w:p>
+    <w:p>
+      <w:pPr>
+        <w:pStyle w:val="ListParagraph"/>
+      </w:pPr>
+      <w:r>
+        <w:t>UI rendering adjusts based on the current state — showing loading indicators, errors, or data when ready.</w:t>
+      </w:r>
+    </w:p>
+    <w:p>
+      <w:pPr>
+        <w:pStyle w:val="ListParagraph"/>
+      </w:pPr>
+      <w:r>
+        <w:t>While this approach works, it involves repetitive patterns that increase complexity as the app grows. This is where the new use() hook comes in.</w:t>
+      </w:r>
+    </w:p>
+    <w:p>
+      <w:pPr>
+        <w:pStyle w:val="ListParagraph"/>
+      </w:pPr>
+    </w:p>
+    <w:p>
+      <w:pPr>
+        <w:pStyle w:val="ListParagraph"/>
+      </w:pPr>
+      <w:r>
+        <w:t>The use() Hook: Simplifying Data Fetching</w:t>
+      </w:r>
+    </w:p>
+    <w:p>
+      <w:pPr>
+        <w:pStyle w:val="ListParagraph"/>
+      </w:pPr>
+      <w:r>
+        <w:t>React 19’s use() hook allows us to directly handle asynchronous operations and promises within your component without the need for useEffect or useState. When using use(), React suspends the component rendering until the promise resolves, drastically reducing boilerplate code and making your components more declarative.</w:t>
+      </w:r>
+    </w:p>
+    <w:p>
+      <w:pPr>
+        <w:pStyle w:val="ListParagraph"/>
+      </w:pPr>
+      <w:r>
+        <w:t>Here’s the same weather-fetching component, now rewritten using the use() hook:</w:t>
+      </w:r>
+    </w:p>
+    <w:p>
+      <w:pPr>
+        <w:pStyle w:val="ListParagraph"/>
+        <w:rPr>
+          <w:i/>
+          <w:sz w:val="18"/>
+          <w:szCs w:val="18"/>
+        </w:rPr>
+      </w:pPr>
+      <w:r>
+        <w:rPr>
+          <w:i/>
+          <w:sz w:val="18"/>
+          <w:szCs w:val="18"/>
+        </w:rPr>
+        <w:t>import React, { use } from 'react';</w:t>
+      </w:r>
+    </w:p>
+    <w:p>
+      <w:pPr>
+        <w:pStyle w:val="ListParagraph"/>
+        <w:rPr>
+          <w:i/>
+          <w:sz w:val="18"/>
+          <w:szCs w:val="18"/>
+        </w:rPr>
+      </w:pPr>
+      <w:r>
+        <w:rPr>
+          <w:i/>
+          <w:sz w:val="18"/>
+          <w:szCs w:val="18"/>
+        </w:rPr>
+        <w:t>// Async function to fetch weather data</w:t>
+      </w:r>
+    </w:p>
+    <w:p>
+      <w:pPr>
+        <w:pStyle w:val="ListParagraph"/>
+        <w:rPr>
+          <w:i/>
+          <w:sz w:val="18"/>
+          <w:szCs w:val="18"/>
+        </w:rPr>
+      </w:pPr>
+      <w:r>
+        <w:rPr>
+          <w:i/>
+          <w:sz w:val="18"/>
+          <w:szCs w:val="18"/>
+        </w:rPr>
+        <w:t>const fetchWeather = async () =&gt; {</w:t>
+      </w:r>
+    </w:p>
+    <w:p>
+      <w:pPr>
+        <w:pStyle w:val="ListParagraph"/>
+        <w:rPr>
+          <w:i/>
+          <w:sz w:val="18"/>
+          <w:szCs w:val="18"/>
+        </w:rPr>
+      </w:pPr>
+      <w:r>
+        <w:rPr>
+          <w:i/>
+          <w:sz w:val="18"/>
+          <w:szCs w:val="18"/>
+        </w:rPr>
+        <w:t xml:space="preserve">  const response = await fetch('https://api.weather.com/today');</w:t>
+      </w:r>
+    </w:p>
+    <w:p>
+      <w:pPr>
+        <w:pStyle w:val="ListParagraph"/>
+        <w:rPr>
+          <w:i/>
+          <w:sz w:val="18"/>
+          <w:szCs w:val="18"/>
+        </w:rPr>
+      </w:pPr>
+      <w:r>
+        <w:rPr>
+          <w:i/>
+          <w:sz w:val="18"/>
+          <w:szCs w:val="18"/>
+        </w:rPr>
+        <w:t xml:space="preserve">  if (!response.ok) {</w:t>
+      </w:r>
+    </w:p>
+    <w:p>
+      <w:pPr>
+        <w:pStyle w:val="ListParagraph"/>
+        <w:rPr>
+          <w:i/>
+          <w:sz w:val="18"/>
+          <w:szCs w:val="18"/>
+        </w:rPr>
+      </w:pPr>
+      <w:r>
+        <w:rPr>
+          <w:i/>
+          <w:sz w:val="18"/>
+          <w:szCs w:val="18"/>
+        </w:rPr>
+        <w:t xml:space="preserve">    throw new Error('Failed to fetch weather');</w:t>
+      </w:r>
+    </w:p>
+    <w:p>
+      <w:pPr>
+        <w:pStyle w:val="ListParagraph"/>
+        <w:rPr>
+          <w:i/>
+          <w:sz w:val="18"/>
+          <w:szCs w:val="18"/>
+        </w:rPr>
+      </w:pPr>
+      <w:r>
+        <w:rPr>
+          <w:i/>
+          <w:sz w:val="18"/>
+          <w:szCs w:val="18"/>
+        </w:rPr>
+        <w:t xml:space="preserve">  }</w:t>
+      </w:r>
+    </w:p>
+    <w:p>
+      <w:pPr>
+        <w:pStyle w:val="ListParagraph"/>
+        <w:rPr>
+          <w:i/>
+          <w:sz w:val="18"/>
+          <w:szCs w:val="18"/>
+        </w:rPr>
+      </w:pPr>
+      <w:r>
+        <w:rPr>
+          <w:i/>
+          <w:sz w:val="18"/>
+          <w:szCs w:val="18"/>
+        </w:rPr>
+        <w:t xml:space="preserve">  return response.json();</w:t>
+      </w:r>
+    </w:p>
+    <w:p>
+      <w:pPr>
+        <w:pStyle w:val="ListParagraph"/>
+        <w:rPr>
+          <w:i/>
+          <w:sz w:val="18"/>
+          <w:szCs w:val="18"/>
+        </w:rPr>
+      </w:pPr>
+      <w:r>
+        <w:rPr>
+          <w:i/>
+          <w:sz w:val="18"/>
+          <w:szCs w:val="18"/>
+        </w:rPr>
+        <w:t>};</w:t>
+      </w:r>
+    </w:p>
+    <w:p>
+      <w:pPr>
+        <w:pStyle w:val="ListParagraph"/>
+        <w:rPr>
+          <w:i/>
+          <w:sz w:val="18"/>
+          <w:szCs w:val="18"/>
+        </w:rPr>
+      </w:pPr>
+      <w:r>
+        <w:rPr>
+          <w:i/>
+          <w:sz w:val="18"/>
+          <w:szCs w:val="18"/>
+        </w:rPr>
+        <w:t>const WeatherComponent = () =&gt; {</w:t>
+      </w:r>
+    </w:p>
+    <w:p>
+      <w:pPr>
+        <w:pStyle w:val="ListParagraph"/>
+        <w:rPr>
+          <w:i/>
+          <w:sz w:val="18"/>
+          <w:szCs w:val="18"/>
+        </w:rPr>
+      </w:pPr>
+      <w:r>
+        <w:rPr>
+          <w:i/>
+          <w:sz w:val="18"/>
+          <w:szCs w:val="18"/>
+        </w:rPr>
+        <w:t xml:space="preserve">  const weather = use(fetchWeather());</w:t>
+      </w:r>
+    </w:p>
+    <w:p>
+      <w:pPr>
+        <w:pStyle w:val="ListParagraph"/>
+        <w:rPr>
+          <w:i/>
+          <w:sz w:val="18"/>
+          <w:szCs w:val="18"/>
+        </w:rPr>
+      </w:pPr>
+      <w:r>
+        <w:rPr>
+          <w:i/>
+          <w:sz w:val="18"/>
+          <w:szCs w:val="18"/>
+        </w:rPr>
+        <w:t xml:space="preserve">  return (</w:t>
+      </w:r>
+    </w:p>
+    <w:p>
+      <w:pPr>
+        <w:pStyle w:val="ListParagraph"/>
+        <w:rPr>
+          <w:i/>
+          <w:sz w:val="18"/>
+          <w:szCs w:val="18"/>
+        </w:rPr>
+      </w:pPr>
+      <w:r>
+        <w:rPr>
+          <w:i/>
+          <w:sz w:val="18"/>
+          <w:szCs w:val="18"/>
+        </w:rPr>
+        <w:t xml:space="preserve">    &lt;div&gt;</w:t>
+      </w:r>
+    </w:p>
+    <w:p>
+      <w:pPr>
+        <w:pStyle w:val="ListParagraph"/>
+        <w:rPr>
+          <w:i/>
+          <w:sz w:val="18"/>
+          <w:szCs w:val="18"/>
+        </w:rPr>
+      </w:pPr>
+      <w:r>
+        <w:rPr>
+          <w:i/>
+          <w:sz w:val="18"/>
+          <w:szCs w:val="18"/>
+        </w:rPr>
+        <w:t xml:space="preserve">      &lt;h1&gt;Today's Weather&lt;/h1&gt;</w:t>
+      </w:r>
+    </w:p>
+    <w:p>
+      <w:pPr>
+        <w:pStyle w:val="ListParagraph"/>
+        <w:rPr>
+          <w:i/>
+          <w:sz w:val="18"/>
+          <w:szCs w:val="18"/>
+        </w:rPr>
+      </w:pPr>
+      <w:r>
+        <w:rPr>
+          <w:i/>
+          <w:sz w:val="18"/>
+          <w:szCs w:val="18"/>
+        </w:rPr>
+        <w:t xml:space="preserve">      &lt;p&gt;Temperature: {weather.temperature}°C&lt;/p&gt;</w:t>
+      </w:r>
+    </w:p>
+    <w:p>
+      <w:pPr>
+        <w:pStyle w:val="ListParagraph"/>
+        <w:rPr>
+          <w:i/>
+          <w:sz w:val="18"/>
+          <w:szCs w:val="18"/>
+        </w:rPr>
+      </w:pPr>
+      <w:r>
+        <w:rPr>
+          <w:i/>
+          <w:sz w:val="18"/>
+          <w:szCs w:val="18"/>
+        </w:rPr>
+        <w:t xml:space="preserve">    &lt;/div&gt;</w:t>
+      </w:r>
+    </w:p>
+    <w:p>
+      <w:pPr>
+        <w:pStyle w:val="ListParagraph"/>
+        <w:rPr>
+          <w:i/>
+          <w:sz w:val="18"/>
+          <w:szCs w:val="18"/>
+        </w:rPr>
+      </w:pPr>
+      <w:r>
+        <w:rPr>
+          <w:i/>
+          <w:sz w:val="18"/>
+          <w:szCs w:val="18"/>
+        </w:rPr>
+        <w:t xml:space="preserve">  );</w:t>
+      </w:r>
+    </w:p>
+    <w:p>
+      <w:pPr>
+        <w:pStyle w:val="ListParagraph"/>
+        <w:rPr>
+          <w:i/>
+          <w:sz w:val="18"/>
+          <w:szCs w:val="18"/>
+        </w:rPr>
+      </w:pPr>
+      <w:r>
+        <w:rPr>
+          <w:i/>
+          <w:sz w:val="18"/>
+          <w:szCs w:val="18"/>
+        </w:rPr>
+        <w:t>};</w:t>
+      </w:r>
+    </w:p>
+    <w:p>
+      <w:pPr>
+        <w:pStyle w:val="ListParagraph"/>
+        <w:rPr>
+          <w:i/>
+          <w:sz w:val="18"/>
+          <w:szCs w:val="18"/>
+        </w:rPr>
+      </w:pPr>
+      <w:r>
+        <w:rPr>
+          <w:i/>
+          <w:sz w:val="18"/>
+          <w:szCs w:val="18"/>
+        </w:rPr>
+        <w:t>export default WeatherComponent;</w:t>
+      </w:r>
+    </w:p>
+    <w:p>
+      <w:pPr>
+        <w:pStyle w:val="ListParagraph"/>
+      </w:pPr>
+    </w:p>
+    <w:p>
+      <w:pPr>
+        <w:pStyle w:val="ListParagraph"/>
+      </w:pPr>
+      <w:r>
+        <w:t>Why This Is Better:</w:t>
+      </w:r>
+    </w:p>
+    <w:p>
+      <w:pPr>
+        <w:pStyle w:val="ListParagraph"/>
+        <w:numPr>
+          <w:ilvl w:val="0"/>
+          <w:numId w:val="44"/>
+        </w:numPr>
+      </w:pPr>
+      <w:r>
+        <w:t>No More useEffect: use() removes the need for side effect hooks by handling data fetching directly inside the component.</w:t>
+      </w:r>
+    </w:p>
+    <w:p>
+      <w:pPr>
+        <w:pStyle w:val="ListParagraph"/>
+        <w:numPr>
+          <w:ilvl w:val="0"/>
+          <w:numId w:val="44"/>
+        </w:numPr>
+      </w:pPr>
+      <w:r>
+        <w:t>Suspense for Loading: When you use a promise inside use(), React automatically suspends the component rendering until the data is fetched. You can combine this with React’s Suspense component to display loading indicators.</w:t>
+      </w:r>
+    </w:p>
+    <w:p>
+      <w:pPr>
+        <w:pStyle w:val="ListParagraph"/>
+        <w:numPr>
+          <w:ilvl w:val="0"/>
+          <w:numId w:val="44"/>
+        </w:numPr>
+      </w:pPr>
+      <w:r>
+        <w:lastRenderedPageBreak/>
+        <w:t>Error Boundaries for Error Handling: If the fetch fails, React’s error boundaries can catch and handle errors globally, reducing the need to manage local error states.</w:t>
+      </w:r>
+    </w:p>
+    <w:p>
+      <w:pPr>
+        <w:pStyle w:val="ListParagraph"/>
+      </w:pPr>
+      <w:r>
+        <w:t>Fetch Data with use() vs. useEffect</w:t>
+      </w:r>
+    </w:p>
+    <w:p>
+      <w:pPr>
+        <w:pStyle w:val="ListParagraph"/>
+      </w:pPr>
+      <w:r>
+        <w:t>Let’s summarize how the use() hook compares with useEffect when fetching data.</w:t>
+      </w:r>
+    </w:p>
+    <w:p>
+      <w:pPr>
+        <w:pStyle w:val="ListParagraph"/>
+      </w:pPr>
+    </w:p>
+    <w:p>
+      <w:pPr>
+        <w:pStyle w:val="ListParagraph"/>
+        <w:numPr>
+          <w:ilvl w:val="0"/>
+          <w:numId w:val="45"/>
+        </w:numPr>
+      </w:pPr>
+      <w:r>
+        <w:t>The useEffect Approach:  Requires manual state management for loading, data, and error states.</w:t>
+      </w:r>
+    </w:p>
+    <w:p>
+      <w:pPr>
+        <w:pStyle w:val="ListParagraph"/>
+        <w:numPr>
+          <w:ilvl w:val="0"/>
+          <w:numId w:val="45"/>
+        </w:numPr>
+      </w:pPr>
+      <w:r>
+        <w:t>The use() Approach: Automatically suspends rendering while the promise resolves, making loading states seamless. Error handling and loading states are managed more efficiently via Suspense and error boundaries.</w:t>
+      </w:r>
+    </w:p>
+    <w:p>
+      <w:pPr>
+        <w:pStyle w:val="ListParagraph"/>
+      </w:pPr>
+    </w:p>
+    <w:p>
+      <w:pPr>
+        <w:pStyle w:val="ListParagraph"/>
+      </w:pPr>
+      <w:r>
+        <w:t>Using Context with use(): Simplifying Context Consumption</w:t>
+      </w:r>
+    </w:p>
+    <w:p>
+      <w:pPr>
+        <w:pStyle w:val="ListParagraph"/>
+        <w:numPr>
+          <w:ilvl w:val="0"/>
+          <w:numId w:val="46"/>
+        </w:numPr>
+      </w:pPr>
+      <w:r>
+        <w:t>The use() hook isn’t just limited to data fetching. It also simplifies how you consume context. Instead of using useContext to get context data, you can now directly access context values with use(), and the component will suspend until the context data is available.</w:t>
+      </w:r>
+    </w:p>
+    <w:p>
+      <w:r>
+        <w:t xml:space="preserve">Example taken from </w:t>
+      </w:r>
+      <w:r>
+        <w:br/>
+      </w:r>
+      <w:r>
+        <w:t>https://medium.com/@ademyalcin27/the-new-use-hook-in-react-19-a-game-changer-for-simpler-data-fetching-and-context-management-cc45cc5ebd28</w:t>
+      </w:r>
+    </w:p>
+    <w:p>
+      <w:r>
+        <w:t>What is server side rendering in react js and how to do it?</w:t>
+      </w:r>
+    </w:p>
+    <w:p/>
     <w:p>
       <w:pPr>
         <w:ind w:left="720"/>
       </w:pPr>
       <w:r>
-        <w:lastRenderedPageBreak/>
         <w:t>Earlier Implementation</w:t>
       </w:r>
       <w:r>
@@ -8110,6 +9953,232 @@
     </w:lvl>
   </w:abstractNum>
   <w:abstractNum w:abstractNumId="1">
+    <w:nsid w:val="02397291"/>
+    <w:multiLevelType w:val="hybridMultilevel"/>
+    <w:tmpl w:val="E3C83430"/>
+    <w:lvl w:ilvl="0" w:tplc="04090003">
+      <w:start w:val="1"/>
+      <w:numFmt w:val="bullet"/>
+      <w:lvlText w:val="o"/>
+      <w:lvlJc w:val="left"/>
+      <w:pPr>
+        <w:ind w:left="1440" w:hanging="360"/>
+      </w:pPr>
+      <w:rPr>
+        <w:rFonts w:ascii="Courier New" w:hAnsi="Courier New" w:cs="Courier New" w:hint="default"/>
+      </w:rPr>
+    </w:lvl>
+    <w:lvl w:ilvl="1" w:tplc="04090003" w:tentative="1">
+      <w:start w:val="1"/>
+      <w:numFmt w:val="bullet"/>
+      <w:lvlText w:val="o"/>
+      <w:lvlJc w:val="left"/>
+      <w:pPr>
+        <w:ind w:left="2160" w:hanging="360"/>
+      </w:pPr>
+      <w:rPr>
+        <w:rFonts w:ascii="Courier New" w:hAnsi="Courier New" w:cs="Courier New" w:hint="default"/>
+      </w:rPr>
+    </w:lvl>
+    <w:lvl w:ilvl="2" w:tplc="04090005" w:tentative="1">
+      <w:start w:val="1"/>
+      <w:numFmt w:val="bullet"/>
+      <w:lvlText w:val=""/>
+      <w:lvlJc w:val="left"/>
+      <w:pPr>
+        <w:ind w:left="2880" w:hanging="360"/>
+      </w:pPr>
+      <w:rPr>
+        <w:rFonts w:ascii="Wingdings" w:hAnsi="Wingdings" w:hint="default"/>
+      </w:rPr>
+    </w:lvl>
+    <w:lvl w:ilvl="3" w:tplc="04090001" w:tentative="1">
+      <w:start w:val="1"/>
+      <w:numFmt w:val="bullet"/>
+      <w:lvlText w:val=""/>
+      <w:lvlJc w:val="left"/>
+      <w:pPr>
+        <w:ind w:left="3600" w:hanging="360"/>
+      </w:pPr>
+      <w:rPr>
+        <w:rFonts w:ascii="Symbol" w:hAnsi="Symbol" w:hint="default"/>
+      </w:rPr>
+    </w:lvl>
+    <w:lvl w:ilvl="4" w:tplc="04090003" w:tentative="1">
+      <w:start w:val="1"/>
+      <w:numFmt w:val="bullet"/>
+      <w:lvlText w:val="o"/>
+      <w:lvlJc w:val="left"/>
+      <w:pPr>
+        <w:ind w:left="4320" w:hanging="360"/>
+      </w:pPr>
+      <w:rPr>
+        <w:rFonts w:ascii="Courier New" w:hAnsi="Courier New" w:cs="Courier New" w:hint="default"/>
+      </w:rPr>
+    </w:lvl>
+    <w:lvl w:ilvl="5" w:tplc="04090005" w:tentative="1">
+      <w:start w:val="1"/>
+      <w:numFmt w:val="bullet"/>
+      <w:lvlText w:val=""/>
+      <w:lvlJc w:val="left"/>
+      <w:pPr>
+        <w:ind w:left="5040" w:hanging="360"/>
+      </w:pPr>
+      <w:rPr>
+        <w:rFonts w:ascii="Wingdings" w:hAnsi="Wingdings" w:hint="default"/>
+      </w:rPr>
+    </w:lvl>
+    <w:lvl w:ilvl="6" w:tplc="04090001" w:tentative="1">
+      <w:start w:val="1"/>
+      <w:numFmt w:val="bullet"/>
+      <w:lvlText w:val=""/>
+      <w:lvlJc w:val="left"/>
+      <w:pPr>
+        <w:ind w:left="5760" w:hanging="360"/>
+      </w:pPr>
+      <w:rPr>
+        <w:rFonts w:ascii="Symbol" w:hAnsi="Symbol" w:hint="default"/>
+      </w:rPr>
+    </w:lvl>
+    <w:lvl w:ilvl="7" w:tplc="04090003" w:tentative="1">
+      <w:start w:val="1"/>
+      <w:numFmt w:val="bullet"/>
+      <w:lvlText w:val="o"/>
+      <w:lvlJc w:val="left"/>
+      <w:pPr>
+        <w:ind w:left="6480" w:hanging="360"/>
+      </w:pPr>
+      <w:rPr>
+        <w:rFonts w:ascii="Courier New" w:hAnsi="Courier New" w:cs="Courier New" w:hint="default"/>
+      </w:rPr>
+    </w:lvl>
+    <w:lvl w:ilvl="8" w:tplc="04090005" w:tentative="1">
+      <w:start w:val="1"/>
+      <w:numFmt w:val="bullet"/>
+      <w:lvlText w:val=""/>
+      <w:lvlJc w:val="left"/>
+      <w:pPr>
+        <w:ind w:left="7200" w:hanging="360"/>
+      </w:pPr>
+      <w:rPr>
+        <w:rFonts w:ascii="Wingdings" w:hAnsi="Wingdings" w:hint="default"/>
+      </w:rPr>
+    </w:lvl>
+  </w:abstractNum>
+  <w:abstractNum w:abstractNumId="2">
+    <w:nsid w:val="03E21A0A"/>
+    <w:multiLevelType w:val="hybridMultilevel"/>
+    <w:tmpl w:val="D7EAE86C"/>
+    <w:lvl w:ilvl="0" w:tplc="04090003">
+      <w:start w:val="1"/>
+      <w:numFmt w:val="bullet"/>
+      <w:lvlText w:val="o"/>
+      <w:lvlJc w:val="left"/>
+      <w:pPr>
+        <w:ind w:left="2160" w:hanging="360"/>
+      </w:pPr>
+      <w:rPr>
+        <w:rFonts w:ascii="Courier New" w:hAnsi="Courier New" w:cs="Courier New" w:hint="default"/>
+      </w:rPr>
+    </w:lvl>
+    <w:lvl w:ilvl="1" w:tplc="04090003" w:tentative="1">
+      <w:start w:val="1"/>
+      <w:numFmt w:val="bullet"/>
+      <w:lvlText w:val="o"/>
+      <w:lvlJc w:val="left"/>
+      <w:pPr>
+        <w:ind w:left="2880" w:hanging="360"/>
+      </w:pPr>
+      <w:rPr>
+        <w:rFonts w:ascii="Courier New" w:hAnsi="Courier New" w:cs="Courier New" w:hint="default"/>
+      </w:rPr>
+    </w:lvl>
+    <w:lvl w:ilvl="2" w:tplc="04090005" w:tentative="1">
+      <w:start w:val="1"/>
+      <w:numFmt w:val="bullet"/>
+      <w:lvlText w:val=""/>
+      <w:lvlJc w:val="left"/>
+      <w:pPr>
+        <w:ind w:left="3600" w:hanging="360"/>
+      </w:pPr>
+      <w:rPr>
+        <w:rFonts w:ascii="Wingdings" w:hAnsi="Wingdings" w:hint="default"/>
+      </w:rPr>
+    </w:lvl>
+    <w:lvl w:ilvl="3" w:tplc="04090001" w:tentative="1">
+      <w:start w:val="1"/>
+      <w:numFmt w:val="bullet"/>
+      <w:lvlText w:val=""/>
+      <w:lvlJc w:val="left"/>
+      <w:pPr>
+        <w:ind w:left="4320" w:hanging="360"/>
+      </w:pPr>
+      <w:rPr>
+        <w:rFonts w:ascii="Symbol" w:hAnsi="Symbol" w:hint="default"/>
+      </w:rPr>
+    </w:lvl>
+    <w:lvl w:ilvl="4" w:tplc="04090003" w:tentative="1">
+      <w:start w:val="1"/>
+      <w:numFmt w:val="bullet"/>
+      <w:lvlText w:val="o"/>
+      <w:lvlJc w:val="left"/>
+      <w:pPr>
+        <w:ind w:left="5040" w:hanging="360"/>
+      </w:pPr>
+      <w:rPr>
+        <w:rFonts w:ascii="Courier New" w:hAnsi="Courier New" w:cs="Courier New" w:hint="default"/>
+      </w:rPr>
+    </w:lvl>
+    <w:lvl w:ilvl="5" w:tplc="04090005" w:tentative="1">
+      <w:start w:val="1"/>
+      <w:numFmt w:val="bullet"/>
+      <w:lvlText w:val=""/>
+      <w:lvlJc w:val="left"/>
+      <w:pPr>
+        <w:ind w:left="5760" w:hanging="360"/>
+      </w:pPr>
+      <w:rPr>
+        <w:rFonts w:ascii="Wingdings" w:hAnsi="Wingdings" w:hint="default"/>
+      </w:rPr>
+    </w:lvl>
+    <w:lvl w:ilvl="6" w:tplc="04090001" w:tentative="1">
+      <w:start w:val="1"/>
+      <w:numFmt w:val="bullet"/>
+      <w:lvlText w:val=""/>
+      <w:lvlJc w:val="left"/>
+      <w:pPr>
+        <w:ind w:left="6480" w:hanging="360"/>
+      </w:pPr>
+      <w:rPr>
+        <w:rFonts w:ascii="Symbol" w:hAnsi="Symbol" w:hint="default"/>
+      </w:rPr>
+    </w:lvl>
+    <w:lvl w:ilvl="7" w:tplc="04090003" w:tentative="1">
+      <w:start w:val="1"/>
+      <w:numFmt w:val="bullet"/>
+      <w:lvlText w:val="o"/>
+      <w:lvlJc w:val="left"/>
+      <w:pPr>
+        <w:ind w:left="7200" w:hanging="360"/>
+      </w:pPr>
+      <w:rPr>
+        <w:rFonts w:ascii="Courier New" w:hAnsi="Courier New" w:cs="Courier New" w:hint="default"/>
+      </w:rPr>
+    </w:lvl>
+    <w:lvl w:ilvl="8" w:tplc="04090005" w:tentative="1">
+      <w:start w:val="1"/>
+      <w:numFmt w:val="bullet"/>
+      <w:lvlText w:val=""/>
+      <w:lvlJc w:val="left"/>
+      <w:pPr>
+        <w:ind w:left="7920" w:hanging="360"/>
+      </w:pPr>
+      <w:rPr>
+        <w:rFonts w:ascii="Wingdings" w:hAnsi="Wingdings" w:hint="default"/>
+      </w:rPr>
+    </w:lvl>
+  </w:abstractNum>
+  <w:abstractNum w:abstractNumId="3">
     <w:nsid w:val="0D0D6D25"/>
     <w:multiLevelType w:val="hybridMultilevel"/>
     <w:tmpl w:val="0AE414BC"/>
@@ -8198,7 +10267,7 @@
       </w:pPr>
     </w:lvl>
   </w:abstractNum>
-  <w:abstractNum w:abstractNumId="2">
+  <w:abstractNum w:abstractNumId="4">
     <w:nsid w:val="12F91482"/>
     <w:multiLevelType w:val="hybridMultilevel"/>
     <w:tmpl w:val="D8B652C8"/>
@@ -8311,7 +10380,7 @@
       </w:rPr>
     </w:lvl>
   </w:abstractNum>
-  <w:abstractNum w:abstractNumId="3">
+  <w:abstractNum w:abstractNumId="5">
     <w:nsid w:val="14B22E52"/>
     <w:multiLevelType w:val="hybridMultilevel"/>
     <w:tmpl w:val="95544C26"/>
@@ -8424,7 +10493,120 @@
       </w:rPr>
     </w:lvl>
   </w:abstractNum>
-  <w:abstractNum w:abstractNumId="4">
+  <w:abstractNum w:abstractNumId="6">
+    <w:nsid w:val="15D419B8"/>
+    <w:multiLevelType w:val="hybridMultilevel"/>
+    <w:tmpl w:val="42121216"/>
+    <w:lvl w:ilvl="0" w:tplc="04090003">
+      <w:start w:val="1"/>
+      <w:numFmt w:val="bullet"/>
+      <w:lvlText w:val="o"/>
+      <w:lvlJc w:val="left"/>
+      <w:pPr>
+        <w:ind w:left="1440" w:hanging="360"/>
+      </w:pPr>
+      <w:rPr>
+        <w:rFonts w:ascii="Courier New" w:hAnsi="Courier New" w:cs="Courier New" w:hint="default"/>
+      </w:rPr>
+    </w:lvl>
+    <w:lvl w:ilvl="1" w:tplc="04090003" w:tentative="1">
+      <w:start w:val="1"/>
+      <w:numFmt w:val="bullet"/>
+      <w:lvlText w:val="o"/>
+      <w:lvlJc w:val="left"/>
+      <w:pPr>
+        <w:ind w:left="2160" w:hanging="360"/>
+      </w:pPr>
+      <w:rPr>
+        <w:rFonts w:ascii="Courier New" w:hAnsi="Courier New" w:cs="Courier New" w:hint="default"/>
+      </w:rPr>
+    </w:lvl>
+    <w:lvl w:ilvl="2" w:tplc="04090005" w:tentative="1">
+      <w:start w:val="1"/>
+      <w:numFmt w:val="bullet"/>
+      <w:lvlText w:val=""/>
+      <w:lvlJc w:val="left"/>
+      <w:pPr>
+        <w:ind w:left="2880" w:hanging="360"/>
+      </w:pPr>
+      <w:rPr>
+        <w:rFonts w:ascii="Wingdings" w:hAnsi="Wingdings" w:hint="default"/>
+      </w:rPr>
+    </w:lvl>
+    <w:lvl w:ilvl="3" w:tplc="04090001" w:tentative="1">
+      <w:start w:val="1"/>
+      <w:numFmt w:val="bullet"/>
+      <w:lvlText w:val=""/>
+      <w:lvlJc w:val="left"/>
+      <w:pPr>
+        <w:ind w:left="3600" w:hanging="360"/>
+      </w:pPr>
+      <w:rPr>
+        <w:rFonts w:ascii="Symbol" w:hAnsi="Symbol" w:hint="default"/>
+      </w:rPr>
+    </w:lvl>
+    <w:lvl w:ilvl="4" w:tplc="04090003" w:tentative="1">
+      <w:start w:val="1"/>
+      <w:numFmt w:val="bullet"/>
+      <w:lvlText w:val="o"/>
+      <w:lvlJc w:val="left"/>
+      <w:pPr>
+        <w:ind w:left="4320" w:hanging="360"/>
+      </w:pPr>
+      <w:rPr>
+        <w:rFonts w:ascii="Courier New" w:hAnsi="Courier New" w:cs="Courier New" w:hint="default"/>
+      </w:rPr>
+    </w:lvl>
+    <w:lvl w:ilvl="5" w:tplc="04090005" w:tentative="1">
+      <w:start w:val="1"/>
+      <w:numFmt w:val="bullet"/>
+      <w:lvlText w:val=""/>
+      <w:lvlJc w:val="left"/>
+      <w:pPr>
+        <w:ind w:left="5040" w:hanging="360"/>
+      </w:pPr>
+      <w:rPr>
+        <w:rFonts w:ascii="Wingdings" w:hAnsi="Wingdings" w:hint="default"/>
+      </w:rPr>
+    </w:lvl>
+    <w:lvl w:ilvl="6" w:tplc="04090001" w:tentative="1">
+      <w:start w:val="1"/>
+      <w:numFmt w:val="bullet"/>
+      <w:lvlText w:val=""/>
+      <w:lvlJc w:val="left"/>
+      <w:pPr>
+        <w:ind w:left="5760" w:hanging="360"/>
+      </w:pPr>
+      <w:rPr>
+        <w:rFonts w:ascii="Symbol" w:hAnsi="Symbol" w:hint="default"/>
+      </w:rPr>
+    </w:lvl>
+    <w:lvl w:ilvl="7" w:tplc="04090003" w:tentative="1">
+      <w:start w:val="1"/>
+      <w:numFmt w:val="bullet"/>
+      <w:lvlText w:val="o"/>
+      <w:lvlJc w:val="left"/>
+      <w:pPr>
+        <w:ind w:left="6480" w:hanging="360"/>
+      </w:pPr>
+      <w:rPr>
+        <w:rFonts w:ascii="Courier New" w:hAnsi="Courier New" w:cs="Courier New" w:hint="default"/>
+      </w:rPr>
+    </w:lvl>
+    <w:lvl w:ilvl="8" w:tplc="04090005" w:tentative="1">
+      <w:start w:val="1"/>
+      <w:numFmt w:val="bullet"/>
+      <w:lvlText w:val=""/>
+      <w:lvlJc w:val="left"/>
+      <w:pPr>
+        <w:ind w:left="7200" w:hanging="360"/>
+      </w:pPr>
+      <w:rPr>
+        <w:rFonts w:ascii="Wingdings" w:hAnsi="Wingdings" w:hint="default"/>
+      </w:rPr>
+    </w:lvl>
+  </w:abstractNum>
+  <w:abstractNum w:abstractNumId="7">
     <w:nsid w:val="1DF61DDE"/>
     <w:multiLevelType w:val="hybridMultilevel"/>
     <w:tmpl w:val="245C2C48"/>
@@ -8440,13 +10622,126 @@
         <w:rFonts w:ascii="Symbol" w:hAnsi="Symbol" w:hint="default"/>
       </w:rPr>
     </w:lvl>
+    <w:lvl w:ilvl="1" w:tplc="04090003">
+      <w:start w:val="1"/>
+      <w:numFmt w:val="bullet"/>
+      <w:lvlText w:val="o"/>
+      <w:lvlJc w:val="left"/>
+      <w:pPr>
+        <w:ind w:left="1440" w:hanging="360"/>
+      </w:pPr>
+      <w:rPr>
+        <w:rFonts w:ascii="Courier New" w:hAnsi="Courier New" w:cs="Courier New" w:hint="default"/>
+      </w:rPr>
+    </w:lvl>
+    <w:lvl w:ilvl="2" w:tplc="04090005" w:tentative="1">
+      <w:start w:val="1"/>
+      <w:numFmt w:val="bullet"/>
+      <w:lvlText w:val=""/>
+      <w:lvlJc w:val="left"/>
+      <w:pPr>
+        <w:ind w:left="2160" w:hanging="360"/>
+      </w:pPr>
+      <w:rPr>
+        <w:rFonts w:ascii="Wingdings" w:hAnsi="Wingdings" w:hint="default"/>
+      </w:rPr>
+    </w:lvl>
+    <w:lvl w:ilvl="3" w:tplc="04090001" w:tentative="1">
+      <w:start w:val="1"/>
+      <w:numFmt w:val="bullet"/>
+      <w:lvlText w:val=""/>
+      <w:lvlJc w:val="left"/>
+      <w:pPr>
+        <w:ind w:left="2880" w:hanging="360"/>
+      </w:pPr>
+      <w:rPr>
+        <w:rFonts w:ascii="Symbol" w:hAnsi="Symbol" w:hint="default"/>
+      </w:rPr>
+    </w:lvl>
+    <w:lvl w:ilvl="4" w:tplc="04090003" w:tentative="1">
+      <w:start w:val="1"/>
+      <w:numFmt w:val="bullet"/>
+      <w:lvlText w:val="o"/>
+      <w:lvlJc w:val="left"/>
+      <w:pPr>
+        <w:ind w:left="3600" w:hanging="360"/>
+      </w:pPr>
+      <w:rPr>
+        <w:rFonts w:ascii="Courier New" w:hAnsi="Courier New" w:cs="Courier New" w:hint="default"/>
+      </w:rPr>
+    </w:lvl>
+    <w:lvl w:ilvl="5" w:tplc="04090005" w:tentative="1">
+      <w:start w:val="1"/>
+      <w:numFmt w:val="bullet"/>
+      <w:lvlText w:val=""/>
+      <w:lvlJc w:val="left"/>
+      <w:pPr>
+        <w:ind w:left="4320" w:hanging="360"/>
+      </w:pPr>
+      <w:rPr>
+        <w:rFonts w:ascii="Wingdings" w:hAnsi="Wingdings" w:hint="default"/>
+      </w:rPr>
+    </w:lvl>
+    <w:lvl w:ilvl="6" w:tplc="04090001" w:tentative="1">
+      <w:start w:val="1"/>
+      <w:numFmt w:val="bullet"/>
+      <w:lvlText w:val=""/>
+      <w:lvlJc w:val="left"/>
+      <w:pPr>
+        <w:ind w:left="5040" w:hanging="360"/>
+      </w:pPr>
+      <w:rPr>
+        <w:rFonts w:ascii="Symbol" w:hAnsi="Symbol" w:hint="default"/>
+      </w:rPr>
+    </w:lvl>
+    <w:lvl w:ilvl="7" w:tplc="04090003" w:tentative="1">
+      <w:start w:val="1"/>
+      <w:numFmt w:val="bullet"/>
+      <w:lvlText w:val="o"/>
+      <w:lvlJc w:val="left"/>
+      <w:pPr>
+        <w:ind w:left="5760" w:hanging="360"/>
+      </w:pPr>
+      <w:rPr>
+        <w:rFonts w:ascii="Courier New" w:hAnsi="Courier New" w:cs="Courier New" w:hint="default"/>
+      </w:rPr>
+    </w:lvl>
+    <w:lvl w:ilvl="8" w:tplc="04090005" w:tentative="1">
+      <w:start w:val="1"/>
+      <w:numFmt w:val="bullet"/>
+      <w:lvlText w:val=""/>
+      <w:lvlJc w:val="left"/>
+      <w:pPr>
+        <w:ind w:left="6480" w:hanging="360"/>
+      </w:pPr>
+      <w:rPr>
+        <w:rFonts w:ascii="Wingdings" w:hAnsi="Wingdings" w:hint="default"/>
+      </w:rPr>
+    </w:lvl>
+  </w:abstractNum>
+  <w:abstractNum w:abstractNumId="8">
+    <w:nsid w:val="248962FB"/>
+    <w:multiLevelType w:val="hybridMultilevel"/>
+    <w:tmpl w:val="2996A818"/>
+    <w:lvl w:ilvl="0" w:tplc="04090003">
+      <w:start w:val="1"/>
+      <w:numFmt w:val="bullet"/>
+      <w:lvlText w:val="o"/>
+      <w:lvlJc w:val="left"/>
+      <w:pPr>
+        <w:ind w:left="1440" w:hanging="360"/>
+      </w:pPr>
+      <w:rPr>
+        <w:rFonts w:ascii="Courier New" w:hAnsi="Courier New" w:cs="Courier New" w:hint="default"/>
+      </w:rPr>
+    </w:lvl>
     <w:lvl w:ilvl="1" w:tplc="04090003" w:tentative="1">
       <w:start w:val="1"/>
       <w:numFmt w:val="bullet"/>
       <w:lvlText w:val="o"/>
       <w:lvlJc w:val="left"/>
       <w:pPr>
-        <w:ind w:left="1440" w:hanging="360"/>
+        <w:ind w:left="2160" w:hanging="360"/>
       </w:pPr>
       <w:rPr>
         <w:rFonts w:ascii="Courier New" w:hAnsi="Courier New" w:cs="Courier New" w:hint="default"/>
@@ -8458,7 +10753,7 @@
       <w:lvlText w:val=""/>
       <w:lvlJc w:val="left"/>
       <w:pPr>
-        <w:ind w:left="2160" w:hanging="360"/>
+        <w:ind w:left="2880" w:hanging="360"/>
       </w:pPr>
       <w:rPr>
         <w:rFonts w:ascii="Wingdings" w:hAnsi="Wingdings" w:hint="default"/>
@@ -8470,7 +10765,7 @@
       <w:lvlText w:val=""/>
       <w:lvlJc w:val="left"/>
       <w:pPr>
-        <w:ind w:left="2880" w:hanging="360"/>
+        <w:ind w:left="3600" w:hanging="360"/>
       </w:pPr>
       <w:rPr>
         <w:rFonts w:ascii="Symbol" w:hAnsi="Symbol" w:hint="default"/>
@@ -8482,7 +10777,7 @@
       <w:lvlText w:val="o"/>
       <w:lvlJc w:val="left"/>
       <w:pPr>
-        <w:ind w:left="3600" w:hanging="360"/>
+        <w:ind w:left="4320" w:hanging="360"/>
       </w:pPr>
       <w:rPr>
         <w:rFonts w:ascii="Courier New" w:hAnsi="Courier New" w:cs="Courier New" w:hint="default"/>
@@ -8494,7 +10789,7 @@
       <w:lvlText w:val=""/>
       <w:lvlJc w:val="left"/>
       <w:pPr>
-        <w:ind w:left="4320" w:hanging="360"/>
+        <w:ind w:left="5040" w:hanging="360"/>
       </w:pPr>
       <w:rPr>
         <w:rFonts w:ascii="Wingdings" w:hAnsi="Wingdings" w:hint="default"/>
@@ -8506,7 +10801,7 @@
       <w:lvlText w:val=""/>
       <w:lvlJc w:val="left"/>
       <w:pPr>
-        <w:ind w:left="5040" w:hanging="360"/>
+        <w:ind w:left="5760" w:hanging="360"/>
       </w:pPr>
       <w:rPr>
         <w:rFonts w:ascii="Symbol" w:hAnsi="Symbol" w:hint="default"/>
@@ -8518,7 +10813,7 @@
       <w:lvlText w:val="o"/>
       <w:lvlJc w:val="left"/>
       <w:pPr>
-        <w:ind w:left="5760" w:hanging="360"/>
+        <w:ind w:left="6480" w:hanging="360"/>
       </w:pPr>
       <w:rPr>
         <w:rFonts w:ascii="Courier New" w:hAnsi="Courier New" w:cs="Courier New" w:hint="default"/>
@@ -8530,14 +10825,14 @@
       <w:lvlText w:val=""/>
       <w:lvlJc w:val="left"/>
       <w:pPr>
-        <w:ind w:left="6480" w:hanging="360"/>
+        <w:ind w:left="7200" w:hanging="360"/>
       </w:pPr>
       <w:rPr>
         <w:rFonts w:ascii="Wingdings" w:hAnsi="Wingdings" w:hint="default"/>
       </w:rPr>
     </w:lvl>
   </w:abstractNum>
-  <w:abstractNum w:abstractNumId="5">
+  <w:abstractNum w:abstractNumId="9">
     <w:nsid w:val="260B38DC"/>
     <w:multiLevelType w:val="hybridMultilevel"/>
     <w:tmpl w:val="C44632B6"/>
@@ -8650,7 +10945,7 @@
       </w:rPr>
     </w:lvl>
   </w:abstractNum>
-  <w:abstractNum w:abstractNumId="6">
+  <w:abstractNum w:abstractNumId="10">
     <w:nsid w:val="26610CD2"/>
     <w:multiLevelType w:val="hybridMultilevel"/>
     <w:tmpl w:val="15A24944"/>
@@ -8763,7 +11058,7 @@
       </w:rPr>
     </w:lvl>
   </w:abstractNum>
-  <w:abstractNum w:abstractNumId="7">
+  <w:abstractNum w:abstractNumId="11">
     <w:nsid w:val="286F6332"/>
     <w:multiLevelType w:val="hybridMultilevel"/>
     <w:tmpl w:val="3132D34E"/>
@@ -8876,7 +11171,7 @@
       </w:rPr>
     </w:lvl>
   </w:abstractNum>
-  <w:abstractNum w:abstractNumId="8">
+  <w:abstractNum w:abstractNumId="12">
     <w:nsid w:val="2A6F1CBF"/>
     <w:multiLevelType w:val="hybridMultilevel"/>
     <w:tmpl w:val="B83EA678"/>
@@ -8989,7 +11284,7 @@
       </w:rPr>
     </w:lvl>
   </w:abstractNum>
-  <w:abstractNum w:abstractNumId="9">
+  <w:abstractNum w:abstractNumId="13">
     <w:nsid w:val="2D1C349B"/>
     <w:multiLevelType w:val="hybridMultilevel"/>
     <w:tmpl w:val="E0ACE37E"/>
@@ -9102,7 +11397,7 @@
       </w:rPr>
     </w:lvl>
   </w:abstractNum>
-  <w:abstractNum w:abstractNumId="10">
+  <w:abstractNum w:abstractNumId="14">
     <w:nsid w:val="30710D41"/>
     <w:multiLevelType w:val="hybridMultilevel"/>
     <w:tmpl w:val="8834D5D4"/>
@@ -9188,7 +11483,7 @@
       </w:pPr>
     </w:lvl>
   </w:abstractNum>
-  <w:abstractNum w:abstractNumId="11">
+  <w:abstractNum w:abstractNumId="15">
     <w:nsid w:val="38B53CA3"/>
     <w:multiLevelType w:val="hybridMultilevel"/>
     <w:tmpl w:val="0DAA87D8"/>
@@ -9301,7 +11596,120 @@
       </w:rPr>
     </w:lvl>
   </w:abstractNum>
-  <w:abstractNum w:abstractNumId="12">
+  <w:abstractNum w:abstractNumId="16">
+    <w:nsid w:val="3A854A1E"/>
+    <w:multiLevelType w:val="hybridMultilevel"/>
+    <w:tmpl w:val="DF486A78"/>
+    <w:lvl w:ilvl="0" w:tplc="04090003">
+      <w:start w:val="1"/>
+      <w:numFmt w:val="bullet"/>
+      <w:lvlText w:val="o"/>
+      <w:lvlJc w:val="left"/>
+      <w:pPr>
+        <w:ind w:left="2160" w:hanging="360"/>
+      </w:pPr>
+      <w:rPr>
+        <w:rFonts w:ascii="Courier New" w:hAnsi="Courier New" w:cs="Courier New" w:hint="default"/>
+      </w:rPr>
+    </w:lvl>
+    <w:lvl w:ilvl="1" w:tplc="04090003" w:tentative="1">
+      <w:start w:val="1"/>
+      <w:numFmt w:val="bullet"/>
+      <w:lvlText w:val="o"/>
+      <w:lvlJc w:val="left"/>
+      <w:pPr>
+        <w:ind w:left="2880" w:hanging="360"/>
+      </w:pPr>
+      <w:rPr>
+        <w:rFonts w:ascii="Courier New" w:hAnsi="Courier New" w:cs="Courier New" w:hint="default"/>
+      </w:rPr>
+    </w:lvl>
+    <w:lvl w:ilvl="2" w:tplc="04090005" w:tentative="1">
+      <w:start w:val="1"/>
+      <w:numFmt w:val="bullet"/>
+      <w:lvlText w:val=""/>
+      <w:lvlJc w:val="left"/>
+      <w:pPr>
+        <w:ind w:left="3600" w:hanging="360"/>
+      </w:pPr>
+      <w:rPr>
+        <w:rFonts w:ascii="Wingdings" w:hAnsi="Wingdings" w:hint="default"/>
+      </w:rPr>
+    </w:lvl>
+    <w:lvl w:ilvl="3" w:tplc="04090001" w:tentative="1">
+      <w:start w:val="1"/>
+      <w:numFmt w:val="bullet"/>
+      <w:lvlText w:val=""/>
+      <w:lvlJc w:val="left"/>
+      <w:pPr>
+        <w:ind w:left="4320" w:hanging="360"/>
+      </w:pPr>
+      <w:rPr>
+        <w:rFonts w:ascii="Symbol" w:hAnsi="Symbol" w:hint="default"/>
+      </w:rPr>
+    </w:lvl>
+    <w:lvl w:ilvl="4" w:tplc="04090003" w:tentative="1">
+      <w:start w:val="1"/>
+      <w:numFmt w:val="bullet"/>
+      <w:lvlText w:val="o"/>
+      <w:lvlJc w:val="left"/>
+      <w:pPr>
+        <w:ind w:left="5040" w:hanging="360"/>
+      </w:pPr>
+      <w:rPr>
+        <w:rFonts w:ascii="Courier New" w:hAnsi="Courier New" w:cs="Courier New" w:hint="default"/>
+      </w:rPr>
+    </w:lvl>
+    <w:lvl w:ilvl="5" w:tplc="04090005" w:tentative="1">
+      <w:start w:val="1"/>
+      <w:numFmt w:val="bullet"/>
+      <w:lvlText w:val=""/>
+      <w:lvlJc w:val="left"/>
+      <w:pPr>
+        <w:ind w:left="5760" w:hanging="360"/>
+      </w:pPr>
+      <w:rPr>
+        <w:rFonts w:ascii="Wingdings" w:hAnsi="Wingdings" w:hint="default"/>
+      </w:rPr>
+    </w:lvl>
+    <w:lvl w:ilvl="6" w:tplc="04090001" w:tentative="1">
+      <w:start w:val="1"/>
+      <w:numFmt w:val="bullet"/>
+      <w:lvlText w:val=""/>
+      <w:lvlJc w:val="left"/>
+      <w:pPr>
+        <w:ind w:left="6480" w:hanging="360"/>
+      </w:pPr>
+      <w:rPr>
+        <w:rFonts w:ascii="Symbol" w:hAnsi="Symbol" w:hint="default"/>
+      </w:rPr>
+    </w:lvl>
+    <w:lvl w:ilvl="7" w:tplc="04090003" w:tentative="1">
+      <w:start w:val="1"/>
+      <w:numFmt w:val="bullet"/>
+      <w:lvlText w:val="o"/>
+      <w:lvlJc w:val="left"/>
+      <w:pPr>
+        <w:ind w:left="7200" w:hanging="360"/>
+      </w:pPr>
+      <w:rPr>
+        <w:rFonts w:ascii="Courier New" w:hAnsi="Courier New" w:cs="Courier New" w:hint="default"/>
+      </w:rPr>
+    </w:lvl>
+    <w:lvl w:ilvl="8" w:tplc="04090005" w:tentative="1">
+      <w:start w:val="1"/>
+      <w:numFmt w:val="bullet"/>
+      <w:lvlText w:val=""/>
+      <w:lvlJc w:val="left"/>
+      <w:pPr>
+        <w:ind w:left="7920" w:hanging="360"/>
+      </w:pPr>
+      <w:rPr>
+        <w:rFonts w:ascii="Wingdings" w:hAnsi="Wingdings" w:hint="default"/>
+      </w:rPr>
+    </w:lvl>
+  </w:abstractNum>
+  <w:abstractNum w:abstractNumId="17">
     <w:nsid w:val="3BCF4017"/>
     <w:multiLevelType w:val="hybridMultilevel"/>
     <w:tmpl w:val="4D703CE6"/>
@@ -9414,7 +11822,7 @@
       </w:rPr>
     </w:lvl>
   </w:abstractNum>
-  <w:abstractNum w:abstractNumId="13">
+  <w:abstractNum w:abstractNumId="18">
     <w:nsid w:val="3E686DA0"/>
     <w:multiLevelType w:val="hybridMultilevel"/>
     <w:tmpl w:val="E95646E4"/>
@@ -9527,7 +11935,7 @@
       </w:rPr>
     </w:lvl>
   </w:abstractNum>
-  <w:abstractNum w:abstractNumId="14">
+  <w:abstractNum w:abstractNumId="19">
     <w:nsid w:val="401B7C2F"/>
     <w:multiLevelType w:val="hybridMultilevel"/>
     <w:tmpl w:val="CA50108E"/>
@@ -9617,7 +12025,7 @@
       </w:pPr>
     </w:lvl>
   </w:abstractNum>
-  <w:abstractNum w:abstractNumId="15">
+  <w:abstractNum w:abstractNumId="20">
     <w:nsid w:val="435858F6"/>
     <w:multiLevelType w:val="hybridMultilevel"/>
     <w:tmpl w:val="4EBE548C"/>
@@ -9706,7 +12114,7 @@
       </w:pPr>
     </w:lvl>
   </w:abstractNum>
-  <w:abstractNum w:abstractNumId="16">
+  <w:abstractNum w:abstractNumId="21">
     <w:nsid w:val="45EE7F02"/>
     <w:multiLevelType w:val="hybridMultilevel"/>
     <w:tmpl w:val="AA7E0E2A"/>
@@ -9796,7 +12204,7 @@
       </w:pPr>
     </w:lvl>
   </w:abstractNum>
-  <w:abstractNum w:abstractNumId="17">
+  <w:abstractNum w:abstractNumId="22">
     <w:nsid w:val="45EF2D86"/>
     <w:multiLevelType w:val="hybridMultilevel"/>
     <w:tmpl w:val="0A3C20B0"/>
@@ -9909,7 +12317,7 @@
       </w:rPr>
     </w:lvl>
   </w:abstractNum>
-  <w:abstractNum w:abstractNumId="18">
+  <w:abstractNum w:abstractNumId="23">
     <w:nsid w:val="4A2D6672"/>
     <w:multiLevelType w:val="hybridMultilevel"/>
     <w:tmpl w:val="EF9828F6"/>
@@ -9998,7 +12406,7 @@
       </w:pPr>
     </w:lvl>
   </w:abstractNum>
-  <w:abstractNum w:abstractNumId="19">
+  <w:abstractNum w:abstractNumId="24">
     <w:nsid w:val="4A5D0A2B"/>
     <w:multiLevelType w:val="hybridMultilevel"/>
     <w:tmpl w:val="D802700A"/>
@@ -10111,7 +12519,7 @@
       </w:rPr>
     </w:lvl>
   </w:abstractNum>
-  <w:abstractNum w:abstractNumId="20">
+  <w:abstractNum w:abstractNumId="25">
     <w:nsid w:val="4C650CCC"/>
     <w:multiLevelType w:val="hybridMultilevel"/>
     <w:tmpl w:val="3A621A70"/>
@@ -10224,7 +12632,7 @@
       </w:rPr>
     </w:lvl>
   </w:abstractNum>
-  <w:abstractNum w:abstractNumId="21">
+  <w:abstractNum w:abstractNumId="26">
     <w:nsid w:val="50145DA6"/>
     <w:multiLevelType w:val="hybridMultilevel"/>
     <w:tmpl w:val="9EE89C86"/>
@@ -10337,7 +12745,7 @@
       </w:rPr>
     </w:lvl>
   </w:abstractNum>
-  <w:abstractNum w:abstractNumId="22">
+  <w:abstractNum w:abstractNumId="27">
     <w:nsid w:val="51A622A3"/>
     <w:multiLevelType w:val="hybridMultilevel"/>
     <w:tmpl w:val="E2602D0E"/>
@@ -10450,7 +12858,7 @@
       </w:rPr>
     </w:lvl>
   </w:abstractNum>
-  <w:abstractNum w:abstractNumId="23">
+  <w:abstractNum w:abstractNumId="28">
     <w:nsid w:val="56874136"/>
     <w:multiLevelType w:val="hybridMultilevel"/>
     <w:tmpl w:val="0406A1B0"/>
@@ -10536,7 +12944,7 @@
       </w:pPr>
     </w:lvl>
   </w:abstractNum>
-  <w:abstractNum w:abstractNumId="24">
+  <w:abstractNum w:abstractNumId="29">
     <w:nsid w:val="57C8684B"/>
     <w:multiLevelType w:val="hybridMultilevel"/>
     <w:tmpl w:val="898A0A56"/>
@@ -10625,7 +13033,7 @@
       </w:pPr>
     </w:lvl>
   </w:abstractNum>
-  <w:abstractNum w:abstractNumId="25">
+  <w:abstractNum w:abstractNumId="30">
     <w:nsid w:val="5AAA66B9"/>
     <w:multiLevelType w:val="hybridMultilevel"/>
     <w:tmpl w:val="15F478D6"/>
@@ -10711,7 +13119,7 @@
       </w:pPr>
     </w:lvl>
   </w:abstractNum>
-  <w:abstractNum w:abstractNumId="26">
+  <w:abstractNum w:abstractNumId="31">
     <w:nsid w:val="5B993E7C"/>
     <w:multiLevelType w:val="hybridMultilevel"/>
     <w:tmpl w:val="A7A4E9C0"/>
@@ -10801,7 +13209,7 @@
       </w:pPr>
     </w:lvl>
   </w:abstractNum>
-  <w:abstractNum w:abstractNumId="27">
+  <w:abstractNum w:abstractNumId="32">
     <w:nsid w:val="5C0E6088"/>
     <w:multiLevelType w:val="hybridMultilevel"/>
     <w:tmpl w:val="34B6A6CE"/>
@@ -10891,7 +13299,7 @@
       </w:pPr>
     </w:lvl>
   </w:abstractNum>
-  <w:abstractNum w:abstractNumId="28">
+  <w:abstractNum w:abstractNumId="33">
     <w:nsid w:val="5E094EA8"/>
     <w:multiLevelType w:val="hybridMultilevel"/>
     <w:tmpl w:val="B2584A46"/>
@@ -10981,7 +13389,7 @@
       </w:pPr>
     </w:lvl>
   </w:abstractNum>
-  <w:abstractNum w:abstractNumId="29">
+  <w:abstractNum w:abstractNumId="34">
     <w:nsid w:val="5E786B36"/>
     <w:multiLevelType w:val="hybridMultilevel"/>
     <w:tmpl w:val="E6AA9854"/>
@@ -11094,7 +13502,7 @@
       </w:rPr>
     </w:lvl>
   </w:abstractNum>
-  <w:abstractNum w:abstractNumId="30">
+  <w:abstractNum w:abstractNumId="35">
     <w:nsid w:val="647076DC"/>
     <w:multiLevelType w:val="hybridMultilevel"/>
     <w:tmpl w:val="2F52BA50"/>
@@ -11184,7 +13592,7 @@
       </w:pPr>
     </w:lvl>
   </w:abstractNum>
-  <w:abstractNum w:abstractNumId="31">
+  <w:abstractNum w:abstractNumId="36">
     <w:nsid w:val="66B60FD9"/>
     <w:multiLevelType w:val="hybridMultilevel"/>
     <w:tmpl w:val="319A2DA8"/>
@@ -11274,7 +13682,209 @@
       </w:pPr>
     </w:lvl>
   </w:abstractNum>
-  <w:abstractNum w:abstractNumId="32">
+  <w:abstractNum w:abstractNumId="37">
+    <w:nsid w:val="682B033D"/>
+    <w:multiLevelType w:val="hybridMultilevel"/>
+    <w:tmpl w:val="69D0B516"/>
+    <w:lvl w:ilvl="0" w:tplc="04090001">
+      <w:start w:val="1"/>
+      <w:numFmt w:val="bullet"/>
+      <w:lvlText w:val=""/>
+      <w:lvlJc w:val="left"/>
+      <w:pPr>
+        <w:ind w:left="720" w:hanging="360"/>
+      </w:pPr>
+      <w:rPr>
+        <w:rFonts w:ascii="Symbol" w:hAnsi="Symbol" w:hint="default"/>
+      </w:rPr>
+    </w:lvl>
+    <w:lvl w:ilvl="1" w:tplc="04090019" w:tentative="1">
+      <w:start w:val="1"/>
+      <w:numFmt w:val="lowerLetter"/>
+      <w:lvlText w:val="%2."/>
+      <w:lvlJc w:val="left"/>
+      <w:pPr>
+        <w:ind w:left="1440" w:hanging="360"/>
+      </w:pPr>
+    </w:lvl>
+    <w:lvl w:ilvl="2" w:tplc="0409001B" w:tentative="1">
+      <w:start w:val="1"/>
+      <w:numFmt w:val="lowerRoman"/>
+      <w:lvlText w:val="%3."/>
+      <w:lvlJc w:val="right"/>
+      <w:pPr>
+        <w:ind w:left="2160" w:hanging="180"/>
+      </w:pPr>
+    </w:lvl>
+    <w:lvl w:ilvl="3" w:tplc="0409000F" w:tentative="1">
+      <w:start w:val="1"/>
+      <w:numFmt w:val="decimal"/>
+      <w:lvlText w:val="%4."/>
+      <w:lvlJc w:val="left"/>
+      <w:pPr>
+        <w:ind w:left="2880" w:hanging="360"/>
+      </w:pPr>
+    </w:lvl>
+    <w:lvl w:ilvl="4" w:tplc="04090019" w:tentative="1">
+      <w:start w:val="1"/>
+      <w:numFmt w:val="lowerLetter"/>
+      <w:lvlText w:val="%5."/>
+      <w:lvlJc w:val="left"/>
+      <w:pPr>
+        <w:ind w:left="3600" w:hanging="360"/>
+      </w:pPr>
+    </w:lvl>
+    <w:lvl w:ilvl="5" w:tplc="0409001B" w:tentative="1">
+      <w:start w:val="1"/>
+      <w:numFmt w:val="lowerRoman"/>
+      <w:lvlText w:val="%6."/>
+      <w:lvlJc w:val="right"/>
+      <w:pPr>
+        <w:ind w:left="4320" w:hanging="180"/>
+      </w:pPr>
+    </w:lvl>
+    <w:lvl w:ilvl="6" w:tplc="0409000F" w:tentative="1">
+      <w:start w:val="1"/>
+      <w:numFmt w:val="decimal"/>
+      <w:lvlText w:val="%7."/>
+      <w:lvlJc w:val="left"/>
+      <w:pPr>
+        <w:ind w:left="5040" w:hanging="360"/>
+      </w:pPr>
+    </w:lvl>
+    <w:lvl w:ilvl="7" w:tplc="04090019" w:tentative="1">
+      <w:start w:val="1"/>
+      <w:numFmt w:val="lowerLetter"/>
+      <w:lvlText w:val="%8."/>
+      <w:lvlJc w:val="left"/>
+      <w:pPr>
+        <w:ind w:left="5760" w:hanging="360"/>
+      </w:pPr>
+    </w:lvl>
+    <w:lvl w:ilvl="8" w:tplc="0409001B" w:tentative="1">
+      <w:start w:val="1"/>
+      <w:numFmt w:val="lowerRoman"/>
+      <w:lvlText w:val="%9."/>
+      <w:lvlJc w:val="right"/>
+      <w:pPr>
+        <w:ind w:left="6480" w:hanging="180"/>
+      </w:pPr>
+    </w:lvl>
+  </w:abstractNum>
+  <w:abstractNum w:abstractNumId="38">
+    <w:nsid w:val="6CF9614E"/>
+    <w:multiLevelType w:val="hybridMultilevel"/>
+    <w:tmpl w:val="7116B506"/>
+    <w:lvl w:ilvl="0" w:tplc="04090003">
+      <w:start w:val="1"/>
+      <w:numFmt w:val="bullet"/>
+      <w:lvlText w:val="o"/>
+      <w:lvlJc w:val="left"/>
+      <w:pPr>
+        <w:ind w:left="1440" w:hanging="360"/>
+      </w:pPr>
+      <w:rPr>
+        <w:rFonts w:ascii="Courier New" w:hAnsi="Courier New" w:cs="Courier New" w:hint="default"/>
+      </w:rPr>
+    </w:lvl>
+    <w:lvl w:ilvl="1" w:tplc="04090003" w:tentative="1">
+      <w:start w:val="1"/>
+      <w:numFmt w:val="bullet"/>
+      <w:lvlText w:val="o"/>
+      <w:lvlJc w:val="left"/>
+      <w:pPr>
+        <w:ind w:left="2160" w:hanging="360"/>
+      </w:pPr>
+      <w:rPr>
+        <w:rFonts w:ascii="Courier New" w:hAnsi="Courier New" w:cs="Courier New" w:hint="default"/>
+      </w:rPr>
+    </w:lvl>
+    <w:lvl w:ilvl="2" w:tplc="04090005" w:tentative="1">
+      <w:start w:val="1"/>
+      <w:numFmt w:val="bullet"/>
+      <w:lvlText w:val=""/>
+      <w:lvlJc w:val="left"/>
+      <w:pPr>
+        <w:ind w:left="2880" w:hanging="360"/>
+      </w:pPr>
+      <w:rPr>
+        <w:rFonts w:ascii="Wingdings" w:hAnsi="Wingdings" w:hint="default"/>
+      </w:rPr>
+    </w:lvl>
+    <w:lvl w:ilvl="3" w:tplc="04090001" w:tentative="1">
+      <w:start w:val="1"/>
+      <w:numFmt w:val="bullet"/>
+      <w:lvlText w:val=""/>
+      <w:lvlJc w:val="left"/>
+      <w:pPr>
+        <w:ind w:left="3600" w:hanging="360"/>
+      </w:pPr>
+      <w:rPr>
+        <w:rFonts w:ascii="Symbol" w:hAnsi="Symbol" w:hint="default"/>
+      </w:rPr>
+    </w:lvl>
+    <w:lvl w:ilvl="4" w:tplc="04090003" w:tentative="1">
+      <w:start w:val="1"/>
+      <w:numFmt w:val="bullet"/>
+      <w:lvlText w:val="o"/>
+      <w:lvlJc w:val="left"/>
+      <w:pPr>
+        <w:ind w:left="4320" w:hanging="360"/>
+      </w:pPr>
+      <w:rPr>
+        <w:rFonts w:ascii="Courier New" w:hAnsi="Courier New" w:cs="Courier New" w:hint="default"/>
+      </w:rPr>
+    </w:lvl>
+    <w:lvl w:ilvl="5" w:tplc="04090005" w:tentative="1">
+      <w:start w:val="1"/>
+      <w:numFmt w:val="bullet"/>
+      <w:lvlText w:val=""/>
+      <w:lvlJc w:val="left"/>
+      <w:pPr>
+        <w:ind w:left="5040" w:hanging="360"/>
+      </w:pPr>
+      <w:rPr>
+        <w:rFonts w:ascii="Wingdings" w:hAnsi="Wingdings" w:hint="default"/>
+      </w:rPr>
+    </w:lvl>
+    <w:lvl w:ilvl="6" w:tplc="04090001" w:tentative="1">
+      <w:start w:val="1"/>
+      <w:numFmt w:val="bullet"/>
+      <w:lvlText w:val=""/>
+      <w:lvlJc w:val="left"/>
+      <w:pPr>
+        <w:ind w:left="5760" w:hanging="360"/>
+      </w:pPr>
+      <w:rPr>
+        <w:rFonts w:ascii="Symbol" w:hAnsi="Symbol" w:hint="default"/>
+      </w:rPr>
+    </w:lvl>
+    <w:lvl w:ilvl="7" w:tplc="04090003" w:tentative="1">
+      <w:start w:val="1"/>
+      <w:numFmt w:val="bullet"/>
+      <w:lvlText w:val="o"/>
+      <w:lvlJc w:val="left"/>
+      <w:pPr>
+        <w:ind w:left="6480" w:hanging="360"/>
+      </w:pPr>
+      <w:rPr>
+        <w:rFonts w:ascii="Courier New" w:hAnsi="Courier New" w:cs="Courier New" w:hint="default"/>
+      </w:rPr>
+    </w:lvl>
+    <w:lvl w:ilvl="8" w:tplc="04090005" w:tentative="1">
+      <w:start w:val="1"/>
+      <w:numFmt w:val="bullet"/>
+      <w:lvlText w:val=""/>
+      <w:lvlJc w:val="left"/>
+      <w:pPr>
+        <w:ind w:left="7200" w:hanging="360"/>
+      </w:pPr>
+      <w:rPr>
+        <w:rFonts w:ascii="Wingdings" w:hAnsi="Wingdings" w:hint="default"/>
+      </w:rPr>
+    </w:lvl>
+  </w:abstractNum>
+  <w:abstractNum w:abstractNumId="39">
     <w:nsid w:val="6EAA4610"/>
     <w:multiLevelType w:val="hybridMultilevel"/>
     <w:tmpl w:val="3B64C86E"/>
@@ -11360,7 +13970,7 @@
       </w:pPr>
     </w:lvl>
   </w:abstractNum>
-  <w:abstractNum w:abstractNumId="33">
+  <w:abstractNum w:abstractNumId="40">
     <w:nsid w:val="711E4C9B"/>
     <w:multiLevelType w:val="hybridMultilevel"/>
     <w:tmpl w:val="D3E824DE"/>
@@ -11473,7 +14083,7 @@
       </w:rPr>
     </w:lvl>
   </w:abstractNum>
-  <w:abstractNum w:abstractNumId="34">
+  <w:abstractNum w:abstractNumId="41">
     <w:nsid w:val="71441537"/>
     <w:multiLevelType w:val="hybridMultilevel"/>
     <w:tmpl w:val="3018865A"/>
@@ -11586,7 +14196,7 @@
       </w:rPr>
     </w:lvl>
   </w:abstractNum>
-  <w:abstractNum w:abstractNumId="35">
+  <w:abstractNum w:abstractNumId="42">
     <w:nsid w:val="74815042"/>
     <w:multiLevelType w:val="hybridMultilevel"/>
     <w:tmpl w:val="700C0FEC"/>
@@ -11676,7 +14286,7 @@
       </w:pPr>
     </w:lvl>
   </w:abstractNum>
-  <w:abstractNum w:abstractNumId="36">
+  <w:abstractNum w:abstractNumId="43">
     <w:nsid w:val="783C7A97"/>
     <w:multiLevelType w:val="hybridMultilevel"/>
     <w:tmpl w:val="7A5C7984"/>
@@ -11789,7 +14399,7 @@
       </w:rPr>
     </w:lvl>
   </w:abstractNum>
-  <w:abstractNum w:abstractNumId="37">
+  <w:abstractNum w:abstractNumId="44">
     <w:nsid w:val="7E7E7BD9"/>
     <w:multiLevelType w:val="hybridMultilevel"/>
     <w:tmpl w:val="8D30DD74"/>
@@ -11902,119 +14512,256 @@
       </w:rPr>
     </w:lvl>
   </w:abstractNum>
+  <w:abstractNum w:abstractNumId="45">
+    <w:nsid w:val="7F5949C3"/>
+    <w:multiLevelType w:val="hybridMultilevel"/>
+    <w:tmpl w:val="36A01516"/>
+    <w:lvl w:ilvl="0" w:tplc="04090003">
+      <w:start w:val="1"/>
+      <w:numFmt w:val="bullet"/>
+      <w:lvlText w:val="o"/>
+      <w:lvlJc w:val="left"/>
+      <w:pPr>
+        <w:ind w:left="1440" w:hanging="360"/>
+      </w:pPr>
+      <w:rPr>
+        <w:rFonts w:ascii="Courier New" w:hAnsi="Courier New" w:cs="Courier New" w:hint="default"/>
+      </w:rPr>
+    </w:lvl>
+    <w:lvl w:ilvl="1" w:tplc="04090003" w:tentative="1">
+      <w:start w:val="1"/>
+      <w:numFmt w:val="bullet"/>
+      <w:lvlText w:val="o"/>
+      <w:lvlJc w:val="left"/>
+      <w:pPr>
+        <w:ind w:left="2160" w:hanging="360"/>
+      </w:pPr>
+      <w:rPr>
+        <w:rFonts w:ascii="Courier New" w:hAnsi="Courier New" w:cs="Courier New" w:hint="default"/>
+      </w:rPr>
+    </w:lvl>
+    <w:lvl w:ilvl="2" w:tplc="04090005" w:tentative="1">
+      <w:start w:val="1"/>
+      <w:numFmt w:val="bullet"/>
+      <w:lvlText w:val=""/>
+      <w:lvlJc w:val="left"/>
+      <w:pPr>
+        <w:ind w:left="2880" w:hanging="360"/>
+      </w:pPr>
+      <w:rPr>
+        <w:rFonts w:ascii="Wingdings" w:hAnsi="Wingdings" w:hint="default"/>
+      </w:rPr>
+    </w:lvl>
+    <w:lvl w:ilvl="3" w:tplc="04090001" w:tentative="1">
+      <w:start w:val="1"/>
+      <w:numFmt w:val="bullet"/>
+      <w:lvlText w:val=""/>
+      <w:lvlJc w:val="left"/>
+      <w:pPr>
+        <w:ind w:left="3600" w:hanging="360"/>
+      </w:pPr>
+      <w:rPr>
+        <w:rFonts w:ascii="Symbol" w:hAnsi="Symbol" w:hint="default"/>
+      </w:rPr>
+    </w:lvl>
+    <w:lvl w:ilvl="4" w:tplc="04090003" w:tentative="1">
+      <w:start w:val="1"/>
+      <w:numFmt w:val="bullet"/>
+      <w:lvlText w:val="o"/>
+      <w:lvlJc w:val="left"/>
+      <w:pPr>
+        <w:ind w:left="4320" w:hanging="360"/>
+      </w:pPr>
+      <w:rPr>
+        <w:rFonts w:ascii="Courier New" w:hAnsi="Courier New" w:cs="Courier New" w:hint="default"/>
+      </w:rPr>
+    </w:lvl>
+    <w:lvl w:ilvl="5" w:tplc="04090005" w:tentative="1">
+      <w:start w:val="1"/>
+      <w:numFmt w:val="bullet"/>
+      <w:lvlText w:val=""/>
+      <w:lvlJc w:val="left"/>
+      <w:pPr>
+        <w:ind w:left="5040" w:hanging="360"/>
+      </w:pPr>
+      <w:rPr>
+        <w:rFonts w:ascii="Wingdings" w:hAnsi="Wingdings" w:hint="default"/>
+      </w:rPr>
+    </w:lvl>
+    <w:lvl w:ilvl="6" w:tplc="04090001" w:tentative="1">
+      <w:start w:val="1"/>
+      <w:numFmt w:val="bullet"/>
+      <w:lvlText w:val=""/>
+      <w:lvlJc w:val="left"/>
+      <w:pPr>
+        <w:ind w:left="5760" w:hanging="360"/>
+      </w:pPr>
+      <w:rPr>
+        <w:rFonts w:ascii="Symbol" w:hAnsi="Symbol" w:hint="default"/>
+      </w:rPr>
+    </w:lvl>
+    <w:lvl w:ilvl="7" w:tplc="04090003" w:tentative="1">
+      <w:start w:val="1"/>
+      <w:numFmt w:val="bullet"/>
+      <w:lvlText w:val="o"/>
+      <w:lvlJc w:val="left"/>
+      <w:pPr>
+        <w:ind w:left="6480" w:hanging="360"/>
+      </w:pPr>
+      <w:rPr>
+        <w:rFonts w:ascii="Courier New" w:hAnsi="Courier New" w:cs="Courier New" w:hint="default"/>
+      </w:rPr>
+    </w:lvl>
+    <w:lvl w:ilvl="8" w:tplc="04090005" w:tentative="1">
+      <w:start w:val="1"/>
+      <w:numFmt w:val="bullet"/>
+      <w:lvlText w:val=""/>
+      <w:lvlJc w:val="left"/>
+      <w:pPr>
+        <w:ind w:left="7200" w:hanging="360"/>
+      </w:pPr>
+      <w:rPr>
+        <w:rFonts w:ascii="Wingdings" w:hAnsi="Wingdings" w:hint="default"/>
+      </w:rPr>
+    </w:lvl>
+  </w:abstractNum>
   <w:num w:numId="1">
-    <w:abstractNumId w:val="5"/>
+    <w:abstractNumId w:val="9"/>
   </w:num>
   <w:num w:numId="2">
-    <w:abstractNumId w:val="1"/>
+    <w:abstractNumId w:val="3"/>
   </w:num>
   <w:num w:numId="3">
-    <w:abstractNumId w:val="6"/>
+    <w:abstractNumId w:val="10"/>
   </w:num>
   <w:num w:numId="4">
-    <w:abstractNumId w:val="8"/>
+    <w:abstractNumId w:val="12"/>
   </w:num>
   <w:num w:numId="5">
-    <w:abstractNumId w:val="7"/>
+    <w:abstractNumId w:val="11"/>
   </w:num>
   <w:num w:numId="6">
     <w:abstractNumId w:val="0"/>
   </w:num>
   <w:num w:numId="7">
-    <w:abstractNumId w:val="12"/>
+    <w:abstractNumId w:val="17"/>
   </w:num>
   <w:num w:numId="8">
+    <w:abstractNumId w:val="20"/>
+  </w:num>
+  <w:num w:numId="9">
+    <w:abstractNumId w:val="44"/>
+  </w:num>
+  <w:num w:numId="10">
+    <w:abstractNumId w:val="30"/>
+  </w:num>
+  <w:num w:numId="11">
+    <w:abstractNumId w:val="4"/>
+  </w:num>
+  <w:num w:numId="12">
+    <w:abstractNumId w:val="28"/>
+  </w:num>
+  <w:num w:numId="13">
+    <w:abstractNumId w:val="25"/>
+  </w:num>
+  <w:num w:numId="14">
+    <w:abstractNumId w:val="26"/>
+  </w:num>
+  <w:num w:numId="15">
+    <w:abstractNumId w:val="39"/>
+  </w:num>
+  <w:num w:numId="16">
+    <w:abstractNumId w:val="33"/>
+  </w:num>
+  <w:num w:numId="17">
+    <w:abstractNumId w:val="35"/>
+  </w:num>
+  <w:num w:numId="18">
+    <w:abstractNumId w:val="42"/>
+  </w:num>
+  <w:num w:numId="19">
+    <w:abstractNumId w:val="19"/>
+  </w:num>
+  <w:num w:numId="20">
+    <w:abstractNumId w:val="21"/>
+  </w:num>
+  <w:num w:numId="21">
+    <w:abstractNumId w:val="31"/>
+  </w:num>
+  <w:num w:numId="22">
+    <w:abstractNumId w:val="32"/>
+  </w:num>
+  <w:num w:numId="23">
+    <w:abstractNumId w:val="36"/>
+  </w:num>
+  <w:num w:numId="24">
+    <w:abstractNumId w:val="41"/>
+  </w:num>
+  <w:num w:numId="25">
+    <w:abstractNumId w:val="34"/>
+  </w:num>
+  <w:num w:numId="26">
+    <w:abstractNumId w:val="27"/>
+  </w:num>
+  <w:num w:numId="27">
     <w:abstractNumId w:val="15"/>
   </w:num>
-  <w:num w:numId="9">
+  <w:num w:numId="28">
+    <w:abstractNumId w:val="40"/>
+  </w:num>
+  <w:num w:numId="29">
+    <w:abstractNumId w:val="23"/>
+  </w:num>
+  <w:num w:numId="30">
+    <w:abstractNumId w:val="7"/>
+  </w:num>
+  <w:num w:numId="31">
+    <w:abstractNumId w:val="22"/>
+  </w:num>
+  <w:num w:numId="32">
+    <w:abstractNumId w:val="43"/>
+  </w:num>
+  <w:num w:numId="33">
+    <w:abstractNumId w:val="13"/>
+  </w:num>
+  <w:num w:numId="34">
+    <w:abstractNumId w:val="29"/>
+  </w:num>
+  <w:num w:numId="35">
+    <w:abstractNumId w:val="5"/>
+  </w:num>
+  <w:num w:numId="36">
+    <w:abstractNumId w:val="18"/>
+  </w:num>
+  <w:num w:numId="37">
+    <w:abstractNumId w:val="24"/>
+  </w:num>
+  <w:num w:numId="38">
+    <w:abstractNumId w:val="14"/>
+  </w:num>
+  <w:num w:numId="39">
+    <w:abstractNumId w:val="16"/>
+  </w:num>
+  <w:num w:numId="40">
     <w:abstractNumId w:val="37"/>
   </w:num>
-  <w:num w:numId="10">
-    <w:abstractNumId w:val="25"/>
-  </w:num>
-  <w:num w:numId="11">
+  <w:num w:numId="41">
     <w:abstractNumId w:val="2"/>
   </w:num>
-  <w:num w:numId="12">
-    <w:abstractNumId w:val="23"/>
+  <w:num w:numId="42">
+    <w:abstractNumId w:val="8"/>
   </w:num>
-  <w:num w:numId="13">
-    <w:abstractNumId w:val="20"/>
+  <w:num w:numId="43">
+    <w:abstractNumId w:val="1"/>
   </w:num>
-  <w:num w:numId="14">
-    <w:abstractNumId w:val="21"/>
+  <w:num w:numId="44">
+    <w:abstractNumId w:val="45"/>
   </w:num>
-  <w:num w:numId="15">
-    <w:abstractNumId w:val="32"/>
+  <w:num w:numId="45">
+    <w:abstractNumId w:val="6"/>
   </w:num>
-  <w:num w:numId="16">
-    <w:abstractNumId w:val="28"/>
-  </w:num>
-  <w:num w:numId="17">
-    <w:abstractNumId w:val="30"/>
-  </w:num>
-  <w:num w:numId="18">
-    <w:abstractNumId w:val="35"/>
-  </w:num>
-  <w:num w:numId="19">
-    <w:abstractNumId w:val="14"/>
-  </w:num>
-  <w:num w:numId="20">
-    <w:abstractNumId w:val="16"/>
-  </w:num>
-  <w:num w:numId="21">
-    <w:abstractNumId w:val="26"/>
-  </w:num>
-  <w:num w:numId="22">
-    <w:abstractNumId w:val="27"/>
-  </w:num>
-  <w:num w:numId="23">
-    <w:abstractNumId w:val="31"/>
-  </w:num>
-  <w:num w:numId="24">
-    <w:abstractNumId w:val="34"/>
-  </w:num>
-  <w:num w:numId="25">
-    <w:abstractNumId w:val="29"/>
-  </w:num>
-  <w:num w:numId="26">
-    <w:abstractNumId w:val="22"/>
-  </w:num>
-  <w:num w:numId="27">
-    <w:abstractNumId w:val="11"/>
-  </w:num>
-  <w:num w:numId="28">
-    <w:abstractNumId w:val="33"/>
-  </w:num>
-  <w:num w:numId="29">
-    <w:abstractNumId w:val="18"/>
-  </w:num>
-  <w:num w:numId="30">
-    <w:abstractNumId w:val="4"/>
-  </w:num>
-  <w:num w:numId="31">
-    <w:abstractNumId w:val="17"/>
-  </w:num>
-  <w:num w:numId="32">
-    <w:abstractNumId w:val="36"/>
-  </w:num>
-  <w:num w:numId="33">
-    <w:abstractNumId w:val="9"/>
-  </w:num>
-  <w:num w:numId="34">
-    <w:abstractNumId w:val="24"/>
-  </w:num>
-  <w:num w:numId="35">
-    <w:abstractNumId w:val="3"/>
-  </w:num>
-  <w:num w:numId="36">
-    <w:abstractNumId w:val="13"/>
-  </w:num>
-  <w:num w:numId="37">
-    <w:abstractNumId w:val="19"/>
-  </w:num>
-  <w:num w:numId="38">
-    <w:abstractNumId w:val="10"/>
+  <w:num w:numId="46">
+    <w:abstractNumId w:val="38"/>
   </w:num>
 </w:numbering>
 </file>
@@ -12266,6 +15013,36 @@
     <w:uiPriority w:val="99"/>
     <w:semiHidden/>
     <w:rsid w:val="006B0801"/>
+  </w:style>
+  <w:style w:type="paragraph" w:styleId="BalloonText">
+    <w:name w:val="Balloon Text"/>
+    <w:basedOn w:val="Normal"/>
+    <w:link w:val="BalloonTextChar"/>
+    <w:uiPriority w:val="99"/>
+    <w:semiHidden/>
+    <w:unhideWhenUsed/>
+    <w:rsid w:val="00595F35"/>
+    <w:pPr>
+      <w:spacing w:after="0" w:line="240" w:lineRule="auto"/>
+    </w:pPr>
+    <w:rPr>
+      <w:rFonts w:ascii="Tahoma" w:hAnsi="Tahoma" w:cs="Tahoma"/>
+      <w:sz w:val="16"/>
+      <w:szCs w:val="16"/>
+    </w:rPr>
+  </w:style>
+  <w:style w:type="character" w:customStyle="1" w:styleId="BalloonTextChar">
+    <w:name w:val="Balloon Text Char"/>
+    <w:basedOn w:val="DefaultParagraphFont"/>
+    <w:link w:val="BalloonText"/>
+    <w:uiPriority w:val="99"/>
+    <w:semiHidden/>
+    <w:rsid w:val="00595F35"/>
+    <w:rPr>
+      <w:rFonts w:ascii="Tahoma" w:hAnsi="Tahoma" w:cs="Tahoma"/>
+      <w:sz w:val="16"/>
+      <w:szCs w:val="16"/>
+    </w:rPr>
   </w:style>
 </w:styles>
 </file>

--- a/note/React.docx
+++ b/note/React.docx
@@ -5590,8 +5590,16 @@
       <w:r>
         <w:rPr>
           <w:rFonts w:asciiTheme="majorHAnsi" w:hAnsiTheme="majorHAnsi"/>
-        </w:rPr>
-        <w:t xml:space="preserve">Complexity: The Context API is simpler and easier to use, making it a good choice for small to medium-sized applications. </w:t>
+          <w:b/>
+          <w:bCs/>
+        </w:rPr>
+        <w:t>Complexity</w:t>
+      </w:r>
+      <w:r>
+        <w:rPr>
+          <w:rFonts w:asciiTheme="majorHAnsi" w:hAnsiTheme="majorHAnsi"/>
+        </w:rPr>
+        <w:t xml:space="preserve">: The Context API is simpler and easier to use, making it a good choice for small to medium-sized applications. </w:t>
       </w:r>
       <w:proofErr w:type="spellStart"/>
       <w:r>
@@ -5622,8 +5630,16 @@
       <w:r>
         <w:rPr>
           <w:rFonts w:asciiTheme="majorHAnsi" w:hAnsiTheme="majorHAnsi"/>
-        </w:rPr>
-        <w:t xml:space="preserve">Centralized Store: </w:t>
+          <w:b/>
+          <w:bCs/>
+        </w:rPr>
+        <w:t>Centralized Store</w:t>
+      </w:r>
+      <w:r>
+        <w:rPr>
+          <w:rFonts w:asciiTheme="majorHAnsi" w:hAnsiTheme="majorHAnsi"/>
+        </w:rPr>
+        <w:t xml:space="preserve">: </w:t>
       </w:r>
       <w:proofErr w:type="spellStart"/>
       <w:r>
@@ -5654,8 +5670,16 @@
       <w:r>
         <w:rPr>
           <w:rFonts w:asciiTheme="majorHAnsi" w:hAnsiTheme="majorHAnsi"/>
-        </w:rPr>
-        <w:t xml:space="preserve">Middleware: </w:t>
+          <w:b/>
+          <w:bCs/>
+        </w:rPr>
+        <w:t>Middleware</w:t>
+      </w:r>
+      <w:r>
+        <w:rPr>
+          <w:rFonts w:asciiTheme="majorHAnsi" w:hAnsiTheme="majorHAnsi"/>
+        </w:rPr>
+        <w:t xml:space="preserve">: </w:t>
       </w:r>
       <w:proofErr w:type="spellStart"/>
       <w:r>
@@ -5753,12 +5777,6 @@
           <w:rFonts w:asciiTheme="majorHAnsi" w:hAnsiTheme="majorHAnsi"/>
         </w:rPr>
       </w:pPr>
-      <w:r>
-        <w:rPr>
-          <w:rFonts w:asciiTheme="majorHAnsi" w:hAnsiTheme="majorHAnsi"/>
-        </w:rPr>
-        <w:t xml:space="preserve">Debugging: </w:t>
-      </w:r>
       <w:proofErr w:type="spellStart"/>
       <w:r>
         <w:rPr>
@@ -5771,33 +5789,21 @@
         <w:rPr>
           <w:rFonts w:asciiTheme="majorHAnsi" w:hAnsiTheme="majorHAnsi"/>
         </w:rPr>
-        <w:t xml:space="preserve"> includes time travel debugging, which allows you to step back and forth through the application's state changes, making it easier to debug and understand complex applications.</w:t>
-      </w:r>
-    </w:p>
-    <w:p>
-      <w:pPr>
-        <w:pStyle w:val="ListParagraph"/>
-        <w:numPr>
-          <w:ilvl w:val="0"/>
-          <w:numId w:val="5"/>
-        </w:numPr>
-        <w:rPr>
-          <w:rFonts w:asciiTheme="majorHAnsi" w:hAnsiTheme="majorHAnsi"/>
-        </w:rPr>
-      </w:pPr>
-      <w:proofErr w:type="spellStart"/>
-      <w:r>
-        <w:rPr>
-          <w:rFonts w:asciiTheme="majorHAnsi" w:hAnsiTheme="majorHAnsi"/>
-        </w:rPr>
-        <w:t>Redux</w:t>
-      </w:r>
-      <w:proofErr w:type="spellEnd"/>
-      <w:r>
-        <w:rPr>
-          <w:rFonts w:asciiTheme="majorHAnsi" w:hAnsiTheme="majorHAnsi"/>
-        </w:rPr>
-        <w:t xml:space="preserve"> is easily scalable as compared to React.</w:t>
+        <w:t xml:space="preserve"> is </w:t>
+      </w:r>
+      <w:r>
+        <w:rPr>
+          <w:rFonts w:asciiTheme="majorHAnsi" w:hAnsiTheme="majorHAnsi"/>
+          <w:b/>
+          <w:bCs/>
+        </w:rPr>
+        <w:t>easily scalable</w:t>
+      </w:r>
+      <w:r>
+        <w:rPr>
+          <w:rFonts w:asciiTheme="majorHAnsi" w:hAnsiTheme="majorHAnsi"/>
+        </w:rPr>
+        <w:t xml:space="preserve"> as compared to React.</w:t>
       </w:r>
     </w:p>
     <w:p>
@@ -6152,7 +6158,6 @@
           <w:rFonts w:asciiTheme="majorHAnsi" w:hAnsiTheme="majorHAnsi"/>
           <w:b/>
         </w:rPr>
-        <w:lastRenderedPageBreak/>
         <w:t>Portals</w:t>
       </w:r>
       <w:r>
@@ -6214,6 +6219,12 @@
           <w:rFonts w:asciiTheme="majorHAnsi" w:hAnsiTheme="majorHAnsi"/>
         </w:rPr>
         <w:br/>
+      </w:r>
+      <w:r>
+        <w:rPr>
+          <w:rFonts w:asciiTheme="majorHAnsi" w:hAnsiTheme="majorHAnsi"/>
+        </w:rPr>
+        <w:lastRenderedPageBreak/>
         <w:t xml:space="preserve">e.g. </w:t>
       </w:r>
       <w:proofErr w:type="spellStart"/>
@@ -7041,14 +7052,7 @@
           <w:rFonts w:asciiTheme="majorHAnsi" w:hAnsiTheme="majorHAnsi"/>
         </w:rPr>
         <w:br/>
-        <w:t xml:space="preserve">Strict Mode is used to highlight potential problems in an application. It performs additional </w:t>
-      </w:r>
-      <w:r>
-        <w:rPr>
-          <w:rFonts w:asciiTheme="majorHAnsi" w:hAnsiTheme="majorHAnsi"/>
-        </w:rPr>
-        <w:lastRenderedPageBreak/>
-        <w:t>checks on the application.</w:t>
+        <w:t>Strict Mode is used to highlight potential problems in an application. It performs additional checks on the application.</w:t>
       </w:r>
       <w:r>
         <w:rPr>
@@ -7122,6 +7126,7 @@
         <w:rPr>
           <w:rFonts w:asciiTheme="majorHAnsi" w:hAnsiTheme="majorHAnsi"/>
         </w:rPr>
+        <w:lastRenderedPageBreak/>
         <w:t xml:space="preserve">Warning about deprecated </w:t>
       </w:r>
       <w:proofErr w:type="spellStart"/>
@@ -7800,7 +7805,6 @@
           <w:rFonts w:asciiTheme="majorHAnsi" w:hAnsiTheme="majorHAnsi"/>
           <w:b/>
         </w:rPr>
-        <w:lastRenderedPageBreak/>
         <w:t>What are interceptors?</w:t>
       </w:r>
     </w:p>
@@ -7889,6 +7893,7 @@
           <w:rFonts w:asciiTheme="majorHAnsi" w:hAnsiTheme="majorHAnsi"/>
           <w:bCs/>
         </w:rPr>
+        <w:lastRenderedPageBreak/>
         <w:t xml:space="preserve">Step 1: </w:t>
       </w:r>
       <w:r>
@@ -9615,7 +9620,6 @@
           <w:i/>
           <w:iCs/>
         </w:rPr>
-        <w:lastRenderedPageBreak/>
         <w:t xml:space="preserve">    </w:t>
       </w:r>
       <w:proofErr w:type="spellStart"/>
@@ -9761,6 +9765,12 @@
           <w:rFonts w:asciiTheme="majorHAnsi" w:hAnsiTheme="majorHAnsi"/>
         </w:rPr>
         <w:br/>
+      </w:r>
+      <w:r>
+        <w:rPr>
+          <w:rFonts w:asciiTheme="majorHAnsi" w:hAnsiTheme="majorHAnsi"/>
+        </w:rPr>
+        <w:lastRenderedPageBreak/>
         <w:t xml:space="preserve"> </w:t>
       </w:r>
       <w:r>
@@ -10417,9 +10427,15 @@
         <w:rPr>
           <w:rFonts w:asciiTheme="majorHAnsi" w:hAnsiTheme="majorHAnsi"/>
         </w:rPr>
-        <w:t>localStorage.</w:t>
-      </w:r>
-      <w:proofErr w:type="spellEnd"/>
+        <w:t>localStorage</w:t>
+      </w:r>
+      <w:proofErr w:type="spellEnd"/>
+      <w:r>
+        <w:rPr>
+          <w:rFonts w:asciiTheme="majorHAnsi" w:hAnsiTheme="majorHAnsi"/>
+        </w:rPr>
+        <w:t>.</w:t>
+      </w:r>
     </w:p>
     <w:p>
       <w:pPr>
@@ -10498,7 +10514,6 @@
         <w:rPr>
           <w:rFonts w:asciiTheme="majorHAnsi" w:hAnsiTheme="majorHAnsi"/>
         </w:rPr>
-        <w:lastRenderedPageBreak/>
         <w:t>HttpOnly</w:t>
       </w:r>
       <w:proofErr w:type="spellEnd"/>
@@ -10566,6 +10581,7 @@
           <w:b/>
           <w:bCs/>
         </w:rPr>
+        <w:lastRenderedPageBreak/>
         <w:t>Security</w:t>
       </w:r>
       <w:r>
@@ -10649,6 +10665,21 @@
     </w:p>
     <w:p>
       <w:pPr>
+        <w:rPr>
+          <w:rFonts w:asciiTheme="majorHAnsi" w:hAnsiTheme="majorHAnsi"/>
+          <w:b/>
+        </w:rPr>
+      </w:pPr>
+      <w:r>
+        <w:rPr>
+          <w:rFonts w:asciiTheme="majorHAnsi" w:hAnsiTheme="majorHAnsi"/>
+          <w:b/>
+        </w:rPr>
+        <w:br w:type="page"/>
+      </w:r>
+    </w:p>
+    <w:p>
+      <w:pPr>
         <w:pStyle w:val="ListParagraph"/>
         <w:numPr>
           <w:ilvl w:val="0"/>
@@ -10664,6 +10695,7 @@
           <w:rFonts w:asciiTheme="majorHAnsi" w:hAnsiTheme="majorHAnsi"/>
           <w:b/>
         </w:rPr>
+        <w:lastRenderedPageBreak/>
         <w:t xml:space="preserve">Routing in React </w:t>
       </w:r>
       <w:proofErr w:type="spellStart"/>
@@ -10954,1182 +10986,3612 @@
     </w:p>
     <w:p>
       <w:pPr>
-        <w:rPr>
-          <w:rFonts w:asciiTheme="majorHAnsi" w:hAnsiTheme="majorHAnsi"/>
-        </w:rPr>
-      </w:pPr>
-      <w:r>
-        <w:rPr>
-          <w:rFonts w:asciiTheme="majorHAnsi" w:hAnsiTheme="majorHAnsi"/>
-        </w:rPr>
-        <w:t>Example</w:t>
-      </w:r>
-      <w:r>
-        <w:rPr>
-          <w:rFonts w:asciiTheme="majorHAnsi" w:hAnsiTheme="majorHAnsi"/>
+        <w:pStyle w:val="ListParagraph"/>
+        <w:numPr>
+          <w:ilvl w:val="0"/>
+          <w:numId w:val="11"/>
+        </w:numPr>
+        <w:rPr>
+          <w:rFonts w:asciiTheme="majorHAnsi" w:hAnsiTheme="majorHAnsi"/>
+        </w:rPr>
+      </w:pPr>
+      <w:r>
+        <w:rPr>
+          <w:rFonts w:asciiTheme="majorHAnsi" w:hAnsiTheme="majorHAnsi"/>
+        </w:rPr>
+        <w:t xml:space="preserve">Some of the basic components of React-Router-Dom is </w:t>
+      </w:r>
+      <w:proofErr w:type="spellStart"/>
+      <w:r>
+        <w:rPr>
+          <w:rFonts w:asciiTheme="majorHAnsi" w:hAnsiTheme="majorHAnsi"/>
+        </w:rPr>
+        <w:t>BrowserRouter</w:t>
+      </w:r>
+      <w:proofErr w:type="spellEnd"/>
+      <w:r>
+        <w:rPr>
+          <w:rFonts w:asciiTheme="majorHAnsi" w:hAnsiTheme="majorHAnsi"/>
+        </w:rPr>
+        <w:t xml:space="preserve">, Routes, Route, </w:t>
+      </w:r>
+      <w:proofErr w:type="gramStart"/>
+      <w:r>
+        <w:rPr>
+          <w:rFonts w:asciiTheme="majorHAnsi" w:hAnsiTheme="majorHAnsi"/>
+        </w:rPr>
+        <w:t>Link(</w:t>
+      </w:r>
+      <w:proofErr w:type="gramEnd"/>
+      <w:r>
+        <w:rPr>
+          <w:rFonts w:asciiTheme="majorHAnsi" w:hAnsiTheme="majorHAnsi"/>
+        </w:rPr>
+        <w:t xml:space="preserve">analogous to anchor tag). Apart from that </w:t>
+      </w:r>
+      <w:proofErr w:type="spellStart"/>
+      <w:r>
+        <w:rPr>
+          <w:rFonts w:asciiTheme="majorHAnsi" w:hAnsiTheme="majorHAnsi"/>
+        </w:rPr>
+        <w:t>useNavigate</w:t>
+      </w:r>
+      <w:proofErr w:type="spellEnd"/>
+      <w:r>
+        <w:rPr>
+          <w:rFonts w:asciiTheme="majorHAnsi" w:hAnsiTheme="majorHAnsi"/>
+        </w:rPr>
+        <w:t xml:space="preserve"> allows us to navigate programmatically within our app</w:t>
+      </w:r>
+      <w:r>
+        <w:rPr>
+          <w:rFonts w:asciiTheme="majorHAnsi" w:hAnsiTheme="majorHAnsi"/>
+        </w:rPr>
+        <w:t xml:space="preserve">. Hooks in React-Router-Dom -&gt; </w:t>
+      </w:r>
+      <w:proofErr w:type="spellStart"/>
+      <w:r>
+        <w:rPr>
+          <w:rFonts w:asciiTheme="majorHAnsi" w:hAnsiTheme="majorHAnsi"/>
+        </w:rPr>
+        <w:t>useParams</w:t>
+      </w:r>
+      <w:proofErr w:type="spellEnd"/>
+      <w:r>
+        <w:rPr>
+          <w:rFonts w:asciiTheme="majorHAnsi" w:hAnsiTheme="majorHAnsi"/>
+        </w:rPr>
+        <w:t xml:space="preserve">(); </w:t>
+      </w:r>
+      <w:proofErr w:type="spellStart"/>
+      <w:r>
+        <w:rPr>
+          <w:rFonts w:asciiTheme="majorHAnsi" w:hAnsiTheme="majorHAnsi"/>
+        </w:rPr>
+        <w:t>useLocation</w:t>
+      </w:r>
+      <w:proofErr w:type="spellEnd"/>
+      <w:r>
+        <w:rPr>
+          <w:rFonts w:asciiTheme="majorHAnsi" w:hAnsiTheme="majorHAnsi"/>
+        </w:rPr>
+        <w:t xml:space="preserve">();  </w:t>
+      </w:r>
+      <w:proofErr w:type="spellStart"/>
+      <w:r>
+        <w:rPr>
+          <w:rFonts w:asciiTheme="majorHAnsi" w:hAnsiTheme="majorHAnsi"/>
+        </w:rPr>
+        <w:t>useNavigate</w:t>
+      </w:r>
+      <w:proofErr w:type="spellEnd"/>
+      <w:r>
+        <w:rPr>
+          <w:rFonts w:asciiTheme="majorHAnsi" w:hAnsiTheme="majorHAnsi"/>
+        </w:rPr>
+        <w:t>();</w:t>
+      </w:r>
+      <w:r>
+        <w:rPr>
+          <w:rFonts w:asciiTheme="majorHAnsi" w:hAnsiTheme="majorHAnsi"/>
+        </w:rPr>
+        <w:t xml:space="preserve"> New Things include </w:t>
+      </w:r>
+      <w:proofErr w:type="spellStart"/>
+      <w:r>
+        <w:rPr>
+          <w:rFonts w:asciiTheme="majorHAnsi" w:hAnsiTheme="majorHAnsi"/>
+        </w:rPr>
+        <w:t>createBrowserRouter</w:t>
+      </w:r>
+      <w:proofErr w:type="spellEnd"/>
+      <w:r>
+        <w:rPr>
+          <w:rFonts w:asciiTheme="majorHAnsi" w:hAnsiTheme="majorHAnsi"/>
+        </w:rPr>
+        <w:t xml:space="preserve">, </w:t>
+      </w:r>
+      <w:proofErr w:type="spellStart"/>
+      <w:r>
+        <w:rPr>
+          <w:rFonts w:asciiTheme="majorHAnsi" w:hAnsiTheme="majorHAnsi"/>
+        </w:rPr>
+        <w:t>RouterProvider</w:t>
+      </w:r>
+      <w:proofErr w:type="spellEnd"/>
+      <w:r>
+        <w:rPr>
+          <w:rFonts w:asciiTheme="majorHAnsi" w:hAnsiTheme="majorHAnsi"/>
+        </w:rPr>
+        <w:t xml:space="preserve">, </w:t>
+      </w:r>
+    </w:p>
+    <w:p>
+      <w:pPr>
+        <w:rPr>
+          <w:rFonts w:asciiTheme="majorHAnsi" w:hAnsiTheme="majorHAnsi"/>
+        </w:rPr>
+      </w:pPr>
+      <w:r>
+        <w:rPr>
+          <w:rFonts w:asciiTheme="majorHAnsi" w:hAnsiTheme="majorHAnsi"/>
+        </w:rPr>
+        <w:t>Here is an example which showcases working of React Router (react-router-</w:t>
+      </w:r>
+      <w:proofErr w:type="spellStart"/>
+      <w:r>
+        <w:rPr>
+          <w:rFonts w:asciiTheme="majorHAnsi" w:hAnsiTheme="majorHAnsi"/>
+        </w:rPr>
+        <w:t>dom</w:t>
+      </w:r>
+      <w:proofErr w:type="spellEnd"/>
+      <w:r>
+        <w:rPr>
+          <w:rFonts w:asciiTheme="majorHAnsi" w:hAnsiTheme="majorHAnsi"/>
+        </w:rPr>
+        <w:t xml:space="preserve"> </w:t>
+      </w:r>
+      <w:r>
+        <w:rPr>
+          <w:rFonts w:asciiTheme="majorHAnsi" w:hAnsiTheme="majorHAnsi"/>
+        </w:rPr>
+        <w:t>v6.4+)</w:t>
+      </w:r>
+    </w:p>
+    <w:p>
+      <w:pPr>
+        <w:spacing w:line="240" w:lineRule="auto"/>
+        <w:rPr>
+          <w:rFonts w:cstheme="minorHAnsi"/>
+          <w:sz w:val="18"/>
+          <w:szCs w:val="18"/>
+        </w:rPr>
+      </w:pPr>
+      <w:proofErr w:type="spellStart"/>
+      <w:proofErr w:type="gramStart"/>
+      <w:r>
+        <w:rPr>
+          <w:rFonts w:cstheme="minorHAnsi"/>
+          <w:sz w:val="18"/>
+          <w:szCs w:val="18"/>
+        </w:rPr>
+        <w:t>src</w:t>
+      </w:r>
+      <w:proofErr w:type="spellEnd"/>
+      <w:proofErr w:type="gramEnd"/>
+      <w:r>
+        <w:rPr>
+          <w:rFonts w:cstheme="minorHAnsi"/>
+          <w:sz w:val="18"/>
+          <w:szCs w:val="18"/>
+        </w:rPr>
+        <w:t>/</w:t>
+      </w:r>
+    </w:p>
+    <w:p>
+      <w:pPr>
+        <w:spacing w:line="240" w:lineRule="auto"/>
+        <w:rPr>
+          <w:rFonts w:cstheme="minorHAnsi"/>
+          <w:sz w:val="18"/>
+          <w:szCs w:val="18"/>
+        </w:rPr>
+      </w:pPr>
+      <w:r>
+        <w:rPr>
+          <w:rFonts w:cstheme="minorHAnsi"/>
+          <w:sz w:val="18"/>
+          <w:szCs w:val="18"/>
+        </w:rPr>
+        <w:t xml:space="preserve"> </w:t>
+      </w:r>
+      <w:r>
+        <w:rPr>
+          <w:rFonts w:ascii="Arial" w:hAnsi="Arial" w:cs="Arial"/>
+          <w:sz w:val="18"/>
+          <w:szCs w:val="18"/>
+        </w:rPr>
+        <w:t>├</w:t>
+      </w:r>
+      <w:r>
+        <w:rPr>
+          <w:rFonts w:ascii="Calibri" w:hAnsi="Calibri" w:cs="Calibri"/>
+          <w:sz w:val="18"/>
+          <w:szCs w:val="18"/>
+        </w:rPr>
+        <w:t xml:space="preserve">─ </w:t>
+      </w:r>
+      <w:proofErr w:type="gramStart"/>
+      <w:r>
+        <w:rPr>
+          <w:rFonts w:ascii="Calibri" w:hAnsi="Calibri" w:cs="Calibri"/>
+          <w:sz w:val="18"/>
+          <w:szCs w:val="18"/>
+        </w:rPr>
+        <w:t>components</w:t>
+      </w:r>
+      <w:proofErr w:type="gramEnd"/>
+      <w:r>
+        <w:rPr>
+          <w:rFonts w:ascii="Calibri" w:hAnsi="Calibri" w:cs="Calibri"/>
+          <w:sz w:val="18"/>
+          <w:szCs w:val="18"/>
+        </w:rPr>
+        <w:t>/</w:t>
+      </w:r>
+    </w:p>
+    <w:p>
+      <w:pPr>
+        <w:spacing w:line="240" w:lineRule="auto"/>
+        <w:rPr>
+          <w:rFonts w:cstheme="minorHAnsi"/>
+          <w:sz w:val="18"/>
+          <w:szCs w:val="18"/>
+        </w:rPr>
+      </w:pPr>
+      <w:r>
+        <w:rPr>
+          <w:rFonts w:cstheme="minorHAnsi"/>
+          <w:sz w:val="18"/>
+          <w:szCs w:val="18"/>
+        </w:rPr>
+        <w:t xml:space="preserve"> │   </w:t>
+      </w:r>
+      <w:r>
+        <w:rPr>
+          <w:rFonts w:ascii="Arial" w:hAnsi="Arial" w:cs="Arial"/>
+          <w:sz w:val="18"/>
+          <w:szCs w:val="18"/>
+        </w:rPr>
+        <w:t>├</w:t>
+      </w:r>
+      <w:r>
+        <w:rPr>
+          <w:rFonts w:ascii="Calibri" w:hAnsi="Calibri" w:cs="Calibri"/>
+          <w:sz w:val="18"/>
+          <w:szCs w:val="18"/>
+        </w:rPr>
+        <w:t>─ Navbar.jsx</w:t>
+      </w:r>
+    </w:p>
+    <w:p>
+      <w:pPr>
+        <w:spacing w:line="240" w:lineRule="auto"/>
+        <w:rPr>
+          <w:rFonts w:cstheme="minorHAnsi"/>
+          <w:sz w:val="18"/>
+          <w:szCs w:val="18"/>
+        </w:rPr>
+      </w:pPr>
+      <w:r>
+        <w:rPr>
+          <w:rFonts w:cstheme="minorHAnsi"/>
+          <w:sz w:val="18"/>
+          <w:szCs w:val="18"/>
+        </w:rPr>
+        <w:t xml:space="preserve"> │   </w:t>
+      </w:r>
+      <w:r>
+        <w:rPr>
+          <w:rFonts w:ascii="Arial" w:hAnsi="Arial" w:cs="Arial"/>
+          <w:sz w:val="18"/>
+          <w:szCs w:val="18"/>
+        </w:rPr>
+        <w:t>├</w:t>
+      </w:r>
+      <w:r>
+        <w:rPr>
+          <w:rFonts w:ascii="Calibri" w:hAnsi="Calibri" w:cs="Calibri"/>
+          <w:sz w:val="18"/>
+          <w:szCs w:val="18"/>
+        </w:rPr>
+        <w:t>─ Contact1.jsx</w:t>
+      </w:r>
+    </w:p>
+    <w:p>
+      <w:pPr>
+        <w:spacing w:line="240" w:lineRule="auto"/>
+        <w:rPr>
+          <w:rFonts w:cstheme="minorHAnsi"/>
+          <w:sz w:val="18"/>
+          <w:szCs w:val="18"/>
+        </w:rPr>
+      </w:pPr>
+      <w:r>
+        <w:rPr>
+          <w:rFonts w:cstheme="minorHAnsi"/>
+          <w:sz w:val="18"/>
+          <w:szCs w:val="18"/>
+        </w:rPr>
+        <w:t xml:space="preserve"> │   </w:t>
+      </w:r>
+      <w:r>
+        <w:rPr>
+          <w:rFonts w:ascii="Arial" w:hAnsi="Arial" w:cs="Arial"/>
+          <w:sz w:val="18"/>
+          <w:szCs w:val="18"/>
+        </w:rPr>
+        <w:t>├</w:t>
+      </w:r>
+      <w:r>
+        <w:rPr>
+          <w:rFonts w:ascii="Calibri" w:hAnsi="Calibri" w:cs="Calibri"/>
+          <w:sz w:val="18"/>
+          <w:szCs w:val="18"/>
+        </w:rPr>
+        <w:t>─ Contact2.jsx</w:t>
+      </w:r>
+    </w:p>
+    <w:p>
+      <w:pPr>
+        <w:spacing w:line="240" w:lineRule="auto"/>
+        <w:rPr>
+          <w:rFonts w:cstheme="minorHAnsi"/>
+          <w:sz w:val="18"/>
+          <w:szCs w:val="18"/>
+        </w:rPr>
+      </w:pPr>
+      <w:r>
+        <w:rPr>
+          <w:rFonts w:cstheme="minorHAnsi"/>
+          <w:sz w:val="18"/>
+          <w:szCs w:val="18"/>
+        </w:rPr>
+        <w:t xml:space="preserve"> │   </w:t>
+      </w:r>
+      <w:r>
+        <w:rPr>
+          <w:rFonts w:ascii="Arial" w:hAnsi="Arial" w:cs="Arial"/>
+          <w:sz w:val="18"/>
+          <w:szCs w:val="18"/>
+        </w:rPr>
+        <w:t>├</w:t>
+      </w:r>
+      <w:r>
+        <w:rPr>
+          <w:rFonts w:ascii="Calibri" w:hAnsi="Calibri" w:cs="Calibri"/>
+          <w:sz w:val="18"/>
+          <w:szCs w:val="18"/>
+        </w:rPr>
+        <w:t>─ Contact3.jsx</w:t>
+      </w:r>
+    </w:p>
+    <w:p>
+      <w:pPr>
+        <w:spacing w:line="240" w:lineRule="auto"/>
+        <w:rPr>
+          <w:rFonts w:cstheme="minorHAnsi"/>
+          <w:sz w:val="18"/>
+          <w:szCs w:val="18"/>
+        </w:rPr>
+      </w:pPr>
+      <w:r>
+        <w:rPr>
+          <w:rFonts w:cstheme="minorHAnsi"/>
+          <w:sz w:val="18"/>
+          <w:szCs w:val="18"/>
+        </w:rPr>
+        <w:t xml:space="preserve"> │   └─ Contact4.jsx</w:t>
+      </w:r>
+    </w:p>
+    <w:p>
+      <w:pPr>
+        <w:spacing w:line="240" w:lineRule="auto"/>
+        <w:rPr>
+          <w:rFonts w:cstheme="minorHAnsi"/>
+          <w:sz w:val="18"/>
+          <w:szCs w:val="18"/>
+        </w:rPr>
+      </w:pPr>
+      <w:r>
+        <w:rPr>
+          <w:rFonts w:cstheme="minorHAnsi"/>
+          <w:sz w:val="18"/>
+          <w:szCs w:val="18"/>
+        </w:rPr>
+        <w:t xml:space="preserve"> </w:t>
+      </w:r>
+      <w:r>
+        <w:rPr>
+          <w:rFonts w:ascii="Arial" w:hAnsi="Arial" w:cs="Arial"/>
+          <w:sz w:val="18"/>
+          <w:szCs w:val="18"/>
+        </w:rPr>
+        <w:t>├</w:t>
+      </w:r>
+      <w:r>
+        <w:rPr>
+          <w:rFonts w:ascii="Calibri" w:hAnsi="Calibri" w:cs="Calibri"/>
+          <w:sz w:val="18"/>
+          <w:szCs w:val="18"/>
+        </w:rPr>
+        <w:t xml:space="preserve">─ </w:t>
+      </w:r>
+      <w:proofErr w:type="gramStart"/>
+      <w:r>
+        <w:rPr>
+          <w:rFonts w:ascii="Calibri" w:hAnsi="Calibri" w:cs="Calibri"/>
+          <w:sz w:val="18"/>
+          <w:szCs w:val="18"/>
+        </w:rPr>
+        <w:t>pages</w:t>
+      </w:r>
+      <w:proofErr w:type="gramEnd"/>
+      <w:r>
+        <w:rPr>
+          <w:rFonts w:ascii="Calibri" w:hAnsi="Calibri" w:cs="Calibri"/>
+          <w:sz w:val="18"/>
+          <w:szCs w:val="18"/>
+        </w:rPr>
+        <w:t>/</w:t>
+      </w:r>
+    </w:p>
+    <w:p>
+      <w:pPr>
+        <w:spacing w:line="240" w:lineRule="auto"/>
+        <w:rPr>
+          <w:rFonts w:cstheme="minorHAnsi"/>
+          <w:sz w:val="18"/>
+          <w:szCs w:val="18"/>
+        </w:rPr>
+      </w:pPr>
+      <w:r>
+        <w:rPr>
+          <w:rFonts w:cstheme="minorHAnsi"/>
+          <w:sz w:val="18"/>
+          <w:szCs w:val="18"/>
+        </w:rPr>
+        <w:t xml:space="preserve"> │   </w:t>
+      </w:r>
+      <w:r>
+        <w:rPr>
+          <w:rFonts w:ascii="Arial" w:hAnsi="Arial" w:cs="Arial"/>
+          <w:sz w:val="18"/>
+          <w:szCs w:val="18"/>
+        </w:rPr>
+        <w:t>├</w:t>
+      </w:r>
+      <w:r>
+        <w:rPr>
+          <w:rFonts w:ascii="Calibri" w:hAnsi="Calibri" w:cs="Calibri"/>
+          <w:sz w:val="18"/>
+          <w:szCs w:val="18"/>
+        </w:rPr>
+        <w:t>─ Home.jsx</w:t>
+      </w:r>
+    </w:p>
+    <w:p>
+      <w:pPr>
+        <w:spacing w:line="240" w:lineRule="auto"/>
+        <w:rPr>
+          <w:rFonts w:cstheme="minorHAnsi"/>
+          <w:sz w:val="18"/>
+          <w:szCs w:val="18"/>
+        </w:rPr>
+      </w:pPr>
+      <w:r>
+        <w:rPr>
+          <w:rFonts w:cstheme="minorHAnsi"/>
+          <w:sz w:val="18"/>
+          <w:szCs w:val="18"/>
+        </w:rPr>
+        <w:t xml:space="preserve"> │   </w:t>
+      </w:r>
+      <w:r>
+        <w:rPr>
+          <w:rFonts w:ascii="Arial" w:hAnsi="Arial" w:cs="Arial"/>
+          <w:sz w:val="18"/>
+          <w:szCs w:val="18"/>
+        </w:rPr>
+        <w:t>├</w:t>
+      </w:r>
+      <w:r>
+        <w:rPr>
+          <w:rFonts w:ascii="Calibri" w:hAnsi="Calibri" w:cs="Calibri"/>
+          <w:sz w:val="18"/>
+          <w:szCs w:val="18"/>
+        </w:rPr>
+        <w:t>─ About.jsx</w:t>
+      </w:r>
+    </w:p>
+    <w:p>
+      <w:pPr>
+        <w:spacing w:line="240" w:lineRule="auto"/>
+        <w:rPr>
+          <w:rFonts w:cstheme="minorHAnsi"/>
+          <w:sz w:val="18"/>
+          <w:szCs w:val="18"/>
+        </w:rPr>
+      </w:pPr>
+      <w:r>
+        <w:rPr>
+          <w:rFonts w:cstheme="minorHAnsi"/>
+          <w:sz w:val="18"/>
+          <w:szCs w:val="18"/>
+        </w:rPr>
+        <w:t xml:space="preserve"> │   └─ Contact.jsx</w:t>
+      </w:r>
+    </w:p>
+    <w:p>
+      <w:pPr>
+        <w:spacing w:line="240" w:lineRule="auto"/>
+        <w:rPr>
+          <w:rFonts w:cstheme="minorHAnsi"/>
+          <w:sz w:val="18"/>
+          <w:szCs w:val="18"/>
+        </w:rPr>
+      </w:pPr>
+      <w:r>
+        <w:rPr>
+          <w:rFonts w:cstheme="minorHAnsi"/>
+          <w:sz w:val="18"/>
+          <w:szCs w:val="18"/>
+        </w:rPr>
+        <w:t xml:space="preserve"> </w:t>
+      </w:r>
+      <w:r>
+        <w:rPr>
+          <w:rFonts w:ascii="Arial" w:hAnsi="Arial" w:cs="Arial"/>
+          <w:sz w:val="18"/>
+          <w:szCs w:val="18"/>
+        </w:rPr>
+        <w:t>├</w:t>
+      </w:r>
+      <w:r>
+        <w:rPr>
+          <w:rFonts w:ascii="Calibri" w:hAnsi="Calibri" w:cs="Calibri"/>
+          <w:sz w:val="18"/>
+          <w:szCs w:val="18"/>
+        </w:rPr>
+        <w:t>─ App.jsx</w:t>
+      </w:r>
+    </w:p>
+    <w:p>
+      <w:pPr>
+        <w:spacing w:line="240" w:lineRule="auto"/>
+        <w:rPr>
+          <w:rFonts w:cstheme="minorHAnsi"/>
+          <w:sz w:val="18"/>
+          <w:szCs w:val="18"/>
+        </w:rPr>
+      </w:pPr>
+      <w:r>
+        <w:rPr>
+          <w:rFonts w:cstheme="minorHAnsi"/>
+          <w:sz w:val="18"/>
+          <w:szCs w:val="18"/>
+        </w:rPr>
+        <w:t xml:space="preserve"> └─ main.jsx</w:t>
+      </w:r>
+    </w:p>
+    <w:p>
+      <w:pPr>
+        <w:spacing w:line="240" w:lineRule="auto"/>
+        <w:rPr>
+          <w:rFonts w:cstheme="minorHAnsi"/>
+          <w:sz w:val="18"/>
+          <w:szCs w:val="18"/>
+        </w:rPr>
+      </w:pPr>
+      <w:r>
+        <w:rPr>
+          <w:rFonts w:cstheme="minorHAnsi"/>
+          <w:b/>
+          <w:bCs/>
+          <w:sz w:val="18"/>
+          <w:szCs w:val="18"/>
+        </w:rPr>
+        <w:t>App.jsx</w:t>
+      </w:r>
+      <w:r>
+        <w:rPr>
+          <w:rFonts w:cstheme="minorHAnsi"/>
+          <w:sz w:val="18"/>
+          <w:szCs w:val="18"/>
         </w:rPr>
         <w:br/>
       </w:r>
       <w:r>
         <w:rPr>
-          <w:rFonts w:asciiTheme="majorHAnsi" w:hAnsiTheme="majorHAnsi"/>
-        </w:rPr>
-        <w:t>import React from 'react';</w:t>
-      </w:r>
-      <w:r>
-        <w:rPr>
-          <w:rFonts w:asciiTheme="majorHAnsi" w:hAnsiTheme="majorHAnsi"/>
+          <w:rFonts w:cstheme="minorHAnsi"/>
+          <w:sz w:val="18"/>
+          <w:szCs w:val="18"/>
+        </w:rPr>
+        <w:t xml:space="preserve">import { </w:t>
+      </w:r>
+      <w:proofErr w:type="spellStart"/>
+      <w:r>
+        <w:rPr>
+          <w:rFonts w:cstheme="minorHAnsi"/>
+          <w:sz w:val="18"/>
+          <w:szCs w:val="18"/>
+        </w:rPr>
+        <w:t>createBrowserRouter</w:t>
+      </w:r>
+      <w:proofErr w:type="spellEnd"/>
+      <w:r>
+        <w:rPr>
+          <w:rFonts w:cstheme="minorHAnsi"/>
+          <w:sz w:val="18"/>
+          <w:szCs w:val="18"/>
+        </w:rPr>
+        <w:t xml:space="preserve">, </w:t>
+      </w:r>
+      <w:proofErr w:type="spellStart"/>
+      <w:r>
+        <w:rPr>
+          <w:rFonts w:cstheme="minorHAnsi"/>
+          <w:sz w:val="18"/>
+          <w:szCs w:val="18"/>
+        </w:rPr>
+        <w:t>RouterProvider</w:t>
+      </w:r>
+      <w:proofErr w:type="spellEnd"/>
+      <w:r>
+        <w:rPr>
+          <w:rFonts w:cstheme="minorHAnsi"/>
+          <w:sz w:val="18"/>
+          <w:szCs w:val="18"/>
+        </w:rPr>
+        <w:t xml:space="preserve"> } from "react-router-</w:t>
+      </w:r>
+      <w:proofErr w:type="spellStart"/>
+      <w:r>
+        <w:rPr>
+          <w:rFonts w:cstheme="minorHAnsi"/>
+          <w:sz w:val="18"/>
+          <w:szCs w:val="18"/>
+        </w:rPr>
+        <w:t>dom</w:t>
+      </w:r>
+      <w:proofErr w:type="spellEnd"/>
+      <w:r>
+        <w:rPr>
+          <w:rFonts w:cstheme="minorHAnsi"/>
+          <w:sz w:val="18"/>
+          <w:szCs w:val="18"/>
+        </w:rPr>
+        <w:t>";</w:t>
+      </w:r>
+      <w:r>
+        <w:rPr>
+          <w:rFonts w:cstheme="minorHAnsi"/>
+          <w:sz w:val="18"/>
+          <w:szCs w:val="18"/>
         </w:rPr>
         <w:br/>
       </w:r>
       <w:r>
         <w:rPr>
-          <w:rFonts w:asciiTheme="majorHAnsi" w:hAnsiTheme="majorHAnsi"/>
-        </w:rPr>
-        <w:t>im</w:t>
-      </w:r>
-      <w:r>
-        <w:rPr>
-          <w:rFonts w:asciiTheme="majorHAnsi" w:hAnsiTheme="majorHAnsi"/>
-        </w:rPr>
-        <w:t xml:space="preserve">port </w:t>
-      </w:r>
-      <w:proofErr w:type="spellStart"/>
-      <w:r>
-        <w:rPr>
-          <w:rFonts w:asciiTheme="majorHAnsi" w:hAnsiTheme="majorHAnsi"/>
-        </w:rPr>
-        <w:t>ReactDOM</w:t>
-      </w:r>
-      <w:proofErr w:type="spellEnd"/>
-      <w:r>
-        <w:rPr>
-          <w:rFonts w:asciiTheme="majorHAnsi" w:hAnsiTheme="majorHAnsi"/>
-        </w:rPr>
-        <w:t xml:space="preserve"> from 'react-</w:t>
-      </w:r>
-      <w:proofErr w:type="spellStart"/>
-      <w:r>
-        <w:rPr>
-          <w:rFonts w:asciiTheme="majorHAnsi" w:hAnsiTheme="majorHAnsi"/>
-        </w:rPr>
-        <w:t>dom</w:t>
-      </w:r>
-      <w:proofErr w:type="spellEnd"/>
-      <w:r>
-        <w:rPr>
-          <w:rFonts w:asciiTheme="majorHAnsi" w:hAnsiTheme="majorHAnsi"/>
-        </w:rPr>
-        <w:t>';</w:t>
-      </w:r>
-      <w:r>
-        <w:rPr>
-          <w:rFonts w:asciiTheme="majorHAnsi" w:hAnsiTheme="majorHAnsi"/>
+          <w:rFonts w:cstheme="minorHAnsi"/>
+          <w:sz w:val="18"/>
+          <w:szCs w:val="18"/>
+        </w:rPr>
+        <w:t>import Layout from "./pages/Layout";</w:t>
+      </w:r>
+      <w:r>
+        <w:rPr>
+          <w:rFonts w:cstheme="minorHAnsi"/>
+          <w:sz w:val="18"/>
+          <w:szCs w:val="18"/>
         </w:rPr>
         <w:br/>
       </w:r>
       <w:r>
         <w:rPr>
-          <w:rFonts w:asciiTheme="majorHAnsi" w:hAnsiTheme="majorHAnsi"/>
-        </w:rPr>
-        <w:t xml:space="preserve">import { </w:t>
-      </w:r>
-      <w:proofErr w:type="spellStart"/>
-      <w:r>
-        <w:rPr>
-          <w:rFonts w:asciiTheme="majorHAnsi" w:hAnsiTheme="majorHAnsi"/>
-        </w:rPr>
-        <w:t>BrowserRouter</w:t>
-      </w:r>
-      <w:proofErr w:type="spellEnd"/>
-      <w:r>
-        <w:rPr>
-          <w:rFonts w:asciiTheme="majorHAnsi" w:hAnsiTheme="majorHAnsi"/>
-        </w:rPr>
-        <w:t xml:space="preserve"> as Router, Route, Switch, </w:t>
-      </w:r>
-      <w:r>
-        <w:rPr>
-          <w:rFonts w:asciiTheme="majorHAnsi" w:hAnsiTheme="majorHAnsi"/>
-        </w:rPr>
-        <w:t>Link } from 'react-router-</w:t>
-      </w:r>
-      <w:proofErr w:type="spellStart"/>
-      <w:r>
-        <w:rPr>
-          <w:rFonts w:asciiTheme="majorHAnsi" w:hAnsiTheme="majorHAnsi"/>
-        </w:rPr>
-        <w:t>dom</w:t>
-      </w:r>
-      <w:proofErr w:type="spellEnd"/>
-      <w:r>
-        <w:rPr>
-          <w:rFonts w:asciiTheme="majorHAnsi" w:hAnsiTheme="majorHAnsi"/>
-        </w:rPr>
-        <w:t>';</w:t>
-      </w:r>
-      <w:r>
-        <w:rPr>
-          <w:rFonts w:asciiTheme="majorHAnsi" w:hAnsiTheme="majorHAnsi"/>
+          <w:rFonts w:cstheme="minorHAnsi"/>
+          <w:sz w:val="18"/>
+          <w:szCs w:val="18"/>
+        </w:rPr>
+        <w:t>import Home from "./pages/Home";</w:t>
+      </w:r>
+      <w:r>
+        <w:rPr>
+          <w:rFonts w:cstheme="minorHAnsi"/>
+          <w:sz w:val="18"/>
+          <w:szCs w:val="18"/>
         </w:rPr>
         <w:br/>
       </w:r>
       <w:r>
         <w:rPr>
-          <w:rFonts w:asciiTheme="majorHAnsi" w:hAnsiTheme="majorHAnsi"/>
-        </w:rPr>
-        <w:t>import</w:t>
-      </w:r>
-      <w:r>
-        <w:rPr>
-          <w:rFonts w:asciiTheme="majorHAnsi" w:hAnsiTheme="majorHAnsi"/>
-        </w:rPr>
-        <w:t xml:space="preserve"> Home from './components/Home';</w:t>
-      </w:r>
-      <w:r>
-        <w:rPr>
-          <w:rFonts w:asciiTheme="majorHAnsi" w:hAnsiTheme="majorHAnsi"/>
+          <w:rFonts w:cstheme="minorHAnsi"/>
+          <w:sz w:val="18"/>
+          <w:szCs w:val="18"/>
+        </w:rPr>
+        <w:t>import About from "./pages/About";</w:t>
+      </w:r>
+      <w:r>
+        <w:rPr>
+          <w:rFonts w:cstheme="minorHAnsi"/>
+          <w:sz w:val="18"/>
+          <w:szCs w:val="18"/>
         </w:rPr>
         <w:br/>
       </w:r>
       <w:r>
         <w:rPr>
-          <w:rFonts w:asciiTheme="majorHAnsi" w:hAnsiTheme="majorHAnsi"/>
-        </w:rPr>
-        <w:t>import A</w:t>
-      </w:r>
-      <w:r>
-        <w:rPr>
-          <w:rFonts w:asciiTheme="majorHAnsi" w:hAnsiTheme="majorHAnsi"/>
-        </w:rPr>
-        <w:t>bout from './components/About';</w:t>
-      </w:r>
-    </w:p>
-    <w:p>
-      <w:pPr>
-        <w:rPr>
-          <w:rFonts w:asciiTheme="majorHAnsi" w:hAnsiTheme="majorHAnsi"/>
-        </w:rPr>
-      </w:pPr>
-      <w:r>
-        <w:rPr>
-          <w:rFonts w:asciiTheme="majorHAnsi" w:hAnsiTheme="majorHAnsi"/>
-        </w:rPr>
-        <w:t>const App = () =&gt; {</w:t>
-      </w:r>
-      <w:r>
-        <w:rPr>
-          <w:rFonts w:asciiTheme="majorHAnsi" w:hAnsiTheme="majorHAnsi"/>
+          <w:rFonts w:cstheme="minorHAnsi"/>
+          <w:sz w:val="18"/>
+          <w:szCs w:val="18"/>
+        </w:rPr>
+        <w:t>import Contact from "./pages/Contact";</w:t>
+      </w:r>
+      <w:r>
+        <w:rPr>
+          <w:rFonts w:cstheme="minorHAnsi"/>
+          <w:sz w:val="18"/>
+          <w:szCs w:val="18"/>
+        </w:rPr>
+        <w:br/>
+      </w:r>
+      <w:r>
+        <w:rPr>
+          <w:rFonts w:cstheme="minorHAnsi"/>
+          <w:sz w:val="18"/>
+          <w:szCs w:val="18"/>
+        </w:rPr>
+        <w:t>import Contact1 from "./components/Contact1";</w:t>
+      </w:r>
+      <w:r>
+        <w:rPr>
+          <w:rFonts w:cstheme="minorHAnsi"/>
+          <w:sz w:val="18"/>
+          <w:szCs w:val="18"/>
+        </w:rPr>
+        <w:br/>
+      </w:r>
+      <w:r>
+        <w:rPr>
+          <w:rFonts w:cstheme="minorHAnsi"/>
+          <w:sz w:val="18"/>
+          <w:szCs w:val="18"/>
+        </w:rPr>
+        <w:t>import Contact2 from "./components/Contact2";</w:t>
+      </w:r>
+      <w:r>
+        <w:rPr>
+          <w:rFonts w:cstheme="minorHAnsi"/>
+          <w:sz w:val="18"/>
+          <w:szCs w:val="18"/>
+        </w:rPr>
+        <w:br/>
+      </w:r>
+      <w:r>
+        <w:rPr>
+          <w:rFonts w:cstheme="minorHAnsi"/>
+          <w:sz w:val="18"/>
+          <w:szCs w:val="18"/>
+        </w:rPr>
+        <w:lastRenderedPageBreak/>
+        <w:t>import Contact3 from "./components/Contact3";</w:t>
+      </w:r>
+      <w:r>
+        <w:rPr>
+          <w:rFonts w:cstheme="minorHAnsi"/>
+          <w:sz w:val="18"/>
+          <w:szCs w:val="18"/>
+        </w:rPr>
+        <w:br/>
+      </w:r>
+      <w:r>
+        <w:rPr>
+          <w:rFonts w:cstheme="minorHAnsi"/>
+          <w:sz w:val="18"/>
+          <w:szCs w:val="18"/>
+        </w:rPr>
+        <w:t>import Contact4 from "./components/Contact4";</w:t>
+      </w:r>
+    </w:p>
+    <w:p>
+      <w:pPr>
+        <w:spacing w:line="240" w:lineRule="auto"/>
+        <w:rPr>
+          <w:rFonts w:cstheme="minorHAnsi"/>
+          <w:sz w:val="18"/>
+          <w:szCs w:val="18"/>
+        </w:rPr>
+      </w:pPr>
+      <w:r>
+        <w:rPr>
+          <w:rFonts w:cstheme="minorHAnsi"/>
+          <w:sz w:val="18"/>
+          <w:szCs w:val="18"/>
+        </w:rPr>
+        <w:t>function App() {</w:t>
+      </w:r>
+      <w:r>
+        <w:rPr>
+          <w:rFonts w:cstheme="minorHAnsi"/>
+          <w:sz w:val="18"/>
+          <w:szCs w:val="18"/>
+        </w:rPr>
+        <w:br/>
+        <w:t xml:space="preserve">      </w:t>
+      </w:r>
+      <w:r>
+        <w:rPr>
+          <w:rFonts w:cstheme="minorHAnsi"/>
+          <w:sz w:val="18"/>
+          <w:szCs w:val="18"/>
+        </w:rPr>
+        <w:t xml:space="preserve">const router = </w:t>
+      </w:r>
+      <w:proofErr w:type="spellStart"/>
+      <w:r>
+        <w:rPr>
+          <w:rFonts w:cstheme="minorHAnsi"/>
+          <w:sz w:val="18"/>
+          <w:szCs w:val="18"/>
+        </w:rPr>
+        <w:t>createBrowserRouter</w:t>
+      </w:r>
+      <w:proofErr w:type="spellEnd"/>
+      <w:r>
+        <w:rPr>
+          <w:rFonts w:cstheme="minorHAnsi"/>
+          <w:sz w:val="18"/>
+          <w:szCs w:val="18"/>
+        </w:rPr>
+        <w:t>([</w:t>
+      </w:r>
+      <w:r>
+        <w:rPr>
+          <w:rFonts w:cstheme="minorHAnsi"/>
+          <w:sz w:val="18"/>
+          <w:szCs w:val="18"/>
         </w:rPr>
         <w:br/>
         <w:t xml:space="preserve"> </w:t>
       </w:r>
       <w:r>
         <w:rPr>
-          <w:rFonts w:asciiTheme="majorHAnsi" w:hAnsiTheme="majorHAnsi"/>
+          <w:rFonts w:cstheme="minorHAnsi"/>
+          <w:sz w:val="18"/>
+          <w:szCs w:val="18"/>
         </w:rPr>
         <w:tab/>
       </w:r>
       <w:r>
         <w:rPr>
-          <w:rFonts w:asciiTheme="majorHAnsi" w:hAnsiTheme="majorHAnsi"/>
-        </w:rPr>
-        <w:t>return (</w:t>
-      </w:r>
-      <w:r>
-        <w:rPr>
-          <w:rFonts w:asciiTheme="majorHAnsi" w:hAnsiTheme="majorHAnsi"/>
+          <w:rFonts w:cstheme="minorHAnsi"/>
+          <w:sz w:val="18"/>
+          <w:szCs w:val="18"/>
+        </w:rPr>
+        <w:t>{</w:t>
+      </w:r>
+      <w:r>
+        <w:rPr>
+          <w:rFonts w:cstheme="minorHAnsi"/>
+          <w:sz w:val="18"/>
+          <w:szCs w:val="18"/>
         </w:rPr>
         <w:br/>
         <w:t xml:space="preserve"> </w:t>
       </w:r>
       <w:r>
         <w:rPr>
-          <w:rFonts w:asciiTheme="majorHAnsi" w:hAnsiTheme="majorHAnsi"/>
+          <w:rFonts w:cstheme="minorHAnsi"/>
+          <w:sz w:val="18"/>
+          <w:szCs w:val="18"/>
         </w:rPr>
         <w:tab/>
       </w:r>
       <w:r>
         <w:rPr>
-          <w:rFonts w:asciiTheme="majorHAnsi" w:hAnsiTheme="majorHAnsi"/>
+          <w:rFonts w:cstheme="minorHAnsi"/>
+          <w:sz w:val="18"/>
+          <w:szCs w:val="18"/>
+        </w:rPr>
+        <w:t>path: "/",</w:t>
+      </w:r>
+      <w:r>
+        <w:rPr>
+          <w:rFonts w:cstheme="minorHAnsi"/>
+          <w:sz w:val="18"/>
+          <w:szCs w:val="18"/>
+        </w:rPr>
+        <w:br/>
+      </w:r>
+      <w:r>
+        <w:rPr>
+          <w:rFonts w:cstheme="minorHAnsi"/>
+          <w:sz w:val="18"/>
+          <w:szCs w:val="18"/>
         </w:rPr>
         <w:tab/>
-        <w:t>&lt;Router&gt;</w:t>
-      </w:r>
-      <w:r>
-        <w:rPr>
-          <w:rFonts w:asciiTheme="majorHAnsi" w:hAnsiTheme="majorHAnsi"/>
+      </w:r>
+      <w:r>
+        <w:rPr>
+          <w:rFonts w:cstheme="minorHAnsi"/>
+          <w:sz w:val="18"/>
+          <w:szCs w:val="18"/>
+        </w:rPr>
+        <w:t xml:space="preserve">element: &lt;Layout /&gt;, // </w:t>
+      </w:r>
+      <w:proofErr w:type="spellStart"/>
+      <w:r>
+        <w:rPr>
+          <w:rFonts w:cstheme="minorHAnsi"/>
+          <w:sz w:val="18"/>
+          <w:szCs w:val="18"/>
+        </w:rPr>
+        <w:t>Navbar</w:t>
+      </w:r>
+      <w:proofErr w:type="spellEnd"/>
+      <w:r>
+        <w:rPr>
+          <w:rFonts w:cstheme="minorHAnsi"/>
+          <w:sz w:val="18"/>
+          <w:szCs w:val="18"/>
+        </w:rPr>
+        <w:t xml:space="preserve"> appears ONCE</w:t>
+      </w:r>
+      <w:r>
+        <w:rPr>
+          <w:rFonts w:cstheme="minorHAnsi"/>
+          <w:sz w:val="18"/>
+          <w:szCs w:val="18"/>
         </w:rPr>
         <w:br/>
         <w:t xml:space="preserve"> </w:t>
       </w:r>
       <w:r>
         <w:rPr>
-          <w:rFonts w:asciiTheme="majorHAnsi" w:hAnsiTheme="majorHAnsi"/>
+          <w:rFonts w:cstheme="minorHAnsi"/>
+          <w:sz w:val="18"/>
+          <w:szCs w:val="18"/>
         </w:rPr>
         <w:tab/>
       </w:r>
       <w:r>
         <w:rPr>
-          <w:rFonts w:asciiTheme="majorHAnsi" w:hAnsiTheme="majorHAnsi"/>
-        </w:rPr>
-        <w:tab/>
-      </w:r>
-      <w:r>
-        <w:rPr>
-          <w:rFonts w:asciiTheme="majorHAnsi" w:hAnsiTheme="majorHAnsi"/>
-        </w:rPr>
-        <w:tab/>
-      </w:r>
-      <w:r>
-        <w:rPr>
-          <w:rFonts w:asciiTheme="majorHAnsi" w:hAnsiTheme="majorHAnsi"/>
-        </w:rPr>
-        <w:t>&lt;</w:t>
-      </w:r>
-      <w:proofErr w:type="spellStart"/>
-      <w:r>
-        <w:rPr>
-          <w:rFonts w:asciiTheme="majorHAnsi" w:hAnsiTheme="majorHAnsi"/>
-        </w:rPr>
-        <w:t>nav</w:t>
-      </w:r>
-      <w:proofErr w:type="spellEnd"/>
-      <w:r>
-        <w:rPr>
-          <w:rFonts w:asciiTheme="majorHAnsi" w:hAnsiTheme="majorHAnsi"/>
-        </w:rPr>
-        <w:t>&gt;</w:t>
-      </w:r>
-      <w:r>
-        <w:rPr>
-          <w:rFonts w:asciiTheme="majorHAnsi" w:hAnsiTheme="majorHAnsi"/>
+          <w:rFonts w:cstheme="minorHAnsi"/>
+          <w:sz w:val="18"/>
+          <w:szCs w:val="18"/>
+        </w:rPr>
+        <w:t>children: [</w:t>
+      </w:r>
+      <w:r>
+        <w:rPr>
+          <w:rFonts w:cstheme="minorHAnsi"/>
+          <w:sz w:val="18"/>
+          <w:szCs w:val="18"/>
         </w:rPr>
         <w:br/>
         <w:t xml:space="preserve"> </w:t>
       </w:r>
       <w:r>
         <w:rPr>
-          <w:rFonts w:asciiTheme="majorHAnsi" w:hAnsiTheme="majorHAnsi"/>
+          <w:rFonts w:cstheme="minorHAnsi"/>
+          <w:sz w:val="18"/>
+          <w:szCs w:val="18"/>
         </w:rPr>
         <w:tab/>
       </w:r>
       <w:r>
         <w:rPr>
-          <w:rFonts w:asciiTheme="majorHAnsi" w:hAnsiTheme="majorHAnsi"/>
+          <w:rFonts w:cstheme="minorHAnsi"/>
+          <w:sz w:val="18"/>
+          <w:szCs w:val="18"/>
         </w:rPr>
         <w:tab/>
       </w:r>
       <w:r>
         <w:rPr>
-          <w:rFonts w:asciiTheme="majorHAnsi" w:hAnsiTheme="majorHAnsi"/>
-        </w:rPr>
-        <w:tab/>
-      </w:r>
-      <w:r>
-        <w:rPr>
-          <w:rFonts w:asciiTheme="majorHAnsi" w:hAnsiTheme="majorHAnsi"/>
-        </w:rPr>
-        <w:tab/>
-      </w:r>
-      <w:r>
-        <w:rPr>
-          <w:rFonts w:asciiTheme="majorHAnsi" w:hAnsiTheme="majorHAnsi"/>
-        </w:rPr>
-        <w:t>&lt;</w:t>
-      </w:r>
-      <w:proofErr w:type="spellStart"/>
-      <w:r>
-        <w:rPr>
-          <w:rFonts w:asciiTheme="majorHAnsi" w:hAnsiTheme="majorHAnsi"/>
-        </w:rPr>
-        <w:t>ul</w:t>
-      </w:r>
-      <w:proofErr w:type="spellEnd"/>
-      <w:r>
-        <w:rPr>
-          <w:rFonts w:asciiTheme="majorHAnsi" w:hAnsiTheme="majorHAnsi"/>
-        </w:rPr>
-        <w:t>&gt;</w:t>
-      </w:r>
-      <w:r>
-        <w:rPr>
-          <w:rFonts w:asciiTheme="majorHAnsi" w:hAnsiTheme="majorHAnsi"/>
+          <w:rFonts w:cstheme="minorHAnsi"/>
+          <w:sz w:val="18"/>
+          <w:szCs w:val="18"/>
+        </w:rPr>
+        <w:t>{ index: true, element: &lt;Home /&gt; }, // default = "/"</w:t>
+      </w:r>
+      <w:r>
+        <w:rPr>
+          <w:rFonts w:cstheme="minorHAnsi"/>
+          <w:sz w:val="18"/>
+          <w:szCs w:val="18"/>
         </w:rPr>
         <w:br/>
         <w:t xml:space="preserve"> </w:t>
       </w:r>
       <w:r>
         <w:rPr>
-          <w:rFonts w:asciiTheme="majorHAnsi" w:hAnsiTheme="majorHAnsi"/>
+          <w:rFonts w:cstheme="minorHAnsi"/>
+          <w:sz w:val="18"/>
+          <w:szCs w:val="18"/>
         </w:rPr>
         <w:tab/>
       </w:r>
       <w:r>
         <w:rPr>
-          <w:rFonts w:asciiTheme="majorHAnsi" w:hAnsiTheme="majorHAnsi"/>
+          <w:rFonts w:cstheme="minorHAnsi"/>
+          <w:sz w:val="18"/>
+          <w:szCs w:val="18"/>
         </w:rPr>
         <w:tab/>
       </w:r>
       <w:r>
         <w:rPr>
-          <w:rFonts w:asciiTheme="majorHAnsi" w:hAnsiTheme="majorHAnsi"/>
-        </w:rPr>
-        <w:tab/>
-      </w:r>
-      <w:r>
-        <w:rPr>
-          <w:rFonts w:asciiTheme="majorHAnsi" w:hAnsiTheme="majorHAnsi"/>
-        </w:rPr>
-        <w:tab/>
-      </w:r>
-      <w:r>
-        <w:rPr>
-          <w:rFonts w:asciiTheme="majorHAnsi" w:hAnsiTheme="majorHAnsi"/>
-        </w:rPr>
-        <w:tab/>
-        <w:t>&lt;</w:t>
-      </w:r>
-      <w:proofErr w:type="spellStart"/>
-      <w:r>
-        <w:rPr>
-          <w:rFonts w:asciiTheme="majorHAnsi" w:hAnsiTheme="majorHAnsi"/>
-        </w:rPr>
-        <w:t>li</w:t>
-      </w:r>
-      <w:proofErr w:type="spellEnd"/>
-      <w:r>
-        <w:rPr>
-          <w:rFonts w:asciiTheme="majorHAnsi" w:hAnsiTheme="majorHAnsi"/>
-        </w:rPr>
-        <w:t xml:space="preserve">&gt; &lt;Link to="/"&gt;Home&lt;/Link&gt; </w:t>
-      </w:r>
-      <w:r>
-        <w:rPr>
-          <w:rFonts w:asciiTheme="majorHAnsi" w:hAnsiTheme="majorHAnsi"/>
-        </w:rPr>
-        <w:t>&lt;/</w:t>
-      </w:r>
-      <w:proofErr w:type="spellStart"/>
-      <w:r>
-        <w:rPr>
-          <w:rFonts w:asciiTheme="majorHAnsi" w:hAnsiTheme="majorHAnsi"/>
-        </w:rPr>
-        <w:t>li</w:t>
-      </w:r>
-      <w:proofErr w:type="spellEnd"/>
-      <w:r>
-        <w:rPr>
-          <w:rFonts w:asciiTheme="majorHAnsi" w:hAnsiTheme="majorHAnsi"/>
-        </w:rPr>
-        <w:t>&gt;</w:t>
-      </w:r>
-      <w:r>
-        <w:rPr>
-          <w:rFonts w:asciiTheme="majorHAnsi" w:hAnsiTheme="majorHAnsi"/>
+          <w:rFonts w:cstheme="minorHAnsi"/>
+          <w:sz w:val="18"/>
+          <w:szCs w:val="18"/>
+        </w:rPr>
+        <w:t>{ path: "about", element: &lt;About /&gt; },</w:t>
+      </w:r>
+      <w:r>
+        <w:rPr>
+          <w:rFonts w:cstheme="minorHAnsi"/>
+          <w:sz w:val="18"/>
+          <w:szCs w:val="18"/>
         </w:rPr>
         <w:br/>
         <w:t xml:space="preserve"> </w:t>
       </w:r>
       <w:r>
         <w:rPr>
-          <w:rFonts w:asciiTheme="majorHAnsi" w:hAnsiTheme="majorHAnsi"/>
+          <w:rFonts w:cstheme="minorHAnsi"/>
+          <w:sz w:val="18"/>
+          <w:szCs w:val="18"/>
         </w:rPr>
         <w:tab/>
       </w:r>
       <w:r>
         <w:rPr>
-          <w:rFonts w:asciiTheme="majorHAnsi" w:hAnsiTheme="majorHAnsi"/>
+          <w:rFonts w:cstheme="minorHAnsi"/>
+          <w:sz w:val="18"/>
+          <w:szCs w:val="18"/>
         </w:rPr>
         <w:tab/>
       </w:r>
       <w:r>
         <w:rPr>
-          <w:rFonts w:asciiTheme="majorHAnsi" w:hAnsiTheme="majorHAnsi"/>
-        </w:rPr>
-        <w:tab/>
-      </w:r>
-      <w:r>
-        <w:rPr>
-          <w:rFonts w:asciiTheme="majorHAnsi" w:hAnsiTheme="majorHAnsi"/>
-        </w:rPr>
-        <w:tab/>
-      </w:r>
-      <w:r>
-        <w:rPr>
-          <w:rFonts w:asciiTheme="majorHAnsi" w:hAnsiTheme="majorHAnsi"/>
-        </w:rPr>
-        <w:tab/>
-      </w:r>
-      <w:r>
-        <w:rPr>
-          <w:rFonts w:asciiTheme="majorHAnsi" w:hAnsiTheme="majorHAnsi"/>
-        </w:rPr>
-        <w:t>&lt;</w:t>
-      </w:r>
-      <w:proofErr w:type="spellStart"/>
-      <w:r>
-        <w:rPr>
-          <w:rFonts w:asciiTheme="majorHAnsi" w:hAnsiTheme="majorHAnsi"/>
-        </w:rPr>
-        <w:t>li</w:t>
-      </w:r>
-      <w:proofErr w:type="spellEnd"/>
-      <w:r>
-        <w:rPr>
-          <w:rFonts w:asciiTheme="majorHAnsi" w:hAnsiTheme="majorHAnsi"/>
-        </w:rPr>
-        <w:t>&gt;</w:t>
-      </w:r>
-      <w:r>
-        <w:rPr>
-          <w:rFonts w:asciiTheme="majorHAnsi" w:hAnsiTheme="majorHAnsi"/>
-        </w:rPr>
-        <w:t xml:space="preserve"> </w:t>
-      </w:r>
-      <w:r>
-        <w:rPr>
-          <w:rFonts w:asciiTheme="majorHAnsi" w:hAnsiTheme="majorHAnsi"/>
-        </w:rPr>
-        <w:t>&lt;Link to="/about"&gt;About&lt;/Link&gt;</w:t>
-      </w:r>
-      <w:r>
-        <w:rPr>
-          <w:rFonts w:asciiTheme="majorHAnsi" w:hAnsiTheme="majorHAnsi"/>
-        </w:rPr>
-        <w:t xml:space="preserve"> &lt;/</w:t>
-      </w:r>
-      <w:proofErr w:type="spellStart"/>
-      <w:r>
-        <w:rPr>
-          <w:rFonts w:asciiTheme="majorHAnsi" w:hAnsiTheme="majorHAnsi"/>
-        </w:rPr>
-        <w:t>li</w:t>
-      </w:r>
-      <w:proofErr w:type="spellEnd"/>
-      <w:r>
-        <w:rPr>
-          <w:rFonts w:asciiTheme="majorHAnsi" w:hAnsiTheme="majorHAnsi"/>
-        </w:rPr>
-        <w:t>&gt;</w:t>
-      </w:r>
-      <w:r>
-        <w:rPr>
-          <w:rFonts w:asciiTheme="majorHAnsi" w:hAnsiTheme="majorHAnsi"/>
+          <w:rFonts w:cstheme="minorHAnsi"/>
+          <w:sz w:val="18"/>
+          <w:szCs w:val="18"/>
+        </w:rPr>
+        <w:t>{</w:t>
+      </w:r>
+      <w:r>
+        <w:rPr>
+          <w:rFonts w:cstheme="minorHAnsi"/>
+          <w:sz w:val="18"/>
+          <w:szCs w:val="18"/>
         </w:rPr>
         <w:br/>
         <w:t xml:space="preserve"> </w:t>
       </w:r>
       <w:r>
         <w:rPr>
-          <w:rFonts w:asciiTheme="majorHAnsi" w:hAnsiTheme="majorHAnsi"/>
+          <w:rFonts w:cstheme="minorHAnsi"/>
+          <w:sz w:val="18"/>
+          <w:szCs w:val="18"/>
         </w:rPr>
         <w:tab/>
       </w:r>
       <w:r>
         <w:rPr>
-          <w:rFonts w:asciiTheme="majorHAnsi" w:hAnsiTheme="majorHAnsi"/>
+          <w:rFonts w:cstheme="minorHAnsi"/>
+          <w:sz w:val="18"/>
+          <w:szCs w:val="18"/>
         </w:rPr>
         <w:tab/>
       </w:r>
       <w:r>
         <w:rPr>
-          <w:rFonts w:asciiTheme="majorHAnsi" w:hAnsiTheme="majorHAnsi"/>
+          <w:rFonts w:cstheme="minorHAnsi"/>
+          <w:sz w:val="18"/>
+          <w:szCs w:val="18"/>
         </w:rPr>
         <w:tab/>
       </w:r>
       <w:r>
         <w:rPr>
-          <w:rFonts w:asciiTheme="majorHAnsi" w:hAnsiTheme="majorHAnsi"/>
-        </w:rPr>
-        <w:tab/>
-        <w:t>&lt;/</w:t>
-      </w:r>
-      <w:proofErr w:type="spellStart"/>
-      <w:r>
-        <w:rPr>
-          <w:rFonts w:asciiTheme="majorHAnsi" w:hAnsiTheme="majorHAnsi"/>
-        </w:rPr>
-        <w:t>ul</w:t>
-      </w:r>
-      <w:proofErr w:type="spellEnd"/>
-      <w:r>
-        <w:rPr>
-          <w:rFonts w:asciiTheme="majorHAnsi" w:hAnsiTheme="majorHAnsi"/>
-        </w:rPr>
-        <w:t>&gt;</w:t>
-      </w:r>
-      <w:r>
-        <w:rPr>
-          <w:rFonts w:asciiTheme="majorHAnsi" w:hAnsiTheme="majorHAnsi"/>
+          <w:rFonts w:cstheme="minorHAnsi"/>
+          <w:sz w:val="18"/>
+          <w:szCs w:val="18"/>
+        </w:rPr>
+        <w:t>path: "contact",</w:t>
+      </w:r>
+      <w:r>
+        <w:rPr>
+          <w:rFonts w:cstheme="minorHAnsi"/>
+          <w:sz w:val="18"/>
+          <w:szCs w:val="18"/>
         </w:rPr>
         <w:br/>
         <w:t xml:space="preserve"> </w:t>
       </w:r>
       <w:r>
         <w:rPr>
-          <w:rFonts w:asciiTheme="majorHAnsi" w:hAnsiTheme="majorHAnsi"/>
+          <w:rFonts w:cstheme="minorHAnsi"/>
+          <w:sz w:val="18"/>
+          <w:szCs w:val="18"/>
         </w:rPr>
         <w:tab/>
       </w:r>
       <w:r>
         <w:rPr>
-          <w:rFonts w:asciiTheme="majorHAnsi" w:hAnsiTheme="majorHAnsi"/>
+          <w:rFonts w:cstheme="minorHAnsi"/>
+          <w:sz w:val="18"/>
+          <w:szCs w:val="18"/>
         </w:rPr>
         <w:tab/>
       </w:r>
       <w:r>
         <w:rPr>
-          <w:rFonts w:asciiTheme="majorHAnsi" w:hAnsiTheme="majorHAnsi"/>
+          <w:rFonts w:cstheme="minorHAnsi"/>
+          <w:sz w:val="18"/>
+          <w:szCs w:val="18"/>
         </w:rPr>
         <w:tab/>
       </w:r>
       <w:r>
         <w:rPr>
-          <w:rFonts w:asciiTheme="majorHAnsi" w:hAnsiTheme="majorHAnsi"/>
-        </w:rPr>
-        <w:t>&lt;/</w:t>
-      </w:r>
-      <w:proofErr w:type="spellStart"/>
-      <w:r>
-        <w:rPr>
-          <w:rFonts w:asciiTheme="majorHAnsi" w:hAnsiTheme="majorHAnsi"/>
-        </w:rPr>
-        <w:t>nav</w:t>
-      </w:r>
-      <w:proofErr w:type="spellEnd"/>
-      <w:r>
-        <w:rPr>
-          <w:rFonts w:asciiTheme="majorHAnsi" w:hAnsiTheme="majorHAnsi"/>
-        </w:rPr>
-        <w:t>&gt;</w:t>
-      </w:r>
-      <w:r>
-        <w:rPr>
-          <w:rFonts w:asciiTheme="majorHAnsi" w:hAnsiTheme="majorHAnsi"/>
+          <w:rFonts w:cstheme="minorHAnsi"/>
+          <w:sz w:val="18"/>
+          <w:szCs w:val="18"/>
+        </w:rPr>
+        <w:t>element: &lt;Contact /&gt;,</w:t>
+      </w:r>
+      <w:r>
+        <w:rPr>
+          <w:rFonts w:cstheme="minorHAnsi"/>
+          <w:sz w:val="18"/>
+          <w:szCs w:val="18"/>
         </w:rPr>
         <w:br/>
         <w:t xml:space="preserve"> </w:t>
       </w:r>
       <w:r>
         <w:rPr>
-          <w:rFonts w:asciiTheme="majorHAnsi" w:hAnsiTheme="majorHAnsi"/>
+          <w:rFonts w:cstheme="minorHAnsi"/>
+          <w:sz w:val="18"/>
+          <w:szCs w:val="18"/>
         </w:rPr>
         <w:tab/>
       </w:r>
       <w:r>
         <w:rPr>
-          <w:rFonts w:asciiTheme="majorHAnsi" w:hAnsiTheme="majorHAnsi"/>
+          <w:rFonts w:cstheme="minorHAnsi"/>
+          <w:sz w:val="18"/>
+          <w:szCs w:val="18"/>
         </w:rPr>
         <w:tab/>
       </w:r>
       <w:r>
         <w:rPr>
-          <w:rFonts w:asciiTheme="majorHAnsi" w:hAnsiTheme="majorHAnsi"/>
+          <w:rFonts w:cstheme="minorHAnsi"/>
+          <w:sz w:val="18"/>
+          <w:szCs w:val="18"/>
         </w:rPr>
         <w:tab/>
-        <w:t>&lt;Switch&gt;</w:t>
-      </w:r>
-      <w:r>
-        <w:rPr>
-          <w:rFonts w:asciiTheme="majorHAnsi" w:hAnsiTheme="majorHAnsi"/>
+      </w:r>
+      <w:r>
+        <w:rPr>
+          <w:rFonts w:cstheme="minorHAnsi"/>
+          <w:sz w:val="18"/>
+          <w:szCs w:val="18"/>
+        </w:rPr>
+        <w:t>children: [</w:t>
+      </w:r>
+      <w:r>
+        <w:rPr>
+          <w:rFonts w:cstheme="minorHAnsi"/>
+          <w:sz w:val="18"/>
+          <w:szCs w:val="18"/>
         </w:rPr>
         <w:br/>
         <w:t xml:space="preserve"> </w:t>
       </w:r>
       <w:r>
         <w:rPr>
-          <w:rFonts w:asciiTheme="majorHAnsi" w:hAnsiTheme="majorHAnsi"/>
+          <w:rFonts w:cstheme="minorHAnsi"/>
+          <w:sz w:val="18"/>
+          <w:szCs w:val="18"/>
         </w:rPr>
         <w:tab/>
       </w:r>
       <w:r>
         <w:rPr>
-          <w:rFonts w:asciiTheme="majorHAnsi" w:hAnsiTheme="majorHAnsi"/>
+          <w:rFonts w:cstheme="minorHAnsi"/>
+          <w:sz w:val="18"/>
+          <w:szCs w:val="18"/>
         </w:rPr>
         <w:tab/>
       </w:r>
       <w:r>
         <w:rPr>
-          <w:rFonts w:asciiTheme="majorHAnsi" w:hAnsiTheme="majorHAnsi"/>
+          <w:rFonts w:cstheme="minorHAnsi"/>
+          <w:sz w:val="18"/>
+          <w:szCs w:val="18"/>
         </w:rPr>
         <w:tab/>
       </w:r>
       <w:r>
         <w:rPr>
-          <w:rFonts w:asciiTheme="majorHAnsi" w:hAnsiTheme="majorHAnsi"/>
+          <w:rFonts w:cstheme="minorHAnsi"/>
+          <w:sz w:val="18"/>
+          <w:szCs w:val="18"/>
         </w:rPr>
         <w:tab/>
       </w:r>
       <w:r>
         <w:rPr>
-          <w:rFonts w:asciiTheme="majorHAnsi" w:hAnsiTheme="majorHAnsi"/>
-        </w:rPr>
-        <w:t>&lt;Route exact path="/" component={Home} /&gt;</w:t>
-      </w:r>
-      <w:r>
-        <w:rPr>
-          <w:rFonts w:asciiTheme="majorHAnsi" w:hAnsiTheme="majorHAnsi"/>
+          <w:rFonts w:cstheme="minorHAnsi"/>
+          <w:sz w:val="18"/>
+          <w:szCs w:val="18"/>
+        </w:rPr>
+        <w:t>{ index: true, element: &lt;Contact1 /&gt; }, // default = "/contact"</w:t>
+      </w:r>
+      <w:r>
+        <w:rPr>
+          <w:rFonts w:cstheme="minorHAnsi"/>
+          <w:sz w:val="18"/>
+          <w:szCs w:val="18"/>
         </w:rPr>
         <w:br/>
         <w:t xml:space="preserve"> </w:t>
       </w:r>
       <w:r>
         <w:rPr>
-          <w:rFonts w:asciiTheme="majorHAnsi" w:hAnsiTheme="majorHAnsi"/>
+          <w:rFonts w:cstheme="minorHAnsi"/>
+          <w:sz w:val="18"/>
+          <w:szCs w:val="18"/>
         </w:rPr>
         <w:tab/>
       </w:r>
       <w:r>
         <w:rPr>
-          <w:rFonts w:asciiTheme="majorHAnsi" w:hAnsiTheme="majorHAnsi"/>
+          <w:rFonts w:cstheme="minorHAnsi"/>
+          <w:sz w:val="18"/>
+          <w:szCs w:val="18"/>
         </w:rPr>
         <w:tab/>
       </w:r>
       <w:r>
         <w:rPr>
-          <w:rFonts w:asciiTheme="majorHAnsi" w:hAnsiTheme="majorHAnsi"/>
+          <w:rFonts w:cstheme="minorHAnsi"/>
+          <w:sz w:val="18"/>
+          <w:szCs w:val="18"/>
         </w:rPr>
         <w:tab/>
       </w:r>
       <w:r>
         <w:rPr>
-          <w:rFonts w:asciiTheme="majorHAnsi" w:hAnsiTheme="majorHAnsi"/>
+          <w:rFonts w:cstheme="minorHAnsi"/>
+          <w:sz w:val="18"/>
+          <w:szCs w:val="18"/>
         </w:rPr>
         <w:tab/>
       </w:r>
       <w:r>
         <w:rPr>
-          <w:rFonts w:asciiTheme="majorHAnsi" w:hAnsiTheme="majorHAnsi"/>
-        </w:rPr>
-        <w:t>&lt;Route path="/about" component={About} /&gt;</w:t>
-      </w:r>
-      <w:r>
-        <w:rPr>
-          <w:rFonts w:asciiTheme="majorHAnsi" w:hAnsiTheme="majorHAnsi"/>
+          <w:rFonts w:cstheme="minorHAnsi"/>
+          <w:sz w:val="18"/>
+          <w:szCs w:val="18"/>
+        </w:rPr>
+        <w:t>{ path: "contact1", element: &lt;Contact1 /&gt; },</w:t>
+      </w:r>
+      <w:r>
+        <w:rPr>
+          <w:rFonts w:cstheme="minorHAnsi"/>
+          <w:sz w:val="18"/>
+          <w:szCs w:val="18"/>
         </w:rPr>
         <w:br/>
         <w:t xml:space="preserve"> </w:t>
       </w:r>
       <w:r>
         <w:rPr>
-          <w:rFonts w:asciiTheme="majorHAnsi" w:hAnsiTheme="majorHAnsi"/>
+          <w:rFonts w:cstheme="minorHAnsi"/>
+          <w:sz w:val="18"/>
+          <w:szCs w:val="18"/>
         </w:rPr>
         <w:tab/>
       </w:r>
       <w:r>
         <w:rPr>
-          <w:rFonts w:asciiTheme="majorHAnsi" w:hAnsiTheme="majorHAnsi"/>
+          <w:rFonts w:cstheme="minorHAnsi"/>
+          <w:sz w:val="18"/>
+          <w:szCs w:val="18"/>
         </w:rPr>
         <w:tab/>
       </w:r>
       <w:r>
         <w:rPr>
-          <w:rFonts w:asciiTheme="majorHAnsi" w:hAnsiTheme="majorHAnsi"/>
+          <w:rFonts w:cstheme="minorHAnsi"/>
+          <w:sz w:val="18"/>
+          <w:szCs w:val="18"/>
         </w:rPr>
         <w:tab/>
       </w:r>
       <w:r>
         <w:rPr>
-          <w:rFonts w:asciiTheme="majorHAnsi" w:hAnsiTheme="majorHAnsi"/>
-        </w:rPr>
-        <w:t>&lt;/Switch&gt;</w:t>
-      </w:r>
-      <w:r>
-        <w:rPr>
-          <w:rFonts w:asciiTheme="majorHAnsi" w:hAnsiTheme="majorHAnsi"/>
+          <w:rFonts w:cstheme="minorHAnsi"/>
+          <w:sz w:val="18"/>
+          <w:szCs w:val="18"/>
+        </w:rPr>
+        <w:tab/>
+      </w:r>
+      <w:r>
+        <w:rPr>
+          <w:rFonts w:cstheme="minorHAnsi"/>
+          <w:sz w:val="18"/>
+          <w:szCs w:val="18"/>
+        </w:rPr>
+        <w:t>{ path: "contact2", element: &lt;Contact2 /&gt; },</w:t>
+      </w:r>
+      <w:r>
+        <w:rPr>
+          <w:rFonts w:cstheme="minorHAnsi"/>
+          <w:sz w:val="18"/>
+          <w:szCs w:val="18"/>
         </w:rPr>
         <w:br/>
-      </w:r>
-      <w:r>
-        <w:rPr>
-          <w:rFonts w:asciiTheme="majorHAnsi" w:hAnsiTheme="majorHAnsi"/>
+        <w:t xml:space="preserve"> </w:t>
+      </w:r>
+      <w:r>
+        <w:rPr>
+          <w:rFonts w:cstheme="minorHAnsi"/>
+          <w:sz w:val="18"/>
+          <w:szCs w:val="18"/>
+        </w:rPr>
+        <w:tab/>
+      </w:r>
+      <w:r>
+        <w:rPr>
+          <w:rFonts w:cstheme="minorHAnsi"/>
+          <w:sz w:val="18"/>
+          <w:szCs w:val="18"/>
+        </w:rPr>
+        <w:tab/>
+      </w:r>
+      <w:r>
+        <w:rPr>
+          <w:rFonts w:cstheme="minorHAnsi"/>
+          <w:sz w:val="18"/>
+          <w:szCs w:val="18"/>
+        </w:rPr>
+        <w:tab/>
+      </w:r>
+      <w:r>
+        <w:rPr>
+          <w:rFonts w:cstheme="minorHAnsi"/>
+          <w:sz w:val="18"/>
+          <w:szCs w:val="18"/>
+        </w:rPr>
+        <w:tab/>
+      </w:r>
+      <w:r>
+        <w:rPr>
+          <w:rFonts w:cstheme="minorHAnsi"/>
+          <w:sz w:val="18"/>
+          <w:szCs w:val="18"/>
+        </w:rPr>
+        <w:t>{ path: "contact3", element: &lt;Contact3 /&gt; },</w:t>
+      </w:r>
+      <w:r>
+        <w:rPr>
+          <w:rFonts w:cstheme="minorHAnsi"/>
+          <w:sz w:val="18"/>
+          <w:szCs w:val="18"/>
+        </w:rPr>
+        <w:br/>
+        <w:t xml:space="preserve"> </w:t>
+      </w:r>
+      <w:r>
+        <w:rPr>
+          <w:rFonts w:cstheme="minorHAnsi"/>
+          <w:sz w:val="18"/>
+          <w:szCs w:val="18"/>
+        </w:rPr>
+        <w:tab/>
+      </w:r>
+      <w:r>
+        <w:rPr>
+          <w:rFonts w:cstheme="minorHAnsi"/>
+          <w:sz w:val="18"/>
+          <w:szCs w:val="18"/>
+        </w:rPr>
+        <w:tab/>
+      </w:r>
+      <w:r>
+        <w:rPr>
+          <w:rFonts w:cstheme="minorHAnsi"/>
+          <w:sz w:val="18"/>
+          <w:szCs w:val="18"/>
+        </w:rPr>
+        <w:tab/>
+      </w:r>
+      <w:r>
+        <w:rPr>
+          <w:rFonts w:cstheme="minorHAnsi"/>
+          <w:sz w:val="18"/>
+          <w:szCs w:val="18"/>
+        </w:rPr>
+        <w:tab/>
+      </w:r>
+      <w:r>
+        <w:rPr>
+          <w:rFonts w:cstheme="minorHAnsi"/>
+          <w:sz w:val="18"/>
+          <w:szCs w:val="18"/>
+        </w:rPr>
+        <w:t>{ path: "contact4", element: &lt;Contact4 /&gt; },</w:t>
+      </w:r>
+      <w:r>
+        <w:rPr>
+          <w:rFonts w:cstheme="minorHAnsi"/>
+          <w:sz w:val="18"/>
+          <w:szCs w:val="18"/>
+        </w:rPr>
+        <w:br/>
+        <w:t xml:space="preserve"> </w:t>
+      </w:r>
+      <w:r>
+        <w:rPr>
+          <w:rFonts w:cstheme="minorHAnsi"/>
+          <w:sz w:val="18"/>
+          <w:szCs w:val="18"/>
+        </w:rPr>
+        <w:tab/>
+      </w:r>
+      <w:r>
+        <w:rPr>
+          <w:rFonts w:cstheme="minorHAnsi"/>
+          <w:sz w:val="18"/>
+          <w:szCs w:val="18"/>
+        </w:rPr>
+        <w:tab/>
+      </w:r>
+      <w:r>
+        <w:rPr>
+          <w:rFonts w:cstheme="minorHAnsi"/>
+          <w:sz w:val="18"/>
+          <w:szCs w:val="18"/>
+        </w:rPr>
+        <w:tab/>
+      </w:r>
+      <w:r>
+        <w:rPr>
+          <w:rFonts w:cstheme="minorHAnsi"/>
+          <w:sz w:val="18"/>
+          <w:szCs w:val="18"/>
+        </w:rPr>
+        <w:tab/>
+      </w:r>
+      <w:r>
+        <w:rPr>
+          <w:rFonts w:cstheme="minorHAnsi"/>
+          <w:sz w:val="18"/>
+          <w:szCs w:val="18"/>
+        </w:rPr>
+        <w:t>],</w:t>
+      </w:r>
+      <w:r>
+        <w:rPr>
+          <w:rFonts w:cstheme="minorHAnsi"/>
+          <w:sz w:val="18"/>
+          <w:szCs w:val="18"/>
+        </w:rPr>
+        <w:br/>
+        <w:t xml:space="preserve"> </w:t>
+      </w:r>
+      <w:r>
+        <w:rPr>
+          <w:rFonts w:cstheme="minorHAnsi"/>
+          <w:sz w:val="18"/>
+          <w:szCs w:val="18"/>
+        </w:rPr>
+        <w:tab/>
+      </w:r>
+      <w:r>
+        <w:rPr>
+          <w:rFonts w:cstheme="minorHAnsi"/>
+          <w:sz w:val="18"/>
+          <w:szCs w:val="18"/>
+        </w:rPr>
+        <w:tab/>
+      </w:r>
+      <w:r>
+        <w:rPr>
+          <w:rFonts w:cstheme="minorHAnsi"/>
+          <w:sz w:val="18"/>
+          <w:szCs w:val="18"/>
+        </w:rPr>
+        <w:t>},</w:t>
+      </w:r>
+      <w:r>
+        <w:rPr>
+          <w:rFonts w:cstheme="minorHAnsi"/>
+          <w:sz w:val="18"/>
+          <w:szCs w:val="18"/>
+        </w:rPr>
+        <w:br/>
+        <w:t xml:space="preserve"> </w:t>
+      </w:r>
+      <w:r>
+        <w:rPr>
+          <w:rFonts w:cstheme="minorHAnsi"/>
+          <w:sz w:val="18"/>
+          <w:szCs w:val="18"/>
+        </w:rPr>
+        <w:tab/>
+      </w:r>
+      <w:r>
+        <w:rPr>
+          <w:rFonts w:cstheme="minorHAnsi"/>
+          <w:sz w:val="18"/>
+          <w:szCs w:val="18"/>
+        </w:rPr>
+        <w:tab/>
+      </w:r>
+      <w:r>
+        <w:rPr>
+          <w:rFonts w:cstheme="minorHAnsi"/>
+          <w:sz w:val="18"/>
+          <w:szCs w:val="18"/>
+        </w:rPr>
+        <w:t>],</w:t>
+      </w:r>
+      <w:r>
+        <w:rPr>
+          <w:rFonts w:cstheme="minorHAnsi"/>
+          <w:sz w:val="18"/>
+          <w:szCs w:val="18"/>
+        </w:rPr>
+        <w:br/>
+        <w:t xml:space="preserve"> </w:t>
+      </w:r>
+      <w:r>
+        <w:rPr>
+          <w:rFonts w:cstheme="minorHAnsi"/>
+          <w:sz w:val="18"/>
+          <w:szCs w:val="18"/>
+        </w:rPr>
+        <w:tab/>
+      </w:r>
+      <w:r>
+        <w:rPr>
+          <w:rFonts w:cstheme="minorHAnsi"/>
+          <w:sz w:val="18"/>
+          <w:szCs w:val="18"/>
+        </w:rPr>
+        <w:t>},</w:t>
+      </w:r>
+    </w:p>
+    <w:p>
+      <w:pPr>
+        <w:spacing w:line="240" w:lineRule="auto"/>
+        <w:rPr>
+          <w:rFonts w:cstheme="minorHAnsi"/>
+          <w:sz w:val="18"/>
+          <w:szCs w:val="18"/>
+        </w:rPr>
+      </w:pPr>
+      <w:r>
+        <w:rPr>
+          <w:rFonts w:cstheme="minorHAnsi"/>
+          <w:sz w:val="18"/>
+          <w:szCs w:val="18"/>
+        </w:rPr>
+        <w:t xml:space="preserve">  ]);</w:t>
+      </w:r>
+    </w:p>
+    <w:p>
+      <w:pPr>
+        <w:spacing w:line="240" w:lineRule="auto"/>
+        <w:rPr>
+          <w:rFonts w:cstheme="minorHAnsi"/>
+          <w:sz w:val="18"/>
+          <w:szCs w:val="18"/>
+        </w:rPr>
+      </w:pPr>
+      <w:proofErr w:type="gramStart"/>
+      <w:r>
+        <w:rPr>
+          <w:rFonts w:cstheme="minorHAnsi"/>
+          <w:sz w:val="18"/>
+          <w:szCs w:val="18"/>
+        </w:rPr>
+        <w:t>return</w:t>
+      </w:r>
+      <w:proofErr w:type="gramEnd"/>
+      <w:r>
+        <w:rPr>
+          <w:rFonts w:cstheme="minorHAnsi"/>
+          <w:sz w:val="18"/>
+          <w:szCs w:val="18"/>
+        </w:rPr>
+        <w:t xml:space="preserve"> &lt;</w:t>
+      </w:r>
+      <w:proofErr w:type="spellStart"/>
+      <w:r>
+        <w:rPr>
+          <w:rFonts w:cstheme="minorHAnsi"/>
+          <w:sz w:val="18"/>
+          <w:szCs w:val="18"/>
+        </w:rPr>
+        <w:t>RouterProvider</w:t>
+      </w:r>
+      <w:proofErr w:type="spellEnd"/>
+      <w:r>
+        <w:rPr>
+          <w:rFonts w:cstheme="minorHAnsi"/>
+          <w:sz w:val="18"/>
+          <w:szCs w:val="18"/>
+        </w:rPr>
+        <w:t xml:space="preserve"> router={router} /&gt;;</w:t>
+      </w:r>
+    </w:p>
+    <w:p>
+      <w:pPr>
+        <w:spacing w:line="240" w:lineRule="auto"/>
+        <w:rPr>
+          <w:rFonts w:cstheme="minorHAnsi"/>
+          <w:sz w:val="18"/>
+          <w:szCs w:val="18"/>
+        </w:rPr>
+      </w:pPr>
+      <w:r>
+        <w:rPr>
+          <w:rFonts w:cstheme="minorHAnsi"/>
+          <w:sz w:val="18"/>
+          <w:szCs w:val="18"/>
+        </w:rPr>
+        <w:t>}</w:t>
+      </w:r>
+    </w:p>
+    <w:p>
+      <w:pPr>
+        <w:spacing w:line="240" w:lineRule="auto"/>
+        <w:rPr>
+          <w:rFonts w:cstheme="minorHAnsi"/>
+          <w:sz w:val="18"/>
+          <w:szCs w:val="18"/>
+        </w:rPr>
+      </w:pPr>
+      <w:proofErr w:type="gramStart"/>
+      <w:r>
+        <w:rPr>
+          <w:rFonts w:cstheme="minorHAnsi"/>
+          <w:sz w:val="18"/>
+          <w:szCs w:val="18"/>
+        </w:rPr>
+        <w:t>export</w:t>
+      </w:r>
+      <w:proofErr w:type="gramEnd"/>
+      <w:r>
+        <w:rPr>
+          <w:rFonts w:cstheme="minorHAnsi"/>
+          <w:sz w:val="18"/>
+          <w:szCs w:val="18"/>
+        </w:rPr>
+        <w:t xml:space="preserve"> default App;</w:t>
+      </w:r>
+    </w:p>
+    <w:p>
+      <w:pPr>
+        <w:spacing w:line="240" w:lineRule="auto"/>
+        <w:rPr>
+          <w:rFonts w:cstheme="minorHAnsi"/>
+          <w:b/>
+          <w:bCs/>
+          <w:sz w:val="18"/>
+          <w:szCs w:val="18"/>
+        </w:rPr>
+      </w:pPr>
+      <w:r>
+        <w:rPr>
+          <w:rFonts w:cstheme="minorHAnsi"/>
+          <w:b/>
+          <w:bCs/>
+          <w:sz w:val="18"/>
+          <w:szCs w:val="18"/>
+        </w:rPr>
+        <w:t>Layout.jsx</w:t>
+      </w:r>
+    </w:p>
+    <w:p>
+      <w:pPr>
+        <w:spacing w:line="240" w:lineRule="auto"/>
+        <w:rPr>
+          <w:rFonts w:cstheme="minorHAnsi"/>
+          <w:sz w:val="18"/>
+          <w:szCs w:val="18"/>
+        </w:rPr>
+      </w:pPr>
+      <w:proofErr w:type="gramStart"/>
+      <w:r>
+        <w:rPr>
+          <w:rFonts w:cstheme="minorHAnsi"/>
+          <w:sz w:val="18"/>
+          <w:szCs w:val="18"/>
+        </w:rPr>
+        <w:t>import</w:t>
+      </w:r>
+      <w:proofErr w:type="gramEnd"/>
+      <w:r>
+        <w:rPr>
+          <w:rFonts w:cstheme="minorHAnsi"/>
+          <w:sz w:val="18"/>
+          <w:szCs w:val="18"/>
+        </w:rPr>
+        <w:t xml:space="preserve"> </w:t>
+      </w:r>
+      <w:proofErr w:type="spellStart"/>
+      <w:r>
+        <w:rPr>
+          <w:rFonts w:cstheme="minorHAnsi"/>
+          <w:sz w:val="18"/>
+          <w:szCs w:val="18"/>
+        </w:rPr>
+        <w:t>Navbar</w:t>
+      </w:r>
+      <w:proofErr w:type="spellEnd"/>
+      <w:r>
+        <w:rPr>
+          <w:rFonts w:cstheme="minorHAnsi"/>
+          <w:sz w:val="18"/>
+          <w:szCs w:val="18"/>
+        </w:rPr>
+        <w:t xml:space="preserve"> from "../components/</w:t>
+      </w:r>
+      <w:proofErr w:type="spellStart"/>
+      <w:r>
+        <w:rPr>
+          <w:rFonts w:cstheme="minorHAnsi"/>
+          <w:sz w:val="18"/>
+          <w:szCs w:val="18"/>
+        </w:rPr>
+        <w:t>Navbar</w:t>
+      </w:r>
+      <w:proofErr w:type="spellEnd"/>
+      <w:r>
+        <w:rPr>
+          <w:rFonts w:cstheme="minorHAnsi"/>
+          <w:sz w:val="18"/>
+          <w:szCs w:val="18"/>
+        </w:rPr>
+        <w:t>"</w:t>
+      </w:r>
+      <w:proofErr w:type="gramStart"/>
+      <w:r>
+        <w:rPr>
+          <w:rFonts w:cstheme="minorHAnsi"/>
+          <w:sz w:val="18"/>
+          <w:szCs w:val="18"/>
+        </w:rPr>
+        <w:t>;</w:t>
+      </w:r>
+      <w:proofErr w:type="gramEnd"/>
+      <w:r>
+        <w:rPr>
+          <w:rFonts w:cstheme="minorHAnsi"/>
+          <w:sz w:val="18"/>
+          <w:szCs w:val="18"/>
+        </w:rPr>
+        <w:br/>
+      </w:r>
+      <w:r>
+        <w:rPr>
+          <w:rFonts w:cstheme="minorHAnsi"/>
+          <w:sz w:val="18"/>
+          <w:szCs w:val="18"/>
+        </w:rPr>
+        <w:t>import { Outlet } from "react-router-</w:t>
+      </w:r>
+      <w:proofErr w:type="spellStart"/>
+      <w:r>
+        <w:rPr>
+          <w:rFonts w:cstheme="minorHAnsi"/>
+          <w:sz w:val="18"/>
+          <w:szCs w:val="18"/>
+        </w:rPr>
+        <w:t>dom</w:t>
+      </w:r>
+      <w:proofErr w:type="spellEnd"/>
+      <w:r>
+        <w:rPr>
+          <w:rFonts w:cstheme="minorHAnsi"/>
+          <w:sz w:val="18"/>
+          <w:szCs w:val="18"/>
+        </w:rPr>
+        <w:t>";</w:t>
+      </w:r>
+    </w:p>
+    <w:p>
+      <w:pPr>
+        <w:spacing w:line="240" w:lineRule="auto"/>
+        <w:rPr>
+          <w:rFonts w:cstheme="minorHAnsi"/>
+          <w:sz w:val="18"/>
+          <w:szCs w:val="18"/>
+        </w:rPr>
+      </w:pPr>
+      <w:proofErr w:type="gramStart"/>
+      <w:r>
+        <w:rPr>
+          <w:rFonts w:cstheme="minorHAnsi"/>
+          <w:sz w:val="18"/>
+          <w:szCs w:val="18"/>
+        </w:rPr>
+        <w:t>function</w:t>
+      </w:r>
+      <w:proofErr w:type="gramEnd"/>
+      <w:r>
+        <w:rPr>
+          <w:rFonts w:cstheme="minorHAnsi"/>
+          <w:sz w:val="18"/>
+          <w:szCs w:val="18"/>
+        </w:rPr>
+        <w:t xml:space="preserve"> Layout() {</w:t>
+      </w:r>
+      <w:r>
+        <w:rPr>
+          <w:rFonts w:cstheme="minorHAnsi"/>
+          <w:sz w:val="18"/>
+          <w:szCs w:val="18"/>
+        </w:rPr>
+        <w:br/>
+        <w:t xml:space="preserve"> </w:t>
+      </w:r>
+      <w:r>
+        <w:rPr>
+          <w:rFonts w:cstheme="minorHAnsi"/>
+          <w:sz w:val="18"/>
+          <w:szCs w:val="18"/>
+        </w:rPr>
+        <w:t>return (</w:t>
+      </w:r>
+      <w:r>
+        <w:rPr>
+          <w:rFonts w:cstheme="minorHAnsi"/>
+          <w:sz w:val="18"/>
+          <w:szCs w:val="18"/>
+        </w:rPr>
+        <w:br/>
+        <w:t xml:space="preserve"> </w:t>
+      </w:r>
+      <w:r>
+        <w:rPr>
+          <w:rFonts w:cstheme="minorHAnsi"/>
+          <w:sz w:val="18"/>
+          <w:szCs w:val="18"/>
+        </w:rPr>
+        <w:tab/>
+      </w:r>
+      <w:r>
+        <w:rPr>
+          <w:rFonts w:cstheme="minorHAnsi"/>
+          <w:sz w:val="18"/>
+          <w:szCs w:val="18"/>
+        </w:rPr>
+        <w:t>&lt;div&gt;</w:t>
+      </w:r>
+      <w:r>
+        <w:rPr>
+          <w:rFonts w:cstheme="minorHAnsi"/>
+          <w:sz w:val="18"/>
+          <w:szCs w:val="18"/>
+        </w:rPr>
+        <w:br/>
+        <w:t xml:space="preserve"> </w:t>
+      </w:r>
+      <w:r>
+        <w:rPr>
+          <w:rFonts w:cstheme="minorHAnsi"/>
+          <w:sz w:val="18"/>
+          <w:szCs w:val="18"/>
+        </w:rPr>
+        <w:tab/>
+      </w:r>
+      <w:r>
+        <w:rPr>
+          <w:rFonts w:cstheme="minorHAnsi"/>
+          <w:sz w:val="18"/>
+          <w:szCs w:val="18"/>
+        </w:rPr>
+        <w:tab/>
+      </w:r>
+      <w:r>
+        <w:rPr>
+          <w:rFonts w:cstheme="minorHAnsi"/>
+          <w:sz w:val="18"/>
+          <w:szCs w:val="18"/>
+        </w:rPr>
+        <w:t>&lt;</w:t>
+      </w:r>
+      <w:proofErr w:type="spellStart"/>
+      <w:r>
+        <w:rPr>
+          <w:rFonts w:cstheme="minorHAnsi"/>
+          <w:sz w:val="18"/>
+          <w:szCs w:val="18"/>
+        </w:rPr>
+        <w:t>Navbar</w:t>
+      </w:r>
+      <w:proofErr w:type="spellEnd"/>
+      <w:r>
+        <w:rPr>
+          <w:rFonts w:cstheme="minorHAnsi"/>
+          <w:sz w:val="18"/>
+          <w:szCs w:val="18"/>
+        </w:rPr>
+        <w:t xml:space="preserve"> /&gt;</w:t>
+      </w:r>
+      <w:r>
+        <w:rPr>
+          <w:rFonts w:cstheme="minorHAnsi"/>
+          <w:sz w:val="18"/>
+          <w:szCs w:val="18"/>
+        </w:rPr>
+        <w:br/>
+        <w:t xml:space="preserve"> </w:t>
+      </w:r>
+      <w:r>
+        <w:rPr>
+          <w:rFonts w:cstheme="minorHAnsi"/>
+          <w:sz w:val="18"/>
+          <w:szCs w:val="18"/>
+        </w:rPr>
+        <w:tab/>
+      </w:r>
+      <w:r>
+        <w:rPr>
+          <w:rFonts w:cstheme="minorHAnsi"/>
+          <w:sz w:val="18"/>
+          <w:szCs w:val="18"/>
+        </w:rPr>
+        <w:tab/>
+      </w:r>
+      <w:r>
+        <w:rPr>
+          <w:rFonts w:cstheme="minorHAnsi"/>
+          <w:sz w:val="18"/>
+          <w:szCs w:val="18"/>
+        </w:rPr>
+        <w:t>&lt;div &gt;</w:t>
+      </w:r>
+      <w:r>
+        <w:rPr>
+          <w:rFonts w:cstheme="minorHAnsi"/>
+          <w:sz w:val="18"/>
+          <w:szCs w:val="18"/>
+        </w:rPr>
+        <w:t xml:space="preserve">   </w:t>
+      </w:r>
+      <w:r>
+        <w:rPr>
+          <w:rFonts w:cstheme="minorHAnsi"/>
+          <w:sz w:val="18"/>
+          <w:szCs w:val="18"/>
+        </w:rPr>
+        <w:t xml:space="preserve">&lt;Outlet /&gt; </w:t>
+      </w:r>
+      <w:r>
+        <w:rPr>
+          <w:rFonts w:cstheme="minorHAnsi"/>
+          <w:sz w:val="18"/>
+          <w:szCs w:val="18"/>
+        </w:rPr>
+        <w:t xml:space="preserve">  </w:t>
+      </w:r>
+      <w:r>
+        <w:rPr>
+          <w:rFonts w:cstheme="minorHAnsi"/>
+          <w:sz w:val="18"/>
+          <w:szCs w:val="18"/>
+        </w:rPr>
+        <w:t>&lt;/div&gt;</w:t>
+      </w:r>
+      <w:r>
+        <w:rPr>
+          <w:rFonts w:cstheme="minorHAnsi"/>
+          <w:sz w:val="18"/>
+          <w:szCs w:val="18"/>
+        </w:rPr>
+        <w:t xml:space="preserve">  </w:t>
+      </w:r>
+      <w:r>
+        <w:rPr>
+          <w:rFonts w:cstheme="minorHAnsi"/>
+          <w:sz w:val="18"/>
+          <w:szCs w:val="18"/>
+        </w:rPr>
+        <w:t>{/* all child routes render here */}</w:t>
+      </w:r>
+      <w:r>
+        <w:rPr>
+          <w:rFonts w:cstheme="minorHAnsi"/>
+          <w:sz w:val="18"/>
+          <w:szCs w:val="18"/>
+        </w:rPr>
+        <w:br/>
+        <w:t xml:space="preserve"> </w:t>
+      </w:r>
+      <w:r>
+        <w:rPr>
+          <w:rFonts w:cstheme="minorHAnsi"/>
+          <w:sz w:val="18"/>
+          <w:szCs w:val="18"/>
+        </w:rPr>
+        <w:tab/>
+      </w:r>
+      <w:r>
+        <w:rPr>
+          <w:rFonts w:cstheme="minorHAnsi"/>
+          <w:sz w:val="18"/>
+          <w:szCs w:val="18"/>
+        </w:rPr>
+        <w:t>&lt;/div&gt;</w:t>
+      </w:r>
+      <w:r>
+        <w:rPr>
+          <w:rFonts w:cstheme="minorHAnsi"/>
+          <w:sz w:val="18"/>
+          <w:szCs w:val="18"/>
+        </w:rPr>
+        <w:br/>
+        <w:t xml:space="preserve">           </w:t>
+      </w:r>
+      <w:r>
+        <w:rPr>
+          <w:rFonts w:cstheme="minorHAnsi"/>
+          <w:sz w:val="18"/>
+          <w:szCs w:val="18"/>
+        </w:rPr>
+        <w:t>);</w:t>
+      </w:r>
+      <w:r>
+        <w:rPr>
+          <w:rFonts w:cstheme="minorHAnsi"/>
+          <w:sz w:val="18"/>
+          <w:szCs w:val="18"/>
+        </w:rPr>
+        <w:br/>
+      </w:r>
+      <w:r>
+        <w:rPr>
+          <w:rFonts w:cstheme="minorHAnsi"/>
+          <w:sz w:val="18"/>
+          <w:szCs w:val="18"/>
+        </w:rPr>
+        <w:t xml:space="preserve"> }</w:t>
+      </w:r>
+      <w:r>
+        <w:rPr>
+          <w:rFonts w:cstheme="minorHAnsi"/>
+          <w:sz w:val="18"/>
+          <w:szCs w:val="18"/>
+        </w:rPr>
+        <w:br/>
+      </w:r>
+      <w:r>
+        <w:rPr>
+          <w:rFonts w:cstheme="minorHAnsi"/>
+          <w:sz w:val="18"/>
+          <w:szCs w:val="18"/>
+        </w:rPr>
+        <w:t>export default Layout;</w:t>
+      </w:r>
+    </w:p>
+    <w:p>
+      <w:pPr>
+        <w:spacing w:line="240" w:lineRule="auto"/>
+        <w:rPr>
+          <w:rFonts w:cstheme="minorHAnsi"/>
+          <w:b/>
+          <w:bCs/>
+          <w:sz w:val="18"/>
+          <w:szCs w:val="18"/>
+        </w:rPr>
+      </w:pPr>
+      <w:r>
+        <w:rPr>
+          <w:rFonts w:cstheme="minorHAnsi"/>
+          <w:b/>
+          <w:bCs/>
+          <w:sz w:val="18"/>
+          <w:szCs w:val="18"/>
+        </w:rPr>
+        <w:t>ContactN.jsx</w:t>
+      </w:r>
+      <w:r>
+        <w:rPr>
+          <w:rFonts w:cstheme="minorHAnsi"/>
+          <w:b/>
+          <w:bCs/>
+          <w:sz w:val="18"/>
+          <w:szCs w:val="18"/>
+        </w:rPr>
+        <w:t xml:space="preserve"> </w:t>
+      </w:r>
+      <w:proofErr w:type="gramStart"/>
+      <w:r>
+        <w:rPr>
+          <w:rFonts w:cstheme="minorHAnsi"/>
+          <w:b/>
+          <w:bCs/>
+          <w:sz w:val="18"/>
+          <w:szCs w:val="18"/>
+        </w:rPr>
+        <w:t xml:space="preserve">( </w:t>
+      </w:r>
+      <w:r>
+        <w:rPr>
+          <w:rFonts w:cstheme="minorHAnsi"/>
+          <w:b/>
+          <w:bCs/>
+          <w:sz w:val="18"/>
+          <w:szCs w:val="18"/>
+        </w:rPr>
+        <w:t>/</w:t>
+      </w:r>
+      <w:proofErr w:type="gramEnd"/>
+      <w:r>
+        <w:rPr>
+          <w:rFonts w:cstheme="minorHAnsi"/>
+          <w:b/>
+          <w:bCs/>
+          <w:sz w:val="18"/>
+          <w:szCs w:val="18"/>
+        </w:rPr>
+        <w:t>/ N can be 1,2,3,4</w:t>
+      </w:r>
+      <w:r>
+        <w:rPr>
+          <w:rFonts w:cstheme="minorHAnsi"/>
+          <w:b/>
+          <w:bCs/>
+          <w:sz w:val="18"/>
+          <w:szCs w:val="18"/>
+        </w:rPr>
+        <w:t xml:space="preserve"> )</w:t>
+      </w:r>
+    </w:p>
+    <w:p>
+      <w:pPr>
+        <w:spacing w:line="240" w:lineRule="auto"/>
+        <w:rPr>
+          <w:rFonts w:cstheme="minorHAnsi"/>
+          <w:sz w:val="18"/>
+          <w:szCs w:val="18"/>
+        </w:rPr>
+      </w:pPr>
+      <w:proofErr w:type="gramStart"/>
+      <w:r>
+        <w:rPr>
+          <w:rFonts w:cstheme="minorHAnsi"/>
+          <w:sz w:val="18"/>
+          <w:szCs w:val="18"/>
+        </w:rPr>
+        <w:t>function</w:t>
+      </w:r>
+      <w:proofErr w:type="gramEnd"/>
+      <w:r>
+        <w:rPr>
+          <w:rFonts w:cstheme="minorHAnsi"/>
+          <w:sz w:val="18"/>
+          <w:szCs w:val="18"/>
+        </w:rPr>
+        <w:t xml:space="preserve"> </w:t>
+      </w:r>
+      <w:proofErr w:type="spellStart"/>
+      <w:r>
+        <w:rPr>
+          <w:rFonts w:cstheme="minorHAnsi"/>
+          <w:sz w:val="18"/>
+          <w:szCs w:val="18"/>
+        </w:rPr>
+        <w:t>ContactN</w:t>
+      </w:r>
+      <w:proofErr w:type="spellEnd"/>
+      <w:r>
+        <w:rPr>
+          <w:rFonts w:cstheme="minorHAnsi"/>
+          <w:sz w:val="18"/>
+          <w:szCs w:val="18"/>
+        </w:rPr>
+        <w:t>() {</w:t>
+      </w:r>
+      <w:r>
+        <w:rPr>
+          <w:rFonts w:cstheme="minorHAnsi"/>
+          <w:sz w:val="18"/>
+          <w:szCs w:val="18"/>
+        </w:rPr>
+        <w:t xml:space="preserve">   // N can be 1,2,3,4</w:t>
+      </w:r>
+      <w:r>
+        <w:rPr>
+          <w:rFonts w:cstheme="minorHAnsi"/>
+          <w:sz w:val="18"/>
+          <w:szCs w:val="18"/>
+        </w:rPr>
+        <w:br/>
+        <w:t xml:space="preserve"> </w:t>
+      </w:r>
+      <w:r>
+        <w:rPr>
+          <w:rFonts w:cstheme="minorHAnsi"/>
+          <w:sz w:val="18"/>
+          <w:szCs w:val="18"/>
+        </w:rPr>
+        <w:tab/>
+      </w:r>
+      <w:r>
+        <w:rPr>
+          <w:rFonts w:cstheme="minorHAnsi"/>
+          <w:sz w:val="18"/>
+          <w:szCs w:val="18"/>
+        </w:rPr>
+        <w:t>return &lt;div&gt; Contact Info - Button 1&lt;/div&gt;;</w:t>
+      </w:r>
+      <w:r>
+        <w:rPr>
+          <w:rFonts w:cstheme="minorHAnsi"/>
+          <w:sz w:val="18"/>
+          <w:szCs w:val="18"/>
+        </w:rPr>
+        <w:br/>
+      </w:r>
+      <w:r>
+        <w:rPr>
+          <w:rFonts w:cstheme="minorHAnsi"/>
+          <w:sz w:val="18"/>
+          <w:szCs w:val="18"/>
+        </w:rPr>
+        <w:t>}</w:t>
+      </w:r>
+      <w:r>
+        <w:rPr>
+          <w:rFonts w:cstheme="minorHAnsi"/>
+          <w:sz w:val="18"/>
+          <w:szCs w:val="18"/>
+        </w:rPr>
+        <w:br/>
+        <w:t xml:space="preserve">export default </w:t>
+      </w:r>
+      <w:proofErr w:type="spellStart"/>
+      <w:r>
+        <w:rPr>
+          <w:rFonts w:cstheme="minorHAnsi"/>
+          <w:sz w:val="18"/>
+          <w:szCs w:val="18"/>
+        </w:rPr>
+        <w:t>ContactN</w:t>
+      </w:r>
+      <w:proofErr w:type="spellEnd"/>
+      <w:r>
+        <w:rPr>
+          <w:rFonts w:cstheme="minorHAnsi"/>
+          <w:sz w:val="18"/>
+          <w:szCs w:val="18"/>
+        </w:rPr>
+        <w:t>;</w:t>
+      </w:r>
+    </w:p>
+    <w:p>
+      <w:pPr>
+        <w:spacing w:line="240" w:lineRule="auto"/>
+        <w:rPr>
+          <w:rFonts w:cstheme="minorHAnsi"/>
+          <w:b/>
+          <w:bCs/>
+          <w:sz w:val="18"/>
+          <w:szCs w:val="18"/>
+        </w:rPr>
+      </w:pPr>
+      <w:r>
+        <w:rPr>
+          <w:rFonts w:cstheme="minorHAnsi"/>
+          <w:b/>
+          <w:bCs/>
+          <w:sz w:val="18"/>
+          <w:szCs w:val="18"/>
+        </w:rPr>
+        <w:t>Contact.jsx</w:t>
+      </w:r>
+    </w:p>
+    <w:p>
+      <w:pPr>
+        <w:spacing w:line="240" w:lineRule="auto"/>
+        <w:rPr>
+          <w:rFonts w:cstheme="minorHAnsi"/>
+          <w:sz w:val="18"/>
+          <w:szCs w:val="18"/>
+        </w:rPr>
+      </w:pPr>
+      <w:r>
+        <w:rPr>
+          <w:rFonts w:cstheme="minorHAnsi"/>
+          <w:sz w:val="18"/>
+          <w:szCs w:val="18"/>
+        </w:rPr>
+        <w:t>import { Link, Outlet } from "react-router-</w:t>
+      </w:r>
+      <w:proofErr w:type="spellStart"/>
+      <w:r>
+        <w:rPr>
+          <w:rFonts w:cstheme="minorHAnsi"/>
+          <w:sz w:val="18"/>
+          <w:szCs w:val="18"/>
+        </w:rPr>
+        <w:t>dom</w:t>
+      </w:r>
+      <w:proofErr w:type="spellEnd"/>
+      <w:r>
+        <w:rPr>
+          <w:rFonts w:cstheme="minorHAnsi"/>
+          <w:sz w:val="18"/>
+          <w:szCs w:val="18"/>
+        </w:rPr>
+        <w:t>";</w:t>
+      </w:r>
+      <w:r>
+        <w:rPr>
+          <w:rFonts w:cstheme="minorHAnsi"/>
+          <w:sz w:val="18"/>
+          <w:szCs w:val="18"/>
+        </w:rPr>
+        <w:br/>
+      </w:r>
+      <w:r>
+        <w:rPr>
+          <w:rFonts w:cstheme="minorHAnsi"/>
+          <w:sz w:val="18"/>
+          <w:szCs w:val="18"/>
+        </w:rPr>
+        <w:t>function Contact() {</w:t>
+      </w:r>
+      <w:r>
+        <w:rPr>
+          <w:rFonts w:cstheme="minorHAnsi"/>
+          <w:sz w:val="18"/>
+          <w:szCs w:val="18"/>
+        </w:rPr>
+        <w:br/>
+        <w:t xml:space="preserve">        </w:t>
+      </w:r>
+      <w:r>
+        <w:rPr>
+          <w:rFonts w:cstheme="minorHAnsi"/>
+          <w:sz w:val="18"/>
+          <w:szCs w:val="18"/>
+        </w:rPr>
+        <w:t>return (</w:t>
+      </w:r>
+      <w:r>
+        <w:rPr>
+          <w:rFonts w:cstheme="minorHAnsi"/>
+          <w:sz w:val="18"/>
+          <w:szCs w:val="18"/>
+        </w:rPr>
+        <w:br/>
+      </w:r>
+      <w:r>
+        <w:rPr>
+          <w:rFonts w:cstheme="minorHAnsi"/>
+          <w:sz w:val="18"/>
+          <w:szCs w:val="18"/>
         </w:rPr>
         <w:lastRenderedPageBreak/>
         <w:t xml:space="preserve"> </w:t>
       </w:r>
       <w:r>
         <w:rPr>
-          <w:rFonts w:asciiTheme="majorHAnsi" w:hAnsiTheme="majorHAnsi"/>
+          <w:rFonts w:cstheme="minorHAnsi"/>
+          <w:sz w:val="18"/>
+          <w:szCs w:val="18"/>
         </w:rPr>
         <w:tab/>
       </w:r>
       <w:r>
         <w:rPr>
-          <w:rFonts w:asciiTheme="majorHAnsi" w:hAnsiTheme="majorHAnsi"/>
-        </w:rPr>
-        <w:tab/>
-      </w:r>
-      <w:r>
-        <w:rPr>
-          <w:rFonts w:asciiTheme="majorHAnsi" w:hAnsiTheme="majorHAnsi"/>
-        </w:rPr>
-        <w:t>&lt;/Router&gt;</w:t>
-      </w:r>
-      <w:r>
-        <w:rPr>
-          <w:rFonts w:asciiTheme="majorHAnsi" w:hAnsiTheme="majorHAnsi"/>
-        </w:rPr>
-        <w:br/>
-      </w:r>
-      <w:r>
-        <w:rPr>
-          <w:rFonts w:asciiTheme="majorHAnsi" w:hAnsiTheme="majorHAnsi"/>
-        </w:rPr>
-        <w:t>);</w:t>
-      </w:r>
-      <w:r>
-        <w:rPr>
-          <w:rFonts w:asciiTheme="majorHAnsi" w:hAnsiTheme="majorHAnsi"/>
-        </w:rPr>
-        <w:t xml:space="preserve"> </w:t>
-      </w:r>
-      <w:r>
-        <w:rPr>
-          <w:rFonts w:asciiTheme="majorHAnsi" w:hAnsiTheme="majorHAnsi"/>
-        </w:rPr>
-        <w:t>}</w:t>
-      </w:r>
-    </w:p>
-    <w:p>
-      <w:pPr>
-        <w:rPr>
-          <w:rFonts w:asciiTheme="majorHAnsi" w:hAnsiTheme="majorHAnsi"/>
-        </w:rPr>
-      </w:pPr>
-      <w:proofErr w:type="gramStart"/>
-      <w:r>
-        <w:rPr>
-          <w:rFonts w:asciiTheme="majorHAnsi" w:hAnsiTheme="majorHAnsi"/>
-        </w:rPr>
-        <w:t>React</w:t>
-      </w:r>
-      <w:proofErr w:type="gramEnd"/>
-      <w:r>
-        <w:rPr>
-          <w:rFonts w:asciiTheme="majorHAnsi" w:hAnsiTheme="majorHAnsi"/>
-        </w:rPr>
-        <w:t xml:space="preserve"> Router 6</w:t>
-      </w:r>
-    </w:p>
-    <w:p>
-      <w:pPr>
-        <w:rPr>
-          <w:rFonts w:asciiTheme="majorHAnsi" w:hAnsiTheme="majorHAnsi"/>
-        </w:rPr>
-      </w:pPr>
-      <w:r>
-        <w:rPr>
-          <w:rFonts w:asciiTheme="majorHAnsi" w:hAnsiTheme="majorHAnsi"/>
-        </w:rPr>
-        <w:t>Use react-router-</w:t>
-      </w:r>
-      <w:proofErr w:type="spellStart"/>
-      <w:r>
-        <w:rPr>
-          <w:rFonts w:asciiTheme="majorHAnsi" w:hAnsiTheme="majorHAnsi"/>
-        </w:rPr>
-        <w:t>dom</w:t>
-      </w:r>
-      <w:proofErr w:type="spellEnd"/>
-      <w:r>
-        <w:rPr>
-          <w:rFonts w:asciiTheme="majorHAnsi" w:hAnsiTheme="majorHAnsi"/>
-        </w:rPr>
-        <w:t xml:space="preserve"> library.</w:t>
-      </w:r>
-    </w:p>
-    <w:p>
-      <w:pPr>
-        <w:rPr>
-          <w:rFonts w:asciiTheme="majorHAnsi" w:hAnsiTheme="majorHAnsi"/>
-        </w:rPr>
-      </w:pPr>
-      <w:r>
-        <w:rPr>
-          <w:rFonts w:asciiTheme="majorHAnsi" w:hAnsiTheme="majorHAnsi"/>
-        </w:rPr>
-        <w:t>Import {</w:t>
-      </w:r>
-      <w:proofErr w:type="spellStart"/>
-      <w:r>
-        <w:rPr>
-          <w:rFonts w:asciiTheme="majorHAnsi" w:hAnsiTheme="majorHAnsi"/>
-        </w:rPr>
-        <w:t>createBrowserRouter</w:t>
-      </w:r>
-      <w:proofErr w:type="spellEnd"/>
-      <w:r>
-        <w:rPr>
-          <w:rFonts w:asciiTheme="majorHAnsi" w:hAnsiTheme="majorHAnsi"/>
-        </w:rPr>
-        <w:t xml:space="preserve">, </w:t>
-      </w:r>
-      <w:proofErr w:type="spellStart"/>
-      <w:r>
-        <w:rPr>
-          <w:rFonts w:asciiTheme="majorHAnsi" w:hAnsiTheme="majorHAnsi"/>
-        </w:rPr>
-        <w:t>RouterProvider</w:t>
-      </w:r>
-      <w:proofErr w:type="spellEnd"/>
-      <w:r>
-        <w:rPr>
-          <w:rFonts w:asciiTheme="majorHAnsi" w:hAnsiTheme="majorHAnsi"/>
-        </w:rPr>
-        <w:t>} from ‘react-router-</w:t>
-      </w:r>
-      <w:proofErr w:type="spellStart"/>
-      <w:r>
-        <w:rPr>
-          <w:rFonts w:asciiTheme="majorHAnsi" w:hAnsiTheme="majorHAnsi"/>
-        </w:rPr>
-        <w:t>dom</w:t>
-      </w:r>
-      <w:proofErr w:type="spellEnd"/>
-      <w:r>
-        <w:rPr>
-          <w:rFonts w:asciiTheme="majorHAnsi" w:hAnsiTheme="majorHAnsi"/>
-        </w:rPr>
-        <w:t>’</w:t>
-      </w:r>
-      <w:proofErr w:type="gramStart"/>
-      <w:r>
-        <w:rPr>
-          <w:rFonts w:asciiTheme="majorHAnsi" w:hAnsiTheme="majorHAnsi"/>
-        </w:rPr>
-        <w:t>;</w:t>
-      </w:r>
-      <w:proofErr w:type="gramEnd"/>
-      <w:r>
-        <w:rPr>
-          <w:rFonts w:asciiTheme="majorHAnsi" w:hAnsiTheme="majorHAnsi"/>
-        </w:rPr>
-        <w:br/>
-        <w:t xml:space="preserve">const </w:t>
-      </w:r>
-      <w:proofErr w:type="spellStart"/>
-      <w:r>
-        <w:rPr>
-          <w:rFonts w:asciiTheme="majorHAnsi" w:hAnsiTheme="majorHAnsi"/>
-        </w:rPr>
-        <w:t>appRouter</w:t>
-      </w:r>
-      <w:proofErr w:type="spellEnd"/>
-      <w:r>
-        <w:rPr>
-          <w:rFonts w:asciiTheme="majorHAnsi" w:hAnsiTheme="majorHAnsi"/>
-        </w:rPr>
-        <w:t xml:space="preserve"> = </w:t>
-      </w:r>
-      <w:proofErr w:type="spellStart"/>
-      <w:r>
-        <w:rPr>
-          <w:rFonts w:asciiTheme="majorHAnsi" w:hAnsiTheme="majorHAnsi"/>
-        </w:rPr>
-        <w:t>createBrowserRouter</w:t>
-      </w:r>
-      <w:proofErr w:type="spellEnd"/>
-      <w:r>
-        <w:rPr>
-          <w:rFonts w:asciiTheme="majorHAnsi" w:hAnsiTheme="majorHAnsi"/>
-        </w:rPr>
-        <w:t>([</w:t>
-      </w:r>
-      <w:r>
-        <w:rPr>
-          <w:rFonts w:asciiTheme="majorHAnsi" w:hAnsiTheme="majorHAnsi"/>
+          <w:rFonts w:cstheme="minorHAnsi"/>
+          <w:sz w:val="18"/>
+          <w:szCs w:val="18"/>
+        </w:rPr>
+        <w:t>&lt;div&gt;</w:t>
+      </w:r>
+      <w:r>
+        <w:rPr>
+          <w:rFonts w:cstheme="minorHAnsi"/>
+          <w:sz w:val="18"/>
+          <w:szCs w:val="18"/>
         </w:rPr>
         <w:br/>
         <w:t xml:space="preserve"> </w:t>
       </w:r>
       <w:r>
         <w:rPr>
-          <w:rFonts w:asciiTheme="majorHAnsi" w:hAnsiTheme="majorHAnsi"/>
+          <w:rFonts w:cstheme="minorHAnsi"/>
+          <w:sz w:val="18"/>
+          <w:szCs w:val="18"/>
         </w:rPr>
         <w:tab/>
-        <w:t>{</w:t>
-      </w:r>
-      <w:r>
-        <w:rPr>
-          <w:rFonts w:asciiTheme="majorHAnsi" w:hAnsiTheme="majorHAnsi"/>
+      </w:r>
+      <w:r>
+        <w:rPr>
+          <w:rFonts w:cstheme="minorHAnsi"/>
+          <w:sz w:val="18"/>
+          <w:szCs w:val="18"/>
+        </w:rPr>
+        <w:tab/>
+      </w:r>
+      <w:r>
+        <w:rPr>
+          <w:rFonts w:cstheme="minorHAnsi"/>
+          <w:sz w:val="18"/>
+          <w:szCs w:val="18"/>
+        </w:rPr>
+        <w:t>&lt;h1&gt;Contact Us&lt;/h1&gt;</w:t>
+      </w:r>
+      <w:r>
+        <w:rPr>
+          <w:rFonts w:cstheme="minorHAnsi"/>
+          <w:sz w:val="18"/>
+          <w:szCs w:val="18"/>
         </w:rPr>
         <w:br/>
         <w:t xml:space="preserve"> </w:t>
       </w:r>
       <w:r>
         <w:rPr>
-          <w:rFonts w:asciiTheme="majorHAnsi" w:hAnsiTheme="majorHAnsi"/>
+          <w:rFonts w:cstheme="minorHAnsi"/>
+          <w:sz w:val="18"/>
+          <w:szCs w:val="18"/>
         </w:rPr>
         <w:tab/>
-        <w:t xml:space="preserve"> </w:t>
-      </w:r>
-      <w:r>
-        <w:rPr>
-          <w:rFonts w:asciiTheme="majorHAnsi" w:hAnsiTheme="majorHAnsi"/>
+      </w:r>
+      <w:r>
+        <w:rPr>
+          <w:rFonts w:cstheme="minorHAnsi"/>
+          <w:sz w:val="18"/>
+          <w:szCs w:val="18"/>
         </w:rPr>
         <w:tab/>
-        <w:t>path: “/”,</w:t>
-      </w:r>
-      <w:r>
-        <w:rPr>
-          <w:rFonts w:asciiTheme="majorHAnsi" w:hAnsiTheme="majorHAnsi"/>
+        <w:t>&lt;div</w:t>
+      </w:r>
+      <w:r>
+        <w:rPr>
+          <w:rFonts w:cstheme="minorHAnsi"/>
+          <w:sz w:val="18"/>
+          <w:szCs w:val="18"/>
+        </w:rPr>
+        <w:t>&gt;</w:t>
+      </w:r>
+      <w:r>
+        <w:rPr>
+          <w:rFonts w:cstheme="minorHAnsi"/>
+          <w:sz w:val="18"/>
+          <w:szCs w:val="18"/>
         </w:rPr>
         <w:br/>
         <w:t xml:space="preserve"> </w:t>
       </w:r>
       <w:r>
         <w:rPr>
-          <w:rFonts w:asciiTheme="majorHAnsi" w:hAnsiTheme="majorHAnsi"/>
+          <w:rFonts w:cstheme="minorHAnsi"/>
+          <w:sz w:val="18"/>
+          <w:szCs w:val="18"/>
         </w:rPr>
         <w:tab/>
       </w:r>
       <w:r>
         <w:rPr>
-          <w:rFonts w:asciiTheme="majorHAnsi" w:hAnsiTheme="majorHAnsi"/>
+          <w:rFonts w:cstheme="minorHAnsi"/>
+          <w:sz w:val="18"/>
+          <w:szCs w:val="18"/>
         </w:rPr>
         <w:tab/>
-        <w:t>element: &lt;Home/&gt;,</w:t>
-      </w:r>
-      <w:r>
-        <w:rPr>
-          <w:rFonts w:asciiTheme="majorHAnsi" w:hAnsiTheme="majorHAnsi"/>
+      </w:r>
+      <w:r>
+        <w:rPr>
+          <w:rFonts w:cstheme="minorHAnsi"/>
+          <w:sz w:val="18"/>
+          <w:szCs w:val="18"/>
+        </w:rPr>
+        <w:tab/>
+      </w:r>
+      <w:r>
+        <w:rPr>
+          <w:rFonts w:cstheme="minorHAnsi"/>
+          <w:sz w:val="18"/>
+          <w:szCs w:val="18"/>
+        </w:rPr>
+        <w:t>&lt;Link to="contact1"&gt;&lt;button&gt;Button1&lt;/button&gt;&lt;/Link&gt;</w:t>
+      </w:r>
+      <w:r>
+        <w:rPr>
+          <w:rFonts w:cstheme="minorHAnsi"/>
+          <w:sz w:val="18"/>
+          <w:szCs w:val="18"/>
         </w:rPr>
         <w:br/>
         <w:t xml:space="preserve"> </w:t>
       </w:r>
       <w:r>
         <w:rPr>
-          <w:rFonts w:asciiTheme="majorHAnsi" w:hAnsiTheme="majorHAnsi"/>
+          <w:rFonts w:cstheme="minorHAnsi"/>
+          <w:sz w:val="18"/>
+          <w:szCs w:val="18"/>
         </w:rPr>
         <w:tab/>
       </w:r>
       <w:r>
         <w:rPr>
-          <w:rFonts w:asciiTheme="majorHAnsi" w:hAnsiTheme="majorHAnsi"/>
+          <w:rFonts w:cstheme="minorHAnsi"/>
+          <w:sz w:val="18"/>
+          <w:szCs w:val="18"/>
         </w:rPr>
         <w:tab/>
       </w:r>
-      <w:proofErr w:type="spellStart"/>
-      <w:r>
-        <w:rPr>
-          <w:rFonts w:asciiTheme="majorHAnsi" w:hAnsiTheme="majorHAnsi"/>
-        </w:rPr>
-        <w:t>errorElement</w:t>
-      </w:r>
-      <w:proofErr w:type="spellEnd"/>
-      <w:r>
-        <w:rPr>
-          <w:rFonts w:asciiTheme="majorHAnsi" w:hAnsiTheme="majorHAnsi"/>
-        </w:rPr>
-        <w:t>: &lt;Error/&gt;</w:t>
-      </w:r>
-      <w:r>
-        <w:rPr>
-          <w:rFonts w:asciiTheme="majorHAnsi" w:hAnsiTheme="majorHAnsi"/>
+      <w:r>
+        <w:rPr>
+          <w:rFonts w:cstheme="minorHAnsi"/>
+          <w:sz w:val="18"/>
+          <w:szCs w:val="18"/>
+        </w:rPr>
+        <w:tab/>
+      </w:r>
+      <w:r>
+        <w:rPr>
+          <w:rFonts w:cstheme="minorHAnsi"/>
+          <w:sz w:val="18"/>
+          <w:szCs w:val="18"/>
+        </w:rPr>
+        <w:t>&lt;Link to="contact2"&gt;&lt;button&gt;Button2&lt;/button&gt;&lt;/Link&gt;</w:t>
+      </w:r>
+      <w:r>
+        <w:rPr>
+          <w:rFonts w:cstheme="minorHAnsi"/>
+          <w:sz w:val="18"/>
+          <w:szCs w:val="18"/>
         </w:rPr>
         <w:br/>
         <w:t xml:space="preserve"> </w:t>
       </w:r>
       <w:r>
         <w:rPr>
-          <w:rFonts w:asciiTheme="majorHAnsi" w:hAnsiTheme="majorHAnsi"/>
+          <w:rFonts w:cstheme="minorHAnsi"/>
+          <w:sz w:val="18"/>
+          <w:szCs w:val="18"/>
         </w:rPr>
         <w:tab/>
-        <w:t>},</w:t>
-      </w:r>
-      <w:r>
-        <w:rPr>
-          <w:rFonts w:asciiTheme="majorHAnsi" w:hAnsiTheme="majorHAnsi"/>
+      </w:r>
+      <w:r>
+        <w:rPr>
+          <w:rFonts w:cstheme="minorHAnsi"/>
+          <w:sz w:val="18"/>
+          <w:szCs w:val="18"/>
+        </w:rPr>
+        <w:tab/>
+      </w:r>
+      <w:r>
+        <w:rPr>
+          <w:rFonts w:cstheme="minorHAnsi"/>
+          <w:sz w:val="18"/>
+          <w:szCs w:val="18"/>
+        </w:rPr>
+        <w:tab/>
+      </w:r>
+      <w:r>
+        <w:rPr>
+          <w:rFonts w:cstheme="minorHAnsi"/>
+          <w:sz w:val="18"/>
+          <w:szCs w:val="18"/>
+        </w:rPr>
+        <w:t>&lt;Link to="contact3"&gt;&lt;button&gt;Button3&lt;/button&gt;&lt;/Link&gt;</w:t>
+      </w:r>
+      <w:r>
+        <w:rPr>
+          <w:rFonts w:cstheme="minorHAnsi"/>
+          <w:sz w:val="18"/>
+          <w:szCs w:val="18"/>
         </w:rPr>
         <w:br/>
         <w:t xml:space="preserve"> </w:t>
       </w:r>
       <w:r>
         <w:rPr>
-          <w:rFonts w:asciiTheme="majorHAnsi" w:hAnsiTheme="majorHAnsi"/>
+          <w:rFonts w:cstheme="minorHAnsi"/>
+          <w:sz w:val="18"/>
+          <w:szCs w:val="18"/>
         </w:rPr>
         <w:tab/>
-        <w:t>{</w:t>
-      </w:r>
-      <w:r>
-        <w:rPr>
-          <w:rFonts w:asciiTheme="majorHAnsi" w:hAnsiTheme="majorHAnsi"/>
+      </w:r>
+      <w:r>
+        <w:rPr>
+          <w:rFonts w:cstheme="minorHAnsi"/>
+          <w:sz w:val="18"/>
+          <w:szCs w:val="18"/>
+        </w:rPr>
+        <w:tab/>
+      </w:r>
+      <w:r>
+        <w:rPr>
+          <w:rFonts w:cstheme="minorHAnsi"/>
+          <w:sz w:val="18"/>
+          <w:szCs w:val="18"/>
+        </w:rPr>
+        <w:tab/>
+      </w:r>
+      <w:r>
+        <w:rPr>
+          <w:rFonts w:cstheme="minorHAnsi"/>
+          <w:sz w:val="18"/>
+          <w:szCs w:val="18"/>
+        </w:rPr>
+        <w:t>&lt;Link to="contact4"&gt;&lt;button&gt;Button4&lt;/button&gt;&lt;/Link&gt;</w:t>
+      </w:r>
+      <w:r>
+        <w:rPr>
+          <w:rFonts w:cstheme="minorHAnsi"/>
+          <w:sz w:val="18"/>
+          <w:szCs w:val="18"/>
         </w:rPr>
         <w:br/>
         <w:t xml:space="preserve"> </w:t>
       </w:r>
       <w:r>
         <w:rPr>
-          <w:rFonts w:asciiTheme="majorHAnsi" w:hAnsiTheme="majorHAnsi"/>
+          <w:rFonts w:cstheme="minorHAnsi"/>
+          <w:sz w:val="18"/>
+          <w:szCs w:val="18"/>
         </w:rPr>
         <w:tab/>
       </w:r>
       <w:r>
         <w:rPr>
-          <w:rFonts w:asciiTheme="majorHAnsi" w:hAnsiTheme="majorHAnsi"/>
+          <w:rFonts w:cstheme="minorHAnsi"/>
+          <w:sz w:val="18"/>
+          <w:szCs w:val="18"/>
         </w:rPr>
         <w:tab/>
-        <w:t>path: “/about”,</w:t>
-      </w:r>
-      <w:r>
-        <w:rPr>
-          <w:rFonts w:asciiTheme="majorHAnsi" w:hAnsiTheme="majorHAnsi"/>
+      </w:r>
+      <w:r>
+        <w:rPr>
+          <w:rFonts w:cstheme="minorHAnsi"/>
+          <w:sz w:val="18"/>
+          <w:szCs w:val="18"/>
+        </w:rPr>
+        <w:t>&lt;/div&gt;</w:t>
+      </w:r>
+      <w:r>
+        <w:rPr>
+          <w:rFonts w:cstheme="minorHAnsi"/>
+          <w:sz w:val="18"/>
+          <w:szCs w:val="18"/>
         </w:rPr>
         <w:br/>
         <w:t xml:space="preserve"> </w:t>
       </w:r>
       <w:r>
         <w:rPr>
-          <w:rFonts w:asciiTheme="majorHAnsi" w:hAnsiTheme="majorHAnsi"/>
+          <w:rFonts w:cstheme="minorHAnsi"/>
+          <w:sz w:val="18"/>
+          <w:szCs w:val="18"/>
         </w:rPr>
         <w:tab/>
       </w:r>
       <w:r>
         <w:rPr>
-          <w:rFonts w:asciiTheme="majorHAnsi" w:hAnsiTheme="majorHAnsi"/>
+          <w:rFonts w:cstheme="minorHAnsi"/>
+          <w:sz w:val="18"/>
+          <w:szCs w:val="18"/>
         </w:rPr>
         <w:tab/>
-        <w:t>element: &lt;About/&gt;</w:t>
-      </w:r>
-      <w:r>
-        <w:rPr>
-          <w:rFonts w:asciiTheme="majorHAnsi" w:hAnsiTheme="majorHAnsi"/>
+      </w:r>
+      <w:r>
+        <w:rPr>
+          <w:rFonts w:cstheme="minorHAnsi"/>
+          <w:sz w:val="18"/>
+          <w:szCs w:val="18"/>
+        </w:rPr>
+        <w:t>&lt;Outlet /&gt;{/* Child route content will render here */}</w:t>
+      </w:r>
+      <w:r>
+        <w:rPr>
+          <w:rFonts w:cstheme="minorHAnsi"/>
+          <w:sz w:val="18"/>
+          <w:szCs w:val="18"/>
         </w:rPr>
         <w:br/>
         <w:t xml:space="preserve"> </w:t>
       </w:r>
       <w:r>
         <w:rPr>
-          <w:rFonts w:asciiTheme="majorHAnsi" w:hAnsiTheme="majorHAnsi"/>
+          <w:rFonts w:cstheme="minorHAnsi"/>
+          <w:sz w:val="18"/>
+          <w:szCs w:val="18"/>
         </w:rPr>
         <w:tab/>
-        <w:t>},</w:t>
-      </w:r>
-      <w:r>
-        <w:rPr>
-          <w:rFonts w:asciiTheme="majorHAnsi" w:hAnsiTheme="majorHAnsi"/>
+      </w:r>
+      <w:r>
+        <w:rPr>
+          <w:rFonts w:cstheme="minorHAnsi"/>
+          <w:sz w:val="18"/>
+          <w:szCs w:val="18"/>
+        </w:rPr>
+        <w:t>&lt;/div&gt;</w:t>
+      </w:r>
+      <w:r>
+        <w:rPr>
+          <w:rFonts w:cstheme="minorHAnsi"/>
+          <w:sz w:val="18"/>
+          <w:szCs w:val="18"/>
         </w:rPr>
         <w:br/>
         <w:t xml:space="preserve"> </w:t>
       </w:r>
       <w:r>
         <w:rPr>
-          <w:rFonts w:asciiTheme="majorHAnsi" w:hAnsiTheme="majorHAnsi"/>
+          <w:rFonts w:cstheme="minorHAnsi"/>
+          <w:sz w:val="18"/>
+          <w:szCs w:val="18"/>
         </w:rPr>
         <w:tab/>
-        <w:t>{</w:t>
-      </w:r>
-      <w:r>
-        <w:rPr>
-          <w:rFonts w:asciiTheme="majorHAnsi" w:hAnsiTheme="majorHAnsi"/>
+      </w:r>
+      <w:r>
+        <w:rPr>
+          <w:rFonts w:cstheme="minorHAnsi"/>
+          <w:sz w:val="18"/>
+          <w:szCs w:val="18"/>
+        </w:rPr>
+        <w:t>); }</w:t>
+      </w:r>
+    </w:p>
+    <w:p>
+      <w:pPr>
+        <w:spacing w:line="240" w:lineRule="auto"/>
+        <w:rPr>
+          <w:rFonts w:cstheme="minorHAnsi"/>
+          <w:sz w:val="18"/>
+          <w:szCs w:val="18"/>
+        </w:rPr>
+      </w:pPr>
+      <w:proofErr w:type="gramStart"/>
+      <w:r>
+        <w:rPr>
+          <w:rFonts w:cstheme="minorHAnsi"/>
+          <w:sz w:val="18"/>
+          <w:szCs w:val="18"/>
+        </w:rPr>
+        <w:t>export</w:t>
+      </w:r>
+      <w:proofErr w:type="gramEnd"/>
+      <w:r>
+        <w:rPr>
+          <w:rFonts w:cstheme="minorHAnsi"/>
+          <w:sz w:val="18"/>
+          <w:szCs w:val="18"/>
+        </w:rPr>
+        <w:t xml:space="preserve"> default Contact;</w:t>
+      </w:r>
+    </w:p>
+    <w:p>
+      <w:pPr>
+        <w:spacing w:line="240" w:lineRule="auto"/>
+        <w:rPr>
+          <w:rFonts w:cstheme="minorHAnsi"/>
+          <w:sz w:val="18"/>
+          <w:szCs w:val="18"/>
+        </w:rPr>
+      </w:pPr>
+      <w:r>
+        <w:rPr>
+          <w:rFonts w:cstheme="minorHAnsi"/>
+          <w:b/>
+          <w:bCs/>
+          <w:sz w:val="18"/>
+          <w:szCs w:val="18"/>
+        </w:rPr>
+        <w:t>Home.jsx &amp; About.jsx are almost same</w:t>
+      </w:r>
+      <w:r>
+        <w:rPr>
+          <w:rFonts w:cstheme="minorHAnsi"/>
+          <w:sz w:val="18"/>
+          <w:szCs w:val="18"/>
+        </w:rPr>
+        <w:br/>
+      </w:r>
+      <w:r>
+        <w:rPr>
+          <w:rFonts w:cstheme="minorHAnsi"/>
+          <w:sz w:val="18"/>
+          <w:szCs w:val="18"/>
+        </w:rPr>
+        <w:t xml:space="preserve">function </w:t>
+      </w:r>
+      <w:proofErr w:type="gramStart"/>
+      <w:r>
+        <w:rPr>
+          <w:rFonts w:cstheme="minorHAnsi"/>
+          <w:sz w:val="18"/>
+          <w:szCs w:val="18"/>
+        </w:rPr>
+        <w:t>About(</w:t>
+      </w:r>
+      <w:proofErr w:type="gramEnd"/>
+      <w:r>
+        <w:rPr>
+          <w:rFonts w:cstheme="minorHAnsi"/>
+          <w:sz w:val="18"/>
+          <w:szCs w:val="18"/>
+        </w:rPr>
+        <w:t>) {</w:t>
+      </w:r>
+      <w:r>
+        <w:rPr>
+          <w:rFonts w:cstheme="minorHAnsi"/>
+          <w:sz w:val="18"/>
+          <w:szCs w:val="18"/>
         </w:rPr>
         <w:br/>
         <w:t xml:space="preserve"> </w:t>
       </w:r>
       <w:r>
         <w:rPr>
-          <w:rFonts w:asciiTheme="majorHAnsi" w:hAnsiTheme="majorHAnsi"/>
+          <w:rFonts w:cstheme="minorHAnsi"/>
+          <w:sz w:val="18"/>
+          <w:szCs w:val="18"/>
         </w:rPr>
         <w:tab/>
+      </w:r>
+      <w:r>
+        <w:rPr>
+          <w:rFonts w:cstheme="minorHAnsi"/>
+          <w:sz w:val="18"/>
+          <w:szCs w:val="18"/>
+        </w:rPr>
+        <w:t>return &lt;h1&gt;About Page&lt;/h1&gt;;</w:t>
+      </w:r>
+      <w:r>
+        <w:rPr>
+          <w:rFonts w:cstheme="minorHAnsi"/>
+          <w:sz w:val="18"/>
+          <w:szCs w:val="18"/>
+        </w:rPr>
+        <w:br/>
+      </w:r>
+      <w:r>
+        <w:rPr>
+          <w:rFonts w:cstheme="minorHAnsi"/>
+          <w:sz w:val="18"/>
+          <w:szCs w:val="18"/>
+        </w:rPr>
+        <w:t>}</w:t>
+      </w:r>
+      <w:r>
+        <w:rPr>
+          <w:rFonts w:cstheme="minorHAnsi"/>
+          <w:sz w:val="18"/>
+          <w:szCs w:val="18"/>
+        </w:rPr>
+        <w:br/>
+      </w:r>
+      <w:r>
+        <w:rPr>
+          <w:rFonts w:cstheme="minorHAnsi"/>
+          <w:sz w:val="18"/>
+          <w:szCs w:val="18"/>
+        </w:rPr>
+        <w:t>export default About;</w:t>
+      </w:r>
+      <w:r>
+        <w:rPr>
+          <w:rFonts w:cstheme="minorHAnsi"/>
+          <w:sz w:val="18"/>
+          <w:szCs w:val="18"/>
+        </w:rPr>
         <w:t xml:space="preserve"> </w:t>
       </w:r>
-      <w:r>
-        <w:rPr>
-          <w:rFonts w:asciiTheme="majorHAnsi" w:hAnsiTheme="majorHAnsi"/>
-        </w:rPr>
-        <w:tab/>
-        <w:t>path: “/contact”,</w:t>
-      </w:r>
-      <w:r>
-        <w:rPr>
-          <w:rFonts w:asciiTheme="majorHAnsi" w:hAnsiTheme="majorHAnsi"/>
+    </w:p>
+    <w:p>
+      <w:pPr>
+        <w:spacing w:line="240" w:lineRule="auto"/>
+        <w:rPr>
+          <w:rFonts w:cstheme="minorHAnsi"/>
+          <w:b/>
+          <w:bCs/>
+          <w:sz w:val="18"/>
+          <w:szCs w:val="18"/>
+        </w:rPr>
+      </w:pPr>
+      <w:r>
+        <w:rPr>
+          <w:rFonts w:cstheme="minorHAnsi"/>
+          <w:b/>
+          <w:bCs/>
+          <w:sz w:val="18"/>
+          <w:szCs w:val="18"/>
+        </w:rPr>
+        <w:t>Navbar.jsx</w:t>
+      </w:r>
+    </w:p>
+    <w:p>
+      <w:pPr>
+        <w:spacing w:line="240" w:lineRule="auto"/>
+        <w:rPr>
+          <w:rFonts w:cstheme="minorHAnsi"/>
+          <w:sz w:val="18"/>
+          <w:szCs w:val="18"/>
+        </w:rPr>
+      </w:pPr>
+      <w:proofErr w:type="gramStart"/>
+      <w:r>
+        <w:rPr>
+          <w:rFonts w:cstheme="minorHAnsi"/>
+          <w:sz w:val="18"/>
+          <w:szCs w:val="18"/>
+        </w:rPr>
+        <w:t>import</w:t>
+      </w:r>
+      <w:proofErr w:type="gramEnd"/>
+      <w:r>
+        <w:rPr>
+          <w:rFonts w:cstheme="minorHAnsi"/>
+          <w:sz w:val="18"/>
+          <w:szCs w:val="18"/>
+        </w:rPr>
+        <w:t xml:space="preserve"> { Link } from "react-router-</w:t>
+      </w:r>
+      <w:proofErr w:type="spellStart"/>
+      <w:r>
+        <w:rPr>
+          <w:rFonts w:cstheme="minorHAnsi"/>
+          <w:sz w:val="18"/>
+          <w:szCs w:val="18"/>
+        </w:rPr>
+        <w:t>dom</w:t>
+      </w:r>
+      <w:proofErr w:type="spellEnd"/>
+      <w:r>
+        <w:rPr>
+          <w:rFonts w:cstheme="minorHAnsi"/>
+          <w:sz w:val="18"/>
+          <w:szCs w:val="18"/>
+        </w:rPr>
+        <w:t>";</w:t>
+      </w:r>
+      <w:r>
+        <w:rPr>
+          <w:rFonts w:cstheme="minorHAnsi"/>
+          <w:sz w:val="18"/>
+          <w:szCs w:val="18"/>
+        </w:rPr>
+        <w:br/>
+      </w:r>
+      <w:r>
+        <w:rPr>
+          <w:rFonts w:cstheme="minorHAnsi"/>
+          <w:sz w:val="18"/>
+          <w:szCs w:val="18"/>
+        </w:rPr>
+        <w:t xml:space="preserve">function </w:t>
+      </w:r>
+      <w:proofErr w:type="spellStart"/>
+      <w:r>
+        <w:rPr>
+          <w:rFonts w:cstheme="minorHAnsi"/>
+          <w:sz w:val="18"/>
+          <w:szCs w:val="18"/>
+        </w:rPr>
+        <w:t>Navbar</w:t>
+      </w:r>
+      <w:proofErr w:type="spellEnd"/>
+      <w:r>
+        <w:rPr>
+          <w:rFonts w:cstheme="minorHAnsi"/>
+          <w:sz w:val="18"/>
+          <w:szCs w:val="18"/>
+        </w:rPr>
+        <w:t>() {</w:t>
+      </w:r>
+      <w:r>
+        <w:rPr>
+          <w:rFonts w:cstheme="minorHAnsi"/>
+          <w:sz w:val="18"/>
+          <w:szCs w:val="18"/>
         </w:rPr>
         <w:br/>
         <w:t xml:space="preserve"> </w:t>
       </w:r>
       <w:r>
         <w:rPr>
-          <w:rFonts w:asciiTheme="majorHAnsi" w:hAnsiTheme="majorHAnsi"/>
+          <w:rFonts w:cstheme="minorHAnsi"/>
+          <w:sz w:val="18"/>
+          <w:szCs w:val="18"/>
         </w:rPr>
         <w:tab/>
       </w:r>
       <w:r>
         <w:rPr>
-          <w:rFonts w:asciiTheme="majorHAnsi" w:hAnsiTheme="majorHAnsi"/>
-        </w:rPr>
-        <w:tab/>
-        <w:t>element: &lt;Contact/&gt;</w:t>
-      </w:r>
-      <w:r>
-        <w:rPr>
-          <w:rFonts w:asciiTheme="majorHAnsi" w:hAnsiTheme="majorHAnsi"/>
+          <w:rFonts w:cstheme="minorHAnsi"/>
+          <w:sz w:val="18"/>
+          <w:szCs w:val="18"/>
+        </w:rPr>
+        <w:t>return (</w:t>
+      </w:r>
+      <w:r>
+        <w:rPr>
+          <w:rFonts w:cstheme="minorHAnsi"/>
+          <w:sz w:val="18"/>
+          <w:szCs w:val="18"/>
         </w:rPr>
         <w:br/>
         <w:t xml:space="preserve"> </w:t>
       </w:r>
       <w:r>
         <w:rPr>
-          <w:rFonts w:asciiTheme="majorHAnsi" w:hAnsiTheme="majorHAnsi"/>
+          <w:rFonts w:cstheme="minorHAnsi"/>
+          <w:sz w:val="18"/>
+          <w:szCs w:val="18"/>
         </w:rPr>
         <w:tab/>
-        <w:t>}</w:t>
-      </w:r>
-      <w:r>
-        <w:rPr>
-          <w:rFonts w:asciiTheme="majorHAnsi" w:hAnsiTheme="majorHAnsi"/>
+      </w:r>
+      <w:r>
+        <w:rPr>
+          <w:rFonts w:cstheme="minorHAnsi"/>
+          <w:sz w:val="18"/>
+          <w:szCs w:val="18"/>
+        </w:rPr>
+        <w:tab/>
+      </w:r>
+      <w:r>
+        <w:rPr>
+          <w:rFonts w:cstheme="minorHAnsi"/>
+          <w:sz w:val="18"/>
+          <w:szCs w:val="18"/>
+        </w:rPr>
+        <w:t>&lt;</w:t>
+      </w:r>
+      <w:proofErr w:type="spellStart"/>
+      <w:r>
+        <w:rPr>
+          <w:rFonts w:cstheme="minorHAnsi"/>
+          <w:sz w:val="18"/>
+          <w:szCs w:val="18"/>
+        </w:rPr>
+        <w:t>nav</w:t>
+      </w:r>
+      <w:proofErr w:type="spellEnd"/>
+      <w:r>
+        <w:rPr>
+          <w:rFonts w:cstheme="minorHAnsi"/>
+          <w:sz w:val="18"/>
+          <w:szCs w:val="18"/>
+        </w:rPr>
+        <w:t xml:space="preserve"> &gt;</w:t>
+      </w:r>
+      <w:r>
+        <w:rPr>
+          <w:rFonts w:cstheme="minorHAnsi"/>
+          <w:sz w:val="18"/>
+          <w:szCs w:val="18"/>
         </w:rPr>
         <w:br/>
-        <w:t>]);</w:t>
-      </w:r>
-    </w:p>
-    <w:p>
-      <w:pPr>
-        <w:rPr>
-          <w:rFonts w:asciiTheme="majorHAnsi" w:hAnsiTheme="majorHAnsi"/>
-        </w:rPr>
-      </w:pPr>
-      <w:r>
-        <w:rPr>
-          <w:rFonts w:asciiTheme="majorHAnsi" w:hAnsiTheme="majorHAnsi"/>
-        </w:rPr>
-        <w:t xml:space="preserve">We also have </w:t>
-      </w:r>
-      <w:proofErr w:type="spellStart"/>
-      <w:r>
-        <w:rPr>
-          <w:rFonts w:asciiTheme="majorHAnsi" w:hAnsiTheme="majorHAnsi"/>
-        </w:rPr>
-        <w:t>useRouteError</w:t>
-      </w:r>
-      <w:proofErr w:type="spellEnd"/>
-      <w:r>
-        <w:rPr>
-          <w:rFonts w:asciiTheme="majorHAnsi" w:hAnsiTheme="majorHAnsi"/>
-        </w:rPr>
-        <w:t xml:space="preserve"> which gives more information about error. It has to be used in component corresponding to </w:t>
-      </w:r>
-      <w:proofErr w:type="spellStart"/>
-      <w:r>
-        <w:rPr>
-          <w:rFonts w:asciiTheme="majorHAnsi" w:hAnsiTheme="majorHAnsi"/>
-        </w:rPr>
-        <w:t>errorElement</w:t>
-      </w:r>
-      <w:proofErr w:type="spellEnd"/>
-      <w:r>
-        <w:rPr>
-          <w:rFonts w:asciiTheme="majorHAnsi" w:hAnsiTheme="majorHAnsi"/>
-        </w:rPr>
-        <w:t>.</w:t>
-      </w:r>
-    </w:p>
-    <w:p>
-      <w:pPr>
-        <w:pStyle w:val="ListParagraph"/>
-        <w:rPr>
-          <w:rFonts w:asciiTheme="majorHAnsi" w:hAnsiTheme="majorHAnsi"/>
-          <w:b/>
+        <w:t xml:space="preserve"> </w:t>
+      </w:r>
+      <w:r>
+        <w:rPr>
+          <w:rFonts w:cstheme="minorHAnsi"/>
+          <w:sz w:val="18"/>
+          <w:szCs w:val="18"/>
+        </w:rPr>
+        <w:tab/>
+      </w:r>
+      <w:r>
+        <w:rPr>
+          <w:rFonts w:cstheme="minorHAnsi"/>
+          <w:sz w:val="18"/>
+          <w:szCs w:val="18"/>
+        </w:rPr>
+        <w:tab/>
+      </w:r>
+      <w:r>
+        <w:rPr>
+          <w:rFonts w:cstheme="minorHAnsi"/>
+          <w:sz w:val="18"/>
+          <w:szCs w:val="18"/>
+        </w:rPr>
+        <w:tab/>
+      </w:r>
+      <w:r>
+        <w:rPr>
+          <w:rFonts w:cstheme="minorHAnsi"/>
+          <w:sz w:val="18"/>
+          <w:szCs w:val="18"/>
+        </w:rPr>
+        <w:t>&lt;Link to="/" &gt;Home&lt;/Link&gt;</w:t>
+      </w:r>
+      <w:r>
+        <w:rPr>
+          <w:rFonts w:cstheme="minorHAnsi"/>
+          <w:sz w:val="18"/>
+          <w:szCs w:val="18"/>
+        </w:rPr>
+        <w:br/>
+        <w:t xml:space="preserve"> </w:t>
+      </w:r>
+      <w:r>
+        <w:rPr>
+          <w:rFonts w:cstheme="minorHAnsi"/>
+          <w:sz w:val="18"/>
+          <w:szCs w:val="18"/>
+        </w:rPr>
+        <w:tab/>
+      </w:r>
+      <w:r>
+        <w:rPr>
+          <w:rFonts w:cstheme="minorHAnsi"/>
+          <w:sz w:val="18"/>
+          <w:szCs w:val="18"/>
+        </w:rPr>
+        <w:tab/>
+      </w:r>
+      <w:r>
+        <w:rPr>
+          <w:rFonts w:cstheme="minorHAnsi"/>
+          <w:sz w:val="18"/>
+          <w:szCs w:val="18"/>
+        </w:rPr>
+        <w:tab/>
+        <w:t>&lt;Link to="/about"</w:t>
+      </w:r>
+      <w:r>
+        <w:rPr>
+          <w:rFonts w:cstheme="minorHAnsi"/>
+          <w:sz w:val="18"/>
+          <w:szCs w:val="18"/>
+        </w:rPr>
+        <w:t>&gt;About&lt;/Link&gt;</w:t>
+      </w:r>
+      <w:r>
+        <w:rPr>
+          <w:rFonts w:cstheme="minorHAnsi"/>
+          <w:sz w:val="18"/>
+          <w:szCs w:val="18"/>
+        </w:rPr>
+        <w:br/>
+        <w:t xml:space="preserve"> </w:t>
+      </w:r>
+      <w:r>
+        <w:rPr>
+          <w:rFonts w:cstheme="minorHAnsi"/>
+          <w:sz w:val="18"/>
+          <w:szCs w:val="18"/>
+        </w:rPr>
+        <w:tab/>
+      </w:r>
+      <w:r>
+        <w:rPr>
+          <w:rFonts w:cstheme="minorHAnsi"/>
+          <w:sz w:val="18"/>
+          <w:szCs w:val="18"/>
+        </w:rPr>
+        <w:tab/>
+      </w:r>
+      <w:r>
+        <w:rPr>
+          <w:rFonts w:cstheme="minorHAnsi"/>
+          <w:sz w:val="18"/>
+          <w:szCs w:val="18"/>
+        </w:rPr>
+        <w:tab/>
+        <w:t>&lt;Link to="/contact"</w:t>
+      </w:r>
+      <w:r>
+        <w:rPr>
+          <w:rFonts w:cstheme="minorHAnsi"/>
+          <w:sz w:val="18"/>
+          <w:szCs w:val="18"/>
+        </w:rPr>
+        <w:t>&gt;Contact&lt;/Link&gt;</w:t>
+      </w:r>
+      <w:r>
+        <w:rPr>
+          <w:rFonts w:cstheme="minorHAnsi"/>
+          <w:sz w:val="18"/>
+          <w:szCs w:val="18"/>
+        </w:rPr>
+        <w:br/>
+        <w:t xml:space="preserve"> </w:t>
+      </w:r>
+      <w:r>
+        <w:rPr>
+          <w:rFonts w:cstheme="minorHAnsi"/>
+          <w:sz w:val="18"/>
+          <w:szCs w:val="18"/>
+        </w:rPr>
+        <w:tab/>
+      </w:r>
+      <w:r>
+        <w:rPr>
+          <w:rFonts w:cstheme="minorHAnsi"/>
+          <w:sz w:val="18"/>
+          <w:szCs w:val="18"/>
+        </w:rPr>
+        <w:tab/>
+      </w:r>
+      <w:r>
+        <w:rPr>
+          <w:rFonts w:cstheme="minorHAnsi"/>
+          <w:sz w:val="18"/>
+          <w:szCs w:val="18"/>
+        </w:rPr>
+        <w:t>&lt;/</w:t>
+      </w:r>
+      <w:proofErr w:type="spellStart"/>
+      <w:r>
+        <w:rPr>
+          <w:rFonts w:cstheme="minorHAnsi"/>
+          <w:sz w:val="18"/>
+          <w:szCs w:val="18"/>
+        </w:rPr>
+        <w:t>nav</w:t>
+      </w:r>
+      <w:proofErr w:type="spellEnd"/>
+      <w:r>
+        <w:rPr>
+          <w:rFonts w:cstheme="minorHAnsi"/>
+          <w:sz w:val="18"/>
+          <w:szCs w:val="18"/>
+        </w:rPr>
+        <w:t>&gt;</w:t>
+      </w:r>
+      <w:r>
+        <w:rPr>
+          <w:rFonts w:cstheme="minorHAnsi"/>
+          <w:sz w:val="18"/>
+          <w:szCs w:val="18"/>
+        </w:rPr>
+        <w:br/>
+        <w:t xml:space="preserve"> </w:t>
+      </w:r>
+      <w:r>
+        <w:rPr>
+          <w:rFonts w:cstheme="minorHAnsi"/>
+          <w:sz w:val="18"/>
+          <w:szCs w:val="18"/>
+        </w:rPr>
+        <w:tab/>
+      </w:r>
+      <w:r>
+        <w:rPr>
+          <w:rFonts w:cstheme="minorHAnsi"/>
+          <w:sz w:val="18"/>
+          <w:szCs w:val="18"/>
+        </w:rPr>
+        <w:t>); }</w:t>
+      </w:r>
+    </w:p>
+    <w:p>
+      <w:pPr>
+        <w:spacing w:line="240" w:lineRule="auto"/>
+        <w:rPr>
+          <w:rFonts w:cstheme="minorHAnsi"/>
+          <w:sz w:val="18"/>
+          <w:szCs w:val="18"/>
+        </w:rPr>
+      </w:pPr>
+      <w:proofErr w:type="gramStart"/>
+      <w:r>
+        <w:rPr>
+          <w:rFonts w:cstheme="minorHAnsi"/>
+          <w:sz w:val="18"/>
+          <w:szCs w:val="18"/>
+        </w:rPr>
+        <w:t>export</w:t>
+      </w:r>
+      <w:proofErr w:type="gramEnd"/>
+      <w:r>
+        <w:rPr>
+          <w:rFonts w:cstheme="minorHAnsi"/>
+          <w:sz w:val="18"/>
+          <w:szCs w:val="18"/>
+        </w:rPr>
+        <w:t xml:space="preserve"> default </w:t>
+      </w:r>
+      <w:proofErr w:type="spellStart"/>
+      <w:r>
+        <w:rPr>
+          <w:rFonts w:cstheme="minorHAnsi"/>
+          <w:sz w:val="18"/>
+          <w:szCs w:val="18"/>
+        </w:rPr>
+        <w:t>Navbar</w:t>
+      </w:r>
+      <w:proofErr w:type="spellEnd"/>
+      <w:r>
+        <w:rPr>
+          <w:rFonts w:cstheme="minorHAnsi"/>
+          <w:sz w:val="18"/>
+          <w:szCs w:val="18"/>
+        </w:rPr>
+        <w:t>;</w:t>
+      </w:r>
+    </w:p>
+    <w:p>
+      <w:pPr>
+        <w:spacing w:line="240" w:lineRule="auto"/>
+        <w:rPr>
+          <w:rFonts w:cstheme="minorHAnsi"/>
+          <w:sz w:val="18"/>
+          <w:szCs w:val="18"/>
+        </w:rPr>
+      </w:pPr>
+      <w:r>
+        <w:rPr>
+          <w:rFonts w:cstheme="minorHAnsi"/>
+          <w:sz w:val="18"/>
+          <w:szCs w:val="18"/>
+        </w:rPr>
+        <w:t>Explanation</w:t>
+      </w:r>
+    </w:p>
+    <w:p>
+      <w:pPr>
+        <w:spacing w:line="240" w:lineRule="auto"/>
+        <w:rPr>
+          <w:rFonts w:cstheme="minorHAnsi"/>
+          <w:sz w:val="18"/>
+          <w:szCs w:val="18"/>
+        </w:rPr>
+      </w:pPr>
+      <w:r>
+        <w:rPr>
+          <w:rFonts w:cstheme="minorHAnsi"/>
+          <w:sz w:val="18"/>
+          <w:szCs w:val="18"/>
+        </w:rPr>
+        <w:t>When we do:</w:t>
+      </w:r>
+    </w:p>
+    <w:p>
+      <w:pPr>
+        <w:spacing w:line="240" w:lineRule="auto"/>
+        <w:rPr>
+          <w:rFonts w:cstheme="minorHAnsi"/>
+          <w:sz w:val="18"/>
+          <w:szCs w:val="18"/>
+        </w:rPr>
+      </w:pPr>
+      <w:proofErr w:type="gramStart"/>
+      <w:r>
+        <w:rPr>
+          <w:rFonts w:cstheme="minorHAnsi"/>
+          <w:sz w:val="18"/>
+          <w:szCs w:val="18"/>
+        </w:rPr>
+        <w:t>const</w:t>
+      </w:r>
+      <w:proofErr w:type="gramEnd"/>
+      <w:r>
+        <w:rPr>
+          <w:rFonts w:cstheme="minorHAnsi"/>
+          <w:sz w:val="18"/>
+          <w:szCs w:val="18"/>
+        </w:rPr>
+        <w:t xml:space="preserve"> router = </w:t>
+      </w:r>
+      <w:proofErr w:type="spellStart"/>
+      <w:r>
+        <w:rPr>
+          <w:rFonts w:cstheme="minorHAnsi"/>
+          <w:sz w:val="18"/>
+          <w:szCs w:val="18"/>
+        </w:rPr>
+        <w:t>createBrowserRouter</w:t>
+      </w:r>
+      <w:proofErr w:type="spellEnd"/>
+      <w:r>
+        <w:rPr>
+          <w:rFonts w:cstheme="minorHAnsi"/>
+          <w:sz w:val="18"/>
+          <w:szCs w:val="18"/>
+        </w:rPr>
+        <w:t>([...]);</w:t>
+      </w:r>
+      <w:r>
+        <w:rPr>
+          <w:rFonts w:cstheme="minorHAnsi"/>
+          <w:sz w:val="18"/>
+          <w:szCs w:val="18"/>
+        </w:rPr>
+        <w:br/>
+      </w:r>
+      <w:r>
+        <w:rPr>
+          <w:rFonts w:cstheme="minorHAnsi"/>
+          <w:sz w:val="18"/>
+          <w:szCs w:val="18"/>
+        </w:rPr>
+        <w:t>return &lt;</w:t>
+      </w:r>
+      <w:proofErr w:type="spellStart"/>
+      <w:r>
+        <w:rPr>
+          <w:rFonts w:cstheme="minorHAnsi"/>
+          <w:sz w:val="18"/>
+          <w:szCs w:val="18"/>
+        </w:rPr>
+        <w:t>RouterProvider</w:t>
+      </w:r>
+      <w:proofErr w:type="spellEnd"/>
+      <w:r>
+        <w:rPr>
+          <w:rFonts w:cstheme="minorHAnsi"/>
+          <w:sz w:val="18"/>
+          <w:szCs w:val="18"/>
+        </w:rPr>
+        <w:t xml:space="preserve"> router={router} /&gt;;</w:t>
+      </w:r>
+    </w:p>
+    <w:p>
+      <w:pPr>
+        <w:spacing w:line="240" w:lineRule="auto"/>
+        <w:rPr>
+          <w:rFonts w:cstheme="minorHAnsi"/>
+          <w:sz w:val="18"/>
+          <w:szCs w:val="18"/>
+        </w:rPr>
+      </w:pPr>
+      <w:proofErr w:type="spellStart"/>
+      <w:r>
+        <w:rPr>
+          <w:rFonts w:cstheme="minorHAnsi"/>
+          <w:sz w:val="18"/>
+          <w:szCs w:val="18"/>
+        </w:rPr>
+        <w:t>RouterProvider</w:t>
+      </w:r>
+      <w:proofErr w:type="spellEnd"/>
+      <w:r>
+        <w:rPr>
+          <w:rFonts w:cstheme="minorHAnsi"/>
+          <w:sz w:val="18"/>
+          <w:szCs w:val="18"/>
+        </w:rPr>
+        <w:t>:</w:t>
+      </w:r>
+    </w:p>
+    <w:p>
+      <w:pPr>
+        <w:pStyle w:val="ListParagraph"/>
+        <w:numPr>
+          <w:ilvl w:val="0"/>
+          <w:numId w:val="39"/>
+        </w:numPr>
+        <w:spacing w:line="240" w:lineRule="auto"/>
+        <w:rPr>
+          <w:rFonts w:cstheme="minorHAnsi"/>
+          <w:sz w:val="18"/>
+          <w:szCs w:val="18"/>
+        </w:rPr>
+      </w:pPr>
+      <w:r>
+        <w:rPr>
+          <w:rFonts w:cstheme="minorHAnsi"/>
+          <w:sz w:val="18"/>
+          <w:szCs w:val="18"/>
+        </w:rPr>
+        <w:t>Creates a context (</w:t>
+      </w:r>
+      <w:proofErr w:type="spellStart"/>
+      <w:r>
+        <w:rPr>
+          <w:rFonts w:cstheme="minorHAnsi"/>
+          <w:sz w:val="18"/>
+          <w:szCs w:val="18"/>
+        </w:rPr>
+        <w:t>RouterContext</w:t>
+      </w:r>
+      <w:proofErr w:type="spellEnd"/>
+      <w:r>
+        <w:rPr>
+          <w:rFonts w:cstheme="minorHAnsi"/>
+          <w:sz w:val="18"/>
+          <w:szCs w:val="18"/>
+        </w:rPr>
+        <w:t>).</w:t>
+      </w:r>
+    </w:p>
+    <w:p>
+      <w:pPr>
+        <w:pStyle w:val="ListParagraph"/>
+        <w:numPr>
+          <w:ilvl w:val="0"/>
+          <w:numId w:val="39"/>
+        </w:numPr>
+        <w:spacing w:line="240" w:lineRule="auto"/>
+        <w:rPr>
+          <w:rFonts w:cstheme="minorHAnsi"/>
+          <w:sz w:val="18"/>
+          <w:szCs w:val="18"/>
+        </w:rPr>
+      </w:pPr>
+      <w:r>
+        <w:rPr>
+          <w:rFonts w:cstheme="minorHAnsi"/>
+          <w:sz w:val="18"/>
+          <w:szCs w:val="18"/>
+        </w:rPr>
+        <w:t>Passes your router object into that context.</w:t>
+      </w:r>
+    </w:p>
+    <w:p>
+      <w:pPr>
+        <w:pStyle w:val="ListParagraph"/>
+        <w:numPr>
+          <w:ilvl w:val="0"/>
+          <w:numId w:val="39"/>
+        </w:numPr>
+        <w:spacing w:line="240" w:lineRule="auto"/>
+        <w:rPr>
+          <w:rFonts w:cstheme="minorHAnsi"/>
+          <w:sz w:val="18"/>
+          <w:szCs w:val="18"/>
+        </w:rPr>
+      </w:pPr>
+      <w:r>
+        <w:rPr>
+          <w:rFonts w:cstheme="minorHAnsi"/>
+          <w:sz w:val="18"/>
+          <w:szCs w:val="18"/>
+        </w:rPr>
+        <w:t>All components like &lt;Link&gt;, &lt;Outlet&gt;, &lt;</w:t>
+      </w:r>
+      <w:proofErr w:type="spellStart"/>
+      <w:r>
+        <w:rPr>
+          <w:rFonts w:cstheme="minorHAnsi"/>
+          <w:sz w:val="18"/>
+          <w:szCs w:val="18"/>
+        </w:rPr>
+        <w:t>RouteObject</w:t>
+      </w:r>
+      <w:proofErr w:type="spellEnd"/>
+      <w:r>
+        <w:rPr>
+          <w:rFonts w:cstheme="minorHAnsi"/>
+          <w:sz w:val="18"/>
+          <w:szCs w:val="18"/>
+        </w:rPr>
+        <w:t>&gt;, etc., can access the router via React context, without you passing props manually.</w:t>
+      </w:r>
+    </w:p>
+    <w:p>
+      <w:pPr>
+        <w:spacing w:line="240" w:lineRule="auto"/>
+        <w:rPr>
+          <w:rFonts w:cstheme="minorHAnsi"/>
+          <w:sz w:val="18"/>
+          <w:szCs w:val="18"/>
         </w:rPr>
       </w:pPr>
     </w:p>
@@ -12140,6 +14602,7 @@
           <w:ilvl w:val="0"/>
           <w:numId w:val="12"/>
         </w:numPr>
+        <w:ind w:left="0"/>
         <w:rPr>
           <w:rFonts w:asciiTheme="majorHAnsi" w:hAnsiTheme="majorHAnsi"/>
           <w:b/>
@@ -12200,6 +14663,7 @@
           <w:ilvl w:val="0"/>
           <w:numId w:val="12"/>
         </w:numPr>
+        <w:ind w:left="0"/>
         <w:rPr>
           <w:rFonts w:asciiTheme="majorHAnsi" w:hAnsiTheme="majorHAnsi"/>
         </w:rPr>
@@ -12242,6 +14706,7 @@
         <w:rPr>
           <w:rFonts w:asciiTheme="majorHAnsi" w:hAnsiTheme="majorHAnsi"/>
         </w:rPr>
+        <w:lastRenderedPageBreak/>
         <w:t>In a JWT, you typically need to decode the token to access the claims contained within it.</w:t>
       </w:r>
     </w:p>
@@ -12324,7 +14789,6 @@
         <w:rPr>
           <w:rFonts w:asciiTheme="majorHAnsi" w:hAnsiTheme="majorHAnsi"/>
         </w:rPr>
-        <w:lastRenderedPageBreak/>
         <w:t>sub</w:t>
       </w:r>
       <w:proofErr w:type="gramEnd"/>
@@ -13006,6 +15470,7 @@
         <w:rPr>
           <w:rFonts w:asciiTheme="majorHAnsi" w:hAnsiTheme="majorHAnsi"/>
         </w:rPr>
+        <w:lastRenderedPageBreak/>
         <w:t xml:space="preserve">Use of </w:t>
       </w:r>
       <w:proofErr w:type="spellStart"/>
@@ -13270,7 +15735,6 @@
         <w:rPr>
           <w:rFonts w:asciiTheme="majorHAnsi" w:hAnsiTheme="majorHAnsi"/>
         </w:rPr>
-        <w:lastRenderedPageBreak/>
         <w:t xml:space="preserve">Global Error Handling:  use JavaScript's global </w:t>
       </w:r>
       <w:proofErr w:type="spellStart"/>
@@ -13956,6 +16420,7 @@
         <w:rPr>
           <w:rFonts w:asciiTheme="majorHAnsi" w:hAnsiTheme="majorHAnsi"/>
         </w:rPr>
+        <w:lastRenderedPageBreak/>
         <w:t>Here's a detailed explanation of how the cleanup function works:</w:t>
       </w:r>
     </w:p>
@@ -14109,7 +16574,6 @@
           <w:rFonts w:asciiTheme="majorHAnsi" w:hAnsiTheme="majorHAnsi"/>
           <w:b/>
         </w:rPr>
-        <w:lastRenderedPageBreak/>
         <w:t>When Dependency Values Change:</w:t>
       </w:r>
     </w:p>
@@ -14932,6 +17396,7 @@
         <w:rPr>
           <w:rFonts w:asciiTheme="majorHAnsi" w:hAnsiTheme="majorHAnsi"/>
         </w:rPr>
+        <w:lastRenderedPageBreak/>
         <w:t>useDefferedValue</w:t>
       </w:r>
       <w:proofErr w:type="spellEnd"/>
@@ -15154,7 +17619,6 @@
           <w:noProof/>
           <w:lang w:bidi="hi-IN"/>
         </w:rPr>
-        <w:lastRenderedPageBreak/>
         <w:drawing>
           <wp:inline distT="0" distB="0" distL="0" distR="0">
             <wp:extent cx="5940865" cy="1828800"/>
@@ -15617,6 +18081,7 @@
           <w:b/>
           <w:bCs/>
         </w:rPr>
+        <w:lastRenderedPageBreak/>
         <w:t>New Features of React 19</w:t>
       </w:r>
       <w:r>
@@ -16167,7 +18632,6 @@
           <w:b/>
           <w:bCs/>
         </w:rPr>
-        <w:lastRenderedPageBreak/>
         <w:t>useActionState</w:t>
       </w:r>
       <w:proofErr w:type="spellEnd"/>
@@ -16845,7 +19309,14 @@
         <w:rPr>
           <w:rFonts w:asciiTheme="majorHAnsi" w:hAnsiTheme="majorHAnsi"/>
         </w:rPr>
-        <w:t xml:space="preserve"> Hook allows the message to immediately appear in the list with a “Sending…” label, even before the message is actually sent to a server. This “optimistic” approach gives the impression of speed and responsiveness. The form then attempts to truly send the message in the background. Once the server confirms the message has been received, the “Sending…” label is removed.</w:t>
+        <w:t xml:space="preserve"> Hook allows the message to immediately appear in the list with a “Sending…” label, even before the message </w:t>
+      </w:r>
+      <w:r>
+        <w:rPr>
+          <w:rFonts w:asciiTheme="majorHAnsi" w:hAnsiTheme="majorHAnsi"/>
+        </w:rPr>
+        <w:lastRenderedPageBreak/>
+        <w:t>is actually sent to a server. This “optimistic” approach gives the impression of speed and responsiveness. The form then attempts to truly send the message in the background. Once the server confirms the message has been received, the “Sending…” label is removed.</w:t>
       </w:r>
     </w:p>
     <w:p>
@@ -17031,7 +19502,6 @@
         <w:rPr>
           <w:rFonts w:asciiTheme="majorHAnsi" w:hAnsiTheme="majorHAnsi"/>
         </w:rPr>
-        <w:lastRenderedPageBreak/>
         <w:t xml:space="preserve">Added an </w:t>
       </w:r>
       <w:r>
@@ -18805,7 +21275,6 @@
         <w:rPr>
           <w:rFonts w:asciiTheme="majorHAnsi" w:hAnsiTheme="majorHAnsi"/>
         </w:rPr>
-        <w:lastRenderedPageBreak/>
         <w:t xml:space="preserve">While this approach works, it involves repetitive patterns that increase complexity as the app grows. This is where the new </w:t>
       </w:r>
       <w:proofErr w:type="gramStart"/>
@@ -19951,6 +22420,7 @@
         <w:rPr>
           <w:rFonts w:asciiTheme="majorHAnsi" w:hAnsiTheme="majorHAnsi"/>
         </w:rPr>
+        <w:lastRenderedPageBreak/>
         <w:t xml:space="preserve">The </w:t>
       </w:r>
       <w:proofErr w:type="spellStart"/>
@@ -20051,7 +22521,6 @@
         <w:rPr>
           <w:rFonts w:asciiTheme="majorHAnsi" w:hAnsiTheme="majorHAnsi"/>
         </w:rPr>
-        <w:lastRenderedPageBreak/>
         <w:t xml:space="preserve">The </w:t>
       </w:r>
       <w:proofErr w:type="gramStart"/>
@@ -27786,6 +30255,95 @@
     </w:lvl>
   </w:abstractNum>
   <w:abstractNum w:abstractNumId="15">
+    <w:nsid w:val="303B7795"/>
+    <w:multiLevelType w:val="hybridMultilevel"/>
+    <w:tmpl w:val="0700E968"/>
+    <w:lvl w:ilvl="0" w:tplc="0409000F">
+      <w:start w:val="1"/>
+      <w:numFmt w:val="decimal"/>
+      <w:lvlText w:val="%1."/>
+      <w:lvlJc w:val="left"/>
+      <w:pPr>
+        <w:ind w:left="720" w:hanging="360"/>
+      </w:pPr>
+      <w:rPr>
+        <w:rFonts w:hint="default"/>
+      </w:rPr>
+    </w:lvl>
+    <w:lvl w:ilvl="1" w:tplc="04090019" w:tentative="1">
+      <w:start w:val="1"/>
+      <w:numFmt w:val="lowerLetter"/>
+      <w:lvlText w:val="%2."/>
+      <w:lvlJc w:val="left"/>
+      <w:pPr>
+        <w:ind w:left="1440" w:hanging="360"/>
+      </w:pPr>
+    </w:lvl>
+    <w:lvl w:ilvl="2" w:tplc="0409001B" w:tentative="1">
+      <w:start w:val="1"/>
+      <w:numFmt w:val="lowerRoman"/>
+      <w:lvlText w:val="%3."/>
+      <w:lvlJc w:val="right"/>
+      <w:pPr>
+        <w:ind w:left="2160" w:hanging="180"/>
+      </w:pPr>
+    </w:lvl>
+    <w:lvl w:ilvl="3" w:tplc="0409000F" w:tentative="1">
+      <w:start w:val="1"/>
+      <w:numFmt w:val="decimal"/>
+      <w:lvlText w:val="%4."/>
+      <w:lvlJc w:val="left"/>
+      <w:pPr>
+        <w:ind w:left="2880" w:hanging="360"/>
+      </w:pPr>
+    </w:lvl>
+    <w:lvl w:ilvl="4" w:tplc="04090019" w:tentative="1">
+      <w:start w:val="1"/>
+      <w:numFmt w:val="lowerLetter"/>
+      <w:lvlText w:val="%5."/>
+      <w:lvlJc w:val="left"/>
+      <w:pPr>
+        <w:ind w:left="3600" w:hanging="360"/>
+      </w:pPr>
+    </w:lvl>
+    <w:lvl w:ilvl="5" w:tplc="0409001B" w:tentative="1">
+      <w:start w:val="1"/>
+      <w:numFmt w:val="lowerRoman"/>
+      <w:lvlText w:val="%6."/>
+      <w:lvlJc w:val="right"/>
+      <w:pPr>
+        <w:ind w:left="4320" w:hanging="180"/>
+      </w:pPr>
+    </w:lvl>
+    <w:lvl w:ilvl="6" w:tplc="0409000F" w:tentative="1">
+      <w:start w:val="1"/>
+      <w:numFmt w:val="decimal"/>
+      <w:lvlText w:val="%7."/>
+      <w:lvlJc w:val="left"/>
+      <w:pPr>
+        <w:ind w:left="5040" w:hanging="360"/>
+      </w:pPr>
+    </w:lvl>
+    <w:lvl w:ilvl="7" w:tplc="04090019" w:tentative="1">
+      <w:start w:val="1"/>
+      <w:numFmt w:val="lowerLetter"/>
+      <w:lvlText w:val="%8."/>
+      <w:lvlJc w:val="left"/>
+      <w:pPr>
+        <w:ind w:left="5760" w:hanging="360"/>
+      </w:pPr>
+    </w:lvl>
+    <w:lvl w:ilvl="8" w:tplc="0409001B" w:tentative="1">
+      <w:start w:val="1"/>
+      <w:numFmt w:val="lowerRoman"/>
+      <w:lvlText w:val="%9."/>
+      <w:lvlJc w:val="right"/>
+      <w:pPr>
+        <w:ind w:left="6480" w:hanging="180"/>
+      </w:pPr>
+    </w:lvl>
+  </w:abstractNum>
+  <w:abstractNum w:abstractNumId="16">
     <w:nsid w:val="30710D41"/>
     <w:multiLevelType w:val="hybridMultilevel"/>
     <w:tmpl w:val="8834D5D4"/>
@@ -27871,7 +30429,7 @@
       </w:pPr>
     </w:lvl>
   </w:abstractNum>
-  <w:abstractNum w:abstractNumId="16">
+  <w:abstractNum w:abstractNumId="17">
     <w:nsid w:val="38B53CA3"/>
     <w:multiLevelType w:val="hybridMultilevel"/>
     <w:tmpl w:val="0DAA87D8"/>
@@ -27984,7 +30542,7 @@
       </w:rPr>
     </w:lvl>
   </w:abstractNum>
-  <w:abstractNum w:abstractNumId="17">
+  <w:abstractNum w:abstractNumId="18">
     <w:nsid w:val="3A854A1E"/>
     <w:multiLevelType w:val="hybridMultilevel"/>
     <w:tmpl w:val="DF486A78"/>
@@ -28097,7 +30655,7 @@
       </w:rPr>
     </w:lvl>
   </w:abstractNum>
-  <w:abstractNum w:abstractNumId="18">
+  <w:abstractNum w:abstractNumId="19">
     <w:nsid w:val="3BCF4017"/>
     <w:multiLevelType w:val="hybridMultilevel"/>
     <w:tmpl w:val="4D703CE6"/>
@@ -28210,7 +30768,7 @@
       </w:rPr>
     </w:lvl>
   </w:abstractNum>
-  <w:abstractNum w:abstractNumId="19">
+  <w:abstractNum w:abstractNumId="20">
     <w:nsid w:val="3E686DA0"/>
     <w:multiLevelType w:val="hybridMultilevel"/>
     <w:tmpl w:val="E95646E4"/>
@@ -28323,7 +30881,7 @@
       </w:rPr>
     </w:lvl>
   </w:abstractNum>
-  <w:abstractNum w:abstractNumId="20">
+  <w:abstractNum w:abstractNumId="21">
     <w:nsid w:val="435858F6"/>
     <w:multiLevelType w:val="hybridMultilevel"/>
     <w:tmpl w:val="4EBE548C"/>
@@ -28412,7 +30970,7 @@
       </w:pPr>
     </w:lvl>
   </w:abstractNum>
-  <w:abstractNum w:abstractNumId="21">
+  <w:abstractNum w:abstractNumId="22">
     <w:nsid w:val="45EF2D86"/>
     <w:multiLevelType w:val="hybridMultilevel"/>
     <w:tmpl w:val="0A3C20B0"/>
@@ -28525,7 +31083,7 @@
       </w:rPr>
     </w:lvl>
   </w:abstractNum>
-  <w:abstractNum w:abstractNumId="22">
+  <w:abstractNum w:abstractNumId="23">
     <w:nsid w:val="4A5D0A2B"/>
     <w:multiLevelType w:val="hybridMultilevel"/>
     <w:tmpl w:val="D802700A"/>
@@ -28638,7 +31196,7 @@
       </w:rPr>
     </w:lvl>
   </w:abstractNum>
-  <w:abstractNum w:abstractNumId="23">
+  <w:abstractNum w:abstractNumId="24">
     <w:nsid w:val="4A670312"/>
     <w:multiLevelType w:val="hybridMultilevel"/>
     <w:tmpl w:val="8EB889F0"/>
@@ -28751,7 +31309,7 @@
       </w:rPr>
     </w:lvl>
   </w:abstractNum>
-  <w:abstractNum w:abstractNumId="24">
+  <w:abstractNum w:abstractNumId="25">
     <w:nsid w:val="4C650CCC"/>
     <w:multiLevelType w:val="hybridMultilevel"/>
     <w:tmpl w:val="3A621A70"/>
@@ -28864,7 +31422,7 @@
       </w:rPr>
     </w:lvl>
   </w:abstractNum>
-  <w:abstractNum w:abstractNumId="25">
+  <w:abstractNum w:abstractNumId="26">
     <w:nsid w:val="50145DA6"/>
     <w:multiLevelType w:val="hybridMultilevel"/>
     <w:tmpl w:val="9EE89C86"/>
@@ -28977,7 +31535,7 @@
       </w:rPr>
     </w:lvl>
   </w:abstractNum>
-  <w:abstractNum w:abstractNumId="26">
+  <w:abstractNum w:abstractNumId="27">
     <w:nsid w:val="51A622A3"/>
     <w:multiLevelType w:val="hybridMultilevel"/>
     <w:tmpl w:val="E2602D0E"/>
@@ -29090,7 +31648,7 @@
       </w:rPr>
     </w:lvl>
   </w:abstractNum>
-  <w:abstractNum w:abstractNumId="27">
+  <w:abstractNum w:abstractNumId="28">
     <w:nsid w:val="57C8684B"/>
     <w:multiLevelType w:val="hybridMultilevel"/>
     <w:tmpl w:val="898A0A56"/>
@@ -29179,7 +31737,7 @@
       </w:pPr>
     </w:lvl>
   </w:abstractNum>
-  <w:abstractNum w:abstractNumId="28">
+  <w:abstractNum w:abstractNumId="29">
     <w:nsid w:val="5AAA66B9"/>
     <w:multiLevelType w:val="hybridMultilevel"/>
     <w:tmpl w:val="15F478D6"/>
@@ -29265,7 +31823,7 @@
       </w:pPr>
     </w:lvl>
   </w:abstractNum>
-  <w:abstractNum w:abstractNumId="29">
+  <w:abstractNum w:abstractNumId="30">
     <w:nsid w:val="5E094EA8"/>
     <w:multiLevelType w:val="hybridMultilevel"/>
     <w:tmpl w:val="B2584A46"/>
@@ -29355,7 +31913,7 @@
       </w:pPr>
     </w:lvl>
   </w:abstractNum>
-  <w:abstractNum w:abstractNumId="30">
+  <w:abstractNum w:abstractNumId="31">
     <w:nsid w:val="5E786B36"/>
     <w:multiLevelType w:val="hybridMultilevel"/>
     <w:tmpl w:val="E6AA9854"/>
@@ -29468,7 +32026,7 @@
       </w:rPr>
     </w:lvl>
   </w:abstractNum>
-  <w:abstractNum w:abstractNumId="31">
+  <w:abstractNum w:abstractNumId="32">
     <w:nsid w:val="682B033D"/>
     <w:multiLevelType w:val="hybridMultilevel"/>
     <w:tmpl w:val="69D0B516"/>
@@ -29557,7 +32115,7 @@
       </w:pPr>
     </w:lvl>
   </w:abstractNum>
-  <w:abstractNum w:abstractNumId="32">
+  <w:abstractNum w:abstractNumId="33">
     <w:nsid w:val="6CF9614E"/>
     <w:multiLevelType w:val="hybridMultilevel"/>
     <w:tmpl w:val="7116B506"/>
@@ -29670,7 +32228,7 @@
       </w:rPr>
     </w:lvl>
   </w:abstractNum>
-  <w:abstractNum w:abstractNumId="33">
+  <w:abstractNum w:abstractNumId="34">
     <w:nsid w:val="711E4C9B"/>
     <w:multiLevelType w:val="hybridMultilevel"/>
     <w:tmpl w:val="D3E824DE"/>
@@ -29783,7 +32341,7 @@
       </w:rPr>
     </w:lvl>
   </w:abstractNum>
-  <w:abstractNum w:abstractNumId="34">
+  <w:abstractNum w:abstractNumId="35">
     <w:nsid w:val="783C7A97"/>
     <w:multiLevelType w:val="hybridMultilevel"/>
     <w:tmpl w:val="7A5C7984"/>
@@ -29896,7 +32454,7 @@
       </w:rPr>
     </w:lvl>
   </w:abstractNum>
-  <w:abstractNum w:abstractNumId="35">
+  <w:abstractNum w:abstractNumId="36">
     <w:nsid w:val="7DB8490A"/>
     <w:multiLevelType w:val="hybridMultilevel"/>
     <w:tmpl w:val="7B96CB7E"/>
@@ -30009,7 +32567,7 @@
       </w:rPr>
     </w:lvl>
   </w:abstractNum>
-  <w:abstractNum w:abstractNumId="36">
+  <w:abstractNum w:abstractNumId="37">
     <w:nsid w:val="7E7E7BD9"/>
     <w:multiLevelType w:val="hybridMultilevel"/>
     <w:tmpl w:val="8D30DD74"/>
@@ -30122,7 +32680,7 @@
       </w:rPr>
     </w:lvl>
   </w:abstractNum>
-  <w:abstractNum w:abstractNumId="37">
+  <w:abstractNum w:abstractNumId="38">
     <w:nsid w:val="7F5949C3"/>
     <w:multiLevelType w:val="hybridMultilevel"/>
     <w:tmpl w:val="36A01516"/>
@@ -30248,73 +32806,73 @@
     <w:abstractNumId w:val="11"/>
   </w:num>
   <w:num w:numId="5">
-    <w:abstractNumId w:val="18"/>
+    <w:abstractNumId w:val="19"/>
   </w:num>
   <w:num w:numId="6">
-    <w:abstractNumId w:val="20"/>
+    <w:abstractNumId w:val="21"/>
   </w:num>
   <w:num w:numId="7">
-    <w:abstractNumId w:val="36"/>
+    <w:abstractNumId w:val="37"/>
   </w:num>
   <w:num w:numId="8">
-    <w:abstractNumId w:val="28"/>
+    <w:abstractNumId w:val="29"/>
   </w:num>
   <w:num w:numId="9">
     <w:abstractNumId w:val="3"/>
   </w:num>
   <w:num w:numId="10">
-    <w:abstractNumId w:val="24"/>
+    <w:abstractNumId w:val="25"/>
   </w:num>
   <w:num w:numId="11">
-    <w:abstractNumId w:val="25"/>
+    <w:abstractNumId w:val="26"/>
   </w:num>
   <w:num w:numId="12">
-    <w:abstractNumId w:val="29"/>
+    <w:abstractNumId w:val="30"/>
   </w:num>
   <w:num w:numId="13">
-    <w:abstractNumId w:val="30"/>
+    <w:abstractNumId w:val="31"/>
   </w:num>
   <w:num w:numId="14">
-    <w:abstractNumId w:val="26"/>
+    <w:abstractNumId w:val="27"/>
   </w:num>
   <w:num w:numId="15">
-    <w:abstractNumId w:val="16"/>
+    <w:abstractNumId w:val="17"/>
   </w:num>
   <w:num w:numId="16">
-    <w:abstractNumId w:val="33"/>
+    <w:abstractNumId w:val="34"/>
   </w:num>
   <w:num w:numId="17">
     <w:abstractNumId w:val="6"/>
   </w:num>
   <w:num w:numId="18">
-    <w:abstractNumId w:val="21"/>
+    <w:abstractNumId w:val="22"/>
   </w:num>
   <w:num w:numId="19">
-    <w:abstractNumId w:val="34"/>
+    <w:abstractNumId w:val="35"/>
   </w:num>
   <w:num w:numId="20">
     <w:abstractNumId w:val="14"/>
   </w:num>
   <w:num w:numId="21">
-    <w:abstractNumId w:val="27"/>
+    <w:abstractNumId w:val="28"/>
   </w:num>
   <w:num w:numId="22">
     <w:abstractNumId w:val="4"/>
   </w:num>
   <w:num w:numId="23">
-    <w:abstractNumId w:val="19"/>
+    <w:abstractNumId w:val="20"/>
   </w:num>
   <w:num w:numId="24">
-    <w:abstractNumId w:val="22"/>
+    <w:abstractNumId w:val="23"/>
   </w:num>
   <w:num w:numId="25">
-    <w:abstractNumId w:val="15"/>
+    <w:abstractNumId w:val="16"/>
   </w:num>
   <w:num w:numId="26">
-    <w:abstractNumId w:val="17"/>
+    <w:abstractNumId w:val="18"/>
   </w:num>
   <w:num w:numId="27">
-    <w:abstractNumId w:val="31"/>
+    <w:abstractNumId w:val="32"/>
   </w:num>
   <w:num w:numId="28">
     <w:abstractNumId w:val="2"/>
@@ -30326,28 +32884,31 @@
     <w:abstractNumId w:val="1"/>
   </w:num>
   <w:num w:numId="31">
-    <w:abstractNumId w:val="37"/>
+    <w:abstractNumId w:val="38"/>
   </w:num>
   <w:num w:numId="32">
     <w:abstractNumId w:val="5"/>
   </w:num>
   <w:num w:numId="33">
-    <w:abstractNumId w:val="32"/>
+    <w:abstractNumId w:val="33"/>
   </w:num>
   <w:num w:numId="34">
     <w:abstractNumId w:val="0"/>
   </w:num>
   <w:num w:numId="35">
-    <w:abstractNumId w:val="23"/>
+    <w:abstractNumId w:val="24"/>
   </w:num>
   <w:num w:numId="36">
     <w:abstractNumId w:val="13"/>
   </w:num>
   <w:num w:numId="37">
-    <w:abstractNumId w:val="35"/>
+    <w:abstractNumId w:val="36"/>
   </w:num>
   <w:num w:numId="38">
     <w:abstractNumId w:val="7"/>
+  </w:num>
+  <w:num w:numId="39">
+    <w:abstractNumId w:val="15"/>
   </w:num>
   <w:numIdMacAtCleanup w:val="38"/>
 </w:numbering>

--- a/note/React.docx
+++ b/note/React.docx
@@ -4376,41 +4376,33 @@
           <w:rFonts w:asciiTheme="majorHAnsi" w:hAnsiTheme="majorHAnsi"/>
         </w:rPr>
       </w:pPr>
+      <w:proofErr w:type="spellStart"/>
       <w:r>
         <w:rPr>
           <w:rFonts w:asciiTheme="majorHAnsi" w:hAnsiTheme="majorHAnsi"/>
           <w:b/>
-        </w:rPr>
-        <w:t xml:space="preserve">When does React Component </w:t>
-      </w:r>
-      <w:proofErr w:type="gramStart"/>
-      <w:r>
-        <w:rPr>
-          <w:rFonts w:asciiTheme="majorHAnsi" w:hAnsiTheme="majorHAnsi"/>
-          <w:b/>
-        </w:rPr>
-        <w:t>re-renders</w:t>
-      </w:r>
-      <w:proofErr w:type="gramEnd"/>
-      <w:r>
-        <w:rPr>
-          <w:rFonts w:asciiTheme="majorHAnsi" w:hAnsiTheme="majorHAnsi"/>
-          <w:b/>
-        </w:rPr>
-        <w:t>?</w:t>
-      </w:r>
-      <w:r>
-        <w:rPr>
-          <w:rFonts w:asciiTheme="majorHAnsi" w:hAnsiTheme="majorHAnsi"/>
-          <w:b/>
-        </w:rPr>
-        <w:br/>
-      </w:r>
-      <w:r>
-        <w:rPr>
-          <w:rFonts w:asciiTheme="majorHAnsi" w:hAnsiTheme="majorHAnsi"/>
-        </w:rPr>
-        <w:t>In React, a component re-renders when its state or props change.</w:t>
+          <w:bCs/>
+        </w:rPr>
+        <w:t>useId</w:t>
+      </w:r>
+      <w:proofErr w:type="spellEnd"/>
+      <w:r>
+        <w:rPr>
+          <w:rFonts w:asciiTheme="majorHAnsi" w:hAnsiTheme="majorHAnsi"/>
+        </w:rPr>
+        <w:t xml:space="preserve">: Introduced in React 18, </w:t>
+      </w:r>
+      <w:r>
+        <w:rPr>
+          <w:rFonts w:asciiTheme="majorHAnsi" w:hAnsiTheme="majorHAnsi"/>
+        </w:rPr>
+        <w:t xml:space="preserve">It is </w:t>
+      </w:r>
+      <w:r>
+        <w:rPr>
+          <w:rFonts w:asciiTheme="majorHAnsi" w:hAnsiTheme="majorHAnsi"/>
+        </w:rPr>
+        <w:t>used for generating unique IDs</w:t>
       </w:r>
     </w:p>
     <w:p>
@@ -4424,441 +4416,35 @@
           <w:rFonts w:asciiTheme="majorHAnsi" w:hAnsiTheme="majorHAnsi"/>
         </w:rPr>
       </w:pPr>
+      <w:proofErr w:type="spellStart"/>
+      <w:proofErr w:type="gramStart"/>
       <w:r>
         <w:rPr>
           <w:rFonts w:asciiTheme="majorHAnsi" w:hAnsiTheme="majorHAnsi"/>
           <w:b/>
-        </w:rPr>
-        <w:t>Context API</w:t>
-      </w:r>
-      <w:r>
-        <w:rPr>
-          <w:rFonts w:asciiTheme="majorHAnsi" w:hAnsiTheme="majorHAnsi"/>
-          <w:b/>
-        </w:rPr>
-        <w:br/>
-      </w:r>
-      <w:r>
-        <w:rPr>
-          <w:rFonts w:asciiTheme="majorHAnsi" w:hAnsiTheme="majorHAnsi"/>
-        </w:rPr>
-        <w:t>In React, the Context API is a feature that allows us to share data between components without passing the data down through props. Context provides a way to avoid "prop drilling", where props are passed through many levels of components to reach a deeply nested component.</w:t>
-      </w:r>
-    </w:p>
-    <w:p>
-      <w:pPr>
-        <w:pStyle w:val="ListParagraph"/>
-        <w:rPr>
-          <w:rFonts w:asciiTheme="majorHAnsi" w:hAnsiTheme="majorHAnsi"/>
-        </w:rPr>
-      </w:pPr>
-      <w:r>
-        <w:rPr>
-          <w:rFonts w:asciiTheme="majorHAnsi" w:hAnsiTheme="majorHAnsi"/>
-        </w:rPr>
-        <w:t xml:space="preserve">Example: </w:t>
-      </w:r>
-    </w:p>
-    <w:p>
-      <w:pPr>
-        <w:pStyle w:val="ListParagraph"/>
-        <w:rPr>
-          <w:rFonts w:asciiTheme="majorHAnsi" w:hAnsiTheme="majorHAnsi"/>
-          <w:b/>
-        </w:rPr>
-      </w:pPr>
-      <w:r>
-        <w:rPr>
-          <w:rFonts w:asciiTheme="majorHAnsi" w:hAnsiTheme="majorHAnsi"/>
-          <w:b/>
-        </w:rPr>
-        <w:t>Creating the context in Context.js file</w:t>
-      </w:r>
-    </w:p>
-    <w:p>
-      <w:pPr>
-        <w:pStyle w:val="ListParagraph"/>
-        <w:rPr>
-          <w:rFonts w:asciiTheme="majorHAnsi" w:hAnsiTheme="majorHAnsi"/>
-        </w:rPr>
-      </w:pPr>
-      <w:r>
-        <w:rPr>
-          <w:rFonts w:asciiTheme="majorHAnsi" w:hAnsiTheme="majorHAnsi"/>
-        </w:rPr>
-        <w:t>Import {</w:t>
-      </w:r>
-      <w:proofErr w:type="spellStart"/>
-      <w:r>
-        <w:rPr>
-          <w:rFonts w:asciiTheme="majorHAnsi" w:hAnsiTheme="majorHAnsi"/>
-        </w:rPr>
-        <w:t>createContext</w:t>
-      </w:r>
-      <w:proofErr w:type="spellEnd"/>
-      <w:r>
-        <w:rPr>
-          <w:rFonts w:asciiTheme="majorHAnsi" w:hAnsiTheme="majorHAnsi"/>
-        </w:rPr>
-        <w:t>} from “react”;</w:t>
-      </w:r>
-    </w:p>
-    <w:p>
-      <w:pPr>
-        <w:pStyle w:val="ListParagraph"/>
-        <w:rPr>
-          <w:rFonts w:asciiTheme="majorHAnsi" w:hAnsiTheme="majorHAnsi"/>
-        </w:rPr>
-      </w:pPr>
-      <w:r>
-        <w:rPr>
-          <w:rFonts w:asciiTheme="majorHAnsi" w:hAnsiTheme="majorHAnsi"/>
-        </w:rPr>
-        <w:t xml:space="preserve">Const </w:t>
-      </w:r>
-      <w:proofErr w:type="spellStart"/>
-      <w:r>
-        <w:rPr>
-          <w:rFonts w:asciiTheme="majorHAnsi" w:hAnsiTheme="majorHAnsi"/>
-        </w:rPr>
-        <w:t>UserContext</w:t>
-      </w:r>
-      <w:proofErr w:type="spellEnd"/>
-      <w:r>
-        <w:rPr>
-          <w:rFonts w:asciiTheme="majorHAnsi" w:hAnsiTheme="majorHAnsi"/>
-        </w:rPr>
-        <w:t xml:space="preserve"> = </w:t>
-      </w:r>
-      <w:proofErr w:type="spellStart"/>
-      <w:proofErr w:type="gramStart"/>
-      <w:r>
-        <w:rPr>
-          <w:rFonts w:asciiTheme="majorHAnsi" w:hAnsiTheme="majorHAnsi"/>
-        </w:rPr>
-        <w:t>createContext</w:t>
-      </w:r>
-      <w:proofErr w:type="spellEnd"/>
-      <w:r>
-        <w:rPr>
-          <w:rFonts w:asciiTheme="majorHAnsi" w:hAnsiTheme="majorHAnsi"/>
-        </w:rPr>
-        <w:t>({</w:t>
-      </w:r>
+          <w:bCs/>
+        </w:rPr>
+        <w:t>useSyncExternalStore</w:t>
+      </w:r>
+      <w:proofErr w:type="spellEnd"/>
       <w:proofErr w:type="gramEnd"/>
-    </w:p>
-    <w:p>
-      <w:pPr>
-        <w:pStyle w:val="ListParagraph"/>
-        <w:rPr>
-          <w:rFonts w:asciiTheme="majorHAnsi" w:hAnsiTheme="majorHAnsi"/>
-        </w:rPr>
-      </w:pPr>
-      <w:r>
-        <w:rPr>
-          <w:rFonts w:asciiTheme="majorHAnsi" w:hAnsiTheme="majorHAnsi"/>
-        </w:rPr>
-        <w:tab/>
-      </w:r>
-      <w:proofErr w:type="spellStart"/>
-      <w:proofErr w:type="gramStart"/>
-      <w:r>
-        <w:rPr>
-          <w:rFonts w:asciiTheme="majorHAnsi" w:hAnsiTheme="majorHAnsi"/>
-        </w:rPr>
-        <w:t>loggedInUser</w:t>
-      </w:r>
-      <w:proofErr w:type="spellEnd"/>
-      <w:proofErr w:type="gramEnd"/>
-      <w:r>
-        <w:rPr>
-          <w:rFonts w:asciiTheme="majorHAnsi" w:hAnsiTheme="majorHAnsi"/>
-        </w:rPr>
-        <w:t>: “</w:t>
-      </w:r>
-      <w:proofErr w:type="spellStart"/>
-      <w:r>
-        <w:rPr>
-          <w:rFonts w:asciiTheme="majorHAnsi" w:hAnsiTheme="majorHAnsi"/>
-        </w:rPr>
-        <w:t>DefaultUser</w:t>
-      </w:r>
-      <w:proofErr w:type="spellEnd"/>
-      <w:r>
-        <w:rPr>
-          <w:rFonts w:asciiTheme="majorHAnsi" w:hAnsiTheme="majorHAnsi"/>
-        </w:rPr>
-        <w:t>”</w:t>
-      </w:r>
-    </w:p>
-    <w:p>
-      <w:pPr>
-        <w:pStyle w:val="ListParagraph"/>
-        <w:rPr>
-          <w:rFonts w:asciiTheme="majorHAnsi" w:hAnsiTheme="majorHAnsi"/>
-        </w:rPr>
-      </w:pPr>
-      <w:r>
-        <w:rPr>
-          <w:rFonts w:asciiTheme="majorHAnsi" w:hAnsiTheme="majorHAnsi"/>
-        </w:rPr>
-        <w:t>});</w:t>
-      </w:r>
-    </w:p>
-    <w:p>
-      <w:pPr>
-        <w:pStyle w:val="ListParagraph"/>
-        <w:rPr>
-          <w:rFonts w:asciiTheme="majorHAnsi" w:hAnsiTheme="majorHAnsi"/>
-        </w:rPr>
-      </w:pPr>
-      <w:proofErr w:type="gramStart"/>
-      <w:r>
-        <w:rPr>
-          <w:rFonts w:asciiTheme="majorHAnsi" w:hAnsiTheme="majorHAnsi"/>
-        </w:rPr>
-        <w:t>export</w:t>
-      </w:r>
-      <w:proofErr w:type="gramEnd"/>
-      <w:r>
-        <w:rPr>
-          <w:rFonts w:asciiTheme="majorHAnsi" w:hAnsiTheme="majorHAnsi"/>
-        </w:rPr>
-        <w:t xml:space="preserve"> default </w:t>
-      </w:r>
-      <w:proofErr w:type="spellStart"/>
-      <w:r>
-        <w:rPr>
-          <w:rFonts w:asciiTheme="majorHAnsi" w:hAnsiTheme="majorHAnsi"/>
-        </w:rPr>
-        <w:t>UserContext</w:t>
-      </w:r>
-      <w:proofErr w:type="spellEnd"/>
-      <w:r>
-        <w:rPr>
-          <w:rFonts w:asciiTheme="majorHAnsi" w:hAnsiTheme="majorHAnsi"/>
-        </w:rPr>
-        <w:t>;</w:t>
-      </w:r>
-    </w:p>
-    <w:p>
-      <w:pPr>
-        <w:pStyle w:val="ListParagraph"/>
-        <w:rPr>
-          <w:rFonts w:asciiTheme="majorHAnsi" w:hAnsiTheme="majorHAnsi"/>
-        </w:rPr>
-      </w:pPr>
-      <w:proofErr w:type="gramStart"/>
-      <w:r>
-        <w:rPr>
-          <w:rFonts w:asciiTheme="majorHAnsi" w:hAnsiTheme="majorHAnsi"/>
-        </w:rPr>
-        <w:t xml:space="preserve">Using the above context using </w:t>
-      </w:r>
-      <w:proofErr w:type="spellStart"/>
-      <w:r>
-        <w:rPr>
-          <w:rFonts w:asciiTheme="majorHAnsi" w:hAnsiTheme="majorHAnsi"/>
-        </w:rPr>
-        <w:t>useContext</w:t>
-      </w:r>
-      <w:proofErr w:type="spellEnd"/>
-      <w:r>
-        <w:rPr>
-          <w:rFonts w:asciiTheme="majorHAnsi" w:hAnsiTheme="majorHAnsi"/>
-        </w:rPr>
-        <w:t xml:space="preserve"> hook.</w:t>
-      </w:r>
-      <w:proofErr w:type="gramEnd"/>
-    </w:p>
-    <w:p>
-      <w:pPr>
-        <w:pStyle w:val="ListParagraph"/>
-        <w:rPr>
-          <w:rFonts w:asciiTheme="majorHAnsi" w:hAnsiTheme="majorHAnsi"/>
-        </w:rPr>
-      </w:pPr>
-      <w:r>
-        <w:rPr>
-          <w:rFonts w:asciiTheme="majorHAnsi" w:hAnsiTheme="majorHAnsi"/>
-        </w:rPr>
-        <w:t>Const {</w:t>
-      </w:r>
-      <w:proofErr w:type="spellStart"/>
-      <w:r>
-        <w:rPr>
-          <w:rFonts w:asciiTheme="majorHAnsi" w:hAnsiTheme="majorHAnsi"/>
-        </w:rPr>
-        <w:t>loggedInUser</w:t>
-      </w:r>
-      <w:proofErr w:type="spellEnd"/>
-      <w:proofErr w:type="gramStart"/>
-      <w:r>
-        <w:rPr>
-          <w:rFonts w:asciiTheme="majorHAnsi" w:hAnsiTheme="majorHAnsi"/>
-        </w:rPr>
-        <w:t>}=</w:t>
-      </w:r>
-      <w:proofErr w:type="gramEnd"/>
+      <w:r>
+        <w:rPr>
+          <w:rFonts w:asciiTheme="majorHAnsi" w:hAnsiTheme="majorHAnsi"/>
+        </w:rPr>
+        <w:t>: Introduced in React 18,</w:t>
+      </w:r>
       <w:r>
         <w:rPr>
           <w:rFonts w:asciiTheme="majorHAnsi" w:hAnsiTheme="majorHAnsi"/>
         </w:rPr>
         <w:t xml:space="preserve"> </w:t>
       </w:r>
-      <w:proofErr w:type="spellStart"/>
-      <w:r>
-        <w:rPr>
-          <w:rFonts w:asciiTheme="majorHAnsi" w:hAnsiTheme="majorHAnsi"/>
-        </w:rPr>
-        <w:t>useContext</w:t>
-      </w:r>
-      <w:proofErr w:type="spellEnd"/>
-      <w:r>
-        <w:rPr>
-          <w:rFonts w:asciiTheme="majorHAnsi" w:hAnsiTheme="majorHAnsi"/>
-        </w:rPr>
-        <w:t>(</w:t>
-      </w:r>
-      <w:proofErr w:type="spellStart"/>
-      <w:r>
-        <w:rPr>
-          <w:rFonts w:asciiTheme="majorHAnsi" w:hAnsiTheme="majorHAnsi"/>
-        </w:rPr>
-        <w:t>UserContext</w:t>
-      </w:r>
-      <w:proofErr w:type="spellEnd"/>
-      <w:r>
-        <w:rPr>
-          <w:rFonts w:asciiTheme="majorHAnsi" w:hAnsiTheme="majorHAnsi"/>
-        </w:rPr>
-        <w:t>);</w:t>
-      </w:r>
-    </w:p>
-    <w:p>
-      <w:pPr>
-        <w:pStyle w:val="ListParagraph"/>
-        <w:rPr>
-          <w:rFonts w:asciiTheme="majorHAnsi" w:hAnsiTheme="majorHAnsi"/>
-          <w:b/>
-        </w:rPr>
-      </w:pPr>
-      <w:r>
-        <w:rPr>
-          <w:rFonts w:asciiTheme="majorHAnsi" w:hAnsiTheme="majorHAnsi"/>
-          <w:b/>
-        </w:rPr>
-        <w:t xml:space="preserve">To change the value of </w:t>
-      </w:r>
-      <w:proofErr w:type="spellStart"/>
-      <w:r>
-        <w:rPr>
-          <w:rFonts w:asciiTheme="majorHAnsi" w:hAnsiTheme="majorHAnsi"/>
-          <w:b/>
-        </w:rPr>
-        <w:t>UserContext</w:t>
-      </w:r>
-      <w:proofErr w:type="spellEnd"/>
-    </w:p>
-    <w:p>
-      <w:pPr>
-        <w:pStyle w:val="ListParagraph"/>
-        <w:rPr>
-          <w:rFonts w:asciiTheme="majorHAnsi" w:hAnsiTheme="majorHAnsi"/>
-        </w:rPr>
-      </w:pPr>
-      <w:r>
-        <w:rPr>
-          <w:rFonts w:asciiTheme="majorHAnsi" w:hAnsiTheme="majorHAnsi"/>
-        </w:rPr>
-        <w:t>&lt;</w:t>
-      </w:r>
-      <w:proofErr w:type="spellStart"/>
-      <w:proofErr w:type="gramStart"/>
-      <w:r>
-        <w:rPr>
-          <w:rFonts w:asciiTheme="majorHAnsi" w:hAnsiTheme="majorHAnsi"/>
-        </w:rPr>
-        <w:t>UserContext.Provider</w:t>
-      </w:r>
-      <w:proofErr w:type="spellEnd"/>
-      <w:r>
-        <w:rPr>
-          <w:rFonts w:asciiTheme="majorHAnsi" w:hAnsiTheme="majorHAnsi"/>
-        </w:rPr>
-        <w:t xml:space="preserve">  value</w:t>
-      </w:r>
-      <w:proofErr w:type="gramEnd"/>
-      <w:r>
-        <w:rPr>
-          <w:rFonts w:asciiTheme="majorHAnsi" w:hAnsiTheme="majorHAnsi"/>
-        </w:rPr>
-        <w:t xml:space="preserve"> = {{</w:t>
-      </w:r>
-      <w:proofErr w:type="spellStart"/>
-      <w:r>
-        <w:rPr>
-          <w:rFonts w:asciiTheme="majorHAnsi" w:hAnsiTheme="majorHAnsi"/>
-        </w:rPr>
-        <w:t>loggedInUser</w:t>
-      </w:r>
-      <w:proofErr w:type="spellEnd"/>
-      <w:r>
-        <w:rPr>
-          <w:rFonts w:asciiTheme="majorHAnsi" w:hAnsiTheme="majorHAnsi"/>
-        </w:rPr>
-        <w:t>: “New User”}}&gt;</w:t>
-      </w:r>
-    </w:p>
-    <w:p>
-      <w:pPr>
-        <w:pStyle w:val="ListParagraph"/>
-        <w:rPr>
-          <w:rFonts w:asciiTheme="majorHAnsi" w:hAnsiTheme="majorHAnsi"/>
-        </w:rPr>
-      </w:pPr>
-      <w:r>
-        <w:rPr>
-          <w:rFonts w:asciiTheme="majorHAnsi" w:hAnsiTheme="majorHAnsi"/>
-        </w:rPr>
-        <w:tab/>
-        <w:t xml:space="preserve">//place components where we have to use </w:t>
-      </w:r>
-      <w:proofErr w:type="spellStart"/>
-      <w:r>
-        <w:rPr>
-          <w:rFonts w:asciiTheme="majorHAnsi" w:hAnsiTheme="majorHAnsi"/>
-        </w:rPr>
-        <w:t>UserContext</w:t>
-      </w:r>
-      <w:proofErr w:type="spellEnd"/>
-    </w:p>
-    <w:p>
-      <w:pPr>
-        <w:pStyle w:val="ListParagraph"/>
-        <w:rPr>
-          <w:rFonts w:asciiTheme="majorHAnsi" w:hAnsiTheme="majorHAnsi"/>
-        </w:rPr>
-      </w:pPr>
-      <w:r>
-        <w:rPr>
-          <w:rFonts w:asciiTheme="majorHAnsi" w:hAnsiTheme="majorHAnsi"/>
-        </w:rPr>
-        <w:t>&lt;/</w:t>
-      </w:r>
-      <w:proofErr w:type="spellStart"/>
-      <w:r>
-        <w:rPr>
-          <w:rFonts w:asciiTheme="majorHAnsi" w:hAnsiTheme="majorHAnsi"/>
-        </w:rPr>
-        <w:t>UserContext.Provider</w:t>
-      </w:r>
-      <w:proofErr w:type="spellEnd"/>
-      <w:r>
-        <w:rPr>
-          <w:rFonts w:asciiTheme="majorHAnsi" w:hAnsiTheme="majorHAnsi"/>
-        </w:rPr>
-        <w:t>&gt;</w:t>
+      <w:r>
+        <w:rPr>
+          <w:rFonts w:asciiTheme="majorHAnsi" w:hAnsiTheme="majorHAnsi"/>
+        </w:rPr>
+        <w:t>This hook is mainly for library authors to integrate external state management systems with React's concurrent features. It ensures that external store subscriptions work properly with concurrent rendering.</w:t>
       </w:r>
     </w:p>
     <w:p>
@@ -4872,6 +4458,889 @@
           <w:rFonts w:asciiTheme="majorHAnsi" w:hAnsiTheme="majorHAnsi"/>
         </w:rPr>
       </w:pPr>
+      <w:proofErr w:type="spellStart"/>
+      <w:proofErr w:type="gramStart"/>
+      <w:r>
+        <w:rPr>
+          <w:rFonts w:asciiTheme="majorHAnsi" w:hAnsiTheme="majorHAnsi"/>
+          <w:b/>
+          <w:bCs/>
+        </w:rPr>
+        <w:t>useInsertionEffect</w:t>
+      </w:r>
+      <w:proofErr w:type="spellEnd"/>
+      <w:proofErr w:type="gramEnd"/>
+      <w:r>
+        <w:rPr>
+          <w:rFonts w:asciiTheme="majorHAnsi" w:hAnsiTheme="majorHAnsi"/>
+        </w:rPr>
+        <w:t>: Introduced in React 18,</w:t>
+      </w:r>
+      <w:r>
+        <w:rPr>
+          <w:rFonts w:asciiTheme="majorHAnsi" w:hAnsiTheme="majorHAnsi"/>
+        </w:rPr>
+        <w:t xml:space="preserve"> </w:t>
+      </w:r>
+      <w:r>
+        <w:rPr>
+          <w:rFonts w:asciiTheme="majorHAnsi" w:hAnsiTheme="majorHAnsi"/>
+        </w:rPr>
+        <w:t>This is a specialized hook primarily for CSS-in-JS library authors. It runs after DOM mutations but before layout effects, making it safe to insert styles that might be read by layout effects.</w:t>
+      </w:r>
+    </w:p>
+    <w:p>
+      <w:pPr>
+        <w:pStyle w:val="ListParagraph"/>
+        <w:numPr>
+          <w:ilvl w:val="0"/>
+          <w:numId w:val="12"/>
+        </w:numPr>
+        <w:rPr>
+          <w:rFonts w:asciiTheme="majorHAnsi" w:hAnsiTheme="majorHAnsi"/>
+        </w:rPr>
+      </w:pPr>
+      <w:proofErr w:type="spellStart"/>
+      <w:proofErr w:type="gramStart"/>
+      <w:r>
+        <w:rPr>
+          <w:rFonts w:asciiTheme="majorHAnsi" w:hAnsiTheme="majorHAnsi"/>
+          <w:b/>
+          <w:bCs/>
+        </w:rPr>
+        <w:t>useDefferedValue</w:t>
+      </w:r>
+      <w:proofErr w:type="spellEnd"/>
+      <w:proofErr w:type="gramEnd"/>
+      <w:r>
+        <w:rPr>
+          <w:rFonts w:asciiTheme="majorHAnsi" w:hAnsiTheme="majorHAnsi"/>
+        </w:rPr>
+        <w:t>: Introduced in React 18,</w:t>
+      </w:r>
+      <w:r>
+        <w:rPr>
+          <w:rFonts w:asciiTheme="majorHAnsi" w:hAnsiTheme="majorHAnsi"/>
+        </w:rPr>
+        <w:t xml:space="preserve"> This hook lets </w:t>
+      </w:r>
+      <w:r>
+        <w:rPr>
+          <w:rFonts w:asciiTheme="majorHAnsi" w:hAnsiTheme="majorHAnsi"/>
+        </w:rPr>
+        <w:t>u</w:t>
+      </w:r>
+      <w:r>
+        <w:rPr>
+          <w:rFonts w:asciiTheme="majorHAnsi" w:hAnsiTheme="majorHAnsi"/>
+        </w:rPr>
+        <w:t>s</w:t>
+      </w:r>
+      <w:r>
+        <w:rPr>
+          <w:rFonts w:asciiTheme="majorHAnsi" w:hAnsiTheme="majorHAnsi"/>
+        </w:rPr>
+        <w:t xml:space="preserve"> defer updating parts of the UI that aren't critical, making the application feel more responsive. It's similar to </w:t>
+      </w:r>
+      <w:proofErr w:type="spellStart"/>
+      <w:r>
+        <w:rPr>
+          <w:rFonts w:asciiTheme="majorHAnsi" w:hAnsiTheme="majorHAnsi"/>
+        </w:rPr>
+        <w:t>debouncing</w:t>
+      </w:r>
+      <w:proofErr w:type="spellEnd"/>
+      <w:r>
+        <w:rPr>
+          <w:rFonts w:asciiTheme="majorHAnsi" w:hAnsiTheme="majorHAnsi"/>
+        </w:rPr>
+        <w:t xml:space="preserve"> but integrated with React's concurrent rendering.</w:t>
+      </w:r>
+    </w:p>
+    <w:p>
+      <w:pPr>
+        <w:pStyle w:val="ListParagraph"/>
+        <w:numPr>
+          <w:ilvl w:val="0"/>
+          <w:numId w:val="12"/>
+        </w:numPr>
+        <w:rPr>
+          <w:rFonts w:asciiTheme="majorHAnsi" w:hAnsiTheme="majorHAnsi"/>
+        </w:rPr>
+      </w:pPr>
+      <w:proofErr w:type="spellStart"/>
+      <w:r>
+        <w:rPr>
+          <w:rFonts w:asciiTheme="majorHAnsi" w:hAnsiTheme="majorHAnsi"/>
+          <w:b/>
+          <w:bCs/>
+        </w:rPr>
+        <w:t>useTransition</w:t>
+      </w:r>
+      <w:proofErr w:type="spellEnd"/>
+      <w:r>
+        <w:rPr>
+          <w:rFonts w:asciiTheme="majorHAnsi" w:hAnsiTheme="majorHAnsi"/>
+        </w:rPr>
+        <w:t>: Introduced in React 18,</w:t>
+      </w:r>
+      <w:r>
+        <w:rPr>
+          <w:rFonts w:asciiTheme="majorHAnsi" w:hAnsiTheme="majorHAnsi"/>
+        </w:rPr>
+        <w:t xml:space="preserve"> </w:t>
+      </w:r>
+      <w:r>
+        <w:rPr>
+          <w:rFonts w:asciiTheme="majorHAnsi" w:hAnsiTheme="majorHAnsi"/>
+        </w:rPr>
+        <w:t xml:space="preserve">This hook let us mark certain state updates as non-urgent 'transitions', allowing higher-priority updates to interrupt them. It returns a </w:t>
+      </w:r>
+      <w:proofErr w:type="spellStart"/>
+      <w:proofErr w:type="gramStart"/>
+      <w:r>
+        <w:rPr>
+          <w:rFonts w:asciiTheme="majorHAnsi" w:hAnsiTheme="majorHAnsi"/>
+        </w:rPr>
+        <w:t>boolean</w:t>
+      </w:r>
+      <w:proofErr w:type="spellEnd"/>
+      <w:proofErr w:type="gramEnd"/>
+      <w:r>
+        <w:rPr>
+          <w:rFonts w:asciiTheme="majorHAnsi" w:hAnsiTheme="majorHAnsi"/>
+        </w:rPr>
+        <w:t xml:space="preserve"> indicating if the transition is pending.</w:t>
+      </w:r>
+    </w:p>
+    <w:p>
+      <w:pPr>
+        <w:pStyle w:val="ListParagraph"/>
+        <w:numPr>
+          <w:ilvl w:val="0"/>
+          <w:numId w:val="12"/>
+        </w:numPr>
+        <w:rPr>
+          <w:rFonts w:asciiTheme="majorHAnsi" w:hAnsiTheme="majorHAnsi"/>
+        </w:rPr>
+      </w:pPr>
+      <w:proofErr w:type="gramStart"/>
+      <w:r>
+        <w:rPr>
+          <w:rFonts w:asciiTheme="majorHAnsi" w:hAnsiTheme="majorHAnsi"/>
+          <w:b/>
+          <w:bCs/>
+        </w:rPr>
+        <w:t>use</w:t>
+      </w:r>
+      <w:proofErr w:type="gramEnd"/>
+      <w:r>
+        <w:rPr>
+          <w:rFonts w:asciiTheme="majorHAnsi" w:hAnsiTheme="majorHAnsi"/>
+        </w:rPr>
+        <w:t>: Introduced in React 19,</w:t>
+      </w:r>
+      <w:r>
+        <w:rPr>
+          <w:rFonts w:asciiTheme="majorHAnsi" w:hAnsiTheme="majorHAnsi"/>
+        </w:rPr>
+        <w:t xml:space="preserve"> </w:t>
+      </w:r>
+      <w:r>
+        <w:rPr>
+          <w:rFonts w:asciiTheme="majorHAnsi" w:hAnsiTheme="majorHAnsi"/>
+        </w:rPr>
+        <w:t>This hook let us read different types of resources, primarily Promises and React Context. It's special because it can be called conditionally and in loops, breaking the traditional rules of hooks.</w:t>
+      </w:r>
+    </w:p>
+    <w:p>
+      <w:pPr>
+        <w:pStyle w:val="ListParagraph"/>
+        <w:numPr>
+          <w:ilvl w:val="0"/>
+          <w:numId w:val="12"/>
+        </w:numPr>
+        <w:rPr>
+          <w:rFonts w:asciiTheme="majorHAnsi" w:hAnsiTheme="majorHAnsi"/>
+        </w:rPr>
+      </w:pPr>
+      <w:proofErr w:type="spellStart"/>
+      <w:proofErr w:type="gramStart"/>
+      <w:r>
+        <w:rPr>
+          <w:rFonts w:asciiTheme="majorHAnsi" w:hAnsiTheme="majorHAnsi"/>
+          <w:b/>
+          <w:bCs/>
+        </w:rPr>
+        <w:t>useActionState</w:t>
+      </w:r>
+      <w:proofErr w:type="spellEnd"/>
+      <w:proofErr w:type="gramEnd"/>
+      <w:r>
+        <w:rPr>
+          <w:rFonts w:asciiTheme="majorHAnsi" w:hAnsiTheme="majorHAnsi"/>
+          <w:b/>
+          <w:bCs/>
+        </w:rPr>
+        <w:t xml:space="preserve"> (formerly </w:t>
+      </w:r>
+      <w:proofErr w:type="spellStart"/>
+      <w:r>
+        <w:rPr>
+          <w:rFonts w:asciiTheme="majorHAnsi" w:hAnsiTheme="majorHAnsi"/>
+          <w:b/>
+          <w:bCs/>
+        </w:rPr>
+        <w:t>useFormState</w:t>
+      </w:r>
+      <w:proofErr w:type="spellEnd"/>
+      <w:r>
+        <w:rPr>
+          <w:rFonts w:asciiTheme="majorHAnsi" w:hAnsiTheme="majorHAnsi"/>
+          <w:b/>
+          <w:bCs/>
+        </w:rPr>
+        <w:t>)</w:t>
+      </w:r>
+      <w:r>
+        <w:rPr>
+          <w:rFonts w:asciiTheme="majorHAnsi" w:hAnsiTheme="majorHAnsi"/>
+        </w:rPr>
+        <w:t>: Introduced in React 19,</w:t>
+      </w:r>
+      <w:r>
+        <w:rPr>
+          <w:rFonts w:asciiTheme="majorHAnsi" w:hAnsiTheme="majorHAnsi"/>
+        </w:rPr>
+        <w:t xml:space="preserve"> </w:t>
+      </w:r>
+      <w:r>
+        <w:rPr>
+          <w:rFonts w:asciiTheme="majorHAnsi" w:hAnsiTheme="majorHAnsi"/>
+        </w:rPr>
+        <w:t xml:space="preserve">This hook is designed to work with the new Actions API. It manages the state of an action, including handling pending states, errors, and results, making it perfect for form submissions and other </w:t>
+      </w:r>
+      <w:proofErr w:type="spellStart"/>
+      <w:r>
+        <w:rPr>
+          <w:rFonts w:asciiTheme="majorHAnsi" w:hAnsiTheme="majorHAnsi"/>
+        </w:rPr>
+        <w:t>async</w:t>
+      </w:r>
+      <w:proofErr w:type="spellEnd"/>
+      <w:r>
+        <w:rPr>
+          <w:rFonts w:asciiTheme="majorHAnsi" w:hAnsiTheme="majorHAnsi"/>
+        </w:rPr>
+        <w:t xml:space="preserve"> actions.</w:t>
+      </w:r>
+    </w:p>
+    <w:p>
+      <w:pPr>
+        <w:pStyle w:val="ListParagraph"/>
+        <w:numPr>
+          <w:ilvl w:val="0"/>
+          <w:numId w:val="12"/>
+        </w:numPr>
+        <w:rPr>
+          <w:rFonts w:asciiTheme="majorHAnsi" w:hAnsiTheme="majorHAnsi"/>
+        </w:rPr>
+      </w:pPr>
+      <w:proofErr w:type="spellStart"/>
+      <w:proofErr w:type="gramStart"/>
+      <w:r>
+        <w:rPr>
+          <w:rFonts w:asciiTheme="majorHAnsi" w:hAnsiTheme="majorHAnsi"/>
+          <w:b/>
+          <w:bCs/>
+        </w:rPr>
+        <w:t>useFormStatus</w:t>
+      </w:r>
+      <w:proofErr w:type="spellEnd"/>
+      <w:proofErr w:type="gramEnd"/>
+      <w:r>
+        <w:rPr>
+          <w:rFonts w:asciiTheme="majorHAnsi" w:hAnsiTheme="majorHAnsi"/>
+        </w:rPr>
+        <w:t>: Introduced in React 19,</w:t>
+      </w:r>
+      <w:r>
+        <w:rPr>
+          <w:rFonts w:asciiTheme="majorHAnsi" w:hAnsiTheme="majorHAnsi"/>
+        </w:rPr>
+        <w:t xml:space="preserve"> </w:t>
+      </w:r>
+      <w:r>
+        <w:rPr>
+          <w:rFonts w:asciiTheme="majorHAnsi" w:hAnsiTheme="majorHAnsi"/>
+        </w:rPr>
+        <w:t>this hook gives child components access to the status of their parent form, including whether the form is pending, what data is being submitted, and other form metadata.</w:t>
+      </w:r>
+    </w:p>
+    <w:p>
+      <w:pPr>
+        <w:pStyle w:val="ListParagraph"/>
+        <w:numPr>
+          <w:ilvl w:val="0"/>
+          <w:numId w:val="12"/>
+        </w:numPr>
+        <w:rPr>
+          <w:rFonts w:asciiTheme="majorHAnsi" w:hAnsiTheme="majorHAnsi"/>
+        </w:rPr>
+      </w:pPr>
+      <w:proofErr w:type="spellStart"/>
+      <w:proofErr w:type="gramStart"/>
+      <w:r>
+        <w:rPr>
+          <w:rFonts w:asciiTheme="majorHAnsi" w:hAnsiTheme="majorHAnsi"/>
+          <w:b/>
+          <w:bCs/>
+        </w:rPr>
+        <w:t>useOptimistic</w:t>
+      </w:r>
+      <w:proofErr w:type="spellEnd"/>
+      <w:proofErr w:type="gramEnd"/>
+      <w:r>
+        <w:rPr>
+          <w:rFonts w:asciiTheme="majorHAnsi" w:hAnsiTheme="majorHAnsi"/>
+        </w:rPr>
+        <w:t>: Introduced in React 19,</w:t>
+      </w:r>
+      <w:r>
+        <w:rPr>
+          <w:rFonts w:asciiTheme="majorHAnsi" w:hAnsiTheme="majorHAnsi"/>
+        </w:rPr>
+        <w:t xml:space="preserve"> </w:t>
+      </w:r>
+      <w:r>
+        <w:rPr>
+          <w:rFonts w:asciiTheme="majorHAnsi" w:hAnsiTheme="majorHAnsi"/>
+        </w:rPr>
+        <w:t xml:space="preserve">This hook is designed for optimistic UI patterns. It lets us show the expected outcome of an action immediately while the actual operation is still in progress, </w:t>
+      </w:r>
+      <w:proofErr w:type="gramStart"/>
+      <w:r>
+        <w:rPr>
+          <w:rFonts w:asciiTheme="majorHAnsi" w:hAnsiTheme="majorHAnsi"/>
+        </w:rPr>
+        <w:t>then</w:t>
+      </w:r>
+      <w:proofErr w:type="gramEnd"/>
+      <w:r>
+        <w:rPr>
+          <w:rFonts w:asciiTheme="majorHAnsi" w:hAnsiTheme="majorHAnsi"/>
+        </w:rPr>
+        <w:t xml:space="preserve"> automatically reverts if the operation fails.</w:t>
+      </w:r>
+    </w:p>
+    <w:p>
+      <w:pPr>
+        <w:pStyle w:val="ListParagraph"/>
+        <w:numPr>
+          <w:ilvl w:val="0"/>
+          <w:numId w:val="12"/>
+        </w:numPr>
+        <w:rPr>
+          <w:rFonts w:asciiTheme="majorHAnsi" w:hAnsiTheme="majorHAnsi"/>
+        </w:rPr>
+      </w:pPr>
+      <w:r>
+        <w:rPr>
+          <w:rFonts w:asciiTheme="majorHAnsi" w:hAnsiTheme="majorHAnsi"/>
+          <w:b/>
+        </w:rPr>
+        <w:t xml:space="preserve">When does React Component </w:t>
+      </w:r>
+      <w:proofErr w:type="gramStart"/>
+      <w:r>
+        <w:rPr>
+          <w:rFonts w:asciiTheme="majorHAnsi" w:hAnsiTheme="majorHAnsi"/>
+          <w:b/>
+        </w:rPr>
+        <w:t>re-renders</w:t>
+      </w:r>
+      <w:proofErr w:type="gramEnd"/>
+      <w:r>
+        <w:rPr>
+          <w:rFonts w:asciiTheme="majorHAnsi" w:hAnsiTheme="majorHAnsi"/>
+          <w:b/>
+        </w:rPr>
+        <w:t>?</w:t>
+      </w:r>
+      <w:r>
+        <w:rPr>
+          <w:rFonts w:asciiTheme="majorHAnsi" w:hAnsiTheme="majorHAnsi"/>
+          <w:b/>
+        </w:rPr>
+        <w:br/>
+      </w:r>
+      <w:r>
+        <w:rPr>
+          <w:rFonts w:asciiTheme="majorHAnsi" w:hAnsiTheme="majorHAnsi"/>
+        </w:rPr>
+        <w:t>In React, a component re-renders when its state or props change.</w:t>
+      </w:r>
+    </w:p>
+    <w:p>
+      <w:pPr>
+        <w:pStyle w:val="ListParagraph"/>
+        <w:numPr>
+          <w:ilvl w:val="0"/>
+          <w:numId w:val="12"/>
+        </w:numPr>
+        <w:rPr>
+          <w:rFonts w:asciiTheme="majorHAnsi" w:hAnsiTheme="majorHAnsi"/>
+        </w:rPr>
+      </w:pPr>
+      <w:r>
+        <w:rPr>
+          <w:rFonts w:asciiTheme="majorHAnsi" w:hAnsiTheme="majorHAnsi"/>
+          <w:b/>
+        </w:rPr>
+        <w:t>Context API</w:t>
+      </w:r>
+      <w:r>
+        <w:rPr>
+          <w:rFonts w:asciiTheme="majorHAnsi" w:hAnsiTheme="majorHAnsi"/>
+          <w:b/>
+        </w:rPr>
+        <w:br/>
+      </w:r>
+      <w:r>
+        <w:rPr>
+          <w:rFonts w:asciiTheme="majorHAnsi" w:hAnsiTheme="majorHAnsi"/>
+        </w:rPr>
+        <w:t>In React, the Context API is a feature that allows us to share data between components without passing the data down through props. Context provides a way to avoid "prop drilling", where props are passed through many levels of components to reach a deeply nested component.</w:t>
+      </w:r>
+    </w:p>
+    <w:p>
+      <w:pPr>
+        <w:pStyle w:val="ListParagraph"/>
+        <w:rPr>
+          <w:rFonts w:asciiTheme="majorHAnsi" w:hAnsiTheme="majorHAnsi"/>
+        </w:rPr>
+      </w:pPr>
+      <w:r>
+        <w:rPr>
+          <w:rFonts w:asciiTheme="majorHAnsi" w:hAnsiTheme="majorHAnsi"/>
+        </w:rPr>
+        <w:t xml:space="preserve">Example: </w:t>
+      </w:r>
+    </w:p>
+    <w:p>
+      <w:pPr>
+        <w:pStyle w:val="ListParagraph"/>
+        <w:rPr>
+          <w:rFonts w:asciiTheme="majorHAnsi" w:hAnsiTheme="majorHAnsi"/>
+          <w:b/>
+        </w:rPr>
+      </w:pPr>
+      <w:r>
+        <w:rPr>
+          <w:rFonts w:asciiTheme="majorHAnsi" w:hAnsiTheme="majorHAnsi"/>
+          <w:b/>
+        </w:rPr>
+        <w:t>Creating the context in Context.js file</w:t>
+      </w:r>
+    </w:p>
+    <w:p>
+      <w:pPr>
+        <w:pStyle w:val="ListParagraph"/>
+        <w:rPr>
+          <w:rFonts w:asciiTheme="majorHAnsi" w:hAnsiTheme="majorHAnsi"/>
+        </w:rPr>
+      </w:pPr>
+      <w:r>
+        <w:rPr>
+          <w:rFonts w:asciiTheme="majorHAnsi" w:hAnsiTheme="majorHAnsi"/>
+        </w:rPr>
+        <w:t>Import {</w:t>
+      </w:r>
+      <w:proofErr w:type="spellStart"/>
+      <w:r>
+        <w:rPr>
+          <w:rFonts w:asciiTheme="majorHAnsi" w:hAnsiTheme="majorHAnsi"/>
+        </w:rPr>
+        <w:t>createContext</w:t>
+      </w:r>
+      <w:proofErr w:type="spellEnd"/>
+      <w:r>
+        <w:rPr>
+          <w:rFonts w:asciiTheme="majorHAnsi" w:hAnsiTheme="majorHAnsi"/>
+        </w:rPr>
+        <w:t>} from “react”;</w:t>
+      </w:r>
+    </w:p>
+    <w:p>
+      <w:pPr>
+        <w:pStyle w:val="ListParagraph"/>
+        <w:rPr>
+          <w:rFonts w:asciiTheme="majorHAnsi" w:hAnsiTheme="majorHAnsi"/>
+        </w:rPr>
+      </w:pPr>
+      <w:r>
+        <w:rPr>
+          <w:rFonts w:asciiTheme="majorHAnsi" w:hAnsiTheme="majorHAnsi"/>
+        </w:rPr>
+        <w:lastRenderedPageBreak/>
+        <w:t xml:space="preserve">Const </w:t>
+      </w:r>
+      <w:proofErr w:type="spellStart"/>
+      <w:r>
+        <w:rPr>
+          <w:rFonts w:asciiTheme="majorHAnsi" w:hAnsiTheme="majorHAnsi"/>
+        </w:rPr>
+        <w:t>UserContext</w:t>
+      </w:r>
+      <w:proofErr w:type="spellEnd"/>
+      <w:r>
+        <w:rPr>
+          <w:rFonts w:asciiTheme="majorHAnsi" w:hAnsiTheme="majorHAnsi"/>
+        </w:rPr>
+        <w:t xml:space="preserve"> = </w:t>
+      </w:r>
+      <w:proofErr w:type="spellStart"/>
+      <w:proofErr w:type="gramStart"/>
+      <w:r>
+        <w:rPr>
+          <w:rFonts w:asciiTheme="majorHAnsi" w:hAnsiTheme="majorHAnsi"/>
+        </w:rPr>
+        <w:t>createContext</w:t>
+      </w:r>
+      <w:proofErr w:type="spellEnd"/>
+      <w:r>
+        <w:rPr>
+          <w:rFonts w:asciiTheme="majorHAnsi" w:hAnsiTheme="majorHAnsi"/>
+        </w:rPr>
+        <w:t>({</w:t>
+      </w:r>
+      <w:proofErr w:type="gramEnd"/>
+    </w:p>
+    <w:p>
+      <w:pPr>
+        <w:pStyle w:val="ListParagraph"/>
+        <w:rPr>
+          <w:rFonts w:asciiTheme="majorHAnsi" w:hAnsiTheme="majorHAnsi"/>
+        </w:rPr>
+      </w:pPr>
+      <w:r>
+        <w:rPr>
+          <w:rFonts w:asciiTheme="majorHAnsi" w:hAnsiTheme="majorHAnsi"/>
+        </w:rPr>
+        <w:tab/>
+      </w:r>
+      <w:proofErr w:type="spellStart"/>
+      <w:proofErr w:type="gramStart"/>
+      <w:r>
+        <w:rPr>
+          <w:rFonts w:asciiTheme="majorHAnsi" w:hAnsiTheme="majorHAnsi"/>
+        </w:rPr>
+        <w:t>loggedInUser</w:t>
+      </w:r>
+      <w:proofErr w:type="spellEnd"/>
+      <w:proofErr w:type="gramEnd"/>
+      <w:r>
+        <w:rPr>
+          <w:rFonts w:asciiTheme="majorHAnsi" w:hAnsiTheme="majorHAnsi"/>
+        </w:rPr>
+        <w:t>: “</w:t>
+      </w:r>
+      <w:proofErr w:type="spellStart"/>
+      <w:r>
+        <w:rPr>
+          <w:rFonts w:asciiTheme="majorHAnsi" w:hAnsiTheme="majorHAnsi"/>
+        </w:rPr>
+        <w:t>DefaultUser</w:t>
+      </w:r>
+      <w:proofErr w:type="spellEnd"/>
+      <w:r>
+        <w:rPr>
+          <w:rFonts w:asciiTheme="majorHAnsi" w:hAnsiTheme="majorHAnsi"/>
+        </w:rPr>
+        <w:t>”</w:t>
+      </w:r>
+    </w:p>
+    <w:p>
+      <w:pPr>
+        <w:pStyle w:val="ListParagraph"/>
+        <w:rPr>
+          <w:rFonts w:asciiTheme="majorHAnsi" w:hAnsiTheme="majorHAnsi"/>
+        </w:rPr>
+      </w:pPr>
+      <w:r>
+        <w:rPr>
+          <w:rFonts w:asciiTheme="majorHAnsi" w:hAnsiTheme="majorHAnsi"/>
+        </w:rPr>
+        <w:t>});</w:t>
+      </w:r>
+    </w:p>
+    <w:p>
+      <w:pPr>
+        <w:pStyle w:val="ListParagraph"/>
+        <w:rPr>
+          <w:rFonts w:asciiTheme="majorHAnsi" w:hAnsiTheme="majorHAnsi"/>
+        </w:rPr>
+      </w:pPr>
+      <w:proofErr w:type="gramStart"/>
+      <w:r>
+        <w:rPr>
+          <w:rFonts w:asciiTheme="majorHAnsi" w:hAnsiTheme="majorHAnsi"/>
+        </w:rPr>
+        <w:t>export</w:t>
+      </w:r>
+      <w:proofErr w:type="gramEnd"/>
+      <w:r>
+        <w:rPr>
+          <w:rFonts w:asciiTheme="majorHAnsi" w:hAnsiTheme="majorHAnsi"/>
+        </w:rPr>
+        <w:t xml:space="preserve"> default </w:t>
+      </w:r>
+      <w:proofErr w:type="spellStart"/>
+      <w:r>
+        <w:rPr>
+          <w:rFonts w:asciiTheme="majorHAnsi" w:hAnsiTheme="majorHAnsi"/>
+        </w:rPr>
+        <w:t>UserContext</w:t>
+      </w:r>
+      <w:proofErr w:type="spellEnd"/>
+      <w:r>
+        <w:rPr>
+          <w:rFonts w:asciiTheme="majorHAnsi" w:hAnsiTheme="majorHAnsi"/>
+        </w:rPr>
+        <w:t>;</w:t>
+      </w:r>
+    </w:p>
+    <w:p>
+      <w:pPr>
+        <w:pStyle w:val="ListParagraph"/>
+        <w:rPr>
+          <w:rFonts w:asciiTheme="majorHAnsi" w:hAnsiTheme="majorHAnsi"/>
+        </w:rPr>
+      </w:pPr>
+      <w:proofErr w:type="gramStart"/>
+      <w:r>
+        <w:rPr>
+          <w:rFonts w:asciiTheme="majorHAnsi" w:hAnsiTheme="majorHAnsi"/>
+        </w:rPr>
+        <w:t xml:space="preserve">Using the above context using </w:t>
+      </w:r>
+      <w:proofErr w:type="spellStart"/>
+      <w:r>
+        <w:rPr>
+          <w:rFonts w:asciiTheme="majorHAnsi" w:hAnsiTheme="majorHAnsi"/>
+        </w:rPr>
+        <w:t>useContext</w:t>
+      </w:r>
+      <w:proofErr w:type="spellEnd"/>
+      <w:r>
+        <w:rPr>
+          <w:rFonts w:asciiTheme="majorHAnsi" w:hAnsiTheme="majorHAnsi"/>
+        </w:rPr>
+        <w:t xml:space="preserve"> hook.</w:t>
+      </w:r>
+      <w:proofErr w:type="gramEnd"/>
+    </w:p>
+    <w:p>
+      <w:pPr>
+        <w:pStyle w:val="ListParagraph"/>
+        <w:rPr>
+          <w:rFonts w:asciiTheme="majorHAnsi" w:hAnsiTheme="majorHAnsi"/>
+        </w:rPr>
+      </w:pPr>
+      <w:r>
+        <w:rPr>
+          <w:rFonts w:asciiTheme="majorHAnsi" w:hAnsiTheme="majorHAnsi"/>
+        </w:rPr>
+        <w:t>Const {</w:t>
+      </w:r>
+      <w:proofErr w:type="spellStart"/>
+      <w:r>
+        <w:rPr>
+          <w:rFonts w:asciiTheme="majorHAnsi" w:hAnsiTheme="majorHAnsi"/>
+        </w:rPr>
+        <w:t>loggedInUser</w:t>
+      </w:r>
+      <w:proofErr w:type="spellEnd"/>
+      <w:proofErr w:type="gramStart"/>
+      <w:r>
+        <w:rPr>
+          <w:rFonts w:asciiTheme="majorHAnsi" w:hAnsiTheme="majorHAnsi"/>
+        </w:rPr>
+        <w:t>}=</w:t>
+      </w:r>
+      <w:proofErr w:type="gramEnd"/>
+      <w:r>
+        <w:rPr>
+          <w:rFonts w:asciiTheme="majorHAnsi" w:hAnsiTheme="majorHAnsi"/>
+        </w:rPr>
+        <w:t xml:space="preserve"> </w:t>
+      </w:r>
+      <w:proofErr w:type="spellStart"/>
+      <w:r>
+        <w:rPr>
+          <w:rFonts w:asciiTheme="majorHAnsi" w:hAnsiTheme="majorHAnsi"/>
+        </w:rPr>
+        <w:t>useContext</w:t>
+      </w:r>
+      <w:proofErr w:type="spellEnd"/>
+      <w:r>
+        <w:rPr>
+          <w:rFonts w:asciiTheme="majorHAnsi" w:hAnsiTheme="majorHAnsi"/>
+        </w:rPr>
+        <w:t>(</w:t>
+      </w:r>
+      <w:proofErr w:type="spellStart"/>
+      <w:r>
+        <w:rPr>
+          <w:rFonts w:asciiTheme="majorHAnsi" w:hAnsiTheme="majorHAnsi"/>
+        </w:rPr>
+        <w:t>UserContext</w:t>
+      </w:r>
+      <w:proofErr w:type="spellEnd"/>
+      <w:r>
+        <w:rPr>
+          <w:rFonts w:asciiTheme="majorHAnsi" w:hAnsiTheme="majorHAnsi"/>
+        </w:rPr>
+        <w:t>);</w:t>
+      </w:r>
+    </w:p>
+    <w:p>
+      <w:pPr>
+        <w:pStyle w:val="ListParagraph"/>
+        <w:rPr>
+          <w:rFonts w:asciiTheme="majorHAnsi" w:hAnsiTheme="majorHAnsi"/>
+          <w:b/>
+        </w:rPr>
+      </w:pPr>
+      <w:r>
+        <w:rPr>
+          <w:rFonts w:asciiTheme="majorHAnsi" w:hAnsiTheme="majorHAnsi"/>
+          <w:b/>
+        </w:rPr>
+        <w:t xml:space="preserve">To change the value of </w:t>
+      </w:r>
+      <w:proofErr w:type="spellStart"/>
+      <w:r>
+        <w:rPr>
+          <w:rFonts w:asciiTheme="majorHAnsi" w:hAnsiTheme="majorHAnsi"/>
+          <w:b/>
+        </w:rPr>
+        <w:t>UserContext</w:t>
+      </w:r>
+      <w:proofErr w:type="spellEnd"/>
+    </w:p>
+    <w:p>
+      <w:pPr>
+        <w:pStyle w:val="ListParagraph"/>
+        <w:rPr>
+          <w:rFonts w:asciiTheme="majorHAnsi" w:hAnsiTheme="majorHAnsi"/>
+        </w:rPr>
+      </w:pPr>
+      <w:r>
+        <w:rPr>
+          <w:rFonts w:asciiTheme="majorHAnsi" w:hAnsiTheme="majorHAnsi"/>
+        </w:rPr>
+        <w:t>&lt;</w:t>
+      </w:r>
+      <w:proofErr w:type="spellStart"/>
+      <w:proofErr w:type="gramStart"/>
+      <w:r>
+        <w:rPr>
+          <w:rFonts w:asciiTheme="majorHAnsi" w:hAnsiTheme="majorHAnsi"/>
+        </w:rPr>
+        <w:t>UserContext.Provider</w:t>
+      </w:r>
+      <w:proofErr w:type="spellEnd"/>
+      <w:r>
+        <w:rPr>
+          <w:rFonts w:asciiTheme="majorHAnsi" w:hAnsiTheme="majorHAnsi"/>
+        </w:rPr>
+        <w:t xml:space="preserve">  value</w:t>
+      </w:r>
+      <w:proofErr w:type="gramEnd"/>
+      <w:r>
+        <w:rPr>
+          <w:rFonts w:asciiTheme="majorHAnsi" w:hAnsiTheme="majorHAnsi"/>
+        </w:rPr>
+        <w:t xml:space="preserve"> = {{</w:t>
+      </w:r>
+      <w:proofErr w:type="spellStart"/>
+      <w:r>
+        <w:rPr>
+          <w:rFonts w:asciiTheme="majorHAnsi" w:hAnsiTheme="majorHAnsi"/>
+        </w:rPr>
+        <w:t>loggedInUser</w:t>
+      </w:r>
+      <w:proofErr w:type="spellEnd"/>
+      <w:r>
+        <w:rPr>
+          <w:rFonts w:asciiTheme="majorHAnsi" w:hAnsiTheme="majorHAnsi"/>
+        </w:rPr>
+        <w:t>: “New User”}}&gt;</w:t>
+      </w:r>
+    </w:p>
+    <w:p>
+      <w:pPr>
+        <w:pStyle w:val="ListParagraph"/>
+        <w:rPr>
+          <w:rFonts w:asciiTheme="majorHAnsi" w:hAnsiTheme="majorHAnsi"/>
+        </w:rPr>
+      </w:pPr>
+      <w:r>
+        <w:rPr>
+          <w:rFonts w:asciiTheme="majorHAnsi" w:hAnsiTheme="majorHAnsi"/>
+        </w:rPr>
+        <w:tab/>
+        <w:t xml:space="preserve">//place components where we have to use </w:t>
+      </w:r>
+      <w:proofErr w:type="spellStart"/>
+      <w:r>
+        <w:rPr>
+          <w:rFonts w:asciiTheme="majorHAnsi" w:hAnsiTheme="majorHAnsi"/>
+        </w:rPr>
+        <w:t>UserContext</w:t>
+      </w:r>
+      <w:proofErr w:type="spellEnd"/>
+    </w:p>
+    <w:p>
+      <w:pPr>
+        <w:pStyle w:val="ListParagraph"/>
+        <w:rPr>
+          <w:rFonts w:asciiTheme="majorHAnsi" w:hAnsiTheme="majorHAnsi"/>
+        </w:rPr>
+      </w:pPr>
+      <w:r>
+        <w:rPr>
+          <w:rFonts w:asciiTheme="majorHAnsi" w:hAnsiTheme="majorHAnsi"/>
+        </w:rPr>
+        <w:t>&lt;/</w:t>
+      </w:r>
+      <w:proofErr w:type="spellStart"/>
+      <w:r>
+        <w:rPr>
+          <w:rFonts w:asciiTheme="majorHAnsi" w:hAnsiTheme="majorHAnsi"/>
+        </w:rPr>
+        <w:t>UserContext.Provider</w:t>
+      </w:r>
+      <w:proofErr w:type="spellEnd"/>
+      <w:r>
+        <w:rPr>
+          <w:rFonts w:asciiTheme="majorHAnsi" w:hAnsiTheme="majorHAnsi"/>
+        </w:rPr>
+        <w:t>&gt;</w:t>
+      </w:r>
+    </w:p>
+    <w:p>
+      <w:pPr>
+        <w:pStyle w:val="ListParagraph"/>
+        <w:numPr>
+          <w:ilvl w:val="0"/>
+          <w:numId w:val="12"/>
+        </w:numPr>
+        <w:rPr>
+          <w:rFonts w:asciiTheme="majorHAnsi" w:hAnsiTheme="majorHAnsi"/>
+        </w:rPr>
+      </w:pPr>
       <w:r>
         <w:rPr>
           <w:rFonts w:asciiTheme="majorHAnsi" w:hAnsiTheme="majorHAnsi"/>
@@ -5171,14 +5640,7 @@
         <w:rPr>
           <w:rFonts w:asciiTheme="majorHAnsi" w:hAnsiTheme="majorHAnsi"/>
         </w:rPr>
-        <w:t xml:space="preserve"> is better suited for larger and more complex applications with a significant amount of shared state and advanced state management </w:t>
-      </w:r>
-      <w:r>
-        <w:rPr>
-          <w:rFonts w:asciiTheme="majorHAnsi" w:hAnsiTheme="majorHAnsi"/>
-        </w:rPr>
-        <w:lastRenderedPageBreak/>
-        <w:t>needs. However, the choice between the two ultimately depends on the specific requirements and complexity of the application.</w:t>
+        <w:t xml:space="preserve"> is better suited for larger and more complex applications with a significant amount of shared state and advanced state management needs. However, the choice between the two ultimately depends on the specific requirements and complexity of the application.</w:t>
       </w:r>
     </w:p>
     <w:p>
@@ -5505,6 +5967,7 @@
           <w:rFonts w:asciiTheme="majorHAnsi" w:hAnsiTheme="majorHAnsi"/>
           <w:b/>
         </w:rPr>
+        <w:lastRenderedPageBreak/>
         <w:t>Portals</w:t>
       </w:r>
       <w:r>
@@ -6009,13 +6472,6 @@
           <w:i/>
         </w:rPr>
         <w:br/>
-      </w:r>
-      <w:r>
-        <w:rPr>
-          <w:rFonts w:asciiTheme="majorHAnsi" w:hAnsiTheme="majorHAnsi"/>
-          <w:i/>
-        </w:rPr>
-        <w:lastRenderedPageBreak/>
         <w:t>}).</w:t>
       </w:r>
       <w:proofErr w:type="gramStart"/>
@@ -6400,7 +6856,14 @@
           <w:rFonts w:asciiTheme="majorHAnsi" w:hAnsiTheme="majorHAnsi"/>
         </w:rPr>
         <w:br/>
-        <w:t>Strict Mode is used to highlight potential problems in an application. It performs additional checks on the application.</w:t>
+        <w:t xml:space="preserve">Strict Mode is used to highlight potential problems in an application. It performs additional </w:t>
+      </w:r>
+      <w:r>
+        <w:rPr>
+          <w:rFonts w:asciiTheme="majorHAnsi" w:hAnsiTheme="majorHAnsi"/>
+        </w:rPr>
+        <w:lastRenderedPageBreak/>
+        <w:t>checks on the application.</w:t>
       </w:r>
       <w:r>
         <w:rPr>
@@ -6885,7 +7348,6 @@
         <w:rPr>
           <w:rFonts w:asciiTheme="majorHAnsi" w:hAnsiTheme="majorHAnsi"/>
         </w:rPr>
-        <w:lastRenderedPageBreak/>
         <w:t>Whenever we visits "Profile" page at that time React will dynamically load that comp</w:t>
       </w:r>
       <w:r>
@@ -7153,6 +7615,7 @@
           <w:rFonts w:asciiTheme="majorHAnsi" w:hAnsiTheme="majorHAnsi"/>
           <w:b/>
         </w:rPr>
+        <w:lastRenderedPageBreak/>
         <w:t>What are interceptors?</w:t>
       </w:r>
     </w:p>
@@ -8303,671 +8766,671 @@
           <w:i/>
           <w:iCs/>
         </w:rPr>
+        <w:t xml:space="preserve">    }</w:t>
+      </w:r>
+    </w:p>
+    <w:p>
+      <w:pPr>
+        <w:pStyle w:val="ListParagraph"/>
+        <w:rPr>
+          <w:rFonts w:asciiTheme="majorHAnsi" w:hAnsiTheme="majorHAnsi"/>
+          <w:bCs/>
+          <w:i/>
+          <w:iCs/>
+        </w:rPr>
+      </w:pPr>
+      <w:r>
+        <w:rPr>
+          <w:rFonts w:asciiTheme="majorHAnsi" w:hAnsiTheme="majorHAnsi"/>
+          <w:bCs/>
+          <w:i/>
+          <w:iCs/>
+        </w:rPr>
+        <w:t xml:space="preserve">    </w:t>
+      </w:r>
+      <w:proofErr w:type="gramStart"/>
+      <w:r>
+        <w:rPr>
+          <w:rFonts w:asciiTheme="majorHAnsi" w:hAnsiTheme="majorHAnsi"/>
+          <w:bCs/>
+          <w:i/>
+          <w:iCs/>
+        </w:rPr>
+        <w:t>return</w:t>
+      </w:r>
+      <w:proofErr w:type="gramEnd"/>
+      <w:r>
+        <w:rPr>
+          <w:rFonts w:asciiTheme="majorHAnsi" w:hAnsiTheme="majorHAnsi"/>
+          <w:bCs/>
+          <w:i/>
+          <w:iCs/>
+        </w:rPr>
+        <w:t xml:space="preserve"> </w:t>
+      </w:r>
+      <w:proofErr w:type="spellStart"/>
+      <w:r>
+        <w:rPr>
+          <w:rFonts w:asciiTheme="majorHAnsi" w:hAnsiTheme="majorHAnsi"/>
+          <w:bCs/>
+          <w:i/>
+          <w:iCs/>
+        </w:rPr>
+        <w:t>Promise.reject</w:t>
+      </w:r>
+      <w:proofErr w:type="spellEnd"/>
+      <w:r>
+        <w:rPr>
+          <w:rFonts w:asciiTheme="majorHAnsi" w:hAnsiTheme="majorHAnsi"/>
+          <w:bCs/>
+          <w:i/>
+          <w:iCs/>
+        </w:rPr>
+        <w:t>(error);</w:t>
+      </w:r>
+      <w:r>
+        <w:rPr>
+          <w:rFonts w:asciiTheme="majorHAnsi" w:hAnsiTheme="majorHAnsi"/>
+          <w:bCs/>
+          <w:i/>
+          <w:iCs/>
+        </w:rPr>
+        <w:t xml:space="preserve">  }</w:t>
+      </w:r>
+    </w:p>
+    <w:p>
+      <w:pPr>
+        <w:pStyle w:val="ListParagraph"/>
+        <w:rPr>
+          <w:rFonts w:asciiTheme="majorHAnsi" w:hAnsiTheme="majorHAnsi"/>
+          <w:bCs/>
+          <w:i/>
+          <w:iCs/>
+        </w:rPr>
+      </w:pPr>
+      <w:r>
+        <w:rPr>
+          <w:rFonts w:asciiTheme="majorHAnsi" w:hAnsiTheme="majorHAnsi"/>
+          <w:bCs/>
+          <w:i/>
+          <w:iCs/>
+        </w:rPr>
+        <w:t>);</w:t>
+      </w:r>
+    </w:p>
+    <w:p>
+      <w:pPr>
+        <w:pStyle w:val="ListParagraph"/>
+        <w:rPr>
+          <w:rFonts w:asciiTheme="majorHAnsi" w:hAnsiTheme="majorHAnsi"/>
+          <w:bCs/>
+          <w:i/>
+          <w:iCs/>
+        </w:rPr>
+      </w:pPr>
+      <w:proofErr w:type="gramStart"/>
+      <w:r>
+        <w:rPr>
+          <w:rFonts w:asciiTheme="majorHAnsi" w:hAnsiTheme="majorHAnsi"/>
+          <w:bCs/>
+          <w:i/>
+          <w:iCs/>
+        </w:rPr>
+        <w:t>export</w:t>
+      </w:r>
+      <w:proofErr w:type="gramEnd"/>
+      <w:r>
+        <w:rPr>
+          <w:rFonts w:asciiTheme="majorHAnsi" w:hAnsiTheme="majorHAnsi"/>
+          <w:bCs/>
+          <w:i/>
+          <w:iCs/>
+        </w:rPr>
+        <w:t xml:space="preserve"> default </w:t>
+      </w:r>
+      <w:proofErr w:type="spellStart"/>
+      <w:r>
+        <w:rPr>
+          <w:rFonts w:asciiTheme="majorHAnsi" w:hAnsiTheme="majorHAnsi"/>
+          <w:bCs/>
+          <w:i/>
+          <w:iCs/>
+        </w:rPr>
+        <w:t>apiClient</w:t>
+      </w:r>
+      <w:proofErr w:type="spellEnd"/>
+      <w:r>
+        <w:rPr>
+          <w:rFonts w:asciiTheme="majorHAnsi" w:hAnsiTheme="majorHAnsi"/>
+          <w:bCs/>
+          <w:i/>
+          <w:iCs/>
+        </w:rPr>
+        <w:t>;</w:t>
+      </w:r>
+    </w:p>
+    <w:p>
+      <w:pPr>
+        <w:pStyle w:val="ListParagraph"/>
+        <w:rPr>
+          <w:rFonts w:asciiTheme="majorHAnsi" w:hAnsiTheme="majorHAnsi"/>
+          <w:bCs/>
+        </w:rPr>
+      </w:pPr>
+    </w:p>
+    <w:p>
+      <w:pPr>
+        <w:pStyle w:val="ListParagraph"/>
+        <w:rPr>
+          <w:rFonts w:asciiTheme="majorHAnsi" w:hAnsiTheme="majorHAnsi"/>
+          <w:bCs/>
+        </w:rPr>
+      </w:pPr>
+      <w:r>
+        <w:rPr>
+          <w:rFonts w:asciiTheme="majorHAnsi" w:hAnsiTheme="majorHAnsi"/>
+          <w:bCs/>
+        </w:rPr>
+        <w:t xml:space="preserve">Step </w:t>
+      </w:r>
+      <w:proofErr w:type="gramStart"/>
+      <w:r>
+        <w:rPr>
+          <w:rFonts w:asciiTheme="majorHAnsi" w:hAnsiTheme="majorHAnsi"/>
+          <w:bCs/>
+        </w:rPr>
+        <w:t>2 :</w:t>
+      </w:r>
+      <w:proofErr w:type="gramEnd"/>
+      <w:r>
+        <w:rPr>
+          <w:rFonts w:asciiTheme="majorHAnsi" w:hAnsiTheme="majorHAnsi"/>
+          <w:bCs/>
+        </w:rPr>
+        <w:t xml:space="preserve"> </w:t>
+      </w:r>
+      <w:r>
+        <w:rPr>
+          <w:rFonts w:asciiTheme="majorHAnsi" w:hAnsiTheme="majorHAnsi"/>
+          <w:bCs/>
+        </w:rPr>
+        <w:t xml:space="preserve">Now, anywhere in our React app, </w:t>
+      </w:r>
+      <w:r>
+        <w:rPr>
+          <w:rFonts w:asciiTheme="majorHAnsi" w:hAnsiTheme="majorHAnsi"/>
+          <w:bCs/>
+        </w:rPr>
+        <w:t xml:space="preserve">we need to </w:t>
+      </w:r>
+      <w:r>
+        <w:rPr>
+          <w:rFonts w:asciiTheme="majorHAnsi" w:hAnsiTheme="majorHAnsi"/>
+          <w:bCs/>
+        </w:rPr>
+        <w:t xml:space="preserve">import this instance instead of the default </w:t>
+      </w:r>
+      <w:proofErr w:type="spellStart"/>
+      <w:r>
+        <w:rPr>
+          <w:rFonts w:asciiTheme="majorHAnsi" w:hAnsiTheme="majorHAnsi"/>
+          <w:bCs/>
+        </w:rPr>
+        <w:t>axios</w:t>
+      </w:r>
+      <w:proofErr w:type="spellEnd"/>
+      <w:r>
+        <w:rPr>
+          <w:rFonts w:asciiTheme="majorHAnsi" w:hAnsiTheme="majorHAnsi"/>
+          <w:bCs/>
+        </w:rPr>
+        <w:t>. It will automatically have the interceptor attached.</w:t>
+      </w:r>
+    </w:p>
+    <w:p>
+      <w:pPr>
+        <w:pStyle w:val="ListParagraph"/>
+        <w:rPr>
+          <w:rFonts w:asciiTheme="majorHAnsi" w:hAnsiTheme="majorHAnsi"/>
+          <w:bCs/>
+          <w:i/>
+          <w:iCs/>
+        </w:rPr>
+      </w:pPr>
+      <w:proofErr w:type="spellStart"/>
+      <w:proofErr w:type="gramStart"/>
+      <w:r>
+        <w:rPr>
+          <w:rFonts w:asciiTheme="majorHAnsi" w:hAnsiTheme="majorHAnsi"/>
+          <w:bCs/>
+          <w:i/>
+          <w:iCs/>
+        </w:rPr>
+        <w:t>useEffect</w:t>
+      </w:r>
+      <w:proofErr w:type="spellEnd"/>
+      <w:r>
+        <w:rPr>
+          <w:rFonts w:asciiTheme="majorHAnsi" w:hAnsiTheme="majorHAnsi"/>
+          <w:bCs/>
+          <w:i/>
+          <w:iCs/>
+        </w:rPr>
+        <w:t>(</w:t>
+      </w:r>
+      <w:proofErr w:type="gramEnd"/>
+      <w:r>
+        <w:rPr>
+          <w:rFonts w:asciiTheme="majorHAnsi" w:hAnsiTheme="majorHAnsi"/>
+          <w:bCs/>
+          <w:i/>
+          <w:iCs/>
+        </w:rPr>
+        <w:t>() =&gt; {</w:t>
+      </w:r>
+    </w:p>
+    <w:p>
+      <w:pPr>
+        <w:pStyle w:val="ListParagraph"/>
+        <w:rPr>
+          <w:rFonts w:asciiTheme="majorHAnsi" w:hAnsiTheme="majorHAnsi"/>
+          <w:bCs/>
+          <w:i/>
+          <w:iCs/>
+        </w:rPr>
+      </w:pPr>
+      <w:r>
+        <w:rPr>
+          <w:rFonts w:asciiTheme="majorHAnsi" w:hAnsiTheme="majorHAnsi"/>
+          <w:bCs/>
+          <w:i/>
+          <w:iCs/>
+        </w:rPr>
+        <w:t xml:space="preserve">    </w:t>
+      </w:r>
+      <w:proofErr w:type="gramStart"/>
+      <w:r>
+        <w:rPr>
+          <w:rFonts w:asciiTheme="majorHAnsi" w:hAnsiTheme="majorHAnsi"/>
+          <w:bCs/>
+          <w:i/>
+          <w:iCs/>
+        </w:rPr>
+        <w:t>const</w:t>
+      </w:r>
+      <w:proofErr w:type="gramEnd"/>
+      <w:r>
+        <w:rPr>
+          <w:rFonts w:asciiTheme="majorHAnsi" w:hAnsiTheme="majorHAnsi"/>
+          <w:bCs/>
+          <w:i/>
+          <w:iCs/>
+        </w:rPr>
+        <w:t xml:space="preserve"> </w:t>
+      </w:r>
+      <w:proofErr w:type="spellStart"/>
+      <w:r>
+        <w:rPr>
+          <w:rFonts w:asciiTheme="majorHAnsi" w:hAnsiTheme="majorHAnsi"/>
+          <w:bCs/>
+          <w:i/>
+          <w:iCs/>
+        </w:rPr>
+        <w:t>fetchData</w:t>
+      </w:r>
+      <w:proofErr w:type="spellEnd"/>
+      <w:r>
+        <w:rPr>
+          <w:rFonts w:asciiTheme="majorHAnsi" w:hAnsiTheme="majorHAnsi"/>
+          <w:bCs/>
+          <w:i/>
+          <w:iCs/>
+        </w:rPr>
+        <w:t xml:space="preserve"> = </w:t>
+      </w:r>
+      <w:proofErr w:type="spellStart"/>
+      <w:r>
+        <w:rPr>
+          <w:rFonts w:asciiTheme="majorHAnsi" w:hAnsiTheme="majorHAnsi"/>
+          <w:bCs/>
+          <w:i/>
+          <w:iCs/>
+        </w:rPr>
+        <w:t>async</w:t>
+      </w:r>
+      <w:proofErr w:type="spellEnd"/>
+      <w:r>
+        <w:rPr>
+          <w:rFonts w:asciiTheme="majorHAnsi" w:hAnsiTheme="majorHAnsi"/>
+          <w:bCs/>
+          <w:i/>
+          <w:iCs/>
+        </w:rPr>
+        <w:t xml:space="preserve"> () =&gt; {</w:t>
+      </w:r>
+    </w:p>
+    <w:p>
+      <w:pPr>
+        <w:pStyle w:val="ListParagraph"/>
+        <w:rPr>
+          <w:rFonts w:asciiTheme="majorHAnsi" w:hAnsiTheme="majorHAnsi"/>
+          <w:bCs/>
+          <w:i/>
+          <w:iCs/>
+        </w:rPr>
+      </w:pPr>
+      <w:r>
+        <w:rPr>
+          <w:rFonts w:asciiTheme="majorHAnsi" w:hAnsiTheme="majorHAnsi"/>
+          <w:bCs/>
+          <w:i/>
+          <w:iCs/>
+        </w:rPr>
+        <w:t xml:space="preserve">      </w:t>
+      </w:r>
+      <w:proofErr w:type="gramStart"/>
+      <w:r>
+        <w:rPr>
+          <w:rFonts w:asciiTheme="majorHAnsi" w:hAnsiTheme="majorHAnsi"/>
+          <w:bCs/>
+          <w:i/>
+          <w:iCs/>
+        </w:rPr>
+        <w:t>try</w:t>
+      </w:r>
+      <w:proofErr w:type="gramEnd"/>
+      <w:r>
+        <w:rPr>
+          <w:rFonts w:asciiTheme="majorHAnsi" w:hAnsiTheme="majorHAnsi"/>
+          <w:bCs/>
+          <w:i/>
+          <w:iCs/>
+        </w:rPr>
+        <w:t xml:space="preserve"> {</w:t>
+      </w:r>
+    </w:p>
+    <w:p>
+      <w:pPr>
+        <w:pStyle w:val="ListParagraph"/>
+        <w:rPr>
+          <w:rFonts w:asciiTheme="majorHAnsi" w:hAnsiTheme="majorHAnsi"/>
+          <w:bCs/>
+          <w:i/>
+          <w:iCs/>
+          <w:sz w:val="18"/>
+          <w:szCs w:val="18"/>
+        </w:rPr>
+      </w:pPr>
+      <w:r>
+        <w:rPr>
+          <w:rFonts w:asciiTheme="majorHAnsi" w:hAnsiTheme="majorHAnsi"/>
+          <w:bCs/>
+          <w:i/>
+          <w:iCs/>
+        </w:rPr>
+        <w:t xml:space="preserve">        </w:t>
+      </w:r>
+      <w:proofErr w:type="gramStart"/>
+      <w:r>
+        <w:rPr>
+          <w:rFonts w:asciiTheme="majorHAnsi" w:hAnsiTheme="majorHAnsi"/>
+          <w:bCs/>
+          <w:i/>
+          <w:iCs/>
+        </w:rPr>
+        <w:t>const</w:t>
+      </w:r>
+      <w:proofErr w:type="gramEnd"/>
+      <w:r>
+        <w:rPr>
+          <w:rFonts w:asciiTheme="majorHAnsi" w:hAnsiTheme="majorHAnsi"/>
+          <w:bCs/>
+          <w:i/>
+          <w:iCs/>
+        </w:rPr>
+        <w:t xml:space="preserve"> response = await </w:t>
+      </w:r>
+      <w:proofErr w:type="spellStart"/>
+      <w:r>
+        <w:rPr>
+          <w:rFonts w:asciiTheme="majorHAnsi" w:hAnsiTheme="majorHAnsi"/>
+          <w:bCs/>
+          <w:i/>
+          <w:iCs/>
+        </w:rPr>
+        <w:t>apiClient.get</w:t>
+      </w:r>
+      <w:proofErr w:type="spellEnd"/>
+      <w:r>
+        <w:rPr>
+          <w:rFonts w:asciiTheme="majorHAnsi" w:hAnsiTheme="majorHAnsi"/>
+          <w:bCs/>
+          <w:i/>
+          <w:iCs/>
+        </w:rPr>
+        <w:t>('/profile');</w:t>
+      </w:r>
+      <w:r>
+        <w:rPr>
+          <w:rFonts w:asciiTheme="majorHAnsi" w:hAnsiTheme="majorHAnsi"/>
+          <w:bCs/>
+          <w:i/>
+          <w:iCs/>
+        </w:rPr>
+        <w:t xml:space="preserve"> </w:t>
+      </w:r>
+      <w:r>
+        <w:rPr>
+          <w:rFonts w:asciiTheme="majorHAnsi" w:hAnsiTheme="majorHAnsi"/>
+          <w:bCs/>
+          <w:sz w:val="18"/>
+          <w:szCs w:val="18"/>
+        </w:rPr>
+        <w:t>// No need to manually set headers! The interceptor does it.</w:t>
+      </w:r>
+    </w:p>
+    <w:p>
+      <w:pPr>
+        <w:pStyle w:val="ListParagraph"/>
+        <w:rPr>
+          <w:rFonts w:asciiTheme="majorHAnsi" w:hAnsiTheme="majorHAnsi"/>
+          <w:bCs/>
+          <w:i/>
+          <w:iCs/>
+        </w:rPr>
+      </w:pPr>
+      <w:r>
+        <w:rPr>
+          <w:rFonts w:asciiTheme="majorHAnsi" w:hAnsiTheme="majorHAnsi"/>
+          <w:bCs/>
+          <w:i/>
+          <w:iCs/>
+        </w:rPr>
+        <w:t xml:space="preserve">        </w:t>
+      </w:r>
+      <w:proofErr w:type="spellStart"/>
+      <w:proofErr w:type="gramStart"/>
+      <w:r>
+        <w:rPr>
+          <w:rFonts w:asciiTheme="majorHAnsi" w:hAnsiTheme="majorHAnsi"/>
+          <w:bCs/>
+          <w:i/>
+          <w:iCs/>
+        </w:rPr>
+        <w:t>setUserData</w:t>
+      </w:r>
+      <w:proofErr w:type="spellEnd"/>
+      <w:r>
+        <w:rPr>
+          <w:rFonts w:asciiTheme="majorHAnsi" w:hAnsiTheme="majorHAnsi"/>
+          <w:bCs/>
+          <w:i/>
+          <w:iCs/>
+        </w:rPr>
+        <w:t>(</w:t>
+      </w:r>
+      <w:proofErr w:type="spellStart"/>
+      <w:proofErr w:type="gramEnd"/>
+      <w:r>
+        <w:rPr>
+          <w:rFonts w:asciiTheme="majorHAnsi" w:hAnsiTheme="majorHAnsi"/>
+          <w:bCs/>
+          <w:i/>
+          <w:iCs/>
+        </w:rPr>
+        <w:t>response.data</w:t>
+      </w:r>
+      <w:proofErr w:type="spellEnd"/>
+      <w:r>
+        <w:rPr>
+          <w:rFonts w:asciiTheme="majorHAnsi" w:hAnsiTheme="majorHAnsi"/>
+          <w:bCs/>
+          <w:i/>
+          <w:iCs/>
+        </w:rPr>
+        <w:t>);</w:t>
+      </w:r>
+    </w:p>
+    <w:p>
+      <w:pPr>
+        <w:pStyle w:val="ListParagraph"/>
+        <w:rPr>
+          <w:rFonts w:asciiTheme="majorHAnsi" w:hAnsiTheme="majorHAnsi"/>
+          <w:bCs/>
+          <w:i/>
+          <w:iCs/>
+        </w:rPr>
+      </w:pPr>
+      <w:r>
+        <w:rPr>
+          <w:rFonts w:asciiTheme="majorHAnsi" w:hAnsiTheme="majorHAnsi"/>
+          <w:bCs/>
+          <w:i/>
+          <w:iCs/>
+        </w:rPr>
+        <w:t xml:space="preserve">      } catch (error) {</w:t>
+      </w:r>
+    </w:p>
+    <w:p>
+      <w:pPr>
+        <w:pStyle w:val="ListParagraph"/>
+        <w:rPr>
+          <w:rFonts w:asciiTheme="majorHAnsi" w:hAnsiTheme="majorHAnsi"/>
+          <w:bCs/>
+          <w:i/>
+          <w:iCs/>
+        </w:rPr>
+      </w:pPr>
+      <w:r>
+        <w:rPr>
+          <w:rFonts w:asciiTheme="majorHAnsi" w:hAnsiTheme="majorHAnsi"/>
+          <w:bCs/>
+          <w:i/>
+          <w:iCs/>
+        </w:rPr>
+        <w:t xml:space="preserve">        </w:t>
+      </w:r>
+      <w:proofErr w:type="spellStart"/>
+      <w:proofErr w:type="gramStart"/>
+      <w:r>
+        <w:rPr>
+          <w:rFonts w:asciiTheme="majorHAnsi" w:hAnsiTheme="majorHAnsi"/>
+          <w:bCs/>
+          <w:i/>
+          <w:iCs/>
+        </w:rPr>
+        <w:t>console.error</w:t>
+      </w:r>
+      <w:proofErr w:type="spellEnd"/>
+      <w:r>
+        <w:rPr>
+          <w:rFonts w:asciiTheme="majorHAnsi" w:hAnsiTheme="majorHAnsi"/>
+          <w:bCs/>
+          <w:i/>
+          <w:iCs/>
+        </w:rPr>
+        <w:t>(</w:t>
+      </w:r>
+      <w:proofErr w:type="gramEnd"/>
+      <w:r>
+        <w:rPr>
+          <w:rFonts w:asciiTheme="majorHAnsi" w:hAnsiTheme="majorHAnsi"/>
+          <w:bCs/>
+          <w:i/>
+          <w:iCs/>
+        </w:rPr>
+        <w:t>'Failed to fetch profile', error);</w:t>
+      </w:r>
+    </w:p>
+    <w:p>
+      <w:pPr>
+        <w:pStyle w:val="ListParagraph"/>
+        <w:rPr>
+          <w:rFonts w:asciiTheme="majorHAnsi" w:hAnsiTheme="majorHAnsi"/>
+          <w:bCs/>
+          <w:i/>
+          <w:iCs/>
+        </w:rPr>
+      </w:pPr>
+      <w:r>
+        <w:rPr>
+          <w:rFonts w:asciiTheme="majorHAnsi" w:hAnsiTheme="majorHAnsi"/>
+          <w:bCs/>
+          <w:i/>
+          <w:iCs/>
+        </w:rPr>
+        <w:t xml:space="preserve">      }</w:t>
+      </w:r>
+    </w:p>
+    <w:p>
+      <w:pPr>
+        <w:pStyle w:val="ListParagraph"/>
+        <w:rPr>
+          <w:rFonts w:asciiTheme="majorHAnsi" w:hAnsiTheme="majorHAnsi"/>
+          <w:bCs/>
+          <w:i/>
+          <w:iCs/>
+        </w:rPr>
+      </w:pPr>
+      <w:r>
+        <w:rPr>
+          <w:rFonts w:asciiTheme="majorHAnsi" w:hAnsiTheme="majorHAnsi"/>
+          <w:bCs/>
+          <w:i/>
+          <w:iCs/>
+        </w:rPr>
+        <w:t xml:space="preserve">    };</w:t>
+      </w:r>
+    </w:p>
+    <w:p>
+      <w:pPr>
+        <w:pStyle w:val="ListParagraph"/>
+        <w:rPr>
+          <w:rFonts w:asciiTheme="majorHAnsi" w:hAnsiTheme="majorHAnsi"/>
+          <w:bCs/>
+          <w:i/>
+          <w:iCs/>
+        </w:rPr>
+      </w:pPr>
+    </w:p>
+    <w:p>
+      <w:pPr>
+        <w:pStyle w:val="ListParagraph"/>
+        <w:rPr>
+          <w:rFonts w:asciiTheme="majorHAnsi" w:hAnsiTheme="majorHAnsi"/>
+          <w:bCs/>
+          <w:i/>
+          <w:iCs/>
+        </w:rPr>
+      </w:pPr>
+      <w:r>
+        <w:rPr>
+          <w:rFonts w:asciiTheme="majorHAnsi" w:hAnsiTheme="majorHAnsi"/>
+          <w:bCs/>
+          <w:i/>
+          <w:iCs/>
+        </w:rPr>
         <w:lastRenderedPageBreak/>
-        <w:t xml:space="preserve">    }</w:t>
-      </w:r>
-    </w:p>
-    <w:p>
-      <w:pPr>
-        <w:pStyle w:val="ListParagraph"/>
-        <w:rPr>
-          <w:rFonts w:asciiTheme="majorHAnsi" w:hAnsiTheme="majorHAnsi"/>
-          <w:bCs/>
-          <w:i/>
-          <w:iCs/>
-        </w:rPr>
-      </w:pPr>
-      <w:r>
-        <w:rPr>
-          <w:rFonts w:asciiTheme="majorHAnsi" w:hAnsiTheme="majorHAnsi"/>
-          <w:bCs/>
-          <w:i/>
-          <w:iCs/>
-        </w:rPr>
-        <w:t xml:space="preserve">    </w:t>
-      </w:r>
-      <w:proofErr w:type="gramStart"/>
-      <w:r>
-        <w:rPr>
-          <w:rFonts w:asciiTheme="majorHAnsi" w:hAnsiTheme="majorHAnsi"/>
-          <w:bCs/>
-          <w:i/>
-          <w:iCs/>
-        </w:rPr>
-        <w:t>return</w:t>
-      </w:r>
-      <w:proofErr w:type="gramEnd"/>
-      <w:r>
-        <w:rPr>
-          <w:rFonts w:asciiTheme="majorHAnsi" w:hAnsiTheme="majorHAnsi"/>
-          <w:bCs/>
-          <w:i/>
-          <w:iCs/>
-        </w:rPr>
-        <w:t xml:space="preserve"> </w:t>
-      </w:r>
-      <w:proofErr w:type="spellStart"/>
-      <w:r>
-        <w:rPr>
-          <w:rFonts w:asciiTheme="majorHAnsi" w:hAnsiTheme="majorHAnsi"/>
-          <w:bCs/>
-          <w:i/>
-          <w:iCs/>
-        </w:rPr>
-        <w:t>Promise.reject</w:t>
-      </w:r>
-      <w:proofErr w:type="spellEnd"/>
-      <w:r>
-        <w:rPr>
-          <w:rFonts w:asciiTheme="majorHAnsi" w:hAnsiTheme="majorHAnsi"/>
-          <w:bCs/>
-          <w:i/>
-          <w:iCs/>
-        </w:rPr>
-        <w:t>(error);</w:t>
-      </w:r>
-      <w:r>
-        <w:rPr>
-          <w:rFonts w:asciiTheme="majorHAnsi" w:hAnsiTheme="majorHAnsi"/>
-          <w:bCs/>
-          <w:i/>
-          <w:iCs/>
-        </w:rPr>
-        <w:t xml:space="preserve">  }</w:t>
-      </w:r>
-    </w:p>
-    <w:p>
-      <w:pPr>
-        <w:pStyle w:val="ListParagraph"/>
-        <w:rPr>
-          <w:rFonts w:asciiTheme="majorHAnsi" w:hAnsiTheme="majorHAnsi"/>
-          <w:bCs/>
-          <w:i/>
-          <w:iCs/>
-        </w:rPr>
-      </w:pPr>
-      <w:r>
-        <w:rPr>
-          <w:rFonts w:asciiTheme="majorHAnsi" w:hAnsiTheme="majorHAnsi"/>
-          <w:bCs/>
-          <w:i/>
-          <w:iCs/>
-        </w:rPr>
-        <w:t>);</w:t>
-      </w:r>
-    </w:p>
-    <w:p>
-      <w:pPr>
-        <w:pStyle w:val="ListParagraph"/>
-        <w:rPr>
-          <w:rFonts w:asciiTheme="majorHAnsi" w:hAnsiTheme="majorHAnsi"/>
-          <w:bCs/>
-          <w:i/>
-          <w:iCs/>
-        </w:rPr>
-      </w:pPr>
-      <w:proofErr w:type="gramStart"/>
-      <w:r>
-        <w:rPr>
-          <w:rFonts w:asciiTheme="majorHAnsi" w:hAnsiTheme="majorHAnsi"/>
-          <w:bCs/>
-          <w:i/>
-          <w:iCs/>
-        </w:rPr>
-        <w:t>export</w:t>
-      </w:r>
-      <w:proofErr w:type="gramEnd"/>
-      <w:r>
-        <w:rPr>
-          <w:rFonts w:asciiTheme="majorHAnsi" w:hAnsiTheme="majorHAnsi"/>
-          <w:bCs/>
-          <w:i/>
-          <w:iCs/>
-        </w:rPr>
-        <w:t xml:space="preserve"> default </w:t>
-      </w:r>
-      <w:proofErr w:type="spellStart"/>
-      <w:r>
-        <w:rPr>
-          <w:rFonts w:asciiTheme="majorHAnsi" w:hAnsiTheme="majorHAnsi"/>
-          <w:bCs/>
-          <w:i/>
-          <w:iCs/>
-        </w:rPr>
-        <w:t>apiClient</w:t>
-      </w:r>
-      <w:proofErr w:type="spellEnd"/>
-      <w:r>
-        <w:rPr>
-          <w:rFonts w:asciiTheme="majorHAnsi" w:hAnsiTheme="majorHAnsi"/>
-          <w:bCs/>
-          <w:i/>
-          <w:iCs/>
-        </w:rPr>
-        <w:t>;</w:t>
-      </w:r>
-    </w:p>
-    <w:p>
-      <w:pPr>
-        <w:pStyle w:val="ListParagraph"/>
-        <w:rPr>
-          <w:rFonts w:asciiTheme="majorHAnsi" w:hAnsiTheme="majorHAnsi"/>
-          <w:bCs/>
-        </w:rPr>
-      </w:pPr>
-    </w:p>
-    <w:p>
-      <w:pPr>
-        <w:pStyle w:val="ListParagraph"/>
-        <w:rPr>
-          <w:rFonts w:asciiTheme="majorHAnsi" w:hAnsiTheme="majorHAnsi"/>
-          <w:bCs/>
-        </w:rPr>
-      </w:pPr>
-      <w:r>
-        <w:rPr>
-          <w:rFonts w:asciiTheme="majorHAnsi" w:hAnsiTheme="majorHAnsi"/>
-          <w:bCs/>
-        </w:rPr>
-        <w:t xml:space="preserve">Step </w:t>
-      </w:r>
-      <w:proofErr w:type="gramStart"/>
-      <w:r>
-        <w:rPr>
-          <w:rFonts w:asciiTheme="majorHAnsi" w:hAnsiTheme="majorHAnsi"/>
-          <w:bCs/>
-        </w:rPr>
-        <w:t>2 :</w:t>
-      </w:r>
-      <w:proofErr w:type="gramEnd"/>
-      <w:r>
-        <w:rPr>
-          <w:rFonts w:asciiTheme="majorHAnsi" w:hAnsiTheme="majorHAnsi"/>
-          <w:bCs/>
-        </w:rPr>
-        <w:t xml:space="preserve"> </w:t>
-      </w:r>
-      <w:r>
-        <w:rPr>
-          <w:rFonts w:asciiTheme="majorHAnsi" w:hAnsiTheme="majorHAnsi"/>
-          <w:bCs/>
-        </w:rPr>
-        <w:t xml:space="preserve">Now, anywhere in our React app, </w:t>
-      </w:r>
-      <w:r>
-        <w:rPr>
-          <w:rFonts w:asciiTheme="majorHAnsi" w:hAnsiTheme="majorHAnsi"/>
-          <w:bCs/>
-        </w:rPr>
-        <w:t xml:space="preserve">we need to </w:t>
-      </w:r>
-      <w:r>
-        <w:rPr>
-          <w:rFonts w:asciiTheme="majorHAnsi" w:hAnsiTheme="majorHAnsi"/>
-          <w:bCs/>
-        </w:rPr>
-        <w:t xml:space="preserve">import this instance instead of the default </w:t>
-      </w:r>
-      <w:proofErr w:type="spellStart"/>
-      <w:r>
-        <w:rPr>
-          <w:rFonts w:asciiTheme="majorHAnsi" w:hAnsiTheme="majorHAnsi"/>
-          <w:bCs/>
-        </w:rPr>
-        <w:t>axios</w:t>
-      </w:r>
-      <w:proofErr w:type="spellEnd"/>
-      <w:r>
-        <w:rPr>
-          <w:rFonts w:asciiTheme="majorHAnsi" w:hAnsiTheme="majorHAnsi"/>
-          <w:bCs/>
-        </w:rPr>
-        <w:t>. It will automatically have the interceptor attached.</w:t>
-      </w:r>
-    </w:p>
-    <w:p>
-      <w:pPr>
-        <w:pStyle w:val="ListParagraph"/>
-        <w:rPr>
-          <w:rFonts w:asciiTheme="majorHAnsi" w:hAnsiTheme="majorHAnsi"/>
-          <w:bCs/>
-          <w:i/>
-          <w:iCs/>
-        </w:rPr>
-      </w:pPr>
-      <w:proofErr w:type="spellStart"/>
-      <w:proofErr w:type="gramStart"/>
-      <w:r>
-        <w:rPr>
-          <w:rFonts w:asciiTheme="majorHAnsi" w:hAnsiTheme="majorHAnsi"/>
-          <w:bCs/>
-          <w:i/>
-          <w:iCs/>
-        </w:rPr>
-        <w:t>useEffect</w:t>
-      </w:r>
-      <w:proofErr w:type="spellEnd"/>
-      <w:r>
-        <w:rPr>
-          <w:rFonts w:asciiTheme="majorHAnsi" w:hAnsiTheme="majorHAnsi"/>
-          <w:bCs/>
-          <w:i/>
-          <w:iCs/>
-        </w:rPr>
-        <w:t>(</w:t>
-      </w:r>
-      <w:proofErr w:type="gramEnd"/>
-      <w:r>
-        <w:rPr>
-          <w:rFonts w:asciiTheme="majorHAnsi" w:hAnsiTheme="majorHAnsi"/>
-          <w:bCs/>
-          <w:i/>
-          <w:iCs/>
-        </w:rPr>
-        <w:t>() =&gt; {</w:t>
-      </w:r>
-    </w:p>
-    <w:p>
-      <w:pPr>
-        <w:pStyle w:val="ListParagraph"/>
-        <w:rPr>
-          <w:rFonts w:asciiTheme="majorHAnsi" w:hAnsiTheme="majorHAnsi"/>
-          <w:bCs/>
-          <w:i/>
-          <w:iCs/>
-        </w:rPr>
-      </w:pPr>
-      <w:r>
-        <w:rPr>
-          <w:rFonts w:asciiTheme="majorHAnsi" w:hAnsiTheme="majorHAnsi"/>
-          <w:bCs/>
-          <w:i/>
-          <w:iCs/>
-        </w:rPr>
-        <w:t xml:space="preserve">    </w:t>
-      </w:r>
-      <w:proofErr w:type="gramStart"/>
-      <w:r>
-        <w:rPr>
-          <w:rFonts w:asciiTheme="majorHAnsi" w:hAnsiTheme="majorHAnsi"/>
-          <w:bCs/>
-          <w:i/>
-          <w:iCs/>
-        </w:rPr>
-        <w:t>const</w:t>
-      </w:r>
-      <w:proofErr w:type="gramEnd"/>
-      <w:r>
-        <w:rPr>
-          <w:rFonts w:asciiTheme="majorHAnsi" w:hAnsiTheme="majorHAnsi"/>
-          <w:bCs/>
-          <w:i/>
-          <w:iCs/>
-        </w:rPr>
-        <w:t xml:space="preserve"> </w:t>
-      </w:r>
-      <w:proofErr w:type="spellStart"/>
-      <w:r>
-        <w:rPr>
-          <w:rFonts w:asciiTheme="majorHAnsi" w:hAnsiTheme="majorHAnsi"/>
-          <w:bCs/>
-          <w:i/>
-          <w:iCs/>
-        </w:rPr>
-        <w:t>fetchData</w:t>
-      </w:r>
-      <w:proofErr w:type="spellEnd"/>
-      <w:r>
-        <w:rPr>
-          <w:rFonts w:asciiTheme="majorHAnsi" w:hAnsiTheme="majorHAnsi"/>
-          <w:bCs/>
-          <w:i/>
-          <w:iCs/>
-        </w:rPr>
-        <w:t xml:space="preserve"> = </w:t>
-      </w:r>
-      <w:proofErr w:type="spellStart"/>
-      <w:r>
-        <w:rPr>
-          <w:rFonts w:asciiTheme="majorHAnsi" w:hAnsiTheme="majorHAnsi"/>
-          <w:bCs/>
-          <w:i/>
-          <w:iCs/>
-        </w:rPr>
-        <w:t>async</w:t>
-      </w:r>
-      <w:proofErr w:type="spellEnd"/>
-      <w:r>
-        <w:rPr>
-          <w:rFonts w:asciiTheme="majorHAnsi" w:hAnsiTheme="majorHAnsi"/>
-          <w:bCs/>
-          <w:i/>
-          <w:iCs/>
-        </w:rPr>
-        <w:t xml:space="preserve"> () =&gt; {</w:t>
-      </w:r>
-    </w:p>
-    <w:p>
-      <w:pPr>
-        <w:pStyle w:val="ListParagraph"/>
-        <w:rPr>
-          <w:rFonts w:asciiTheme="majorHAnsi" w:hAnsiTheme="majorHAnsi"/>
-          <w:bCs/>
-          <w:i/>
-          <w:iCs/>
-        </w:rPr>
-      </w:pPr>
-      <w:r>
-        <w:rPr>
-          <w:rFonts w:asciiTheme="majorHAnsi" w:hAnsiTheme="majorHAnsi"/>
-          <w:bCs/>
-          <w:i/>
-          <w:iCs/>
-        </w:rPr>
-        <w:t xml:space="preserve">      </w:t>
-      </w:r>
-      <w:proofErr w:type="gramStart"/>
-      <w:r>
-        <w:rPr>
-          <w:rFonts w:asciiTheme="majorHAnsi" w:hAnsiTheme="majorHAnsi"/>
-          <w:bCs/>
-          <w:i/>
-          <w:iCs/>
-        </w:rPr>
-        <w:t>try</w:t>
-      </w:r>
-      <w:proofErr w:type="gramEnd"/>
-      <w:r>
-        <w:rPr>
-          <w:rFonts w:asciiTheme="majorHAnsi" w:hAnsiTheme="majorHAnsi"/>
-          <w:bCs/>
-          <w:i/>
-          <w:iCs/>
-        </w:rPr>
-        <w:t xml:space="preserve"> {</w:t>
-      </w:r>
-    </w:p>
-    <w:p>
-      <w:pPr>
-        <w:pStyle w:val="ListParagraph"/>
-        <w:rPr>
-          <w:rFonts w:asciiTheme="majorHAnsi" w:hAnsiTheme="majorHAnsi"/>
-          <w:bCs/>
-          <w:i/>
-          <w:iCs/>
-          <w:sz w:val="18"/>
-          <w:szCs w:val="18"/>
-        </w:rPr>
-      </w:pPr>
-      <w:r>
-        <w:rPr>
-          <w:rFonts w:asciiTheme="majorHAnsi" w:hAnsiTheme="majorHAnsi"/>
-          <w:bCs/>
-          <w:i/>
-          <w:iCs/>
-        </w:rPr>
-        <w:t xml:space="preserve">        </w:t>
-      </w:r>
-      <w:proofErr w:type="gramStart"/>
-      <w:r>
-        <w:rPr>
-          <w:rFonts w:asciiTheme="majorHAnsi" w:hAnsiTheme="majorHAnsi"/>
-          <w:bCs/>
-          <w:i/>
-          <w:iCs/>
-        </w:rPr>
-        <w:t>const</w:t>
-      </w:r>
-      <w:proofErr w:type="gramEnd"/>
-      <w:r>
-        <w:rPr>
-          <w:rFonts w:asciiTheme="majorHAnsi" w:hAnsiTheme="majorHAnsi"/>
-          <w:bCs/>
-          <w:i/>
-          <w:iCs/>
-        </w:rPr>
-        <w:t xml:space="preserve"> response = await </w:t>
-      </w:r>
-      <w:proofErr w:type="spellStart"/>
-      <w:r>
-        <w:rPr>
-          <w:rFonts w:asciiTheme="majorHAnsi" w:hAnsiTheme="majorHAnsi"/>
-          <w:bCs/>
-          <w:i/>
-          <w:iCs/>
-        </w:rPr>
-        <w:t>apiClient.get</w:t>
-      </w:r>
-      <w:proofErr w:type="spellEnd"/>
-      <w:r>
-        <w:rPr>
-          <w:rFonts w:asciiTheme="majorHAnsi" w:hAnsiTheme="majorHAnsi"/>
-          <w:bCs/>
-          <w:i/>
-          <w:iCs/>
-        </w:rPr>
-        <w:t>('/profile');</w:t>
-      </w:r>
-      <w:r>
-        <w:rPr>
-          <w:rFonts w:asciiTheme="majorHAnsi" w:hAnsiTheme="majorHAnsi"/>
-          <w:bCs/>
-          <w:i/>
-          <w:iCs/>
-        </w:rPr>
-        <w:t xml:space="preserve"> </w:t>
-      </w:r>
-      <w:r>
-        <w:rPr>
-          <w:rFonts w:asciiTheme="majorHAnsi" w:hAnsiTheme="majorHAnsi"/>
-          <w:bCs/>
-          <w:sz w:val="18"/>
-          <w:szCs w:val="18"/>
-        </w:rPr>
-        <w:t>// No need to manually set headers! The interceptor does it.</w:t>
-      </w:r>
-    </w:p>
-    <w:p>
-      <w:pPr>
-        <w:pStyle w:val="ListParagraph"/>
-        <w:rPr>
-          <w:rFonts w:asciiTheme="majorHAnsi" w:hAnsiTheme="majorHAnsi"/>
-          <w:bCs/>
-          <w:i/>
-          <w:iCs/>
-        </w:rPr>
-      </w:pPr>
-      <w:r>
-        <w:rPr>
-          <w:rFonts w:asciiTheme="majorHAnsi" w:hAnsiTheme="majorHAnsi"/>
-          <w:bCs/>
-          <w:i/>
-          <w:iCs/>
-        </w:rPr>
-        <w:t xml:space="preserve">        </w:t>
-      </w:r>
-      <w:proofErr w:type="spellStart"/>
-      <w:proofErr w:type="gramStart"/>
-      <w:r>
-        <w:rPr>
-          <w:rFonts w:asciiTheme="majorHAnsi" w:hAnsiTheme="majorHAnsi"/>
-          <w:bCs/>
-          <w:i/>
-          <w:iCs/>
-        </w:rPr>
-        <w:t>setUserData</w:t>
-      </w:r>
-      <w:proofErr w:type="spellEnd"/>
-      <w:r>
-        <w:rPr>
-          <w:rFonts w:asciiTheme="majorHAnsi" w:hAnsiTheme="majorHAnsi"/>
-          <w:bCs/>
-          <w:i/>
-          <w:iCs/>
-        </w:rPr>
-        <w:t>(</w:t>
-      </w:r>
-      <w:proofErr w:type="spellStart"/>
-      <w:proofErr w:type="gramEnd"/>
-      <w:r>
-        <w:rPr>
-          <w:rFonts w:asciiTheme="majorHAnsi" w:hAnsiTheme="majorHAnsi"/>
-          <w:bCs/>
-          <w:i/>
-          <w:iCs/>
-        </w:rPr>
-        <w:t>response.data</w:t>
-      </w:r>
-      <w:proofErr w:type="spellEnd"/>
-      <w:r>
-        <w:rPr>
-          <w:rFonts w:asciiTheme="majorHAnsi" w:hAnsiTheme="majorHAnsi"/>
-          <w:bCs/>
-          <w:i/>
-          <w:iCs/>
-        </w:rPr>
-        <w:t>);</w:t>
-      </w:r>
-    </w:p>
-    <w:p>
-      <w:pPr>
-        <w:pStyle w:val="ListParagraph"/>
-        <w:rPr>
-          <w:rFonts w:asciiTheme="majorHAnsi" w:hAnsiTheme="majorHAnsi"/>
-          <w:bCs/>
-          <w:i/>
-          <w:iCs/>
-        </w:rPr>
-      </w:pPr>
-      <w:r>
-        <w:rPr>
-          <w:rFonts w:asciiTheme="majorHAnsi" w:hAnsiTheme="majorHAnsi"/>
-          <w:bCs/>
-          <w:i/>
-          <w:iCs/>
-        </w:rPr>
-        <w:t xml:space="preserve">      } catch (error) {</w:t>
-      </w:r>
-    </w:p>
-    <w:p>
-      <w:pPr>
-        <w:pStyle w:val="ListParagraph"/>
-        <w:rPr>
-          <w:rFonts w:asciiTheme="majorHAnsi" w:hAnsiTheme="majorHAnsi"/>
-          <w:bCs/>
-          <w:i/>
-          <w:iCs/>
-        </w:rPr>
-      </w:pPr>
-      <w:r>
-        <w:rPr>
-          <w:rFonts w:asciiTheme="majorHAnsi" w:hAnsiTheme="majorHAnsi"/>
-          <w:bCs/>
-          <w:i/>
-          <w:iCs/>
-        </w:rPr>
-        <w:t xml:space="preserve">        </w:t>
-      </w:r>
-      <w:proofErr w:type="spellStart"/>
-      <w:proofErr w:type="gramStart"/>
-      <w:r>
-        <w:rPr>
-          <w:rFonts w:asciiTheme="majorHAnsi" w:hAnsiTheme="majorHAnsi"/>
-          <w:bCs/>
-          <w:i/>
-          <w:iCs/>
-        </w:rPr>
-        <w:t>console.error</w:t>
-      </w:r>
-      <w:proofErr w:type="spellEnd"/>
-      <w:r>
-        <w:rPr>
-          <w:rFonts w:asciiTheme="majorHAnsi" w:hAnsiTheme="majorHAnsi"/>
-          <w:bCs/>
-          <w:i/>
-          <w:iCs/>
-        </w:rPr>
-        <w:t>(</w:t>
-      </w:r>
-      <w:proofErr w:type="gramEnd"/>
-      <w:r>
-        <w:rPr>
-          <w:rFonts w:asciiTheme="majorHAnsi" w:hAnsiTheme="majorHAnsi"/>
-          <w:bCs/>
-          <w:i/>
-          <w:iCs/>
-        </w:rPr>
-        <w:t>'Failed to fetch profile', error);</w:t>
-      </w:r>
-    </w:p>
-    <w:p>
-      <w:pPr>
-        <w:pStyle w:val="ListParagraph"/>
-        <w:rPr>
-          <w:rFonts w:asciiTheme="majorHAnsi" w:hAnsiTheme="majorHAnsi"/>
-          <w:bCs/>
-          <w:i/>
-          <w:iCs/>
-        </w:rPr>
-      </w:pPr>
-      <w:r>
-        <w:rPr>
-          <w:rFonts w:asciiTheme="majorHAnsi" w:hAnsiTheme="majorHAnsi"/>
-          <w:bCs/>
-          <w:i/>
-          <w:iCs/>
-        </w:rPr>
-        <w:t xml:space="preserve">      }</w:t>
-      </w:r>
-    </w:p>
-    <w:p>
-      <w:pPr>
-        <w:pStyle w:val="ListParagraph"/>
-        <w:rPr>
-          <w:rFonts w:asciiTheme="majorHAnsi" w:hAnsiTheme="majorHAnsi"/>
-          <w:bCs/>
-          <w:i/>
-          <w:iCs/>
-        </w:rPr>
-      </w:pPr>
-      <w:r>
-        <w:rPr>
-          <w:rFonts w:asciiTheme="majorHAnsi" w:hAnsiTheme="majorHAnsi"/>
-          <w:bCs/>
-          <w:i/>
-          <w:iCs/>
-        </w:rPr>
-        <w:t xml:space="preserve">    };</w:t>
-      </w:r>
-    </w:p>
-    <w:p>
-      <w:pPr>
-        <w:pStyle w:val="ListParagraph"/>
-        <w:rPr>
-          <w:rFonts w:asciiTheme="majorHAnsi" w:hAnsiTheme="majorHAnsi"/>
-          <w:bCs/>
-          <w:i/>
-          <w:iCs/>
-        </w:rPr>
-      </w:pPr>
-    </w:p>
-    <w:p>
-      <w:pPr>
-        <w:pStyle w:val="ListParagraph"/>
-        <w:rPr>
-          <w:rFonts w:asciiTheme="majorHAnsi" w:hAnsiTheme="majorHAnsi"/>
-          <w:bCs/>
-          <w:i/>
-          <w:iCs/>
-        </w:rPr>
-      </w:pPr>
-      <w:r>
-        <w:rPr>
-          <w:rFonts w:asciiTheme="majorHAnsi" w:hAnsiTheme="majorHAnsi"/>
-          <w:bCs/>
-          <w:i/>
-          <w:iCs/>
-        </w:rPr>
         <w:t xml:space="preserve">    </w:t>
       </w:r>
       <w:proofErr w:type="spellStart"/>
@@ -9593,7 +10056,6 @@
           <w:b/>
           <w:bCs/>
         </w:rPr>
-        <w:lastRenderedPageBreak/>
         <w:t>Security</w:t>
       </w:r>
       <w:r>
@@ -9857,6 +10319,7 @@
         <w:rPr>
           <w:rFonts w:asciiTheme="majorHAnsi" w:hAnsiTheme="majorHAnsi"/>
         </w:rPr>
+        <w:lastRenderedPageBreak/>
         <w:t>HttpOnly</w:t>
       </w:r>
       <w:proofErr w:type="spellEnd"/>
@@ -16979,7 +17442,7 @@
                     </pic:cNvPicPr>
                   </pic:nvPicPr>
                   <pic:blipFill>
-                    <a:blip r:embed="rId7" cstate="print"/>
+                    <a:blip r:embed="rId8" cstate="print"/>
                     <a:srcRect/>
                     <a:stretch>
                       <a:fillRect/>
@@ -17353,7 +17816,7 @@
                     </pic:cNvPicPr>
                   </pic:nvPicPr>
                   <pic:blipFill>
-                    <a:blip r:embed="rId8" cstate="print"/>
+                    <a:blip r:embed="rId9" cstate="print"/>
                     <a:srcRect/>
                     <a:stretch>
                       <a:fillRect/>
@@ -22391,14 +22854,19 @@
     </w:p>
     <w:p>
       <w:pPr>
-        <w:rPr>
-          <w:rFonts w:asciiTheme="majorHAnsi" w:hAnsiTheme="majorHAnsi"/>
-        </w:rPr>
-      </w:pPr>
-      <w:proofErr w:type="spellStart"/>
-      <w:r>
-        <w:rPr>
-          <w:rFonts w:asciiTheme="majorHAnsi" w:hAnsiTheme="majorHAnsi"/>
+        <w:jc w:val="center"/>
+        <w:rPr>
+          <w:rFonts w:asciiTheme="majorHAnsi" w:hAnsiTheme="majorHAnsi"/>
+          <w:b/>
+          <w:bCs/>
+        </w:rPr>
+      </w:pPr>
+      <w:proofErr w:type="spellStart"/>
+      <w:r>
+        <w:rPr>
+          <w:rFonts w:asciiTheme="majorHAnsi" w:hAnsiTheme="majorHAnsi"/>
+          <w:b/>
+          <w:bCs/>
         </w:rPr>
         <w:lastRenderedPageBreak/>
         <w:t>Redux</w:t>
@@ -22407,6 +22875,8 @@
       <w:r>
         <w:rPr>
           <w:rFonts w:asciiTheme="majorHAnsi" w:hAnsiTheme="majorHAnsi"/>
+          <w:b/>
+          <w:bCs/>
         </w:rPr>
         <w:t xml:space="preserve"> </w:t>
       </w:r>
@@ -22414,6 +22884,8 @@
       <w:r>
         <w:rPr>
           <w:rFonts w:asciiTheme="majorHAnsi" w:hAnsiTheme="majorHAnsi"/>
+          <w:b/>
+          <w:bCs/>
         </w:rPr>
         <w:t>ToolKit</w:t>
       </w:r>
@@ -35022,6 +35494,45 @@
       <w:rFonts w:ascii="Tahoma" w:hAnsi="Tahoma" w:cs="Tahoma"/>
       <w:sz w:val="16"/>
       <w:szCs w:val="16"/>
+    </w:rPr>
+  </w:style>
+  <w:style w:type="paragraph" w:styleId="EndnoteText">
+    <w:name w:val="endnote text"/>
+    <w:basedOn w:val="Normal"/>
+    <w:link w:val="EndnoteTextChar"/>
+    <w:uiPriority w:val="99"/>
+    <w:semiHidden/>
+    <w:unhideWhenUsed/>
+    <w:rsid w:val="00054C90"/>
+    <w:pPr>
+      <w:spacing w:after="0" w:line="240" w:lineRule="auto"/>
+    </w:pPr>
+    <w:rPr>
+      <w:sz w:val="20"/>
+      <w:szCs w:val="20"/>
+    </w:rPr>
+  </w:style>
+  <w:style w:type="character" w:customStyle="1" w:styleId="EndnoteTextChar">
+    <w:name w:val="Endnote Text Char"/>
+    <w:basedOn w:val="DefaultParagraphFont"/>
+    <w:link w:val="EndnoteText"/>
+    <w:uiPriority w:val="99"/>
+    <w:semiHidden/>
+    <w:rsid w:val="00054C90"/>
+    <w:rPr>
+      <w:sz w:val="20"/>
+      <w:szCs w:val="20"/>
+    </w:rPr>
+  </w:style>
+  <w:style w:type="character" w:styleId="EndnoteReference">
+    <w:name w:val="endnote reference"/>
+    <w:basedOn w:val="DefaultParagraphFont"/>
+    <w:uiPriority w:val="99"/>
+    <w:semiHidden/>
+    <w:unhideWhenUsed/>
+    <w:rsid w:val="00054C90"/>
+    <w:rPr>
+      <w:vertAlign w:val="superscript"/>
     </w:rPr>
   </w:style>
 </w:styles>
@@ -35308,4 +35819,16 @@
   <a:objectDefaults/>
   <a:extraClrSchemeLst/>
 </a:theme>
+</file>
+
+<file path=customXml/item1.xml><?xml version="1.0" encoding="utf-8"?>
+<b:Sources xmlns:b="http://schemas.openxmlformats.org/officeDocument/2006/bibliography" xmlns="http://schemas.openxmlformats.org/officeDocument/2006/bibliography" SelectedStyle="\APA.XSL" StyleName="APA Fifth Edition"/>
+</file>
+
+<file path=customXml/itemProps1.xml><?xml version="1.0" encoding="utf-8"?>
+<ds:datastoreItem xmlns:ds="http://schemas.openxmlformats.org/officeDocument/2006/customXml" ds:itemID="{D9B5BA88-047C-4718-98E5-B9F004F1F941}">
+  <ds:schemaRefs>
+    <ds:schemaRef ds:uri="http://schemas.openxmlformats.org/officeDocument/2006/bibliography"/>
+  </ds:schemaRefs>
+</ds:datastoreItem>
 </file>
--- a/note/React.docx
+++ b/note/React.docx
@@ -7859,6 +7859,8 @@
           <w:bCs/>
           <w:i/>
           <w:iCs/>
+          <w:sz w:val="18"/>
+          <w:szCs w:val="18"/>
         </w:rPr>
       </w:pPr>
       <w:proofErr w:type="gramStart"/>
@@ -7868,6 +7870,8 @@
           <w:bCs/>
           <w:i/>
           <w:iCs/>
+          <w:sz w:val="18"/>
+          <w:szCs w:val="18"/>
         </w:rPr>
         <w:t>const</w:t>
       </w:r>
@@ -7878,6 +7882,8 @@
           <w:bCs/>
           <w:i/>
           <w:iCs/>
+          <w:sz w:val="18"/>
+          <w:szCs w:val="18"/>
         </w:rPr>
         <w:t xml:space="preserve"> </w:t>
       </w:r>
@@ -7888,6 +7894,8 @@
           <w:bCs/>
           <w:i/>
           <w:iCs/>
+          <w:sz w:val="18"/>
+          <w:szCs w:val="18"/>
         </w:rPr>
         <w:t>apiClient</w:t>
       </w:r>
@@ -7898,6 +7906,8 @@
           <w:bCs/>
           <w:i/>
           <w:iCs/>
+          <w:sz w:val="18"/>
+          <w:szCs w:val="18"/>
         </w:rPr>
         <w:t xml:space="preserve"> = </w:t>
       </w:r>
@@ -7908,6 +7918,8 @@
           <w:bCs/>
           <w:i/>
           <w:iCs/>
+          <w:sz w:val="18"/>
+          <w:szCs w:val="18"/>
         </w:rPr>
         <w:t>axios.create</w:t>
       </w:r>
@@ -7918,6 +7930,8 @@
           <w:bCs/>
           <w:i/>
           <w:iCs/>
+          <w:sz w:val="18"/>
+          <w:szCs w:val="18"/>
         </w:rPr>
         <w:t>({</w:t>
       </w:r>
@@ -7928,6 +7942,8 @@
         <w:rPr>
           <w:rFonts w:asciiTheme="majorHAnsi" w:hAnsiTheme="majorHAnsi"/>
           <w:bCs/>
+          <w:sz w:val="18"/>
+          <w:szCs w:val="18"/>
         </w:rPr>
       </w:pPr>
       <w:r>
@@ -7936,6 +7952,8 @@
           <w:bCs/>
           <w:i/>
           <w:iCs/>
+          <w:sz w:val="18"/>
+          <w:szCs w:val="18"/>
         </w:rPr>
         <w:t xml:space="preserve">  </w:t>
       </w:r>
@@ -7947,6 +7965,8 @@
           <w:bCs/>
           <w:i/>
           <w:iCs/>
+          <w:sz w:val="18"/>
+          <w:szCs w:val="18"/>
         </w:rPr>
         <w:t>baseURL</w:t>
       </w:r>
@@ -7958,6 +7978,8 @@
           <w:bCs/>
           <w:i/>
           <w:iCs/>
+          <w:sz w:val="18"/>
+          <w:szCs w:val="18"/>
         </w:rPr>
         <w:t>: 'http://localhost:8080/api',</w:t>
       </w:r>
@@ -7965,76 +7987,164 @@
         <w:rPr>
           <w:rFonts w:asciiTheme="majorHAnsi" w:hAnsiTheme="majorHAnsi"/>
           <w:bCs/>
-        </w:rPr>
-        <w:t xml:space="preserve">  //</w:t>
-      </w:r>
-      <w:r>
+          <w:sz w:val="18"/>
+          <w:szCs w:val="18"/>
+        </w:rPr>
+        <w:t xml:space="preserve">  //our Spring Boot API base URL</w:t>
+      </w:r>
+    </w:p>
+    <w:p>
+      <w:pPr>
+        <w:pStyle w:val="ListParagraph"/>
         <w:rPr>
           <w:rFonts w:asciiTheme="majorHAnsi" w:hAnsiTheme="majorHAnsi"/>
           <w:bCs/>
-        </w:rPr>
-        <w:t>our Spring Boot API base URL</w:t>
-      </w:r>
-    </w:p>
-    <w:p>
-      <w:pPr>
-        <w:pStyle w:val="ListParagraph"/>
+          <w:i/>
+          <w:iCs/>
+          <w:sz w:val="18"/>
+          <w:szCs w:val="18"/>
+        </w:rPr>
+      </w:pPr>
+      <w:r>
         <w:rPr>
           <w:rFonts w:asciiTheme="majorHAnsi" w:hAnsiTheme="majorHAnsi"/>
           <w:bCs/>
           <w:i/>
           <w:iCs/>
-        </w:rPr>
-      </w:pPr>
-      <w:r>
+          <w:sz w:val="18"/>
+          <w:szCs w:val="18"/>
+        </w:rPr>
+        <w:t>});</w:t>
+      </w:r>
+    </w:p>
+    <w:p>
+      <w:pPr>
+        <w:pStyle w:val="ListParagraph"/>
         <w:rPr>
           <w:rFonts w:asciiTheme="majorHAnsi" w:hAnsiTheme="majorHAnsi"/>
           <w:bCs/>
+        </w:rPr>
+      </w:pPr>
+    </w:p>
+    <w:p>
+      <w:pPr>
+        <w:pStyle w:val="ListParagraph"/>
+        <w:rPr>
+          <w:rFonts w:asciiTheme="majorHAnsi" w:hAnsiTheme="majorHAnsi"/>
+          <w:bCs/>
+        </w:rPr>
+      </w:pPr>
+      <w:r>
+        <w:rPr>
+          <w:rFonts w:asciiTheme="majorHAnsi" w:hAnsiTheme="majorHAnsi"/>
+          <w:bCs/>
+        </w:rPr>
+        <w:t xml:space="preserve">// </w:t>
+      </w:r>
+      <w:proofErr w:type="gramStart"/>
+      <w:r>
+        <w:rPr>
+          <w:rFonts w:asciiTheme="majorHAnsi" w:hAnsiTheme="majorHAnsi"/>
+          <w:bCs/>
+        </w:rPr>
+        <w:t>Add</w:t>
+      </w:r>
+      <w:proofErr w:type="gramEnd"/>
+      <w:r>
+        <w:rPr>
+          <w:rFonts w:asciiTheme="majorHAnsi" w:hAnsiTheme="majorHAnsi"/>
+          <w:bCs/>
+        </w:rPr>
+        <w:t xml:space="preserve"> a request interceptor</w:t>
+      </w:r>
+    </w:p>
+    <w:p>
+      <w:pPr>
+        <w:pStyle w:val="ListParagraph"/>
+        <w:rPr>
+          <w:rFonts w:asciiTheme="majorHAnsi" w:hAnsiTheme="majorHAnsi"/>
+          <w:bCs/>
           <w:i/>
           <w:iCs/>
-        </w:rPr>
-        <w:t>});</w:t>
-      </w:r>
-    </w:p>
-    <w:p>
-      <w:pPr>
-        <w:pStyle w:val="ListParagraph"/>
+          <w:sz w:val="18"/>
+          <w:szCs w:val="18"/>
+        </w:rPr>
+      </w:pPr>
+      <w:proofErr w:type="spellStart"/>
+      <w:proofErr w:type="gramStart"/>
+      <w:r>
         <w:rPr>
           <w:rFonts w:asciiTheme="majorHAnsi" w:hAnsiTheme="majorHAnsi"/>
           <w:bCs/>
-        </w:rPr>
-      </w:pPr>
-    </w:p>
-    <w:p>
-      <w:pPr>
-        <w:pStyle w:val="ListParagraph"/>
+          <w:i/>
+          <w:iCs/>
+          <w:sz w:val="18"/>
+          <w:szCs w:val="18"/>
+        </w:rPr>
+        <w:t>apiClient.interceptors.request.use</w:t>
+      </w:r>
+      <w:proofErr w:type="spellEnd"/>
+      <w:r>
         <w:rPr>
           <w:rFonts w:asciiTheme="majorHAnsi" w:hAnsiTheme="majorHAnsi"/>
           <w:bCs/>
-        </w:rPr>
-      </w:pPr>
-      <w:r>
+          <w:i/>
+          <w:iCs/>
+          <w:sz w:val="18"/>
+          <w:szCs w:val="18"/>
+        </w:rPr>
+        <w:t>(</w:t>
+      </w:r>
+      <w:proofErr w:type="gramEnd"/>
+    </w:p>
+    <w:p>
+      <w:pPr>
+        <w:pStyle w:val="ListParagraph"/>
         <w:rPr>
           <w:rFonts w:asciiTheme="majorHAnsi" w:hAnsiTheme="majorHAnsi"/>
           <w:bCs/>
-        </w:rPr>
-        <w:t xml:space="preserve">// </w:t>
-      </w:r>
+          <w:i/>
+          <w:iCs/>
+          <w:sz w:val="18"/>
+          <w:szCs w:val="18"/>
+        </w:rPr>
+      </w:pPr>
+      <w:r>
+        <w:rPr>
+          <w:rFonts w:asciiTheme="majorHAnsi" w:hAnsiTheme="majorHAnsi"/>
+          <w:bCs/>
+          <w:i/>
+          <w:iCs/>
+          <w:sz w:val="18"/>
+          <w:szCs w:val="18"/>
+        </w:rPr>
+        <w:t xml:space="preserve">  (</w:t>
+      </w:r>
+      <w:proofErr w:type="spellStart"/>
       <w:proofErr w:type="gramStart"/>
       <w:r>
         <w:rPr>
           <w:rFonts w:asciiTheme="majorHAnsi" w:hAnsiTheme="majorHAnsi"/>
           <w:bCs/>
-        </w:rPr>
-        <w:t>Add</w:t>
-      </w:r>
+          <w:i/>
+          <w:iCs/>
+          <w:sz w:val="18"/>
+          <w:szCs w:val="18"/>
+        </w:rPr>
+        <w:t>config</w:t>
+      </w:r>
+      <w:proofErr w:type="spellEnd"/>
       <w:proofErr w:type="gramEnd"/>
       <w:r>
         <w:rPr>
           <w:rFonts w:asciiTheme="majorHAnsi" w:hAnsiTheme="majorHAnsi"/>
           <w:bCs/>
-        </w:rPr>
-        <w:t xml:space="preserve"> a request interceptor</w:t>
+          <w:i/>
+          <w:iCs/>
+          <w:sz w:val="18"/>
+          <w:szCs w:val="18"/>
+        </w:rPr>
+        <w:t>) =&gt; {</w:t>
       </w:r>
     </w:p>
     <w:p>
@@ -8045,9 +8155,21 @@
           <w:bCs/>
           <w:i/>
           <w:iCs/>
-        </w:rPr>
-      </w:pPr>
-      <w:proofErr w:type="spellStart"/>
+          <w:sz w:val="18"/>
+          <w:szCs w:val="18"/>
+        </w:rPr>
+      </w:pPr>
+      <w:r>
+        <w:rPr>
+          <w:rFonts w:asciiTheme="majorHAnsi" w:hAnsiTheme="majorHAnsi"/>
+          <w:bCs/>
+          <w:i/>
+          <w:iCs/>
+          <w:sz w:val="18"/>
+          <w:szCs w:val="18"/>
+        </w:rPr>
+        <w:t xml:space="preserve">    </w:t>
+      </w:r>
       <w:proofErr w:type="gramStart"/>
       <w:r>
         <w:rPr>
@@ -8055,41 +8177,734 @@
           <w:bCs/>
           <w:i/>
           <w:iCs/>
-        </w:rPr>
-        <w:t>apiClient.interceptors.request.use</w:t>
-      </w:r>
-      <w:proofErr w:type="spellEnd"/>
+          <w:sz w:val="18"/>
+          <w:szCs w:val="18"/>
+        </w:rPr>
+        <w:t>const</w:t>
+      </w:r>
+      <w:proofErr w:type="gramEnd"/>
       <w:r>
         <w:rPr>
           <w:rFonts w:asciiTheme="majorHAnsi" w:hAnsiTheme="majorHAnsi"/>
           <w:bCs/>
           <w:i/>
           <w:iCs/>
+          <w:sz w:val="18"/>
+          <w:szCs w:val="18"/>
+        </w:rPr>
+        <w:t xml:space="preserve"> token = </w:t>
+      </w:r>
+      <w:proofErr w:type="spellStart"/>
+      <w:r>
+        <w:rPr>
+          <w:rFonts w:asciiTheme="majorHAnsi" w:hAnsiTheme="majorHAnsi"/>
+          <w:bCs/>
+          <w:i/>
+          <w:iCs/>
+          <w:sz w:val="18"/>
+          <w:szCs w:val="18"/>
+        </w:rPr>
+        <w:t>sessionStorage.getItem</w:t>
+      </w:r>
+      <w:proofErr w:type="spellEnd"/>
+      <w:r>
+        <w:rPr>
+          <w:rFonts w:asciiTheme="majorHAnsi" w:hAnsiTheme="majorHAnsi"/>
+          <w:bCs/>
+          <w:i/>
+          <w:iCs/>
+          <w:sz w:val="18"/>
+          <w:szCs w:val="18"/>
+        </w:rPr>
+        <w:t>('</w:t>
+      </w:r>
+      <w:proofErr w:type="spellStart"/>
+      <w:r>
+        <w:rPr>
+          <w:rFonts w:asciiTheme="majorHAnsi" w:hAnsiTheme="majorHAnsi"/>
+          <w:bCs/>
+          <w:i/>
+          <w:iCs/>
+          <w:sz w:val="18"/>
+          <w:szCs w:val="18"/>
+        </w:rPr>
+        <w:t>authT</w:t>
+      </w:r>
+      <w:r>
+        <w:rPr>
+          <w:rFonts w:asciiTheme="majorHAnsi" w:hAnsiTheme="majorHAnsi"/>
+          <w:bCs/>
+          <w:i/>
+          <w:iCs/>
+          <w:sz w:val="18"/>
+          <w:szCs w:val="18"/>
+        </w:rPr>
+        <w:t>oken</w:t>
+      </w:r>
+      <w:proofErr w:type="spellEnd"/>
+      <w:r>
+        <w:rPr>
+          <w:rFonts w:asciiTheme="majorHAnsi" w:hAnsiTheme="majorHAnsi"/>
+          <w:bCs/>
+          <w:i/>
+          <w:iCs/>
+          <w:sz w:val="18"/>
+          <w:szCs w:val="18"/>
+        </w:rPr>
+        <w:t xml:space="preserve">');  </w:t>
+      </w:r>
+      <w:r>
+        <w:rPr>
+          <w:rFonts w:asciiTheme="majorHAnsi" w:hAnsiTheme="majorHAnsi"/>
+          <w:bCs/>
+          <w:sz w:val="18"/>
+          <w:szCs w:val="18"/>
+        </w:rPr>
+        <w:t>// Get the token from our chosen storage</w:t>
+      </w:r>
+    </w:p>
+    <w:p>
+      <w:pPr>
+        <w:pStyle w:val="ListParagraph"/>
+        <w:rPr>
+          <w:rFonts w:asciiTheme="majorHAnsi" w:hAnsiTheme="majorHAnsi"/>
+          <w:bCs/>
+          <w:i/>
+          <w:iCs/>
+          <w:sz w:val="18"/>
+          <w:szCs w:val="18"/>
+        </w:rPr>
+      </w:pPr>
+      <w:r>
+        <w:rPr>
+          <w:rFonts w:asciiTheme="majorHAnsi" w:hAnsiTheme="majorHAnsi"/>
+          <w:bCs/>
+          <w:i/>
+          <w:iCs/>
+          <w:sz w:val="18"/>
+          <w:szCs w:val="18"/>
+        </w:rPr>
+        <w:t xml:space="preserve">    </w:t>
+      </w:r>
+      <w:r>
+        <w:rPr>
+          <w:rFonts w:asciiTheme="majorHAnsi" w:hAnsiTheme="majorHAnsi"/>
+          <w:bCs/>
+          <w:i/>
+          <w:iCs/>
+          <w:sz w:val="18"/>
+          <w:szCs w:val="18"/>
+        </w:rPr>
+        <w:t xml:space="preserve">    </w:t>
+      </w:r>
+      <w:proofErr w:type="gramStart"/>
+      <w:r>
+        <w:rPr>
+          <w:rFonts w:asciiTheme="majorHAnsi" w:hAnsiTheme="majorHAnsi"/>
+          <w:bCs/>
+          <w:i/>
+          <w:iCs/>
+          <w:sz w:val="18"/>
+          <w:szCs w:val="18"/>
+        </w:rPr>
+        <w:t>if</w:t>
+      </w:r>
+      <w:proofErr w:type="gramEnd"/>
+      <w:r>
+        <w:rPr>
+          <w:rFonts w:asciiTheme="majorHAnsi" w:hAnsiTheme="majorHAnsi"/>
+          <w:bCs/>
+          <w:i/>
+          <w:iCs/>
+          <w:sz w:val="18"/>
+          <w:szCs w:val="18"/>
+        </w:rPr>
+        <w:t xml:space="preserve"> (token) {</w:t>
+      </w:r>
+    </w:p>
+    <w:p>
+      <w:pPr>
+        <w:pStyle w:val="ListParagraph"/>
+        <w:rPr>
+          <w:rFonts w:asciiTheme="majorHAnsi" w:hAnsiTheme="majorHAnsi"/>
+          <w:bCs/>
+          <w:sz w:val="18"/>
+          <w:szCs w:val="18"/>
+        </w:rPr>
+      </w:pPr>
+      <w:r>
+        <w:rPr>
+          <w:rFonts w:asciiTheme="majorHAnsi" w:hAnsiTheme="majorHAnsi"/>
+          <w:bCs/>
+          <w:i/>
+          <w:iCs/>
+          <w:sz w:val="18"/>
+          <w:szCs w:val="18"/>
+        </w:rPr>
+        <w:t xml:space="preserve">      </w:t>
+      </w:r>
+      <w:proofErr w:type="spellStart"/>
+      <w:proofErr w:type="gramStart"/>
+      <w:r>
+        <w:rPr>
+          <w:rFonts w:asciiTheme="majorHAnsi" w:hAnsiTheme="majorHAnsi"/>
+          <w:bCs/>
+          <w:i/>
+          <w:iCs/>
+          <w:sz w:val="18"/>
+          <w:szCs w:val="18"/>
+        </w:rPr>
+        <w:t>config.headers</w:t>
+      </w:r>
+      <w:proofErr w:type="spellEnd"/>
+      <w:r>
+        <w:rPr>
+          <w:rFonts w:asciiTheme="majorHAnsi" w:hAnsiTheme="majorHAnsi"/>
+          <w:bCs/>
+          <w:i/>
+          <w:iCs/>
+          <w:sz w:val="18"/>
+          <w:szCs w:val="18"/>
+        </w:rPr>
+        <w:t>[</w:t>
+      </w:r>
+      <w:proofErr w:type="gramEnd"/>
+      <w:r>
+        <w:rPr>
+          <w:rFonts w:asciiTheme="majorHAnsi" w:hAnsiTheme="majorHAnsi"/>
+          <w:bCs/>
+          <w:i/>
+          <w:iCs/>
+          <w:sz w:val="18"/>
+          <w:szCs w:val="18"/>
+        </w:rPr>
+        <w:t>'Authorization'] = `Bearer ${token}`;</w:t>
+      </w:r>
+      <w:r>
+        <w:rPr>
+          <w:rFonts w:asciiTheme="majorHAnsi" w:hAnsiTheme="majorHAnsi"/>
+          <w:bCs/>
+          <w:i/>
+          <w:iCs/>
+          <w:sz w:val="18"/>
+          <w:szCs w:val="18"/>
+        </w:rPr>
+        <w:t xml:space="preserve"> </w:t>
+      </w:r>
+      <w:r>
+        <w:rPr>
+          <w:rFonts w:asciiTheme="majorHAnsi" w:hAnsiTheme="majorHAnsi"/>
+          <w:bCs/>
+          <w:sz w:val="18"/>
+          <w:szCs w:val="18"/>
+        </w:rPr>
+        <w:t>// add token to Authorization it to the headers</w:t>
+      </w:r>
+    </w:p>
+    <w:p>
+      <w:pPr>
+        <w:pStyle w:val="ListParagraph"/>
+        <w:rPr>
+          <w:rFonts w:asciiTheme="majorHAnsi" w:hAnsiTheme="majorHAnsi"/>
+          <w:bCs/>
+          <w:sz w:val="18"/>
+          <w:szCs w:val="18"/>
+        </w:rPr>
+      </w:pPr>
+      <w:r>
+        <w:rPr>
+          <w:rFonts w:asciiTheme="majorHAnsi" w:hAnsiTheme="majorHAnsi"/>
+          <w:bCs/>
+          <w:i/>
+          <w:iCs/>
+          <w:sz w:val="18"/>
+          <w:szCs w:val="18"/>
+        </w:rPr>
+        <w:t xml:space="preserve">    }</w:t>
+      </w:r>
+    </w:p>
+    <w:p>
+      <w:pPr>
+        <w:pStyle w:val="ListParagraph"/>
+        <w:rPr>
+          <w:rFonts w:asciiTheme="majorHAnsi" w:hAnsiTheme="majorHAnsi"/>
+          <w:bCs/>
+          <w:sz w:val="18"/>
+          <w:szCs w:val="18"/>
+        </w:rPr>
+      </w:pPr>
+      <w:r>
+        <w:rPr>
+          <w:rFonts w:asciiTheme="majorHAnsi" w:hAnsiTheme="majorHAnsi"/>
+          <w:bCs/>
+          <w:sz w:val="18"/>
+          <w:szCs w:val="18"/>
+        </w:rPr>
+        <w:t xml:space="preserve">    </w:t>
+      </w:r>
+      <w:proofErr w:type="gramStart"/>
+      <w:r>
+        <w:rPr>
+          <w:rFonts w:asciiTheme="majorHAnsi" w:hAnsiTheme="majorHAnsi"/>
+          <w:bCs/>
+          <w:i/>
+          <w:iCs/>
+          <w:sz w:val="18"/>
+          <w:szCs w:val="18"/>
+        </w:rPr>
+        <w:t>return</w:t>
+      </w:r>
+      <w:proofErr w:type="gramEnd"/>
+      <w:r>
+        <w:rPr>
+          <w:rFonts w:asciiTheme="majorHAnsi" w:hAnsiTheme="majorHAnsi"/>
+          <w:bCs/>
+          <w:i/>
+          <w:iCs/>
+          <w:sz w:val="18"/>
+          <w:szCs w:val="18"/>
+        </w:rPr>
+        <w:t xml:space="preserve"> </w:t>
+      </w:r>
+      <w:proofErr w:type="spellStart"/>
+      <w:r>
+        <w:rPr>
+          <w:rFonts w:asciiTheme="majorHAnsi" w:hAnsiTheme="majorHAnsi"/>
+          <w:bCs/>
+          <w:i/>
+          <w:iCs/>
+          <w:sz w:val="18"/>
+          <w:szCs w:val="18"/>
+        </w:rPr>
+        <w:t>config</w:t>
+      </w:r>
+      <w:proofErr w:type="spellEnd"/>
+      <w:r>
+        <w:rPr>
+          <w:rFonts w:asciiTheme="majorHAnsi" w:hAnsiTheme="majorHAnsi"/>
+          <w:bCs/>
+          <w:i/>
+          <w:iCs/>
+          <w:sz w:val="18"/>
+          <w:szCs w:val="18"/>
+        </w:rPr>
+        <w:t>;</w:t>
+      </w:r>
+      <w:r>
+        <w:rPr>
+          <w:rFonts w:asciiTheme="majorHAnsi" w:hAnsiTheme="majorHAnsi"/>
+          <w:bCs/>
+          <w:sz w:val="18"/>
+          <w:szCs w:val="18"/>
+        </w:rPr>
+        <w:t xml:space="preserve"> // Return the updated </w:t>
+      </w:r>
+      <w:proofErr w:type="spellStart"/>
+      <w:r>
+        <w:rPr>
+          <w:rFonts w:asciiTheme="majorHAnsi" w:hAnsiTheme="majorHAnsi"/>
+          <w:bCs/>
+          <w:sz w:val="18"/>
+          <w:szCs w:val="18"/>
+        </w:rPr>
+        <w:t>config</w:t>
+      </w:r>
+      <w:proofErr w:type="spellEnd"/>
+      <w:r>
+        <w:rPr>
+          <w:rFonts w:asciiTheme="majorHAnsi" w:hAnsiTheme="majorHAnsi"/>
+          <w:bCs/>
+          <w:sz w:val="18"/>
+          <w:szCs w:val="18"/>
+        </w:rPr>
+        <w:t xml:space="preserve"> object for the request to proceed</w:t>
+      </w:r>
+    </w:p>
+    <w:p>
+      <w:pPr>
+        <w:pStyle w:val="ListParagraph"/>
+        <w:rPr>
+          <w:rFonts w:asciiTheme="majorHAnsi" w:hAnsiTheme="majorHAnsi"/>
+          <w:bCs/>
+          <w:i/>
+          <w:iCs/>
+          <w:sz w:val="18"/>
+          <w:szCs w:val="18"/>
+        </w:rPr>
+      </w:pPr>
+      <w:r>
+        <w:rPr>
+          <w:rFonts w:asciiTheme="majorHAnsi" w:hAnsiTheme="majorHAnsi"/>
+          <w:bCs/>
+          <w:sz w:val="18"/>
+          <w:szCs w:val="18"/>
+        </w:rPr>
+        <w:t xml:space="preserve">  </w:t>
+      </w:r>
+      <w:r>
+        <w:rPr>
+          <w:rFonts w:asciiTheme="majorHAnsi" w:hAnsiTheme="majorHAnsi"/>
+          <w:bCs/>
+          <w:i/>
+          <w:iCs/>
+          <w:sz w:val="18"/>
+          <w:szCs w:val="18"/>
+        </w:rPr>
+        <w:t>},</w:t>
+      </w:r>
+    </w:p>
+    <w:p>
+      <w:pPr>
+        <w:pStyle w:val="ListParagraph"/>
+        <w:rPr>
+          <w:rFonts w:asciiTheme="majorHAnsi" w:hAnsiTheme="majorHAnsi"/>
+          <w:bCs/>
+          <w:i/>
+          <w:iCs/>
+          <w:sz w:val="18"/>
+          <w:szCs w:val="18"/>
+        </w:rPr>
+      </w:pPr>
+      <w:r>
+        <w:rPr>
+          <w:rFonts w:asciiTheme="majorHAnsi" w:hAnsiTheme="majorHAnsi"/>
+          <w:bCs/>
+          <w:i/>
+          <w:iCs/>
+          <w:sz w:val="18"/>
+          <w:szCs w:val="18"/>
+        </w:rPr>
+        <w:t xml:space="preserve">  (</w:t>
+      </w:r>
+      <w:proofErr w:type="gramStart"/>
+      <w:r>
+        <w:rPr>
+          <w:rFonts w:asciiTheme="majorHAnsi" w:hAnsiTheme="majorHAnsi"/>
+          <w:bCs/>
+          <w:i/>
+          <w:iCs/>
+          <w:sz w:val="18"/>
+          <w:szCs w:val="18"/>
+        </w:rPr>
+        <w:t>error</w:t>
+      </w:r>
+      <w:proofErr w:type="gramEnd"/>
+      <w:r>
+        <w:rPr>
+          <w:rFonts w:asciiTheme="majorHAnsi" w:hAnsiTheme="majorHAnsi"/>
+          <w:bCs/>
+          <w:i/>
+          <w:iCs/>
+          <w:sz w:val="18"/>
+          <w:szCs w:val="18"/>
+        </w:rPr>
+        <w:t>) =&gt; {</w:t>
+      </w:r>
+    </w:p>
+    <w:p>
+      <w:pPr>
+        <w:pStyle w:val="ListParagraph"/>
+        <w:rPr>
+          <w:rFonts w:asciiTheme="majorHAnsi" w:hAnsiTheme="majorHAnsi"/>
+          <w:bCs/>
+          <w:sz w:val="18"/>
+          <w:szCs w:val="18"/>
+        </w:rPr>
+      </w:pPr>
+      <w:r>
+        <w:rPr>
+          <w:rFonts w:asciiTheme="majorHAnsi" w:hAnsiTheme="majorHAnsi"/>
+          <w:bCs/>
+          <w:i/>
+          <w:iCs/>
+          <w:sz w:val="18"/>
+          <w:szCs w:val="18"/>
+        </w:rPr>
+        <w:t xml:space="preserve">    </w:t>
+      </w:r>
+      <w:proofErr w:type="gramStart"/>
+      <w:r>
+        <w:rPr>
+          <w:rFonts w:asciiTheme="majorHAnsi" w:hAnsiTheme="majorHAnsi"/>
+          <w:bCs/>
+          <w:i/>
+          <w:iCs/>
+          <w:sz w:val="18"/>
+          <w:szCs w:val="18"/>
+        </w:rPr>
+        <w:t>if</w:t>
+      </w:r>
+      <w:proofErr w:type="gramEnd"/>
+      <w:r>
+        <w:rPr>
+          <w:rFonts w:asciiTheme="majorHAnsi" w:hAnsiTheme="majorHAnsi"/>
+          <w:bCs/>
+          <w:i/>
+          <w:iCs/>
+          <w:sz w:val="18"/>
+          <w:szCs w:val="18"/>
+        </w:rPr>
+        <w:t xml:space="preserve"> (</w:t>
+      </w:r>
+      <w:proofErr w:type="spellStart"/>
+      <w:r>
+        <w:rPr>
+          <w:rFonts w:asciiTheme="majorHAnsi" w:hAnsiTheme="majorHAnsi"/>
+          <w:bCs/>
+          <w:i/>
+          <w:iCs/>
+          <w:sz w:val="18"/>
+          <w:szCs w:val="18"/>
+        </w:rPr>
+        <w:t>error.response</w:t>
+      </w:r>
+      <w:proofErr w:type="spellEnd"/>
+      <w:r>
+        <w:rPr>
+          <w:rFonts w:asciiTheme="majorHAnsi" w:hAnsiTheme="majorHAnsi"/>
+          <w:bCs/>
+          <w:i/>
+          <w:iCs/>
+          <w:sz w:val="18"/>
+          <w:szCs w:val="18"/>
+        </w:rPr>
+        <w:t>?.</w:t>
+      </w:r>
+      <w:proofErr w:type="gramStart"/>
+      <w:r>
+        <w:rPr>
+          <w:rFonts w:asciiTheme="majorHAnsi" w:hAnsiTheme="majorHAnsi"/>
+          <w:bCs/>
+          <w:i/>
+          <w:iCs/>
+          <w:sz w:val="18"/>
+          <w:szCs w:val="18"/>
+        </w:rPr>
+        <w:t>status</w:t>
+      </w:r>
+      <w:proofErr w:type="gramEnd"/>
+      <w:r>
+        <w:rPr>
+          <w:rFonts w:asciiTheme="majorHAnsi" w:hAnsiTheme="majorHAnsi"/>
+          <w:bCs/>
+          <w:i/>
+          <w:iCs/>
+          <w:sz w:val="18"/>
+          <w:szCs w:val="18"/>
+        </w:rPr>
+        <w:t xml:space="preserve"> === 401) {</w:t>
+      </w:r>
+      <w:r>
+        <w:rPr>
+          <w:rFonts w:asciiTheme="majorHAnsi" w:hAnsiTheme="majorHAnsi"/>
+          <w:bCs/>
+          <w:sz w:val="18"/>
+          <w:szCs w:val="18"/>
+        </w:rPr>
+        <w:t xml:space="preserve"> // Any status codes outside 2xx trigger this</w:t>
+      </w:r>
+    </w:p>
+    <w:p>
+      <w:pPr>
+        <w:pStyle w:val="ListParagraph"/>
+        <w:rPr>
+          <w:rFonts w:asciiTheme="majorHAnsi" w:hAnsiTheme="majorHAnsi"/>
+          <w:bCs/>
+          <w:sz w:val="18"/>
+          <w:szCs w:val="18"/>
+        </w:rPr>
+      </w:pPr>
+      <w:r>
+        <w:rPr>
+          <w:rFonts w:asciiTheme="majorHAnsi" w:hAnsiTheme="majorHAnsi"/>
+          <w:bCs/>
+          <w:sz w:val="18"/>
+          <w:szCs w:val="18"/>
+        </w:rPr>
+        <w:t xml:space="preserve">      </w:t>
+      </w:r>
+      <w:proofErr w:type="spellStart"/>
+      <w:proofErr w:type="gramStart"/>
+      <w:r>
+        <w:rPr>
+          <w:rFonts w:asciiTheme="majorHAnsi" w:hAnsiTheme="majorHAnsi"/>
+          <w:bCs/>
+          <w:i/>
+          <w:iCs/>
+          <w:sz w:val="18"/>
+          <w:szCs w:val="18"/>
+        </w:rPr>
+        <w:t>sessionStorage.removeItem</w:t>
+      </w:r>
+      <w:proofErr w:type="spellEnd"/>
+      <w:r>
+        <w:rPr>
+          <w:rFonts w:asciiTheme="majorHAnsi" w:hAnsiTheme="majorHAnsi"/>
+          <w:bCs/>
+          <w:i/>
+          <w:iCs/>
+          <w:sz w:val="18"/>
+          <w:szCs w:val="18"/>
         </w:rPr>
         <w:t>(</w:t>
       </w:r>
       <w:proofErr w:type="gramEnd"/>
-    </w:p>
-    <w:p>
-      <w:pPr>
-        <w:pStyle w:val="ListParagraph"/>
+      <w:r>
         <w:rPr>
           <w:rFonts w:asciiTheme="majorHAnsi" w:hAnsiTheme="majorHAnsi"/>
           <w:bCs/>
           <w:i/>
           <w:iCs/>
-        </w:rPr>
-      </w:pPr>
+          <w:sz w:val="18"/>
+          <w:szCs w:val="18"/>
+        </w:rPr>
+        <w:t>'</w:t>
+      </w:r>
+      <w:proofErr w:type="spellStart"/>
       <w:r>
         <w:rPr>
           <w:rFonts w:asciiTheme="majorHAnsi" w:hAnsiTheme="majorHAnsi"/>
           <w:bCs/>
           <w:i/>
           <w:iCs/>
-        </w:rPr>
-        <w:t xml:space="preserve">  (</w:t>
-      </w:r>
-      <w:proofErr w:type="spellStart"/>
+          <w:sz w:val="18"/>
+          <w:szCs w:val="18"/>
+        </w:rPr>
+        <w:t>authToken</w:t>
+      </w:r>
+      <w:proofErr w:type="spellEnd"/>
+      <w:r>
+        <w:rPr>
+          <w:rFonts w:asciiTheme="majorHAnsi" w:hAnsiTheme="majorHAnsi"/>
+          <w:bCs/>
+          <w:i/>
+          <w:iCs/>
+          <w:sz w:val="18"/>
+          <w:szCs w:val="18"/>
+        </w:rPr>
+        <w:t>');</w:t>
+      </w:r>
+      <w:r>
+        <w:rPr>
+          <w:rFonts w:asciiTheme="majorHAnsi" w:hAnsiTheme="majorHAnsi"/>
+          <w:bCs/>
+          <w:i/>
+          <w:iCs/>
+          <w:sz w:val="18"/>
+          <w:szCs w:val="18"/>
+        </w:rPr>
+        <w:t xml:space="preserve"> </w:t>
+      </w:r>
+      <w:r>
+        <w:rPr>
+          <w:rFonts w:asciiTheme="majorHAnsi" w:hAnsiTheme="majorHAnsi"/>
+          <w:bCs/>
+          <w:sz w:val="18"/>
+          <w:szCs w:val="18"/>
+        </w:rPr>
+        <w:t>// Token is invalid! Clear the stored token and redirect to login.</w:t>
+      </w:r>
+    </w:p>
+    <w:p>
+      <w:pPr>
+        <w:pStyle w:val="ListParagraph"/>
+        <w:rPr>
+          <w:rFonts w:asciiTheme="majorHAnsi" w:hAnsiTheme="majorHAnsi"/>
+          <w:bCs/>
+          <w:sz w:val="18"/>
+          <w:szCs w:val="18"/>
+        </w:rPr>
+      </w:pPr>
+      <w:r>
+        <w:rPr>
+          <w:rFonts w:asciiTheme="majorHAnsi" w:hAnsiTheme="majorHAnsi"/>
+          <w:bCs/>
+          <w:sz w:val="18"/>
+          <w:szCs w:val="18"/>
+        </w:rPr>
+        <w:t xml:space="preserve">      </w:t>
+      </w:r>
+      <w:proofErr w:type="spellStart"/>
+      <w:r>
+        <w:rPr>
+          <w:rFonts w:asciiTheme="majorHAnsi" w:hAnsiTheme="majorHAnsi"/>
+          <w:bCs/>
+          <w:i/>
+          <w:iCs/>
+          <w:sz w:val="18"/>
+          <w:szCs w:val="18"/>
+        </w:rPr>
+        <w:t>window.location.href</w:t>
+      </w:r>
+      <w:proofErr w:type="spellEnd"/>
+      <w:r>
+        <w:rPr>
+          <w:rFonts w:asciiTheme="majorHAnsi" w:hAnsiTheme="majorHAnsi"/>
+          <w:bCs/>
+          <w:i/>
+          <w:iCs/>
+          <w:sz w:val="18"/>
+          <w:szCs w:val="18"/>
+        </w:rPr>
+        <w:t xml:space="preserve"> = '/login'</w:t>
+      </w:r>
+      <w:r>
+        <w:rPr>
+          <w:rFonts w:asciiTheme="majorHAnsi" w:hAnsiTheme="majorHAnsi"/>
+          <w:bCs/>
+          <w:sz w:val="18"/>
+          <w:szCs w:val="18"/>
+        </w:rPr>
+        <w:t>; // Redirect to login page</w:t>
+      </w:r>
+    </w:p>
+    <w:p>
+      <w:pPr>
+        <w:pStyle w:val="ListParagraph"/>
+        <w:rPr>
+          <w:rFonts w:asciiTheme="majorHAnsi" w:hAnsiTheme="majorHAnsi"/>
+          <w:bCs/>
+          <w:i/>
+          <w:iCs/>
+          <w:sz w:val="18"/>
+          <w:szCs w:val="18"/>
+        </w:rPr>
+      </w:pPr>
+      <w:r>
+        <w:rPr>
+          <w:rFonts w:asciiTheme="majorHAnsi" w:hAnsiTheme="majorHAnsi"/>
+          <w:bCs/>
+          <w:i/>
+          <w:iCs/>
+          <w:sz w:val="18"/>
+          <w:szCs w:val="18"/>
+        </w:rPr>
+        <w:t xml:space="preserve">    }</w:t>
+      </w:r>
+    </w:p>
+    <w:p>
+      <w:pPr>
+        <w:pStyle w:val="ListParagraph"/>
+        <w:rPr>
+          <w:rFonts w:asciiTheme="majorHAnsi" w:hAnsiTheme="majorHAnsi"/>
+          <w:bCs/>
+          <w:i/>
+          <w:iCs/>
+          <w:sz w:val="18"/>
+          <w:szCs w:val="18"/>
+        </w:rPr>
+      </w:pPr>
+      <w:r>
+        <w:rPr>
+          <w:rFonts w:asciiTheme="majorHAnsi" w:hAnsiTheme="majorHAnsi"/>
+          <w:bCs/>
+          <w:i/>
+          <w:iCs/>
+          <w:sz w:val="18"/>
+          <w:szCs w:val="18"/>
+        </w:rPr>
+        <w:t xml:space="preserve">    </w:t>
+      </w:r>
       <w:proofErr w:type="gramStart"/>
       <w:r>
         <w:rPr>
@@ -8097,10 +8912,11 @@
           <w:bCs/>
           <w:i/>
           <w:iCs/>
-        </w:rPr>
-        <w:t>config</w:t>
-      </w:r>
-      <w:proofErr w:type="spellEnd"/>
+          <w:sz w:val="18"/>
+          <w:szCs w:val="18"/>
+        </w:rPr>
+        <w:t>return</w:t>
+      </w:r>
       <w:proofErr w:type="gramEnd"/>
       <w:r>
         <w:rPr>
@@ -8108,13 +8924,13 @@
           <w:bCs/>
           <w:i/>
           <w:iCs/>
-        </w:rPr>
-        <w:t>) =&gt; {</w:t>
-      </w:r>
-    </w:p>
-    <w:p>
-      <w:pPr>
-        <w:pStyle w:val="ListParagraph"/>
+          <w:sz w:val="18"/>
+          <w:szCs w:val="18"/>
+        </w:rPr>
+        <w:t xml:space="preserve"> </w:t>
+      </w:r>
+      <w:proofErr w:type="spellStart"/>
+      <w:r>
         <w:rPr>
           <w:rFonts w:asciiTheme="majorHAnsi" w:hAnsiTheme="majorHAnsi"/>
           <w:bCs/>
@@ -8123,13 +8939,253 @@
           <w:sz w:val="18"/>
           <w:szCs w:val="18"/>
         </w:rPr>
-      </w:pPr>
+        <w:t>Promise.reject</w:t>
+      </w:r>
+      <w:proofErr w:type="spellEnd"/>
       <w:r>
         <w:rPr>
           <w:rFonts w:asciiTheme="majorHAnsi" w:hAnsiTheme="majorHAnsi"/>
           <w:bCs/>
           <w:i/>
           <w:iCs/>
+          <w:sz w:val="18"/>
+          <w:szCs w:val="18"/>
+        </w:rPr>
+        <w:t>(error);</w:t>
+      </w:r>
+      <w:r>
+        <w:rPr>
+          <w:rFonts w:asciiTheme="majorHAnsi" w:hAnsiTheme="majorHAnsi"/>
+          <w:bCs/>
+          <w:i/>
+          <w:iCs/>
+          <w:sz w:val="18"/>
+          <w:szCs w:val="18"/>
+        </w:rPr>
+        <w:t xml:space="preserve">  }</w:t>
+      </w:r>
+    </w:p>
+    <w:p>
+      <w:pPr>
+        <w:pStyle w:val="ListParagraph"/>
+        <w:rPr>
+          <w:rFonts w:asciiTheme="majorHAnsi" w:hAnsiTheme="majorHAnsi"/>
+          <w:bCs/>
+          <w:i/>
+          <w:iCs/>
+          <w:sz w:val="18"/>
+          <w:szCs w:val="18"/>
+        </w:rPr>
+      </w:pPr>
+      <w:r>
+        <w:rPr>
+          <w:rFonts w:asciiTheme="majorHAnsi" w:hAnsiTheme="majorHAnsi"/>
+          <w:bCs/>
+          <w:i/>
+          <w:iCs/>
+          <w:sz w:val="18"/>
+          <w:szCs w:val="18"/>
+        </w:rPr>
+        <w:t>);</w:t>
+      </w:r>
+    </w:p>
+    <w:p>
+      <w:pPr>
+        <w:pStyle w:val="ListParagraph"/>
+        <w:rPr>
+          <w:rFonts w:asciiTheme="majorHAnsi" w:hAnsiTheme="majorHAnsi"/>
+          <w:bCs/>
+          <w:i/>
+          <w:iCs/>
+          <w:sz w:val="18"/>
+          <w:szCs w:val="18"/>
+        </w:rPr>
+      </w:pPr>
+      <w:proofErr w:type="gramStart"/>
+      <w:r>
+        <w:rPr>
+          <w:rFonts w:asciiTheme="majorHAnsi" w:hAnsiTheme="majorHAnsi"/>
+          <w:bCs/>
+          <w:i/>
+          <w:iCs/>
+          <w:sz w:val="18"/>
+          <w:szCs w:val="18"/>
+        </w:rPr>
+        <w:t>export</w:t>
+      </w:r>
+      <w:proofErr w:type="gramEnd"/>
+      <w:r>
+        <w:rPr>
+          <w:rFonts w:asciiTheme="majorHAnsi" w:hAnsiTheme="majorHAnsi"/>
+          <w:bCs/>
+          <w:i/>
+          <w:iCs/>
+          <w:sz w:val="18"/>
+          <w:szCs w:val="18"/>
+        </w:rPr>
+        <w:t xml:space="preserve"> default </w:t>
+      </w:r>
+      <w:proofErr w:type="spellStart"/>
+      <w:r>
+        <w:rPr>
+          <w:rFonts w:asciiTheme="majorHAnsi" w:hAnsiTheme="majorHAnsi"/>
+          <w:bCs/>
+          <w:i/>
+          <w:iCs/>
+          <w:sz w:val="18"/>
+          <w:szCs w:val="18"/>
+        </w:rPr>
+        <w:t>apiClient</w:t>
+      </w:r>
+      <w:proofErr w:type="spellEnd"/>
+      <w:r>
+        <w:rPr>
+          <w:rFonts w:asciiTheme="majorHAnsi" w:hAnsiTheme="majorHAnsi"/>
+          <w:bCs/>
+          <w:i/>
+          <w:iCs/>
+          <w:sz w:val="18"/>
+          <w:szCs w:val="18"/>
+        </w:rPr>
+        <w:t>;</w:t>
+      </w:r>
+    </w:p>
+    <w:p>
+      <w:pPr>
+        <w:pStyle w:val="ListParagraph"/>
+        <w:rPr>
+          <w:rFonts w:asciiTheme="majorHAnsi" w:hAnsiTheme="majorHAnsi"/>
+          <w:bCs/>
+        </w:rPr>
+      </w:pPr>
+    </w:p>
+    <w:p>
+      <w:pPr>
+        <w:pStyle w:val="ListParagraph"/>
+        <w:rPr>
+          <w:rFonts w:asciiTheme="majorHAnsi" w:hAnsiTheme="majorHAnsi"/>
+          <w:bCs/>
+        </w:rPr>
+      </w:pPr>
+      <w:r>
+        <w:rPr>
+          <w:rFonts w:asciiTheme="majorHAnsi" w:hAnsiTheme="majorHAnsi"/>
+          <w:bCs/>
+        </w:rPr>
+        <w:t xml:space="preserve">Step </w:t>
+      </w:r>
+      <w:proofErr w:type="gramStart"/>
+      <w:r>
+        <w:rPr>
+          <w:rFonts w:asciiTheme="majorHAnsi" w:hAnsiTheme="majorHAnsi"/>
+          <w:bCs/>
+        </w:rPr>
+        <w:t>2 :</w:t>
+      </w:r>
+      <w:proofErr w:type="gramEnd"/>
+      <w:r>
+        <w:rPr>
+          <w:rFonts w:asciiTheme="majorHAnsi" w:hAnsiTheme="majorHAnsi"/>
+          <w:bCs/>
+        </w:rPr>
+        <w:t xml:space="preserve"> </w:t>
+      </w:r>
+      <w:r>
+        <w:rPr>
+          <w:rFonts w:asciiTheme="majorHAnsi" w:hAnsiTheme="majorHAnsi"/>
+          <w:bCs/>
+        </w:rPr>
+        <w:t xml:space="preserve">Now, anywhere in our React app, </w:t>
+      </w:r>
+      <w:r>
+        <w:rPr>
+          <w:rFonts w:asciiTheme="majorHAnsi" w:hAnsiTheme="majorHAnsi"/>
+          <w:bCs/>
+        </w:rPr>
+        <w:t xml:space="preserve">we need to </w:t>
+      </w:r>
+      <w:r>
+        <w:rPr>
+          <w:rFonts w:asciiTheme="majorHAnsi" w:hAnsiTheme="majorHAnsi"/>
+          <w:bCs/>
+        </w:rPr>
+        <w:t xml:space="preserve">import this instance instead of the default </w:t>
+      </w:r>
+      <w:proofErr w:type="spellStart"/>
+      <w:r>
+        <w:rPr>
+          <w:rFonts w:asciiTheme="majorHAnsi" w:hAnsiTheme="majorHAnsi"/>
+          <w:bCs/>
+        </w:rPr>
+        <w:t>axios</w:t>
+      </w:r>
+      <w:proofErr w:type="spellEnd"/>
+      <w:r>
+        <w:rPr>
+          <w:rFonts w:asciiTheme="majorHAnsi" w:hAnsiTheme="majorHAnsi"/>
+          <w:bCs/>
+        </w:rPr>
+        <w:t>. It will automatically have the interceptor attached.</w:t>
+      </w:r>
+    </w:p>
+    <w:p>
+      <w:pPr>
+        <w:pStyle w:val="ListParagraph"/>
+        <w:rPr>
+          <w:rFonts w:asciiTheme="majorHAnsi" w:hAnsiTheme="majorHAnsi"/>
+          <w:bCs/>
+          <w:i/>
+          <w:iCs/>
+        </w:rPr>
+      </w:pPr>
+      <w:proofErr w:type="spellStart"/>
+      <w:proofErr w:type="gramStart"/>
+      <w:r>
+        <w:rPr>
+          <w:rFonts w:asciiTheme="majorHAnsi" w:hAnsiTheme="majorHAnsi"/>
+          <w:bCs/>
+          <w:i/>
+          <w:iCs/>
+        </w:rPr>
+        <w:t>useEffect</w:t>
+      </w:r>
+      <w:proofErr w:type="spellEnd"/>
+      <w:r>
+        <w:rPr>
+          <w:rFonts w:asciiTheme="majorHAnsi" w:hAnsiTheme="majorHAnsi"/>
+          <w:bCs/>
+          <w:i/>
+          <w:iCs/>
+        </w:rPr>
+        <w:t>(</w:t>
+      </w:r>
+      <w:proofErr w:type="gramEnd"/>
+      <w:r>
+        <w:rPr>
+          <w:rFonts w:asciiTheme="majorHAnsi" w:hAnsiTheme="majorHAnsi"/>
+          <w:bCs/>
+          <w:i/>
+          <w:iCs/>
+        </w:rPr>
+        <w:t>() =&gt; {</w:t>
+      </w:r>
+    </w:p>
+    <w:p>
+      <w:pPr>
+        <w:pStyle w:val="ListParagraph"/>
+        <w:rPr>
+          <w:rFonts w:asciiTheme="majorHAnsi" w:hAnsiTheme="majorHAnsi"/>
+          <w:bCs/>
+          <w:i/>
+          <w:iCs/>
+        </w:rPr>
+      </w:pPr>
+      <w:r>
+        <w:rPr>
+          <w:rFonts w:asciiTheme="majorHAnsi" w:hAnsiTheme="majorHAnsi"/>
+          <w:bCs/>
+          <w:i/>
+          <w:iCs/>
         </w:rPr>
         <w:t xml:space="preserve">    </w:t>
       </w:r>
@@ -8151,7 +9207,7 @@
           <w:i/>
           <w:iCs/>
         </w:rPr>
-        <w:t xml:space="preserve"> token = </w:t>
+        <w:t xml:space="preserve"> </w:t>
       </w:r>
       <w:proofErr w:type="spellStart"/>
       <w:r>
@@ -8161,7 +9217,7 @@
           <w:i/>
           <w:iCs/>
         </w:rPr>
-        <w:t>sessionStorage.getItem</w:t>
+        <w:t>fetchData</w:t>
       </w:r>
       <w:proofErr w:type="spellEnd"/>
       <w:r>
@@ -8171,7 +9227,7 @@
           <w:i/>
           <w:iCs/>
         </w:rPr>
-        <w:t>('</w:t>
+        <w:t xml:space="preserve"> = </w:t>
       </w:r>
       <w:proofErr w:type="spellStart"/>
       <w:r>
@@ -8181,8 +9237,9 @@
           <w:i/>
           <w:iCs/>
         </w:rPr>
-        <w:t>authT</w:t>
-      </w:r>
+        <w:t>async</w:t>
+      </w:r>
+      <w:proofErr w:type="spellEnd"/>
       <w:r>
         <w:rPr>
           <w:rFonts w:asciiTheme="majorHAnsi" w:hAnsiTheme="majorHAnsi"/>
@@ -8190,38 +9247,39 @@
           <w:i/>
           <w:iCs/>
         </w:rPr>
-        <w:t>oken</w:t>
-      </w:r>
-      <w:proofErr w:type="spellEnd"/>
-      <w:r>
+        <w:t xml:space="preserve"> () =&gt; {</w:t>
+      </w:r>
+    </w:p>
+    <w:p>
+      <w:pPr>
+        <w:pStyle w:val="ListParagraph"/>
         <w:rPr>
           <w:rFonts w:asciiTheme="majorHAnsi" w:hAnsiTheme="majorHAnsi"/>
           <w:bCs/>
           <w:i/>
           <w:iCs/>
         </w:rPr>
-        <w:t xml:space="preserve">');  </w:t>
-      </w:r>
+      </w:pPr>
       <w:r>
         <w:rPr>
           <w:rFonts w:asciiTheme="majorHAnsi" w:hAnsiTheme="majorHAnsi"/>
           <w:bCs/>
-          <w:sz w:val="18"/>
-          <w:szCs w:val="18"/>
-        </w:rPr>
-        <w:t>// Get the token from our chosen storage</w:t>
-      </w:r>
-    </w:p>
-    <w:p>
-      <w:pPr>
-        <w:pStyle w:val="ListParagraph"/>
+          <w:i/>
+          <w:iCs/>
+        </w:rPr>
+        <w:t xml:space="preserve">      </w:t>
+      </w:r>
+      <w:proofErr w:type="gramStart"/>
+      <w:r>
         <w:rPr>
           <w:rFonts w:asciiTheme="majorHAnsi" w:hAnsiTheme="majorHAnsi"/>
           <w:bCs/>
           <w:i/>
           <w:iCs/>
         </w:rPr>
-      </w:pPr>
+        <w:t>try</w:t>
+      </w:r>
+      <w:proofErr w:type="gramEnd"/>
       <w:r>
         <w:rPr>
           <w:rFonts w:asciiTheme="majorHAnsi" w:hAnsiTheme="majorHAnsi"/>
@@ -8229,16 +9287,29 @@
           <w:i/>
           <w:iCs/>
         </w:rPr>
-        <w:t xml:space="preserve">    </w:t>
-      </w:r>
-      <w:r>
+        <w:t xml:space="preserve"> {</w:t>
+      </w:r>
+    </w:p>
+    <w:p>
+      <w:pPr>
+        <w:pStyle w:val="ListParagraph"/>
         <w:rPr>
           <w:rFonts w:asciiTheme="majorHAnsi" w:hAnsiTheme="majorHAnsi"/>
           <w:bCs/>
           <w:i/>
           <w:iCs/>
-        </w:rPr>
-        <w:t xml:space="preserve">    </w:t>
+          <w:sz w:val="18"/>
+          <w:szCs w:val="18"/>
+        </w:rPr>
+      </w:pPr>
+      <w:r>
+        <w:rPr>
+          <w:rFonts w:asciiTheme="majorHAnsi" w:hAnsiTheme="majorHAnsi"/>
+          <w:bCs/>
+          <w:i/>
+          <w:iCs/>
+        </w:rPr>
+        <w:t xml:space="preserve">        </w:t>
       </w:r>
       <w:proofErr w:type="gramStart"/>
       <w:r>
@@ -8248,7 +9319,7 @@
           <w:i/>
           <w:iCs/>
         </w:rPr>
-        <w:t>if</w:t>
+        <w:t>const</w:t>
       </w:r>
       <w:proofErr w:type="gramEnd"/>
       <w:r>
@@ -8258,17 +9329,19 @@
           <w:i/>
           <w:iCs/>
         </w:rPr>
-        <w:t xml:space="preserve"> (token) {</w:t>
-      </w:r>
-    </w:p>
-    <w:p>
-      <w:pPr>
-        <w:pStyle w:val="ListParagraph"/>
+        <w:t xml:space="preserve"> response = await </w:t>
+      </w:r>
+      <w:proofErr w:type="spellStart"/>
+      <w:r>
         <w:rPr>
           <w:rFonts w:asciiTheme="majorHAnsi" w:hAnsiTheme="majorHAnsi"/>
           <w:bCs/>
-        </w:rPr>
-      </w:pPr>
+          <w:i/>
+          <w:iCs/>
+        </w:rPr>
+        <w:t>apiClient.get</w:t>
+      </w:r>
+      <w:proofErr w:type="spellEnd"/>
       <w:r>
         <w:rPr>
           <w:rFonts w:asciiTheme="majorHAnsi" w:hAnsiTheme="majorHAnsi"/>
@@ -8276,7 +9349,45 @@
           <w:i/>
           <w:iCs/>
         </w:rPr>
-        <w:t xml:space="preserve">      </w:t>
+        <w:t>('/profile');</w:t>
+      </w:r>
+      <w:r>
+        <w:rPr>
+          <w:rFonts w:asciiTheme="majorHAnsi" w:hAnsiTheme="majorHAnsi"/>
+          <w:bCs/>
+          <w:i/>
+          <w:iCs/>
+        </w:rPr>
+        <w:t xml:space="preserve"> </w:t>
+      </w:r>
+      <w:r>
+        <w:rPr>
+          <w:rFonts w:asciiTheme="majorHAnsi" w:hAnsiTheme="majorHAnsi"/>
+          <w:bCs/>
+          <w:sz w:val="18"/>
+          <w:szCs w:val="18"/>
+        </w:rPr>
+        <w:t>// No need to manually set headers! The interceptor does it.</w:t>
+      </w:r>
+    </w:p>
+    <w:p>
+      <w:pPr>
+        <w:pStyle w:val="ListParagraph"/>
+        <w:rPr>
+          <w:rFonts w:asciiTheme="majorHAnsi" w:hAnsiTheme="majorHAnsi"/>
+          <w:bCs/>
+          <w:i/>
+          <w:iCs/>
+        </w:rPr>
+      </w:pPr>
+      <w:r>
+        <w:rPr>
+          <w:rFonts w:asciiTheme="majorHAnsi" w:hAnsiTheme="majorHAnsi"/>
+          <w:bCs/>
+          <w:i/>
+          <w:iCs/>
+        </w:rPr>
+        <w:t xml:space="preserve">        </w:t>
       </w:r>
       <w:proofErr w:type="spellStart"/>
       <w:proofErr w:type="gramStart"/>
@@ -8287,7 +9398,7 @@
           <w:i/>
           <w:iCs/>
         </w:rPr>
-        <w:t>config.headers</w:t>
+        <w:t>setUserData</w:t>
       </w:r>
       <w:proofErr w:type="spellEnd"/>
       <w:r>
@@ -8297,8 +9408,9 @@
           <w:i/>
           <w:iCs/>
         </w:rPr>
-        <w:t>[</w:t>
-      </w:r>
+        <w:t>(</w:t>
+      </w:r>
+      <w:proofErr w:type="spellStart"/>
       <w:proofErr w:type="gramEnd"/>
       <w:r>
         <w:rPr>
@@ -8307,8 +9419,9 @@
           <w:i/>
           <w:iCs/>
         </w:rPr>
-        <w:t>'Authorization'] = `Bearer ${token}`;</w:t>
-      </w:r>
+        <w:t>response.data</w:t>
+      </w:r>
+      <w:proofErr w:type="spellEnd"/>
       <w:r>
         <w:rPr>
           <w:rFonts w:asciiTheme="majorHAnsi" w:hAnsiTheme="majorHAnsi"/>
@@ -8316,54 +9429,60 @@
           <w:i/>
           <w:iCs/>
         </w:rPr>
-        <w:t xml:space="preserve"> </w:t>
-      </w:r>
-      <w:r>
+        <w:t>);</w:t>
+      </w:r>
+    </w:p>
+    <w:p>
+      <w:pPr>
+        <w:pStyle w:val="ListParagraph"/>
         <w:rPr>
           <w:rFonts w:asciiTheme="majorHAnsi" w:hAnsiTheme="majorHAnsi"/>
           <w:bCs/>
-          <w:sz w:val="18"/>
-          <w:szCs w:val="18"/>
-        </w:rPr>
-        <w:t>// add token to Authorization it to the headers</w:t>
-      </w:r>
-    </w:p>
-    <w:p>
-      <w:pPr>
-        <w:pStyle w:val="ListParagraph"/>
+          <w:i/>
+          <w:iCs/>
+        </w:rPr>
+      </w:pPr>
+      <w:r>
         <w:rPr>
           <w:rFonts w:asciiTheme="majorHAnsi" w:hAnsiTheme="majorHAnsi"/>
           <w:bCs/>
-        </w:rPr>
-      </w:pPr>
-      <w:r>
+          <w:i/>
+          <w:iCs/>
+        </w:rPr>
+        <w:t xml:space="preserve">      } catch (error) {</w:t>
+      </w:r>
+    </w:p>
+    <w:p>
+      <w:pPr>
+        <w:pStyle w:val="ListParagraph"/>
         <w:rPr>
           <w:rFonts w:asciiTheme="majorHAnsi" w:hAnsiTheme="majorHAnsi"/>
           <w:bCs/>
           <w:i/>
           <w:iCs/>
         </w:rPr>
-        <w:t xml:space="preserve">    }</w:t>
-      </w:r>
-    </w:p>
-    <w:p>
-      <w:pPr>
-        <w:pStyle w:val="ListParagraph"/>
+      </w:pPr>
+      <w:r>
         <w:rPr>
           <w:rFonts w:asciiTheme="majorHAnsi" w:hAnsiTheme="majorHAnsi"/>
           <w:bCs/>
-          <w:sz w:val="18"/>
-          <w:szCs w:val="18"/>
-        </w:rPr>
-      </w:pPr>
+          <w:i/>
+          <w:iCs/>
+        </w:rPr>
+        <w:t xml:space="preserve">        </w:t>
+      </w:r>
+      <w:proofErr w:type="spellStart"/>
+      <w:proofErr w:type="gramStart"/>
       <w:r>
         <w:rPr>
           <w:rFonts w:asciiTheme="majorHAnsi" w:hAnsiTheme="majorHAnsi"/>
           <w:bCs/>
-        </w:rPr>
-        <w:t xml:space="preserve">    </w:t>
-      </w:r>
-      <w:proofErr w:type="gramStart"/>
+          <w:i/>
+          <w:iCs/>
+        </w:rPr>
+        <w:t>console.error</w:t>
+      </w:r>
+      <w:proofErr w:type="spellEnd"/>
       <w:r>
         <w:rPr>
           <w:rFonts w:asciiTheme="majorHAnsi" w:hAnsiTheme="majorHAnsi"/>
@@ -8371,7 +9490,7 @@
           <w:i/>
           <w:iCs/>
         </w:rPr>
-        <w:t>return</w:t>
+        <w:t>(</w:t>
       </w:r>
       <w:proofErr w:type="gramEnd"/>
       <w:r>
@@ -8381,19 +9500,19 @@
           <w:i/>
           <w:iCs/>
         </w:rPr>
-        <w:t xml:space="preserve"> </w:t>
-      </w:r>
-      <w:proofErr w:type="spellStart"/>
-      <w:r>
+        <w:t>'Failed to fetch profile', error);</w:t>
+      </w:r>
+    </w:p>
+    <w:p>
+      <w:pPr>
+        <w:pStyle w:val="ListParagraph"/>
         <w:rPr>
           <w:rFonts w:asciiTheme="majorHAnsi" w:hAnsiTheme="majorHAnsi"/>
           <w:bCs/>
           <w:i/>
           <w:iCs/>
         </w:rPr>
-        <w:t>config</w:t>
-      </w:r>
-      <w:proofErr w:type="spellEnd"/>
+      </w:pPr>
       <w:r>
         <w:rPr>
           <w:rFonts w:asciiTheme="majorHAnsi" w:hAnsiTheme="majorHAnsi"/>
@@ -8401,1036 +9520,46 @@
           <w:i/>
           <w:iCs/>
         </w:rPr>
-        <w:t>;</w:t>
-      </w:r>
-      <w:r>
+        <w:t xml:space="preserve">      }</w:t>
+      </w:r>
+    </w:p>
+    <w:p>
+      <w:pPr>
+        <w:pStyle w:val="ListParagraph"/>
         <w:rPr>
           <w:rFonts w:asciiTheme="majorHAnsi" w:hAnsiTheme="majorHAnsi"/>
           <w:bCs/>
-        </w:rPr>
-        <w:t xml:space="preserve"> </w:t>
-      </w:r>
+          <w:i/>
+          <w:iCs/>
+        </w:rPr>
+      </w:pPr>
       <w:r>
         <w:rPr>
           <w:rFonts w:asciiTheme="majorHAnsi" w:hAnsiTheme="majorHAnsi"/>
           <w:bCs/>
-          <w:sz w:val="18"/>
-          <w:szCs w:val="18"/>
-        </w:rPr>
-        <w:t xml:space="preserve">// Return the updated </w:t>
-      </w:r>
-      <w:proofErr w:type="spellStart"/>
-      <w:r>
+          <w:i/>
+          <w:iCs/>
+        </w:rPr>
+        <w:t xml:space="preserve">    };</w:t>
+      </w:r>
+    </w:p>
+    <w:p>
+      <w:pPr>
+        <w:pStyle w:val="ListParagraph"/>
         <w:rPr>
           <w:rFonts w:asciiTheme="majorHAnsi" w:hAnsiTheme="majorHAnsi"/>
           <w:bCs/>
-          <w:sz w:val="18"/>
-          <w:szCs w:val="18"/>
-        </w:rPr>
-        <w:t>config</w:t>
-      </w:r>
-      <w:proofErr w:type="spellEnd"/>
+          <w:i/>
+          <w:iCs/>
+        </w:rPr>
+      </w:pPr>
       <w:r>
         <w:rPr>
           <w:rFonts w:asciiTheme="majorHAnsi" w:hAnsiTheme="majorHAnsi"/>
           <w:bCs/>
-          <w:sz w:val="18"/>
-          <w:szCs w:val="18"/>
-        </w:rPr>
-        <w:t xml:space="preserve"> object for the request to proceed</w:t>
-      </w:r>
-    </w:p>
-    <w:p>
-      <w:pPr>
-        <w:pStyle w:val="ListParagraph"/>
-        <w:rPr>
-          <w:rFonts w:asciiTheme="majorHAnsi" w:hAnsiTheme="majorHAnsi"/>
-          <w:bCs/>
           <w:i/>
           <w:iCs/>
         </w:rPr>
-      </w:pPr>
-      <w:r>
-        <w:rPr>
-          <w:rFonts w:asciiTheme="majorHAnsi" w:hAnsiTheme="majorHAnsi"/>
-          <w:bCs/>
-          <w:sz w:val="18"/>
-          <w:szCs w:val="18"/>
-        </w:rPr>
-        <w:t xml:space="preserve"> </w:t>
-      </w:r>
-      <w:r>
-        <w:rPr>
-          <w:rFonts w:asciiTheme="majorHAnsi" w:hAnsiTheme="majorHAnsi"/>
-          <w:bCs/>
-        </w:rPr>
-        <w:t xml:space="preserve"> </w:t>
-      </w:r>
-      <w:r>
-        <w:rPr>
-          <w:rFonts w:asciiTheme="majorHAnsi" w:hAnsiTheme="majorHAnsi"/>
-          <w:bCs/>
-          <w:i/>
-          <w:iCs/>
-        </w:rPr>
-        <w:t>},</w:t>
-      </w:r>
-    </w:p>
-    <w:p>
-      <w:pPr>
-        <w:pStyle w:val="ListParagraph"/>
-        <w:rPr>
-          <w:rFonts w:asciiTheme="majorHAnsi" w:hAnsiTheme="majorHAnsi"/>
-          <w:bCs/>
-          <w:i/>
-          <w:iCs/>
-        </w:rPr>
-      </w:pPr>
-      <w:r>
-        <w:rPr>
-          <w:rFonts w:asciiTheme="majorHAnsi" w:hAnsiTheme="majorHAnsi"/>
-          <w:bCs/>
-          <w:i/>
-          <w:iCs/>
-        </w:rPr>
-        <w:t xml:space="preserve">  (</w:t>
-      </w:r>
-      <w:proofErr w:type="gramStart"/>
-      <w:r>
-        <w:rPr>
-          <w:rFonts w:asciiTheme="majorHAnsi" w:hAnsiTheme="majorHAnsi"/>
-          <w:bCs/>
-          <w:i/>
-          <w:iCs/>
-        </w:rPr>
-        <w:t>error</w:t>
-      </w:r>
-      <w:proofErr w:type="gramEnd"/>
-      <w:r>
-        <w:rPr>
-          <w:rFonts w:asciiTheme="majorHAnsi" w:hAnsiTheme="majorHAnsi"/>
-          <w:bCs/>
-          <w:i/>
-          <w:iCs/>
-        </w:rPr>
-        <w:t>) =&gt; {</w:t>
-      </w:r>
-    </w:p>
-    <w:p>
-      <w:pPr>
-        <w:pStyle w:val="ListParagraph"/>
-        <w:rPr>
-          <w:rFonts w:asciiTheme="majorHAnsi" w:hAnsiTheme="majorHAnsi"/>
-          <w:bCs/>
-        </w:rPr>
-      </w:pPr>
-      <w:r>
-        <w:rPr>
-          <w:rFonts w:asciiTheme="majorHAnsi" w:hAnsiTheme="majorHAnsi"/>
-          <w:bCs/>
-          <w:i/>
-          <w:iCs/>
-        </w:rPr>
-        <w:t xml:space="preserve">    </w:t>
-      </w:r>
-      <w:proofErr w:type="gramStart"/>
-      <w:r>
-        <w:rPr>
-          <w:rFonts w:asciiTheme="majorHAnsi" w:hAnsiTheme="majorHAnsi"/>
-          <w:bCs/>
-          <w:i/>
-          <w:iCs/>
-        </w:rPr>
-        <w:t>if</w:t>
-      </w:r>
-      <w:proofErr w:type="gramEnd"/>
-      <w:r>
-        <w:rPr>
-          <w:rFonts w:asciiTheme="majorHAnsi" w:hAnsiTheme="majorHAnsi"/>
-          <w:bCs/>
-          <w:i/>
-          <w:iCs/>
-        </w:rPr>
-        <w:t xml:space="preserve"> (</w:t>
-      </w:r>
-      <w:proofErr w:type="spellStart"/>
-      <w:r>
-        <w:rPr>
-          <w:rFonts w:asciiTheme="majorHAnsi" w:hAnsiTheme="majorHAnsi"/>
-          <w:bCs/>
-          <w:i/>
-          <w:iCs/>
-        </w:rPr>
-        <w:t>error.response</w:t>
-      </w:r>
-      <w:proofErr w:type="spellEnd"/>
-      <w:r>
-        <w:rPr>
-          <w:rFonts w:asciiTheme="majorHAnsi" w:hAnsiTheme="majorHAnsi"/>
-          <w:bCs/>
-          <w:i/>
-          <w:iCs/>
-        </w:rPr>
-        <w:t>?.</w:t>
-      </w:r>
-      <w:proofErr w:type="gramStart"/>
-      <w:r>
-        <w:rPr>
-          <w:rFonts w:asciiTheme="majorHAnsi" w:hAnsiTheme="majorHAnsi"/>
-          <w:bCs/>
-          <w:i/>
-          <w:iCs/>
-        </w:rPr>
-        <w:t>status</w:t>
-      </w:r>
-      <w:proofErr w:type="gramEnd"/>
-      <w:r>
-        <w:rPr>
-          <w:rFonts w:asciiTheme="majorHAnsi" w:hAnsiTheme="majorHAnsi"/>
-          <w:bCs/>
-          <w:i/>
-          <w:iCs/>
-        </w:rPr>
-        <w:t xml:space="preserve"> === 401) {</w:t>
-      </w:r>
-      <w:r>
-        <w:rPr>
-          <w:rFonts w:asciiTheme="majorHAnsi" w:hAnsiTheme="majorHAnsi"/>
-          <w:bCs/>
-        </w:rPr>
-        <w:t xml:space="preserve"> </w:t>
-      </w:r>
-      <w:r>
-        <w:rPr>
-          <w:rFonts w:asciiTheme="majorHAnsi" w:hAnsiTheme="majorHAnsi"/>
-          <w:bCs/>
-          <w:sz w:val="18"/>
-          <w:szCs w:val="18"/>
-        </w:rPr>
-        <w:t>// Any status codes outside 2xx trigger this</w:t>
-      </w:r>
-    </w:p>
-    <w:p>
-      <w:pPr>
-        <w:pStyle w:val="ListParagraph"/>
-        <w:rPr>
-          <w:rFonts w:asciiTheme="majorHAnsi" w:hAnsiTheme="majorHAnsi"/>
-          <w:bCs/>
-          <w:sz w:val="18"/>
-          <w:szCs w:val="18"/>
-        </w:rPr>
-      </w:pPr>
-      <w:r>
-        <w:rPr>
-          <w:rFonts w:asciiTheme="majorHAnsi" w:hAnsiTheme="majorHAnsi"/>
-          <w:bCs/>
-        </w:rPr>
-        <w:t xml:space="preserve">      </w:t>
-      </w:r>
-      <w:proofErr w:type="spellStart"/>
-      <w:proofErr w:type="gramStart"/>
-      <w:r>
-        <w:rPr>
-          <w:rFonts w:asciiTheme="majorHAnsi" w:hAnsiTheme="majorHAnsi"/>
-          <w:bCs/>
-          <w:i/>
-          <w:iCs/>
-        </w:rPr>
-        <w:t>sessionStorage.removeItem</w:t>
-      </w:r>
-      <w:proofErr w:type="spellEnd"/>
-      <w:r>
-        <w:rPr>
-          <w:rFonts w:asciiTheme="majorHAnsi" w:hAnsiTheme="majorHAnsi"/>
-          <w:bCs/>
-          <w:i/>
-          <w:iCs/>
-        </w:rPr>
-        <w:t>(</w:t>
-      </w:r>
-      <w:proofErr w:type="gramEnd"/>
-      <w:r>
-        <w:rPr>
-          <w:rFonts w:asciiTheme="majorHAnsi" w:hAnsiTheme="majorHAnsi"/>
-          <w:bCs/>
-          <w:i/>
-          <w:iCs/>
-        </w:rPr>
-        <w:t>'</w:t>
-      </w:r>
-      <w:proofErr w:type="spellStart"/>
-      <w:r>
-        <w:rPr>
-          <w:rFonts w:asciiTheme="majorHAnsi" w:hAnsiTheme="majorHAnsi"/>
-          <w:bCs/>
-          <w:i/>
-          <w:iCs/>
-        </w:rPr>
-        <w:t>authToken</w:t>
-      </w:r>
-      <w:proofErr w:type="spellEnd"/>
-      <w:r>
-        <w:rPr>
-          <w:rFonts w:asciiTheme="majorHAnsi" w:hAnsiTheme="majorHAnsi"/>
-          <w:bCs/>
-          <w:i/>
-          <w:iCs/>
-        </w:rPr>
-        <w:t>');</w:t>
-      </w:r>
-      <w:r>
-        <w:rPr>
-          <w:rFonts w:asciiTheme="majorHAnsi" w:hAnsiTheme="majorHAnsi"/>
-          <w:bCs/>
-          <w:i/>
-          <w:iCs/>
-        </w:rPr>
-        <w:t xml:space="preserve"> </w:t>
-      </w:r>
-      <w:r>
-        <w:rPr>
-          <w:rFonts w:asciiTheme="majorHAnsi" w:hAnsiTheme="majorHAnsi"/>
-          <w:bCs/>
-          <w:sz w:val="18"/>
-          <w:szCs w:val="18"/>
-        </w:rPr>
-        <w:t>// Token is invalid! Clear the stored token and redirect to login.</w:t>
-      </w:r>
-    </w:p>
-    <w:p>
-      <w:pPr>
-        <w:pStyle w:val="ListParagraph"/>
-        <w:rPr>
-          <w:rFonts w:asciiTheme="majorHAnsi" w:hAnsiTheme="majorHAnsi"/>
-          <w:bCs/>
-        </w:rPr>
-      </w:pPr>
-      <w:r>
-        <w:rPr>
-          <w:rFonts w:asciiTheme="majorHAnsi" w:hAnsiTheme="majorHAnsi"/>
-          <w:bCs/>
-        </w:rPr>
-        <w:t xml:space="preserve">      </w:t>
-      </w:r>
-      <w:proofErr w:type="spellStart"/>
-      <w:r>
-        <w:rPr>
-          <w:rFonts w:asciiTheme="majorHAnsi" w:hAnsiTheme="majorHAnsi"/>
-          <w:bCs/>
-          <w:i/>
-          <w:iCs/>
-        </w:rPr>
-        <w:t>window.location.href</w:t>
-      </w:r>
-      <w:proofErr w:type="spellEnd"/>
-      <w:r>
-        <w:rPr>
-          <w:rFonts w:asciiTheme="majorHAnsi" w:hAnsiTheme="majorHAnsi"/>
-          <w:bCs/>
-          <w:i/>
-          <w:iCs/>
-        </w:rPr>
-        <w:t xml:space="preserve"> = '/login'</w:t>
-      </w:r>
-      <w:r>
-        <w:rPr>
-          <w:rFonts w:asciiTheme="majorHAnsi" w:hAnsiTheme="majorHAnsi"/>
-          <w:bCs/>
-        </w:rPr>
-        <w:t xml:space="preserve">; </w:t>
-      </w:r>
-      <w:r>
-        <w:rPr>
-          <w:rFonts w:asciiTheme="majorHAnsi" w:hAnsiTheme="majorHAnsi"/>
-          <w:bCs/>
-          <w:sz w:val="18"/>
-          <w:szCs w:val="18"/>
-        </w:rPr>
-        <w:t>// Redirect to login page</w:t>
-      </w:r>
-    </w:p>
-    <w:p>
-      <w:pPr>
-        <w:pStyle w:val="ListParagraph"/>
-        <w:rPr>
-          <w:rFonts w:asciiTheme="majorHAnsi" w:hAnsiTheme="majorHAnsi"/>
-          <w:bCs/>
-          <w:i/>
-          <w:iCs/>
-        </w:rPr>
-      </w:pPr>
-      <w:r>
-        <w:rPr>
-          <w:rFonts w:asciiTheme="majorHAnsi" w:hAnsiTheme="majorHAnsi"/>
-          <w:bCs/>
-          <w:i/>
-          <w:iCs/>
-        </w:rPr>
-        <w:t xml:space="preserve">    }</w:t>
-      </w:r>
-    </w:p>
-    <w:p>
-      <w:pPr>
-        <w:pStyle w:val="ListParagraph"/>
-        <w:rPr>
-          <w:rFonts w:asciiTheme="majorHAnsi" w:hAnsiTheme="majorHAnsi"/>
-          <w:bCs/>
-          <w:i/>
-          <w:iCs/>
-        </w:rPr>
-      </w:pPr>
-      <w:r>
-        <w:rPr>
-          <w:rFonts w:asciiTheme="majorHAnsi" w:hAnsiTheme="majorHAnsi"/>
-          <w:bCs/>
-          <w:i/>
-          <w:iCs/>
-        </w:rPr>
-        <w:t xml:space="preserve">    </w:t>
-      </w:r>
-      <w:proofErr w:type="gramStart"/>
-      <w:r>
-        <w:rPr>
-          <w:rFonts w:asciiTheme="majorHAnsi" w:hAnsiTheme="majorHAnsi"/>
-          <w:bCs/>
-          <w:i/>
-          <w:iCs/>
-        </w:rPr>
-        <w:t>return</w:t>
-      </w:r>
-      <w:proofErr w:type="gramEnd"/>
-      <w:r>
-        <w:rPr>
-          <w:rFonts w:asciiTheme="majorHAnsi" w:hAnsiTheme="majorHAnsi"/>
-          <w:bCs/>
-          <w:i/>
-          <w:iCs/>
-        </w:rPr>
-        <w:t xml:space="preserve"> </w:t>
-      </w:r>
-      <w:proofErr w:type="spellStart"/>
-      <w:r>
-        <w:rPr>
-          <w:rFonts w:asciiTheme="majorHAnsi" w:hAnsiTheme="majorHAnsi"/>
-          <w:bCs/>
-          <w:i/>
-          <w:iCs/>
-        </w:rPr>
-        <w:t>Promise.reject</w:t>
-      </w:r>
-      <w:proofErr w:type="spellEnd"/>
-      <w:r>
-        <w:rPr>
-          <w:rFonts w:asciiTheme="majorHAnsi" w:hAnsiTheme="majorHAnsi"/>
-          <w:bCs/>
-          <w:i/>
-          <w:iCs/>
-        </w:rPr>
-        <w:t>(error);</w:t>
-      </w:r>
-      <w:r>
-        <w:rPr>
-          <w:rFonts w:asciiTheme="majorHAnsi" w:hAnsiTheme="majorHAnsi"/>
-          <w:bCs/>
-          <w:i/>
-          <w:iCs/>
-        </w:rPr>
-        <w:t xml:space="preserve">  }</w:t>
-      </w:r>
-    </w:p>
-    <w:p>
-      <w:pPr>
-        <w:pStyle w:val="ListParagraph"/>
-        <w:rPr>
-          <w:rFonts w:asciiTheme="majorHAnsi" w:hAnsiTheme="majorHAnsi"/>
-          <w:bCs/>
-          <w:i/>
-          <w:iCs/>
-        </w:rPr>
-      </w:pPr>
-      <w:r>
-        <w:rPr>
-          <w:rFonts w:asciiTheme="majorHAnsi" w:hAnsiTheme="majorHAnsi"/>
-          <w:bCs/>
-          <w:i/>
-          <w:iCs/>
-        </w:rPr>
-        <w:t>);</w:t>
-      </w:r>
-    </w:p>
-    <w:p>
-      <w:pPr>
-        <w:pStyle w:val="ListParagraph"/>
-        <w:rPr>
-          <w:rFonts w:asciiTheme="majorHAnsi" w:hAnsiTheme="majorHAnsi"/>
-          <w:bCs/>
-          <w:i/>
-          <w:iCs/>
-        </w:rPr>
-      </w:pPr>
-      <w:proofErr w:type="gramStart"/>
-      <w:r>
-        <w:rPr>
-          <w:rFonts w:asciiTheme="majorHAnsi" w:hAnsiTheme="majorHAnsi"/>
-          <w:bCs/>
-          <w:i/>
-          <w:iCs/>
-        </w:rPr>
-        <w:t>export</w:t>
-      </w:r>
-      <w:proofErr w:type="gramEnd"/>
-      <w:r>
-        <w:rPr>
-          <w:rFonts w:asciiTheme="majorHAnsi" w:hAnsiTheme="majorHAnsi"/>
-          <w:bCs/>
-          <w:i/>
-          <w:iCs/>
-        </w:rPr>
-        <w:t xml:space="preserve"> default </w:t>
-      </w:r>
-      <w:proofErr w:type="spellStart"/>
-      <w:r>
-        <w:rPr>
-          <w:rFonts w:asciiTheme="majorHAnsi" w:hAnsiTheme="majorHAnsi"/>
-          <w:bCs/>
-          <w:i/>
-          <w:iCs/>
-        </w:rPr>
-        <w:t>apiClient</w:t>
-      </w:r>
-      <w:proofErr w:type="spellEnd"/>
-      <w:r>
-        <w:rPr>
-          <w:rFonts w:asciiTheme="majorHAnsi" w:hAnsiTheme="majorHAnsi"/>
-          <w:bCs/>
-          <w:i/>
-          <w:iCs/>
-        </w:rPr>
-        <w:t>;</w:t>
-      </w:r>
-    </w:p>
-    <w:p>
-      <w:pPr>
-        <w:pStyle w:val="ListParagraph"/>
-        <w:rPr>
-          <w:rFonts w:asciiTheme="majorHAnsi" w:hAnsiTheme="majorHAnsi"/>
-          <w:bCs/>
-        </w:rPr>
-      </w:pPr>
-    </w:p>
-    <w:p>
-      <w:pPr>
-        <w:pStyle w:val="ListParagraph"/>
-        <w:rPr>
-          <w:rFonts w:asciiTheme="majorHAnsi" w:hAnsiTheme="majorHAnsi"/>
-          <w:bCs/>
-        </w:rPr>
-      </w:pPr>
-      <w:r>
-        <w:rPr>
-          <w:rFonts w:asciiTheme="majorHAnsi" w:hAnsiTheme="majorHAnsi"/>
-          <w:bCs/>
-        </w:rPr>
-        <w:t xml:space="preserve">Step </w:t>
-      </w:r>
-      <w:proofErr w:type="gramStart"/>
-      <w:r>
-        <w:rPr>
-          <w:rFonts w:asciiTheme="majorHAnsi" w:hAnsiTheme="majorHAnsi"/>
-          <w:bCs/>
-        </w:rPr>
-        <w:t>2 :</w:t>
-      </w:r>
-      <w:proofErr w:type="gramEnd"/>
-      <w:r>
-        <w:rPr>
-          <w:rFonts w:asciiTheme="majorHAnsi" w:hAnsiTheme="majorHAnsi"/>
-          <w:bCs/>
-        </w:rPr>
-        <w:t xml:space="preserve"> </w:t>
-      </w:r>
-      <w:r>
-        <w:rPr>
-          <w:rFonts w:asciiTheme="majorHAnsi" w:hAnsiTheme="majorHAnsi"/>
-          <w:bCs/>
-        </w:rPr>
-        <w:t xml:space="preserve">Now, anywhere in our React app, </w:t>
-      </w:r>
-      <w:r>
-        <w:rPr>
-          <w:rFonts w:asciiTheme="majorHAnsi" w:hAnsiTheme="majorHAnsi"/>
-          <w:bCs/>
-        </w:rPr>
-        <w:t xml:space="preserve">we need to </w:t>
-      </w:r>
-      <w:r>
-        <w:rPr>
-          <w:rFonts w:asciiTheme="majorHAnsi" w:hAnsiTheme="majorHAnsi"/>
-          <w:bCs/>
-        </w:rPr>
-        <w:t xml:space="preserve">import this instance instead of the default </w:t>
-      </w:r>
-      <w:proofErr w:type="spellStart"/>
-      <w:r>
-        <w:rPr>
-          <w:rFonts w:asciiTheme="majorHAnsi" w:hAnsiTheme="majorHAnsi"/>
-          <w:bCs/>
-        </w:rPr>
-        <w:t>axios</w:t>
-      </w:r>
-      <w:proofErr w:type="spellEnd"/>
-      <w:r>
-        <w:rPr>
-          <w:rFonts w:asciiTheme="majorHAnsi" w:hAnsiTheme="majorHAnsi"/>
-          <w:bCs/>
-        </w:rPr>
-        <w:t>. It will automatically have the interceptor attached.</w:t>
-      </w:r>
-    </w:p>
-    <w:p>
-      <w:pPr>
-        <w:pStyle w:val="ListParagraph"/>
-        <w:rPr>
-          <w:rFonts w:asciiTheme="majorHAnsi" w:hAnsiTheme="majorHAnsi"/>
-          <w:bCs/>
-          <w:i/>
-          <w:iCs/>
-        </w:rPr>
-      </w:pPr>
-      <w:proofErr w:type="spellStart"/>
-      <w:proofErr w:type="gramStart"/>
-      <w:r>
-        <w:rPr>
-          <w:rFonts w:asciiTheme="majorHAnsi" w:hAnsiTheme="majorHAnsi"/>
-          <w:bCs/>
-          <w:i/>
-          <w:iCs/>
-        </w:rPr>
-        <w:t>useEffect</w:t>
-      </w:r>
-      <w:proofErr w:type="spellEnd"/>
-      <w:r>
-        <w:rPr>
-          <w:rFonts w:asciiTheme="majorHAnsi" w:hAnsiTheme="majorHAnsi"/>
-          <w:bCs/>
-          <w:i/>
-          <w:iCs/>
-        </w:rPr>
-        <w:t>(</w:t>
-      </w:r>
-      <w:proofErr w:type="gramEnd"/>
-      <w:r>
-        <w:rPr>
-          <w:rFonts w:asciiTheme="majorHAnsi" w:hAnsiTheme="majorHAnsi"/>
-          <w:bCs/>
-          <w:i/>
-          <w:iCs/>
-        </w:rPr>
-        <w:t>() =&gt; {</w:t>
-      </w:r>
-    </w:p>
-    <w:p>
-      <w:pPr>
-        <w:pStyle w:val="ListParagraph"/>
-        <w:rPr>
-          <w:rFonts w:asciiTheme="majorHAnsi" w:hAnsiTheme="majorHAnsi"/>
-          <w:bCs/>
-          <w:i/>
-          <w:iCs/>
-        </w:rPr>
-      </w:pPr>
-      <w:r>
-        <w:rPr>
-          <w:rFonts w:asciiTheme="majorHAnsi" w:hAnsiTheme="majorHAnsi"/>
-          <w:bCs/>
-          <w:i/>
-          <w:iCs/>
-        </w:rPr>
-        <w:t xml:space="preserve">    </w:t>
-      </w:r>
-      <w:proofErr w:type="gramStart"/>
-      <w:r>
-        <w:rPr>
-          <w:rFonts w:asciiTheme="majorHAnsi" w:hAnsiTheme="majorHAnsi"/>
-          <w:bCs/>
-          <w:i/>
-          <w:iCs/>
-        </w:rPr>
-        <w:t>const</w:t>
-      </w:r>
-      <w:proofErr w:type="gramEnd"/>
-      <w:r>
-        <w:rPr>
-          <w:rFonts w:asciiTheme="majorHAnsi" w:hAnsiTheme="majorHAnsi"/>
-          <w:bCs/>
-          <w:i/>
-          <w:iCs/>
-        </w:rPr>
-        <w:t xml:space="preserve"> </w:t>
-      </w:r>
-      <w:proofErr w:type="spellStart"/>
-      <w:r>
-        <w:rPr>
-          <w:rFonts w:asciiTheme="majorHAnsi" w:hAnsiTheme="majorHAnsi"/>
-          <w:bCs/>
-          <w:i/>
-          <w:iCs/>
-        </w:rPr>
-        <w:t>fetchData</w:t>
-      </w:r>
-      <w:proofErr w:type="spellEnd"/>
-      <w:r>
-        <w:rPr>
-          <w:rFonts w:asciiTheme="majorHAnsi" w:hAnsiTheme="majorHAnsi"/>
-          <w:bCs/>
-          <w:i/>
-          <w:iCs/>
-        </w:rPr>
-        <w:t xml:space="preserve"> = </w:t>
-      </w:r>
-      <w:proofErr w:type="spellStart"/>
-      <w:r>
-        <w:rPr>
-          <w:rFonts w:asciiTheme="majorHAnsi" w:hAnsiTheme="majorHAnsi"/>
-          <w:bCs/>
-          <w:i/>
-          <w:iCs/>
-        </w:rPr>
-        <w:t>async</w:t>
-      </w:r>
-      <w:proofErr w:type="spellEnd"/>
-      <w:r>
-        <w:rPr>
-          <w:rFonts w:asciiTheme="majorHAnsi" w:hAnsiTheme="majorHAnsi"/>
-          <w:bCs/>
-          <w:i/>
-          <w:iCs/>
-        </w:rPr>
-        <w:t xml:space="preserve"> () =&gt; {</w:t>
-      </w:r>
-    </w:p>
-    <w:p>
-      <w:pPr>
-        <w:pStyle w:val="ListParagraph"/>
-        <w:rPr>
-          <w:rFonts w:asciiTheme="majorHAnsi" w:hAnsiTheme="majorHAnsi"/>
-          <w:bCs/>
-          <w:i/>
-          <w:iCs/>
-        </w:rPr>
-      </w:pPr>
-      <w:r>
-        <w:rPr>
-          <w:rFonts w:asciiTheme="majorHAnsi" w:hAnsiTheme="majorHAnsi"/>
-          <w:bCs/>
-          <w:i/>
-          <w:iCs/>
-        </w:rPr>
-        <w:t xml:space="preserve">      </w:t>
-      </w:r>
-      <w:proofErr w:type="gramStart"/>
-      <w:r>
-        <w:rPr>
-          <w:rFonts w:asciiTheme="majorHAnsi" w:hAnsiTheme="majorHAnsi"/>
-          <w:bCs/>
-          <w:i/>
-          <w:iCs/>
-        </w:rPr>
-        <w:t>try</w:t>
-      </w:r>
-      <w:proofErr w:type="gramEnd"/>
-      <w:r>
-        <w:rPr>
-          <w:rFonts w:asciiTheme="majorHAnsi" w:hAnsiTheme="majorHAnsi"/>
-          <w:bCs/>
-          <w:i/>
-          <w:iCs/>
-        </w:rPr>
-        <w:t xml:space="preserve"> {</w:t>
-      </w:r>
-    </w:p>
-    <w:p>
-      <w:pPr>
-        <w:pStyle w:val="ListParagraph"/>
-        <w:rPr>
-          <w:rFonts w:asciiTheme="majorHAnsi" w:hAnsiTheme="majorHAnsi"/>
-          <w:bCs/>
-          <w:i/>
-          <w:iCs/>
-          <w:sz w:val="18"/>
-          <w:szCs w:val="18"/>
-        </w:rPr>
-      </w:pPr>
-      <w:r>
-        <w:rPr>
-          <w:rFonts w:asciiTheme="majorHAnsi" w:hAnsiTheme="majorHAnsi"/>
-          <w:bCs/>
-          <w:i/>
-          <w:iCs/>
-        </w:rPr>
-        <w:t xml:space="preserve">        </w:t>
-      </w:r>
-      <w:proofErr w:type="gramStart"/>
-      <w:r>
-        <w:rPr>
-          <w:rFonts w:asciiTheme="majorHAnsi" w:hAnsiTheme="majorHAnsi"/>
-          <w:bCs/>
-          <w:i/>
-          <w:iCs/>
-        </w:rPr>
-        <w:t>const</w:t>
-      </w:r>
-      <w:proofErr w:type="gramEnd"/>
-      <w:r>
-        <w:rPr>
-          <w:rFonts w:asciiTheme="majorHAnsi" w:hAnsiTheme="majorHAnsi"/>
-          <w:bCs/>
-          <w:i/>
-          <w:iCs/>
-        </w:rPr>
-        <w:t xml:space="preserve"> response = await </w:t>
-      </w:r>
-      <w:proofErr w:type="spellStart"/>
-      <w:r>
-        <w:rPr>
-          <w:rFonts w:asciiTheme="majorHAnsi" w:hAnsiTheme="majorHAnsi"/>
-          <w:bCs/>
-          <w:i/>
-          <w:iCs/>
-        </w:rPr>
-        <w:t>apiClient.get</w:t>
-      </w:r>
-      <w:proofErr w:type="spellEnd"/>
-      <w:r>
-        <w:rPr>
-          <w:rFonts w:asciiTheme="majorHAnsi" w:hAnsiTheme="majorHAnsi"/>
-          <w:bCs/>
-          <w:i/>
-          <w:iCs/>
-        </w:rPr>
-        <w:t>('/profile');</w:t>
-      </w:r>
-      <w:r>
-        <w:rPr>
-          <w:rFonts w:asciiTheme="majorHAnsi" w:hAnsiTheme="majorHAnsi"/>
-          <w:bCs/>
-          <w:i/>
-          <w:iCs/>
-        </w:rPr>
-        <w:t xml:space="preserve"> </w:t>
-      </w:r>
-      <w:r>
-        <w:rPr>
-          <w:rFonts w:asciiTheme="majorHAnsi" w:hAnsiTheme="majorHAnsi"/>
-          <w:bCs/>
-          <w:sz w:val="18"/>
-          <w:szCs w:val="18"/>
-        </w:rPr>
-        <w:t>// No need to manually set headers! The interceptor does it.</w:t>
-      </w:r>
-    </w:p>
-    <w:p>
-      <w:pPr>
-        <w:pStyle w:val="ListParagraph"/>
-        <w:rPr>
-          <w:rFonts w:asciiTheme="majorHAnsi" w:hAnsiTheme="majorHAnsi"/>
-          <w:bCs/>
-          <w:i/>
-          <w:iCs/>
-        </w:rPr>
-      </w:pPr>
-      <w:r>
-        <w:rPr>
-          <w:rFonts w:asciiTheme="majorHAnsi" w:hAnsiTheme="majorHAnsi"/>
-          <w:bCs/>
-          <w:i/>
-          <w:iCs/>
-        </w:rPr>
-        <w:t xml:space="preserve">        </w:t>
-      </w:r>
-      <w:proofErr w:type="spellStart"/>
-      <w:proofErr w:type="gramStart"/>
-      <w:r>
-        <w:rPr>
-          <w:rFonts w:asciiTheme="majorHAnsi" w:hAnsiTheme="majorHAnsi"/>
-          <w:bCs/>
-          <w:i/>
-          <w:iCs/>
-        </w:rPr>
-        <w:t>setUserData</w:t>
-      </w:r>
-      <w:proofErr w:type="spellEnd"/>
-      <w:r>
-        <w:rPr>
-          <w:rFonts w:asciiTheme="majorHAnsi" w:hAnsiTheme="majorHAnsi"/>
-          <w:bCs/>
-          <w:i/>
-          <w:iCs/>
-        </w:rPr>
-        <w:t>(</w:t>
-      </w:r>
-      <w:proofErr w:type="spellStart"/>
-      <w:proofErr w:type="gramEnd"/>
-      <w:r>
-        <w:rPr>
-          <w:rFonts w:asciiTheme="majorHAnsi" w:hAnsiTheme="majorHAnsi"/>
-          <w:bCs/>
-          <w:i/>
-          <w:iCs/>
-        </w:rPr>
-        <w:t>response.data</w:t>
-      </w:r>
-      <w:proofErr w:type="spellEnd"/>
-      <w:r>
-        <w:rPr>
-          <w:rFonts w:asciiTheme="majorHAnsi" w:hAnsiTheme="majorHAnsi"/>
-          <w:bCs/>
-          <w:i/>
-          <w:iCs/>
-        </w:rPr>
-        <w:t>);</w:t>
-      </w:r>
-    </w:p>
-    <w:p>
-      <w:pPr>
-        <w:pStyle w:val="ListParagraph"/>
-        <w:rPr>
-          <w:rFonts w:asciiTheme="majorHAnsi" w:hAnsiTheme="majorHAnsi"/>
-          <w:bCs/>
-          <w:i/>
-          <w:iCs/>
-        </w:rPr>
-      </w:pPr>
-      <w:r>
-        <w:rPr>
-          <w:rFonts w:asciiTheme="majorHAnsi" w:hAnsiTheme="majorHAnsi"/>
-          <w:bCs/>
-          <w:i/>
-          <w:iCs/>
-        </w:rPr>
-        <w:t xml:space="preserve">      } catch (error) {</w:t>
-      </w:r>
-    </w:p>
-    <w:p>
-      <w:pPr>
-        <w:pStyle w:val="ListParagraph"/>
-        <w:rPr>
-          <w:rFonts w:asciiTheme="majorHAnsi" w:hAnsiTheme="majorHAnsi"/>
-          <w:bCs/>
-          <w:i/>
-          <w:iCs/>
-        </w:rPr>
-      </w:pPr>
-      <w:r>
-        <w:rPr>
-          <w:rFonts w:asciiTheme="majorHAnsi" w:hAnsiTheme="majorHAnsi"/>
-          <w:bCs/>
-          <w:i/>
-          <w:iCs/>
-        </w:rPr>
-        <w:t xml:space="preserve">        </w:t>
-      </w:r>
-      <w:proofErr w:type="spellStart"/>
-      <w:proofErr w:type="gramStart"/>
-      <w:r>
-        <w:rPr>
-          <w:rFonts w:asciiTheme="majorHAnsi" w:hAnsiTheme="majorHAnsi"/>
-          <w:bCs/>
-          <w:i/>
-          <w:iCs/>
-        </w:rPr>
-        <w:t>console.error</w:t>
-      </w:r>
-      <w:proofErr w:type="spellEnd"/>
-      <w:r>
-        <w:rPr>
-          <w:rFonts w:asciiTheme="majorHAnsi" w:hAnsiTheme="majorHAnsi"/>
-          <w:bCs/>
-          <w:i/>
-          <w:iCs/>
-        </w:rPr>
-        <w:t>(</w:t>
-      </w:r>
-      <w:proofErr w:type="gramEnd"/>
-      <w:r>
-        <w:rPr>
-          <w:rFonts w:asciiTheme="majorHAnsi" w:hAnsiTheme="majorHAnsi"/>
-          <w:bCs/>
-          <w:i/>
-          <w:iCs/>
-        </w:rPr>
-        <w:t>'Failed to fetch profile', error);</w:t>
-      </w:r>
-    </w:p>
-    <w:p>
-      <w:pPr>
-        <w:pStyle w:val="ListParagraph"/>
-        <w:rPr>
-          <w:rFonts w:asciiTheme="majorHAnsi" w:hAnsiTheme="majorHAnsi"/>
-          <w:bCs/>
-          <w:i/>
-          <w:iCs/>
-        </w:rPr>
-      </w:pPr>
-      <w:r>
-        <w:rPr>
-          <w:rFonts w:asciiTheme="majorHAnsi" w:hAnsiTheme="majorHAnsi"/>
-          <w:bCs/>
-          <w:i/>
-          <w:iCs/>
-        </w:rPr>
-        <w:t xml:space="preserve">      }</w:t>
-      </w:r>
-    </w:p>
-    <w:p>
-      <w:pPr>
-        <w:pStyle w:val="ListParagraph"/>
-        <w:rPr>
-          <w:rFonts w:asciiTheme="majorHAnsi" w:hAnsiTheme="majorHAnsi"/>
-          <w:bCs/>
-          <w:i/>
-          <w:iCs/>
-        </w:rPr>
-      </w:pPr>
-      <w:r>
-        <w:rPr>
-          <w:rFonts w:asciiTheme="majorHAnsi" w:hAnsiTheme="majorHAnsi"/>
-          <w:bCs/>
-          <w:i/>
-          <w:iCs/>
-        </w:rPr>
-        <w:t xml:space="preserve">    };</w:t>
-      </w:r>
-    </w:p>
-    <w:p>
-      <w:pPr>
-        <w:pStyle w:val="ListParagraph"/>
-        <w:rPr>
-          <w:rFonts w:asciiTheme="majorHAnsi" w:hAnsiTheme="majorHAnsi"/>
-          <w:bCs/>
-          <w:i/>
-          <w:iCs/>
-        </w:rPr>
-      </w:pPr>
-    </w:p>
-    <w:p>
-      <w:pPr>
-        <w:pStyle w:val="ListParagraph"/>
-        <w:rPr>
-          <w:rFonts w:asciiTheme="majorHAnsi" w:hAnsiTheme="majorHAnsi"/>
-          <w:bCs/>
-          <w:i/>
-          <w:iCs/>
-        </w:rPr>
-      </w:pPr>
-      <w:r>
-        <w:rPr>
-          <w:rFonts w:asciiTheme="majorHAnsi" w:hAnsiTheme="majorHAnsi"/>
-          <w:bCs/>
-          <w:i/>
-          <w:iCs/>
-        </w:rPr>
-        <w:lastRenderedPageBreak/>
         <w:t xml:space="preserve">    </w:t>
       </w:r>
       <w:proofErr w:type="spellStart"/>
@@ -9576,6 +9705,12 @@
           <w:rFonts w:asciiTheme="majorHAnsi" w:hAnsiTheme="majorHAnsi"/>
         </w:rPr>
         <w:br/>
+      </w:r>
+      <w:r>
+        <w:rPr>
+          <w:rFonts w:asciiTheme="majorHAnsi" w:hAnsiTheme="majorHAnsi"/>
+        </w:rPr>
+        <w:lastRenderedPageBreak/>
         <w:t xml:space="preserve"> </w:t>
       </w:r>
       <w:r>
@@ -9641,16 +9776,12 @@
     </w:p>
     <w:p>
       <w:pPr>
-        <w:rPr>
-          <w:rFonts w:asciiTheme="majorHAnsi" w:hAnsiTheme="majorHAnsi"/>
-        </w:rPr>
-      </w:pPr>
-      <w:r>
-        <w:rPr>
-          <w:rFonts w:asciiTheme="majorHAnsi" w:hAnsiTheme="majorHAnsi"/>
-        </w:rPr>
-        <w:tab/>
-      </w:r>
+        <w:pStyle w:val="ListParagraph"/>
+        <w:ind w:firstLine="720"/>
+        <w:rPr>
+          <w:rFonts w:asciiTheme="majorHAnsi" w:hAnsiTheme="majorHAnsi"/>
+        </w:rPr>
+      </w:pPr>
       <w:proofErr w:type="spellStart"/>
       <w:proofErr w:type="gramStart"/>
       <w:r>
@@ -9764,11 +9895,15 @@
         </w:numPr>
         <w:rPr>
           <w:rFonts w:asciiTheme="majorHAnsi" w:hAnsiTheme="majorHAnsi"/>
-        </w:rPr>
-      </w:pPr>
-      <w:r>
-        <w:rPr>
-          <w:rFonts w:asciiTheme="majorHAnsi" w:hAnsiTheme="majorHAnsi"/>
+          <w:b/>
+          <w:bCs/>
+        </w:rPr>
+      </w:pPr>
+      <w:r>
+        <w:rPr>
+          <w:rFonts w:asciiTheme="majorHAnsi" w:hAnsiTheme="majorHAnsi"/>
+          <w:b/>
+          <w:bCs/>
         </w:rPr>
         <w:t>Where should we store our JWT token in React JS application?</w:t>
       </w:r>
@@ -10319,7 +10454,6 @@
         <w:rPr>
           <w:rFonts w:asciiTheme="majorHAnsi" w:hAnsiTheme="majorHAnsi"/>
         </w:rPr>
-        <w:lastRenderedPageBreak/>
         <w:t>HttpOnly</w:t>
       </w:r>
       <w:proofErr w:type="spellEnd"/>
@@ -10387,6 +10521,7 @@
           <w:b/>
           <w:bCs/>
         </w:rPr>
+        <w:lastRenderedPageBreak/>
         <w:t>Security</w:t>
       </w:r>
       <w:r>
@@ -14392,13 +14527,20 @@
     </w:p>
     <w:p>
       <w:pPr>
-        <w:spacing w:line="240" w:lineRule="auto"/>
-        <w:rPr>
-          <w:rFonts w:cstheme="minorHAnsi"/>
-          <w:sz w:val="18"/>
-          <w:szCs w:val="18"/>
-        </w:rPr>
-      </w:pPr>
+        <w:rPr>
+          <w:rFonts w:cstheme="minorHAnsi"/>
+          <w:sz w:val="18"/>
+          <w:szCs w:val="18"/>
+        </w:rPr>
+      </w:pPr>
+      <w:r>
+        <w:rPr>
+          <w:rFonts w:cstheme="minorHAnsi"/>
+          <w:sz w:val="18"/>
+          <w:szCs w:val="18"/>
+        </w:rPr>
+        <w:br w:type="page"/>
+      </w:r>
     </w:p>
     <w:p>
       <w:pPr>
@@ -14418,33 +14560,59 @@
           <w:rFonts w:asciiTheme="majorHAnsi" w:hAnsiTheme="majorHAnsi"/>
           <w:b/>
         </w:rPr>
+        <w:lastRenderedPageBreak/>
         <w:t>Form Validation</w:t>
       </w:r>
-    </w:p>
-    <w:p>
-      <w:pPr>
-        <w:rPr>
-          <w:rFonts w:asciiTheme="majorHAnsi" w:hAnsiTheme="majorHAnsi"/>
-        </w:rPr>
-      </w:pPr>
-      <w:r>
-        <w:rPr>
-          <w:rFonts w:asciiTheme="majorHAnsi" w:hAnsiTheme="majorHAnsi"/>
-        </w:rPr>
-        <w:t>We are implementing form Validation using controlled components.</w:t>
-      </w:r>
-    </w:p>
-    <w:p>
-      <w:pPr>
-        <w:rPr>
-          <w:rFonts w:asciiTheme="majorHAnsi" w:hAnsiTheme="majorHAnsi"/>
-        </w:rPr>
-      </w:pPr>
-      <w:r>
-        <w:rPr>
-          <w:rFonts w:asciiTheme="majorHAnsi" w:hAnsiTheme="majorHAnsi"/>
-        </w:rPr>
-        <w:t xml:space="preserve">We also use </w:t>
+      <w:r>
+        <w:rPr>
+          <w:rFonts w:asciiTheme="majorHAnsi" w:hAnsiTheme="majorHAnsi"/>
+          <w:b/>
+        </w:rPr>
+        <w:br/>
+      </w:r>
+      <w:proofErr w:type="gramStart"/>
+      <w:r>
+        <w:rPr>
+          <w:rFonts w:asciiTheme="majorHAnsi" w:hAnsiTheme="majorHAnsi"/>
+        </w:rPr>
+        <w:t>We</w:t>
+      </w:r>
+      <w:proofErr w:type="gramEnd"/>
+      <w:r>
+        <w:rPr>
+          <w:rFonts w:asciiTheme="majorHAnsi" w:hAnsiTheme="majorHAnsi"/>
+        </w:rPr>
+        <w:t xml:space="preserve"> </w:t>
+      </w:r>
+      <w:r>
+        <w:rPr>
+          <w:rFonts w:asciiTheme="majorHAnsi" w:hAnsiTheme="majorHAnsi"/>
+        </w:rPr>
+        <w:t xml:space="preserve">can implement </w:t>
+      </w:r>
+      <w:r>
+        <w:rPr>
+          <w:rFonts w:asciiTheme="majorHAnsi" w:hAnsiTheme="majorHAnsi"/>
+        </w:rPr>
+        <w:t>form Validation using controlled components.</w:t>
+      </w:r>
+      <w:r>
+        <w:rPr>
+          <w:rFonts w:asciiTheme="majorHAnsi" w:hAnsiTheme="majorHAnsi"/>
+        </w:rPr>
+        <w:t xml:space="preserve"> </w:t>
+      </w:r>
+      <w:r>
+        <w:rPr>
+          <w:rFonts w:asciiTheme="majorHAnsi" w:hAnsiTheme="majorHAnsi"/>
+        </w:rPr>
+        <w:t xml:space="preserve">We </w:t>
+      </w:r>
+      <w:r>
+        <w:rPr>
+          <w:rFonts w:asciiTheme="majorHAnsi" w:hAnsiTheme="majorHAnsi"/>
+        </w:rPr>
+        <w:t xml:space="preserve">can use </w:t>
       </w:r>
       <w:proofErr w:type="spellStart"/>
       <w:r>
@@ -14511,7 +14679,6 @@
         <w:rPr>
           <w:rFonts w:asciiTheme="majorHAnsi" w:hAnsiTheme="majorHAnsi"/>
         </w:rPr>
-        <w:lastRenderedPageBreak/>
         <w:t>In a JWT, you typically need to decode the token to access the claims contained within it.</w:t>
       </w:r>
     </w:p>
@@ -14793,11 +14960,15 @@
         </w:numPr>
         <w:rPr>
           <w:rFonts w:asciiTheme="majorHAnsi" w:hAnsiTheme="majorHAnsi"/>
-        </w:rPr>
-      </w:pPr>
-      <w:r>
-        <w:rPr>
-          <w:rFonts w:asciiTheme="majorHAnsi" w:hAnsiTheme="majorHAnsi"/>
+          <w:b/>
+          <w:bCs/>
+        </w:rPr>
+      </w:pPr>
+      <w:r>
+        <w:rPr>
+          <w:rFonts w:asciiTheme="majorHAnsi" w:hAnsiTheme="majorHAnsi"/>
+          <w:b/>
+          <w:bCs/>
         </w:rPr>
         <w:t>How to store JWT token in cookies</w:t>
       </w:r>
@@ -15121,6 +15292,7 @@
           <w:rFonts w:asciiTheme="majorHAnsi" w:hAnsiTheme="majorHAnsi"/>
           <w:b/>
         </w:rPr>
+        <w:lastRenderedPageBreak/>
         <w:t>Retrieve the JWT token from the cookie</w:t>
       </w:r>
     </w:p>
@@ -15223,11 +15395,15 @@
         </w:numPr>
         <w:rPr>
           <w:rFonts w:asciiTheme="majorHAnsi" w:hAnsiTheme="majorHAnsi"/>
-        </w:rPr>
-      </w:pPr>
-      <w:r>
-        <w:rPr>
-          <w:rFonts w:asciiTheme="majorHAnsi" w:hAnsiTheme="majorHAnsi"/>
+          <w:b/>
+          <w:bCs/>
+        </w:rPr>
+      </w:pPr>
+      <w:r>
+        <w:rPr>
+          <w:rFonts w:asciiTheme="majorHAnsi" w:hAnsiTheme="majorHAnsi"/>
+          <w:b/>
+          <w:bCs/>
         </w:rPr>
         <w:t xml:space="preserve">What </w:t>
       </w:r>
@@ -15235,6 +15411,8 @@
       <w:r>
         <w:rPr>
           <w:rFonts w:asciiTheme="majorHAnsi" w:hAnsiTheme="majorHAnsi"/>
+          <w:b/>
+          <w:bCs/>
         </w:rPr>
         <w:t>are the optimization techniques</w:t>
       </w:r>
@@ -15242,6 +15420,8 @@
       <w:r>
         <w:rPr>
           <w:rFonts w:asciiTheme="majorHAnsi" w:hAnsiTheme="majorHAnsi"/>
+          <w:b/>
+          <w:bCs/>
         </w:rPr>
         <w:t xml:space="preserve"> in react </w:t>
       </w:r>
@@ -15249,6 +15429,8 @@
       <w:r>
         <w:rPr>
           <w:rFonts w:asciiTheme="majorHAnsi" w:hAnsiTheme="majorHAnsi"/>
+          <w:b/>
+          <w:bCs/>
         </w:rPr>
         <w:t>js</w:t>
       </w:r>
@@ -15256,6 +15438,8 @@
       <w:r>
         <w:rPr>
           <w:rFonts w:asciiTheme="majorHAnsi" w:hAnsiTheme="majorHAnsi"/>
+          <w:b/>
+          <w:bCs/>
         </w:rPr>
         <w:t>.</w:t>
       </w:r>
@@ -15275,7 +15459,6 @@
         <w:rPr>
           <w:rFonts w:asciiTheme="majorHAnsi" w:hAnsiTheme="majorHAnsi"/>
         </w:rPr>
-        <w:lastRenderedPageBreak/>
         <w:t xml:space="preserve">Use of </w:t>
       </w:r>
       <w:proofErr w:type="spellStart"/>
@@ -16110,6 +16293,7 @@
         <w:rPr>
           <w:rFonts w:asciiTheme="majorHAnsi" w:hAnsiTheme="majorHAnsi"/>
         </w:rPr>
+        <w:lastRenderedPageBreak/>
         <w:t>The function that we</w:t>
       </w:r>
       <w:r>
@@ -16225,7 +16409,6 @@
         <w:rPr>
           <w:rFonts w:asciiTheme="majorHAnsi" w:hAnsiTheme="majorHAnsi"/>
         </w:rPr>
-        <w:lastRenderedPageBreak/>
         <w:t>Here's a detailed explanation of how the cleanup function works:</w:t>
       </w:r>
     </w:p>
@@ -17082,6 +17265,7 @@
           <w:rFonts w:asciiTheme="majorHAnsi" w:hAnsiTheme="majorHAnsi"/>
           <w:u w:val="single"/>
         </w:rPr>
+        <w:lastRenderedPageBreak/>
         <w:t xml:space="preserve">New </w:t>
       </w:r>
       <w:proofErr w:type="spellStart"/>
@@ -17201,7 +17385,6 @@
         <w:rPr>
           <w:rFonts w:asciiTheme="majorHAnsi" w:hAnsiTheme="majorHAnsi"/>
         </w:rPr>
-        <w:lastRenderedPageBreak/>
         <w:t>useDefferedValue</w:t>
       </w:r>
       <w:proofErr w:type="spellEnd"/>
@@ -17798,6 +17981,7 @@
           <w:noProof/>
           <w:lang w:bidi="hi-IN"/>
         </w:rPr>
+        <w:lastRenderedPageBreak/>
         <w:drawing>
           <wp:inline distT="0" distB="0" distL="0" distR="0">
             <wp:extent cx="5836627" cy="1565031"/>
@@ -17886,7 +18070,6 @@
           <w:b/>
           <w:bCs/>
         </w:rPr>
-        <w:lastRenderedPageBreak/>
         <w:t>New Features of React 19</w:t>
       </w:r>
       <w:r>
@@ -19013,6 +19196,7 @@
         <w:rPr>
           <w:rFonts w:asciiTheme="majorHAnsi" w:hAnsiTheme="majorHAnsi"/>
         </w:rPr>
+        <w:lastRenderedPageBreak/>
         <w:t>action</w:t>
       </w:r>
       <w:proofErr w:type="gramEnd"/>
@@ -19114,14 +19298,7 @@
         <w:rPr>
           <w:rFonts w:asciiTheme="majorHAnsi" w:hAnsiTheme="majorHAnsi"/>
         </w:rPr>
-        <w:t xml:space="preserve"> Hook allows the message to immediately appear in the list with a “Sending…” label, even before the message </w:t>
-      </w:r>
-      <w:r>
-        <w:rPr>
-          <w:rFonts w:asciiTheme="majorHAnsi" w:hAnsiTheme="majorHAnsi"/>
-        </w:rPr>
-        <w:lastRenderedPageBreak/>
-        <w:t>is actually sent to a server. This “optimistic” approach gives the impression of speed and responsiveness. The form then attempts to truly send the message in the background. Once the server confirms the message has been received, the “Sending…” label is removed.</w:t>
+        <w:t xml:space="preserve"> Hook allows the message to immediately appear in the list with a “Sending…” label, even before the message is actually sent to a server. This “optimistic” approach gives the impression of speed and responsiveness. The form then attempts to truly send the message in the background. Once the server confirms the message has been received, the “Sending…” label is removed.</w:t>
       </w:r>
     </w:p>
     <w:p>
@@ -20503,6 +20680,7 @@
           <w:sz w:val="18"/>
           <w:szCs w:val="18"/>
         </w:rPr>
+        <w:lastRenderedPageBreak/>
         <w:t xml:space="preserve">    </w:t>
       </w:r>
       <w:proofErr w:type="spellStart"/>
@@ -22043,6 +22221,7 @@
         <w:rPr>
           <w:rFonts w:asciiTheme="majorHAnsi" w:hAnsiTheme="majorHAnsi"/>
         </w:rPr>
+        <w:lastRenderedPageBreak/>
         <w:t xml:space="preserve">No More </w:t>
       </w:r>
       <w:proofErr w:type="spellStart"/>
@@ -22225,7 +22404,6 @@
         <w:rPr>
           <w:rFonts w:asciiTheme="majorHAnsi" w:hAnsiTheme="majorHAnsi"/>
         </w:rPr>
-        <w:lastRenderedPageBreak/>
         <w:t xml:space="preserve">The </w:t>
       </w:r>
       <w:proofErr w:type="spellStart"/>
@@ -27733,12 +27911,16 @@
         <w:rPr>
           <w:rFonts w:asciiTheme="majorHAnsi" w:hAnsiTheme="majorHAnsi"/>
           <w:i/>
-        </w:rPr>
-      </w:pPr>
-      <w:r>
-        <w:rPr>
-          <w:rFonts w:asciiTheme="majorHAnsi" w:hAnsiTheme="majorHAnsi"/>
-          <w:i/>
+          <w:sz w:val="16"/>
+          <w:szCs w:val="16"/>
+        </w:rPr>
+      </w:pPr>
+      <w:r>
+        <w:rPr>
+          <w:rFonts w:asciiTheme="majorHAnsi" w:hAnsiTheme="majorHAnsi"/>
+          <w:i/>
+          <w:sz w:val="16"/>
+          <w:szCs w:val="16"/>
         </w:rPr>
         <w:t xml:space="preserve">import { </w:t>
       </w:r>
@@ -27747,6 +27929,8 @@
         <w:rPr>
           <w:rFonts w:asciiTheme="majorHAnsi" w:hAnsiTheme="majorHAnsi"/>
           <w:i/>
+          <w:sz w:val="16"/>
+          <w:szCs w:val="16"/>
         </w:rPr>
         <w:t>takeLatest</w:t>
       </w:r>
@@ -27755,6 +27939,8 @@
         <w:rPr>
           <w:rFonts w:asciiTheme="majorHAnsi" w:hAnsiTheme="majorHAnsi"/>
           <w:i/>
+          <w:sz w:val="16"/>
+          <w:szCs w:val="16"/>
         </w:rPr>
         <w:t>, call, put } from '</w:t>
       </w:r>
@@ -27763,6 +27949,8 @@
         <w:rPr>
           <w:rFonts w:asciiTheme="majorHAnsi" w:hAnsiTheme="majorHAnsi"/>
           <w:i/>
+          <w:sz w:val="16"/>
+          <w:szCs w:val="16"/>
         </w:rPr>
         <w:t>redux</w:t>
       </w:r>
@@ -27771,6 +27959,8 @@
         <w:rPr>
           <w:rFonts w:asciiTheme="majorHAnsi" w:hAnsiTheme="majorHAnsi"/>
           <w:i/>
+          <w:sz w:val="16"/>
+          <w:szCs w:val="16"/>
         </w:rPr>
         <w:t>-saga/effects';</w:t>
       </w:r>
@@ -27778,6 +27968,8 @@
         <w:rPr>
           <w:rFonts w:asciiTheme="majorHAnsi" w:hAnsiTheme="majorHAnsi"/>
           <w:i/>
+          <w:sz w:val="16"/>
+          <w:szCs w:val="16"/>
         </w:rPr>
         <w:br/>
         <w:t xml:space="preserve">import { </w:t>
@@ -27787,6 +27979,8 @@
         <w:rPr>
           <w:rFonts w:asciiTheme="majorHAnsi" w:hAnsiTheme="majorHAnsi"/>
           <w:i/>
+          <w:sz w:val="16"/>
+          <w:szCs w:val="16"/>
         </w:rPr>
         <w:t>fetchDataSuccess</w:t>
       </w:r>
@@ -27795,6 +27989,8 @@
         <w:rPr>
           <w:rFonts w:asciiTheme="majorHAnsi" w:hAnsiTheme="majorHAnsi"/>
           <w:i/>
+          <w:sz w:val="16"/>
+          <w:szCs w:val="16"/>
         </w:rPr>
         <w:t xml:space="preserve">, </w:t>
       </w:r>
@@ -27803,6 +27999,8 @@
         <w:rPr>
           <w:rFonts w:asciiTheme="majorHAnsi" w:hAnsiTheme="majorHAnsi"/>
           <w:i/>
+          <w:sz w:val="16"/>
+          <w:szCs w:val="16"/>
         </w:rPr>
         <w:t>fetchDataFailure</w:t>
       </w:r>
@@ -27811,6 +28009,8 @@
         <w:rPr>
           <w:rFonts w:asciiTheme="majorHAnsi" w:hAnsiTheme="majorHAnsi"/>
           <w:i/>
+          <w:sz w:val="16"/>
+          <w:szCs w:val="16"/>
         </w:rPr>
         <w:t xml:space="preserve"> } from './actions';</w:t>
       </w:r>
@@ -27818,6 +28018,8 @@
         <w:rPr>
           <w:rFonts w:asciiTheme="majorHAnsi" w:hAnsiTheme="majorHAnsi"/>
           <w:i/>
+          <w:sz w:val="16"/>
+          <w:szCs w:val="16"/>
         </w:rPr>
         <w:br/>
         <w:t>import { api } from './api';</w:t>
@@ -27826,6 +28028,8 @@
         <w:rPr>
           <w:rFonts w:asciiTheme="majorHAnsi" w:hAnsiTheme="majorHAnsi"/>
           <w:i/>
+          <w:sz w:val="16"/>
+          <w:szCs w:val="16"/>
         </w:rPr>
         <w:br/>
       </w:r>
@@ -27833,6 +28037,8 @@
         <w:rPr>
           <w:rFonts w:asciiTheme="majorHAnsi" w:hAnsiTheme="majorHAnsi"/>
           <w:i/>
+          <w:sz w:val="16"/>
+          <w:szCs w:val="16"/>
         </w:rPr>
         <w:t xml:space="preserve">function* </w:t>
       </w:r>
@@ -27841,6 +28047,8 @@
         <w:rPr>
           <w:rFonts w:asciiTheme="majorHAnsi" w:hAnsiTheme="majorHAnsi"/>
           <w:i/>
+          <w:sz w:val="16"/>
+          <w:szCs w:val="16"/>
         </w:rPr>
         <w:t>fetchMyData</w:t>
       </w:r>
@@ -27849,6 +28057,8 @@
         <w:rPr>
           <w:rFonts w:asciiTheme="majorHAnsi" w:hAnsiTheme="majorHAnsi"/>
           <w:i/>
+          <w:sz w:val="16"/>
+          <w:szCs w:val="16"/>
         </w:rPr>
         <w:t>(action) {</w:t>
       </w:r>
@@ -27856,6 +28066,8 @@
         <w:rPr>
           <w:rFonts w:asciiTheme="majorHAnsi" w:hAnsiTheme="majorHAnsi"/>
           <w:i/>
+          <w:sz w:val="16"/>
+          <w:szCs w:val="16"/>
         </w:rPr>
         <w:br/>
         <w:t xml:space="preserve"> </w:t>
@@ -27864,6 +28076,8 @@
         <w:rPr>
           <w:rFonts w:asciiTheme="majorHAnsi" w:hAnsiTheme="majorHAnsi"/>
           <w:i/>
+          <w:sz w:val="16"/>
+          <w:szCs w:val="16"/>
         </w:rPr>
         <w:tab/>
         <w:t>try {</w:t>
@@ -27872,6 +28086,8 @@
         <w:rPr>
           <w:rFonts w:asciiTheme="majorHAnsi" w:hAnsiTheme="majorHAnsi"/>
           <w:i/>
+          <w:sz w:val="16"/>
+          <w:szCs w:val="16"/>
         </w:rPr>
         <w:br/>
         <w:t xml:space="preserve"> </w:t>
@@ -27880,6 +28096,8 @@
         <w:rPr>
           <w:rFonts w:asciiTheme="majorHAnsi" w:hAnsiTheme="majorHAnsi"/>
           <w:i/>
+          <w:sz w:val="16"/>
+          <w:szCs w:val="16"/>
         </w:rPr>
         <w:tab/>
       </w:r>
@@ -27887,6 +28105,8 @@
         <w:rPr>
           <w:rFonts w:asciiTheme="majorHAnsi" w:hAnsiTheme="majorHAnsi"/>
           <w:i/>
+          <w:sz w:val="16"/>
+          <w:szCs w:val="16"/>
         </w:rPr>
         <w:tab/>
         <w:t>const data = yield call(</w:t>
@@ -27896,6 +28116,8 @@
         <w:rPr>
           <w:rFonts w:asciiTheme="majorHAnsi" w:hAnsiTheme="majorHAnsi"/>
           <w:i/>
+          <w:sz w:val="16"/>
+          <w:szCs w:val="16"/>
         </w:rPr>
         <w:t>api.fetchData</w:t>
       </w:r>
@@ -27904,6 +28126,8 @@
         <w:rPr>
           <w:rFonts w:asciiTheme="majorHAnsi" w:hAnsiTheme="majorHAnsi"/>
           <w:i/>
+          <w:sz w:val="16"/>
+          <w:szCs w:val="16"/>
         </w:rPr>
         <w:t xml:space="preserve">, </w:t>
       </w:r>
@@ -27912,6 +28136,8 @@
         <w:rPr>
           <w:rFonts w:asciiTheme="majorHAnsi" w:hAnsiTheme="majorHAnsi"/>
           <w:i/>
+          <w:sz w:val="16"/>
+          <w:szCs w:val="16"/>
         </w:rPr>
         <w:t>action.payload</w:t>
       </w:r>
@@ -27920,6 +28146,8 @@
         <w:rPr>
           <w:rFonts w:asciiTheme="majorHAnsi" w:hAnsiTheme="majorHAnsi"/>
           <w:i/>
+          <w:sz w:val="16"/>
+          <w:szCs w:val="16"/>
         </w:rPr>
         <w:t>);</w:t>
       </w:r>
@@ -27927,6 +28155,8 @@
         <w:rPr>
           <w:rFonts w:asciiTheme="majorHAnsi" w:hAnsiTheme="majorHAnsi"/>
           <w:i/>
+          <w:sz w:val="16"/>
+          <w:szCs w:val="16"/>
         </w:rPr>
         <w:br/>
         <w:t xml:space="preserve"> </w:t>
@@ -27935,6 +28165,8 @@
         <w:rPr>
           <w:rFonts w:asciiTheme="majorHAnsi" w:hAnsiTheme="majorHAnsi"/>
           <w:i/>
+          <w:sz w:val="16"/>
+          <w:szCs w:val="16"/>
         </w:rPr>
         <w:tab/>
       </w:r>
@@ -27942,6 +28174,8 @@
         <w:rPr>
           <w:rFonts w:asciiTheme="majorHAnsi" w:hAnsiTheme="majorHAnsi"/>
           <w:i/>
+          <w:sz w:val="16"/>
+          <w:szCs w:val="16"/>
         </w:rPr>
         <w:tab/>
         <w:t>yield put(</w:t>
@@ -27951,6 +28185,8 @@
         <w:rPr>
           <w:rFonts w:asciiTheme="majorHAnsi" w:hAnsiTheme="majorHAnsi"/>
           <w:i/>
+          <w:sz w:val="16"/>
+          <w:szCs w:val="16"/>
         </w:rPr>
         <w:t>fetchDataSuccess</w:t>
       </w:r>
@@ -27959,6 +28195,8 @@
         <w:rPr>
           <w:rFonts w:asciiTheme="majorHAnsi" w:hAnsiTheme="majorHAnsi"/>
           <w:i/>
+          <w:sz w:val="16"/>
+          <w:szCs w:val="16"/>
         </w:rPr>
         <w:t>(data));</w:t>
       </w:r>
@@ -27966,6 +28204,8 @@
         <w:rPr>
           <w:rFonts w:asciiTheme="majorHAnsi" w:hAnsiTheme="majorHAnsi"/>
           <w:i/>
+          <w:sz w:val="16"/>
+          <w:szCs w:val="16"/>
         </w:rPr>
         <w:br/>
         <w:t xml:space="preserve"> </w:t>
@@ -27974,6 +28214,8 @@
         <w:rPr>
           <w:rFonts w:asciiTheme="majorHAnsi" w:hAnsiTheme="majorHAnsi"/>
           <w:i/>
+          <w:sz w:val="16"/>
+          <w:szCs w:val="16"/>
         </w:rPr>
         <w:tab/>
         <w:t>} catch (error) {</w:t>
@@ -27982,6 +28224,8 @@
         <w:rPr>
           <w:rFonts w:asciiTheme="majorHAnsi" w:hAnsiTheme="majorHAnsi"/>
           <w:i/>
+          <w:sz w:val="16"/>
+          <w:szCs w:val="16"/>
         </w:rPr>
         <w:br/>
         <w:t xml:space="preserve"> </w:t>
@@ -27990,6 +28234,8 @@
         <w:rPr>
           <w:rFonts w:asciiTheme="majorHAnsi" w:hAnsiTheme="majorHAnsi"/>
           <w:i/>
+          <w:sz w:val="16"/>
+          <w:szCs w:val="16"/>
         </w:rPr>
         <w:tab/>
       </w:r>
@@ -27997,6 +28243,8 @@
         <w:rPr>
           <w:rFonts w:asciiTheme="majorHAnsi" w:hAnsiTheme="majorHAnsi"/>
           <w:i/>
+          <w:sz w:val="16"/>
+          <w:szCs w:val="16"/>
         </w:rPr>
         <w:tab/>
         <w:t>yield put(</w:t>
@@ -28006,6 +28254,8 @@
         <w:rPr>
           <w:rFonts w:asciiTheme="majorHAnsi" w:hAnsiTheme="majorHAnsi"/>
           <w:i/>
+          <w:sz w:val="16"/>
+          <w:szCs w:val="16"/>
         </w:rPr>
         <w:t>fetchDataFailure</w:t>
       </w:r>
@@ -28014,6 +28264,8 @@
         <w:rPr>
           <w:rFonts w:asciiTheme="majorHAnsi" w:hAnsiTheme="majorHAnsi"/>
           <w:i/>
+          <w:sz w:val="16"/>
+          <w:szCs w:val="16"/>
         </w:rPr>
         <w:t>(error));</w:t>
       </w:r>
@@ -28021,6 +28273,8 @@
         <w:rPr>
           <w:rFonts w:asciiTheme="majorHAnsi" w:hAnsiTheme="majorHAnsi"/>
           <w:i/>
+          <w:sz w:val="16"/>
+          <w:szCs w:val="16"/>
         </w:rPr>
         <w:br/>
         <w:t xml:space="preserve"> </w:t>
@@ -28029,6 +28283,8 @@
         <w:rPr>
           <w:rFonts w:asciiTheme="majorHAnsi" w:hAnsiTheme="majorHAnsi"/>
           <w:i/>
+          <w:sz w:val="16"/>
+          <w:szCs w:val="16"/>
         </w:rPr>
         <w:tab/>
         <w:t>}</w:t>
@@ -28037,6 +28293,8 @@
         <w:rPr>
           <w:rFonts w:asciiTheme="majorHAnsi" w:hAnsiTheme="majorHAnsi"/>
           <w:i/>
+          <w:sz w:val="16"/>
+          <w:szCs w:val="16"/>
         </w:rPr>
         <w:br/>
         <w:t xml:space="preserve"> }</w:t>
@@ -28047,6 +28305,8 @@
         <w:rPr>
           <w:rFonts w:asciiTheme="majorHAnsi" w:hAnsiTheme="majorHAnsi"/>
           <w:i/>
+          <w:sz w:val="16"/>
+          <w:szCs w:val="16"/>
         </w:rPr>
       </w:pPr>
       <w:proofErr w:type="gramStart"/>
@@ -28054,8 +28314,9 @@
         <w:rPr>
           <w:rFonts w:asciiTheme="majorHAnsi" w:hAnsiTheme="majorHAnsi"/>
           <w:i/>
-        </w:rPr>
-        <w:lastRenderedPageBreak/>
+          <w:sz w:val="16"/>
+          <w:szCs w:val="16"/>
+        </w:rPr>
         <w:t>function</w:t>
       </w:r>
       <w:proofErr w:type="gramEnd"/>
@@ -28063,6 +28324,8 @@
         <w:rPr>
           <w:rFonts w:asciiTheme="majorHAnsi" w:hAnsiTheme="majorHAnsi"/>
           <w:i/>
+          <w:sz w:val="16"/>
+          <w:szCs w:val="16"/>
         </w:rPr>
         <w:t xml:space="preserve">* </w:t>
       </w:r>
@@ -28071,6 +28334,8 @@
         <w:rPr>
           <w:rFonts w:asciiTheme="majorHAnsi" w:hAnsiTheme="majorHAnsi"/>
           <w:i/>
+          <w:sz w:val="16"/>
+          <w:szCs w:val="16"/>
         </w:rPr>
         <w:t>mySaga</w:t>
       </w:r>
@@ -28079,6 +28344,8 @@
         <w:rPr>
           <w:rFonts w:asciiTheme="majorHAnsi" w:hAnsiTheme="majorHAnsi"/>
           <w:i/>
+          <w:sz w:val="16"/>
+          <w:szCs w:val="16"/>
         </w:rPr>
         <w:t>() {</w:t>
       </w:r>
@@ -28086,6 +28353,8 @@
         <w:rPr>
           <w:rFonts w:asciiTheme="majorHAnsi" w:hAnsiTheme="majorHAnsi"/>
           <w:i/>
+          <w:sz w:val="16"/>
+          <w:szCs w:val="16"/>
         </w:rPr>
         <w:br/>
         <w:t xml:space="preserve"> </w:t>
@@ -28094,6 +28363,8 @@
         <w:rPr>
           <w:rFonts w:asciiTheme="majorHAnsi" w:hAnsiTheme="majorHAnsi"/>
           <w:i/>
+          <w:sz w:val="16"/>
+          <w:szCs w:val="16"/>
         </w:rPr>
         <w:tab/>
         <w:t xml:space="preserve">yield </w:t>
@@ -28103,6 +28374,8 @@
         <w:rPr>
           <w:rFonts w:asciiTheme="majorHAnsi" w:hAnsiTheme="majorHAnsi"/>
           <w:i/>
+          <w:sz w:val="16"/>
+          <w:szCs w:val="16"/>
         </w:rPr>
         <w:t>takeLatest</w:t>
       </w:r>
@@ -28111,6 +28384,8 @@
         <w:rPr>
           <w:rFonts w:asciiTheme="majorHAnsi" w:hAnsiTheme="majorHAnsi"/>
           <w:i/>
+          <w:sz w:val="16"/>
+          <w:szCs w:val="16"/>
         </w:rPr>
         <w:t xml:space="preserve">('FETCH_DATA', </w:t>
       </w:r>
@@ -28119,6 +28394,8 @@
         <w:rPr>
           <w:rFonts w:asciiTheme="majorHAnsi" w:hAnsiTheme="majorHAnsi"/>
           <w:i/>
+          <w:sz w:val="16"/>
+          <w:szCs w:val="16"/>
         </w:rPr>
         <w:t>fetchMyData</w:t>
       </w:r>
@@ -28127,6 +28404,8 @@
         <w:rPr>
           <w:rFonts w:asciiTheme="majorHAnsi" w:hAnsiTheme="majorHAnsi"/>
           <w:i/>
+          <w:sz w:val="16"/>
+          <w:szCs w:val="16"/>
         </w:rPr>
         <w:t>);</w:t>
       </w:r>
@@ -28134,14 +28413,27 @@
         <w:rPr>
           <w:rFonts w:asciiTheme="majorHAnsi" w:hAnsiTheme="majorHAnsi"/>
           <w:i/>
+          <w:sz w:val="16"/>
+          <w:szCs w:val="16"/>
         </w:rPr>
         <w:br/>
+      </w:r>
+      <w:r>
+        <w:rPr>
+          <w:rFonts w:asciiTheme="majorHAnsi" w:hAnsiTheme="majorHAnsi"/>
+          <w:i/>
+          <w:sz w:val="16"/>
+          <w:szCs w:val="16"/>
+        </w:rPr>
+        <w:lastRenderedPageBreak/>
         <w:t>}</w:t>
       </w:r>
       <w:r>
         <w:rPr>
           <w:rFonts w:asciiTheme="majorHAnsi" w:hAnsiTheme="majorHAnsi"/>
           <w:i/>
+          <w:sz w:val="16"/>
+          <w:szCs w:val="16"/>
         </w:rPr>
         <w:br/>
         <w:t xml:space="preserve">export default </w:t>
@@ -28151,6 +28443,8 @@
         <w:rPr>
           <w:rFonts w:asciiTheme="majorHAnsi" w:hAnsiTheme="majorHAnsi"/>
           <w:i/>
+          <w:sz w:val="16"/>
+          <w:szCs w:val="16"/>
         </w:rPr>
         <w:t>mySaga</w:t>
       </w:r>
@@ -28159,6 +28453,8 @@
         <w:rPr>
           <w:rFonts w:asciiTheme="majorHAnsi" w:hAnsiTheme="majorHAnsi"/>
           <w:i/>
+          <w:sz w:val="16"/>
+          <w:szCs w:val="16"/>
         </w:rPr>
         <w:t>;</w:t>
       </w:r>
@@ -28956,13 +29252,6 @@
           <w:i/>
         </w:rPr>
         <w:br/>
-      </w:r>
-      <w:r>
-        <w:rPr>
-          <w:rFonts w:asciiTheme="majorHAnsi" w:hAnsiTheme="majorHAnsi"/>
-          <w:i/>
-        </w:rPr>
-        <w:lastRenderedPageBreak/>
         <w:t xml:space="preserve"> </w:t>
       </w:r>
       <w:r>
@@ -29002,112 +29291,20 @@
       <w:pPr>
         <w:rPr>
           <w:rFonts w:asciiTheme="majorHAnsi" w:hAnsiTheme="majorHAnsi"/>
-        </w:rPr>
-      </w:pPr>
-      <w:r>
-        <w:rPr>
-          <w:rFonts w:asciiTheme="majorHAnsi" w:hAnsiTheme="majorHAnsi"/>
-        </w:rPr>
-        <w:t xml:space="preserve">Project </w:t>
-      </w:r>
-    </w:p>
-    <w:p>
-      <w:pPr>
-        <w:rPr>
-          <w:rFonts w:asciiTheme="majorHAnsi" w:hAnsiTheme="majorHAnsi"/>
-        </w:rPr>
-      </w:pPr>
-      <w:r>
-        <w:rPr>
-          <w:rFonts w:asciiTheme="majorHAnsi" w:hAnsiTheme="majorHAnsi"/>
-        </w:rPr>
-        <w:t xml:space="preserve">Implementation of React router </w:t>
-      </w:r>
-      <w:proofErr w:type="spellStart"/>
-      <w:proofErr w:type="gramStart"/>
-      <w:r>
-        <w:rPr>
-          <w:rFonts w:asciiTheme="majorHAnsi" w:hAnsiTheme="majorHAnsi"/>
-        </w:rPr>
-        <w:t>dom</w:t>
-      </w:r>
-      <w:proofErr w:type="spellEnd"/>
-      <w:proofErr w:type="gramEnd"/>
-      <w:r>
-        <w:rPr>
-          <w:rFonts w:asciiTheme="majorHAnsi" w:hAnsiTheme="majorHAnsi"/>
-        </w:rPr>
-        <w:t xml:space="preserve"> v6 with protected routes.</w:t>
-      </w:r>
-      <w:r>
-        <w:rPr>
-          <w:rFonts w:asciiTheme="majorHAnsi" w:hAnsiTheme="majorHAnsi"/>
-        </w:rPr>
-        <w:t xml:space="preserve"> Read about Protected Routes from </w:t>
-      </w:r>
-      <w:proofErr w:type="spellStart"/>
-      <w:r>
-        <w:rPr>
-          <w:rFonts w:asciiTheme="majorHAnsi" w:hAnsiTheme="majorHAnsi"/>
-        </w:rPr>
-        <w:t>StudyTonightWithAbhishek</w:t>
-      </w:r>
-      <w:proofErr w:type="spellEnd"/>
-      <w:r>
-        <w:rPr>
-          <w:rFonts w:asciiTheme="majorHAnsi" w:hAnsiTheme="majorHAnsi"/>
-        </w:rPr>
-        <w:t>.</w:t>
-      </w:r>
-      <w:r>
-        <w:rPr>
-          <w:rFonts w:asciiTheme="majorHAnsi" w:hAnsiTheme="majorHAnsi"/>
-        </w:rPr>
-        <w:t xml:space="preserve"> First make a project about react router </w:t>
-      </w:r>
-      <w:proofErr w:type="spellStart"/>
-      <w:proofErr w:type="gramStart"/>
-      <w:r>
-        <w:rPr>
-          <w:rFonts w:asciiTheme="majorHAnsi" w:hAnsiTheme="majorHAnsi"/>
-        </w:rPr>
-        <w:t>dom</w:t>
-      </w:r>
-      <w:proofErr w:type="spellEnd"/>
-      <w:proofErr w:type="gramEnd"/>
-      <w:r>
-        <w:rPr>
-          <w:rFonts w:asciiTheme="majorHAnsi" w:hAnsiTheme="majorHAnsi"/>
-        </w:rPr>
-        <w:t xml:space="preserve"> v6</w:t>
-      </w:r>
-    </w:p>
-    <w:p>
-      <w:pPr>
-        <w:rPr>
-          <w:rFonts w:asciiTheme="majorHAnsi" w:hAnsiTheme="majorHAnsi"/>
-          <w:i/>
-        </w:rPr>
-      </w:pPr>
-      <w:r>
-        <w:rPr>
-          <w:rFonts w:asciiTheme="majorHAnsi" w:hAnsiTheme="majorHAnsi"/>
-          <w:i/>
-        </w:rPr>
-        <w:br w:type="page"/>
-      </w:r>
-    </w:p>
-    <w:p>
-      <w:pPr>
-        <w:rPr>
-          <w:rFonts w:asciiTheme="majorHAnsi" w:hAnsiTheme="majorHAnsi"/>
-        </w:rPr>
-      </w:pPr>
-      <w:r>
-        <w:rPr>
-          <w:rFonts w:asciiTheme="majorHAnsi" w:hAnsiTheme="majorHAnsi"/>
-        </w:rPr>
-        <w:lastRenderedPageBreak/>
+          <w:i/>
+        </w:rPr>
+      </w:pPr>
+    </w:p>
+    <w:p>
+      <w:pPr>
+        <w:rPr>
+          <w:rFonts w:asciiTheme="majorHAnsi" w:hAnsiTheme="majorHAnsi"/>
+        </w:rPr>
+      </w:pPr>
+      <w:r>
+        <w:rPr>
+          <w:rFonts w:asciiTheme="majorHAnsi" w:hAnsiTheme="majorHAnsi"/>
+        </w:rPr>
         <w:t>Namaste React</w:t>
       </w:r>
     </w:p>
@@ -29752,6 +29949,12 @@
           <w:rFonts w:asciiTheme="majorHAnsi" w:hAnsiTheme="majorHAnsi"/>
         </w:rPr>
         <w:br/>
+      </w:r>
+      <w:r>
+        <w:rPr>
+          <w:rFonts w:asciiTheme="majorHAnsi" w:hAnsiTheme="majorHAnsi"/>
+        </w:rPr>
+        <w:lastRenderedPageBreak/>
         <w:t xml:space="preserve"> </w:t>
       </w:r>
       <w:r>
@@ -29792,12 +29995,6 @@
           <w:rFonts w:asciiTheme="majorHAnsi" w:hAnsiTheme="majorHAnsi"/>
         </w:rPr>
         <w:br/>
-      </w:r>
-      <w:r>
-        <w:rPr>
-          <w:rFonts w:asciiTheme="majorHAnsi" w:hAnsiTheme="majorHAnsi"/>
-        </w:rPr>
-        <w:lastRenderedPageBreak/>
         <w:t xml:space="preserve"> </w:t>
       </w:r>
       <w:r>
@@ -30343,6 +30540,7 @@
         <w:rPr>
           <w:rFonts w:asciiTheme="majorHAnsi" w:hAnsiTheme="majorHAnsi"/>
         </w:rPr>
+        <w:lastRenderedPageBreak/>
         <w:t>Bundling</w:t>
       </w:r>
     </w:p>
@@ -30359,7 +30557,6 @@
         <w:rPr>
           <w:rFonts w:asciiTheme="majorHAnsi" w:hAnsiTheme="majorHAnsi"/>
         </w:rPr>
-        <w:lastRenderedPageBreak/>
         <w:t>Compress</w:t>
       </w:r>
     </w:p>
@@ -35826,7 +36023,7 @@
 </file>
 
 <file path=customXml/itemProps1.xml><?xml version="1.0" encoding="utf-8"?>
-<ds:datastoreItem xmlns:ds="http://schemas.openxmlformats.org/officeDocument/2006/customXml" ds:itemID="{D9B5BA88-047C-4718-98E5-B9F004F1F941}">
+<ds:datastoreItem xmlns:ds="http://schemas.openxmlformats.org/officeDocument/2006/customXml" ds:itemID="{8E56F773-874B-499D-A144-9A1D8A4F4A80}">
   <ds:schemaRefs>
     <ds:schemaRef ds:uri="http://schemas.openxmlformats.org/officeDocument/2006/bibliography"/>
   </ds:schemaRefs>

--- a/note/React.docx
+++ b/note/React.docx
@@ -2039,289 +2039,128 @@
         <w:rPr>
           <w:rFonts w:asciiTheme="majorHAnsi" w:hAnsiTheme="majorHAnsi"/>
         </w:rPr>
-        <w:t>What is React Fiber?</w:t>
+        <w:t xml:space="preserve">React </w:t>
+      </w:r>
+      <w:r>
+        <w:rPr>
+          <w:rFonts w:asciiTheme="majorHAnsi" w:hAnsiTheme="majorHAnsi"/>
+        </w:rPr>
+        <w:t xml:space="preserve">Rendering Lifecycle </w:t>
       </w:r>
     </w:p>
     <w:p>
       <w:pPr>
         <w:pStyle w:val="ListParagraph"/>
-        <w:rPr>
-          <w:rFonts w:asciiTheme="majorHAnsi" w:hAnsiTheme="majorHAnsi"/>
-        </w:rPr>
-      </w:pPr>
-      <w:r>
-        <w:rPr>
-          <w:rFonts w:asciiTheme="majorHAnsi" w:hAnsiTheme="majorHAnsi"/>
-        </w:rPr>
-        <w:t xml:space="preserve">Before React 16, React </w:t>
-      </w:r>
-      <w:proofErr w:type="spellStart"/>
-      <w:r>
-        <w:rPr>
-          <w:rFonts w:asciiTheme="majorHAnsi" w:hAnsiTheme="majorHAnsi"/>
-        </w:rPr>
-        <w:t>reconcillation</w:t>
-      </w:r>
-      <w:proofErr w:type="spellEnd"/>
-      <w:r>
-        <w:rPr>
-          <w:rFonts w:asciiTheme="majorHAnsi" w:hAnsiTheme="majorHAnsi"/>
-        </w:rPr>
-        <w:t xml:space="preserve"> process has one major flaw: It was synchronous. This means</w:t>
+        <w:numPr>
+          <w:ilvl w:val="0"/>
+          <w:numId w:val="44"/>
+        </w:numPr>
+        <w:rPr>
+          <w:rFonts w:asciiTheme="majorHAnsi" w:hAnsiTheme="majorHAnsi"/>
+        </w:rPr>
+      </w:pPr>
+      <w:r>
+        <w:rPr>
+          <w:rFonts w:asciiTheme="majorHAnsi" w:hAnsiTheme="majorHAnsi"/>
+        </w:rPr>
+        <w:t>Render Phase (React): Component functions run. Virtual DOM is created.</w:t>
+      </w:r>
+    </w:p>
+    <w:p>
+      <w:pPr>
+        <w:pStyle w:val="ListParagraph"/>
+        <w:numPr>
+          <w:ilvl w:val="0"/>
+          <w:numId w:val="44"/>
+        </w:numPr>
+        <w:rPr>
+          <w:rFonts w:asciiTheme="majorHAnsi" w:hAnsiTheme="majorHAnsi"/>
+        </w:rPr>
+      </w:pPr>
+      <w:r>
+        <w:rPr>
+          <w:rFonts w:asciiTheme="majorHAnsi" w:hAnsiTheme="majorHAnsi"/>
+        </w:rPr>
+        <w:t>Reconciliation Phase (React</w:t>
       </w:r>
       <w:proofErr w:type="gramStart"/>
       <w:r>
         <w:rPr>
           <w:rFonts w:asciiTheme="majorHAnsi" w:hAnsiTheme="majorHAnsi"/>
         </w:rPr>
-        <w:t xml:space="preserve">, </w:t>
-      </w:r>
-      <w:r>
-        <w:rPr>
-          <w:rFonts w:asciiTheme="majorHAnsi" w:hAnsiTheme="majorHAnsi"/>
-        </w:rPr>
-        <w:t xml:space="preserve"> </w:t>
-      </w:r>
-      <w:r>
-        <w:rPr>
-          <w:rFonts w:asciiTheme="majorHAnsi" w:hAnsiTheme="majorHAnsi"/>
-        </w:rPr>
-        <w:t>Once</w:t>
+        <w:t>) :</w:t>
       </w:r>
       <w:proofErr w:type="gramEnd"/>
       <w:r>
         <w:rPr>
           <w:rFonts w:asciiTheme="majorHAnsi" w:hAnsiTheme="majorHAnsi"/>
         </w:rPr>
-        <w:t xml:space="preserve"> it started the process of </w:t>
-      </w:r>
-      <w:proofErr w:type="spellStart"/>
-      <w:r>
-        <w:rPr>
-          <w:rFonts w:asciiTheme="majorHAnsi" w:hAnsiTheme="majorHAnsi"/>
-        </w:rPr>
-        <w:t>diffing</w:t>
-      </w:r>
-      <w:proofErr w:type="spellEnd"/>
-      <w:r>
-        <w:rPr>
-          <w:rFonts w:asciiTheme="majorHAnsi" w:hAnsiTheme="majorHAnsi"/>
-        </w:rPr>
-        <w:t>, it could not be interrupted.</w:t>
+        <w:t xml:space="preserve"> React </w:t>
+      </w:r>
+      <w:proofErr w:type="spellStart"/>
+      <w:r>
+        <w:rPr>
+          <w:rFonts w:asciiTheme="majorHAnsi" w:hAnsiTheme="majorHAnsi"/>
+        </w:rPr>
+        <w:t>diffs</w:t>
+      </w:r>
+      <w:proofErr w:type="spellEnd"/>
+      <w:r>
+        <w:rPr>
+          <w:rFonts w:asciiTheme="majorHAnsi" w:hAnsiTheme="majorHAnsi"/>
+        </w:rPr>
+        <w:t xml:space="preserve"> old and new Virtual DOM.</w:t>
       </w:r>
     </w:p>
     <w:p>
       <w:pPr>
         <w:pStyle w:val="ListParagraph"/>
-        <w:rPr>
-          <w:rFonts w:asciiTheme="majorHAnsi" w:hAnsiTheme="majorHAnsi"/>
-        </w:rPr>
-      </w:pPr>
-      <w:r>
-        <w:rPr>
-          <w:rFonts w:asciiTheme="majorHAnsi" w:hAnsiTheme="majorHAnsi"/>
-        </w:rPr>
-        <w:t xml:space="preserve">If the component tree was very large, this </w:t>
-      </w:r>
-      <w:proofErr w:type="spellStart"/>
-      <w:r>
-        <w:rPr>
-          <w:rFonts w:asciiTheme="majorHAnsi" w:hAnsiTheme="majorHAnsi"/>
-        </w:rPr>
-        <w:t>diffing</w:t>
-      </w:r>
-      <w:proofErr w:type="spellEnd"/>
-      <w:r>
-        <w:rPr>
-          <w:rFonts w:asciiTheme="majorHAnsi" w:hAnsiTheme="majorHAnsi"/>
-        </w:rPr>
-        <w:t xml:space="preserve"> process could block the main JavaScript thread for a long time.</w:t>
+        <w:numPr>
+          <w:ilvl w:val="0"/>
+          <w:numId w:val="44"/>
+        </w:numPr>
+        <w:rPr>
+          <w:rFonts w:asciiTheme="majorHAnsi" w:hAnsiTheme="majorHAnsi"/>
+        </w:rPr>
+      </w:pPr>
+      <w:r>
+        <w:rPr>
+          <w:rFonts w:asciiTheme="majorHAnsi" w:hAnsiTheme="majorHAnsi"/>
+        </w:rPr>
+        <w:t>Commit Phase (React → Browser</w:t>
+      </w:r>
+      <w:proofErr w:type="gramStart"/>
+      <w:r>
+        <w:rPr>
+          <w:rFonts w:asciiTheme="majorHAnsi" w:hAnsiTheme="majorHAnsi"/>
+        </w:rPr>
+        <w:t>) :</w:t>
+      </w:r>
+      <w:proofErr w:type="gramEnd"/>
+      <w:r>
+        <w:rPr>
+          <w:rFonts w:asciiTheme="majorHAnsi" w:hAnsiTheme="majorHAnsi"/>
+        </w:rPr>
+        <w:t xml:space="preserve"> React updates the actual DOM.</w:t>
       </w:r>
     </w:p>
     <w:p>
       <w:pPr>
         <w:pStyle w:val="ListParagraph"/>
-        <w:rPr>
-          <w:rFonts w:asciiTheme="majorHAnsi" w:hAnsiTheme="majorHAnsi"/>
-        </w:rPr>
-      </w:pPr>
-      <w:r>
-        <w:rPr>
-          <w:rFonts w:asciiTheme="majorHAnsi" w:hAnsiTheme="majorHAnsi"/>
-        </w:rPr>
-        <w:t>This meant that critical tasks like animations, user input, or scrolling would stutter because the browser was stuck calculating the diff.</w:t>
-      </w:r>
-    </w:p>
-    <w:p>
-      <w:pPr>
-        <w:pStyle w:val="ListParagraph"/>
-        <w:rPr>
-          <w:rFonts w:asciiTheme="majorHAnsi" w:hAnsiTheme="majorHAnsi"/>
-        </w:rPr>
-      </w:pPr>
-      <w:r>
-        <w:rPr>
-          <w:rFonts w:asciiTheme="majorHAnsi" w:hAnsiTheme="majorHAnsi"/>
-        </w:rPr>
-        <w:t>React 16 introduced a complete rewrite of the cor</w:t>
-      </w:r>
-      <w:r>
-        <w:rPr>
-          <w:rFonts w:asciiTheme="majorHAnsi" w:hAnsiTheme="majorHAnsi"/>
-        </w:rPr>
-        <w:t>e reconciliation algorithm, namely</w:t>
-      </w:r>
-      <w:r>
-        <w:rPr>
-          <w:rFonts w:asciiTheme="majorHAnsi" w:hAnsiTheme="majorHAnsi"/>
-        </w:rPr>
-        <w:t xml:space="preserve"> Fiber.</w:t>
-      </w:r>
-    </w:p>
-    <w:p>
-      <w:pPr>
-        <w:pStyle w:val="ListParagraph"/>
-        <w:rPr>
-          <w:rFonts w:asciiTheme="majorHAnsi" w:hAnsiTheme="majorHAnsi"/>
-        </w:rPr>
-      </w:pPr>
-      <w:r>
-        <w:rPr>
-          <w:rFonts w:asciiTheme="majorHAnsi" w:hAnsiTheme="majorHAnsi"/>
-        </w:rPr>
-        <w:t xml:space="preserve">Fiber's main goal is to </w:t>
-      </w:r>
-      <w:r>
-        <w:rPr>
-          <w:rFonts w:asciiTheme="majorHAnsi" w:hAnsiTheme="majorHAnsi"/>
-        </w:rPr>
-        <w:t xml:space="preserve">split rendering </w:t>
-      </w:r>
-      <w:r>
-        <w:rPr>
-          <w:rFonts w:asciiTheme="majorHAnsi" w:hAnsiTheme="majorHAnsi"/>
-        </w:rPr>
-        <w:t>into chunks</w:t>
-      </w:r>
-      <w:r>
-        <w:rPr>
-          <w:rFonts w:asciiTheme="majorHAnsi" w:hAnsiTheme="majorHAnsi"/>
-        </w:rPr>
-        <w:t xml:space="preserve">. </w:t>
-      </w:r>
-      <w:r>
-        <w:rPr>
-          <w:rFonts w:asciiTheme="majorHAnsi" w:hAnsiTheme="majorHAnsi"/>
-        </w:rPr>
-        <w:t xml:space="preserve"> </w:t>
-      </w:r>
-      <w:r>
-        <w:rPr>
-          <w:rFonts w:asciiTheme="majorHAnsi" w:hAnsiTheme="majorHAnsi"/>
-        </w:rPr>
-        <w:t xml:space="preserve">Due to this process react </w:t>
-      </w:r>
-      <w:r>
-        <w:rPr>
-          <w:rFonts w:asciiTheme="majorHAnsi" w:hAnsiTheme="majorHAnsi"/>
-        </w:rPr>
-        <w:t>rendering</w:t>
-      </w:r>
-      <w:r>
-        <w:rPr>
-          <w:rFonts w:asciiTheme="majorHAnsi" w:hAnsiTheme="majorHAnsi"/>
-        </w:rPr>
-        <w:t xml:space="preserve"> became</w:t>
-      </w:r>
-      <w:r>
-        <w:rPr>
-          <w:rFonts w:asciiTheme="majorHAnsi" w:hAnsiTheme="majorHAnsi"/>
-        </w:rPr>
-        <w:t xml:space="preserve"> asynchronous and interruptible.</w:t>
-      </w:r>
-    </w:p>
-    <w:p>
-      <w:pPr>
-        <w:pStyle w:val="ListParagraph"/>
-        <w:rPr>
-          <w:rFonts w:asciiTheme="majorHAnsi" w:hAnsiTheme="majorHAnsi"/>
-        </w:rPr>
-      </w:pPr>
-    </w:p>
-    <w:p>
-      <w:pPr>
-        <w:pStyle w:val="ListParagraph"/>
-        <w:rPr>
-          <w:rFonts w:asciiTheme="majorHAnsi" w:hAnsiTheme="majorHAnsi"/>
-        </w:rPr>
-      </w:pPr>
-      <w:r>
-        <w:rPr>
-          <w:rFonts w:asciiTheme="majorHAnsi" w:hAnsiTheme="majorHAnsi"/>
-        </w:rPr>
-        <w:lastRenderedPageBreak/>
-        <w:t>How does Fiber achieve this?</w:t>
-      </w:r>
-    </w:p>
-    <w:p>
-      <w:pPr>
-        <w:pStyle w:val="ListParagraph"/>
-        <w:rPr>
-          <w:rFonts w:asciiTheme="majorHAnsi" w:hAnsiTheme="majorHAnsi"/>
-        </w:rPr>
-      </w:pPr>
-      <w:r>
-        <w:rPr>
-          <w:rFonts w:asciiTheme="majorHAnsi" w:hAnsiTheme="majorHAnsi"/>
-        </w:rPr>
-        <w:t xml:space="preserve">Instead of processing the entire component </w:t>
-      </w:r>
-      <w:proofErr w:type="gramStart"/>
-      <w:r>
-        <w:rPr>
-          <w:rFonts w:asciiTheme="majorHAnsi" w:hAnsiTheme="majorHAnsi"/>
-        </w:rPr>
-        <w:t>tree in one go</w:t>
-      </w:r>
-      <w:proofErr w:type="gramEnd"/>
-      <w:r>
-        <w:rPr>
-          <w:rFonts w:asciiTheme="majorHAnsi" w:hAnsiTheme="majorHAnsi"/>
-        </w:rPr>
-        <w:t xml:space="preserve">, Fiber breaks the tree into a linked list of individual units of work—each unit is called a "Fiber node." It can process one Fiber node, check if there's </w:t>
-      </w:r>
-      <w:r>
-        <w:rPr>
-          <w:rFonts w:asciiTheme="majorHAnsi" w:hAnsiTheme="majorHAnsi"/>
-        </w:rPr>
-        <w:t>high priority task, if there is any high priority task then it</w:t>
-      </w:r>
-      <w:r>
-        <w:rPr>
-          <w:rFonts w:asciiTheme="majorHAnsi" w:hAnsiTheme="majorHAnsi"/>
-        </w:rPr>
-        <w:t xml:space="preserve"> </w:t>
-      </w:r>
-      <w:r>
-        <w:rPr>
-          <w:rFonts w:asciiTheme="majorHAnsi" w:hAnsiTheme="majorHAnsi"/>
-        </w:rPr>
-        <w:t xml:space="preserve">allows </w:t>
-      </w:r>
-      <w:r>
-        <w:rPr>
-          <w:rFonts w:asciiTheme="majorHAnsi" w:hAnsiTheme="majorHAnsi"/>
-        </w:rPr>
-        <w:t>browser to handle high-priority tasks.</w:t>
-      </w:r>
-    </w:p>
-    <w:p>
-      <w:pPr>
-        <w:pStyle w:val="ListParagraph"/>
-        <w:rPr>
-          <w:rFonts w:asciiTheme="majorHAnsi" w:hAnsiTheme="majorHAnsi"/>
-        </w:rPr>
-      </w:pPr>
+        <w:numPr>
+          <w:ilvl w:val="0"/>
+          <w:numId w:val="44"/>
+        </w:numPr>
+        <w:rPr>
+          <w:rFonts w:asciiTheme="majorHAnsi" w:hAnsiTheme="majorHAnsi"/>
+        </w:rPr>
+      </w:pPr>
+      <w:r>
+        <w:rPr>
+          <w:rFonts w:asciiTheme="majorHAnsi" w:hAnsiTheme="majorHAnsi"/>
+        </w:rPr>
+        <w:t>Paint Phase (Browser): Browser draws the changes visually.</w:t>
+      </w:r>
     </w:p>
     <w:p>
       <w:pPr>
@@ -2337,29 +2176,77 @@
       <w:r>
         <w:rPr>
           <w:rFonts w:asciiTheme="majorHAnsi" w:hAnsiTheme="majorHAnsi"/>
-          <w:b/>
-          <w:bCs/>
-        </w:rPr>
-        <w:t xml:space="preserve">What is tree shaking in react </w:t>
-      </w:r>
-      <w:proofErr w:type="spellStart"/>
+        </w:rPr>
+        <w:t>What is React Fiber?</w:t>
+      </w:r>
+    </w:p>
+    <w:p>
+      <w:pPr>
+        <w:pStyle w:val="ListParagraph"/>
+        <w:rPr>
+          <w:rFonts w:asciiTheme="majorHAnsi" w:hAnsiTheme="majorHAnsi"/>
+        </w:rPr>
+      </w:pPr>
+      <w:r>
+        <w:rPr>
+          <w:rFonts w:asciiTheme="majorHAnsi" w:hAnsiTheme="majorHAnsi"/>
+        </w:rPr>
+        <w:t xml:space="preserve">Before React 16, React </w:t>
+      </w:r>
+      <w:proofErr w:type="spellStart"/>
+      <w:r>
+        <w:rPr>
+          <w:rFonts w:asciiTheme="majorHAnsi" w:hAnsiTheme="majorHAnsi"/>
+        </w:rPr>
+        <w:t>reconcillation</w:t>
+      </w:r>
+      <w:proofErr w:type="spellEnd"/>
+      <w:r>
+        <w:rPr>
+          <w:rFonts w:asciiTheme="majorHAnsi" w:hAnsiTheme="majorHAnsi"/>
+        </w:rPr>
+        <w:t xml:space="preserve"> process has one major flaw: It was synchronous. This means</w:t>
+      </w:r>
       <w:proofErr w:type="gramStart"/>
       <w:r>
         <w:rPr>
           <w:rFonts w:asciiTheme="majorHAnsi" w:hAnsiTheme="majorHAnsi"/>
-          <w:b/>
-          <w:bCs/>
-        </w:rPr>
-        <w:t>js</w:t>
-      </w:r>
-      <w:proofErr w:type="spellEnd"/>
-      <w:r>
-        <w:rPr>
-          <w:rFonts w:asciiTheme="majorHAnsi" w:hAnsiTheme="majorHAnsi"/>
-        </w:rPr>
-        <w:t>.</w:t>
+        </w:rPr>
+        <w:t xml:space="preserve">, </w:t>
+      </w:r>
+      <w:r>
+        <w:rPr>
+          <w:rFonts w:asciiTheme="majorHAnsi" w:hAnsiTheme="majorHAnsi"/>
+        </w:rPr>
+        <w:t xml:space="preserve"> </w:t>
+      </w:r>
+      <w:r>
+        <w:rPr>
+          <w:rFonts w:asciiTheme="majorHAnsi" w:hAnsiTheme="majorHAnsi"/>
+        </w:rPr>
+        <w:t>Once</w:t>
       </w:r>
       <w:proofErr w:type="gramEnd"/>
+      <w:r>
+        <w:rPr>
+          <w:rFonts w:asciiTheme="majorHAnsi" w:hAnsiTheme="majorHAnsi"/>
+        </w:rPr>
+        <w:t xml:space="preserve"> it started the process of </w:t>
+      </w:r>
+      <w:proofErr w:type="spellStart"/>
+      <w:r>
+        <w:rPr>
+          <w:rFonts w:asciiTheme="majorHAnsi" w:hAnsiTheme="majorHAnsi"/>
+        </w:rPr>
+        <w:t>diffing</w:t>
+      </w:r>
+      <w:proofErr w:type="spellEnd"/>
+      <w:r>
+        <w:rPr>
+          <w:rFonts w:asciiTheme="majorHAnsi" w:hAnsiTheme="majorHAnsi"/>
+        </w:rPr>
+        <w:t>, it could not be interrupted.</w:t>
+      </w:r>
     </w:p>
     <w:p>
       <w:pPr>
@@ -2372,7 +2259,21 @@
         <w:rPr>
           <w:rFonts w:asciiTheme="majorHAnsi" w:hAnsiTheme="majorHAnsi"/>
         </w:rPr>
-        <w:t>Tree shaking is the process of removing unused or dead code from bundle.</w:t>
+        <w:t xml:space="preserve">If the component tree was very large, this </w:t>
+      </w:r>
+      <w:proofErr w:type="spellStart"/>
+      <w:r>
+        <w:rPr>
+          <w:rFonts w:asciiTheme="majorHAnsi" w:hAnsiTheme="majorHAnsi"/>
+        </w:rPr>
+        <w:t>diffing</w:t>
+      </w:r>
+      <w:proofErr w:type="spellEnd"/>
+      <w:r>
+        <w:rPr>
+          <w:rFonts w:asciiTheme="majorHAnsi" w:hAnsiTheme="majorHAnsi"/>
+        </w:rPr>
+        <w:t xml:space="preserve"> process could block the main JavaScript thread for a long time.</w:t>
       </w:r>
     </w:p>
     <w:p>
@@ -2386,7 +2287,8 @@
         <w:rPr>
           <w:rFonts w:asciiTheme="majorHAnsi" w:hAnsiTheme="majorHAnsi"/>
         </w:rPr>
-        <w:t>The name comes from the analogy of shaking a tree - the dead leaves (unused code) fall off."</w:t>
+        <w:lastRenderedPageBreak/>
+        <w:t>This meant that critical tasks like animations, user input, or scrolling would stutter because the browser was stuck calculating the diff.</w:t>
       </w:r>
     </w:p>
     <w:p>
@@ -2400,35 +2302,155 @@
         <w:rPr>
           <w:rFonts w:asciiTheme="majorHAnsi" w:hAnsiTheme="majorHAnsi"/>
         </w:rPr>
-        <w:t xml:space="preserve">In React (with </w:t>
-      </w:r>
-      <w:proofErr w:type="spellStart"/>
-      <w:r>
-        <w:rPr>
-          <w:rFonts w:asciiTheme="majorHAnsi" w:hAnsiTheme="majorHAnsi"/>
-        </w:rPr>
-        <w:t>Webpack</w:t>
-      </w:r>
-      <w:proofErr w:type="spellEnd"/>
-      <w:r>
-        <w:rPr>
-          <w:rFonts w:asciiTheme="majorHAnsi" w:hAnsiTheme="majorHAnsi"/>
-        </w:rPr>
-        <w:t xml:space="preserve">, </w:t>
-      </w:r>
-      <w:proofErr w:type="spellStart"/>
-      <w:r>
-        <w:rPr>
-          <w:rFonts w:asciiTheme="majorHAnsi" w:hAnsiTheme="majorHAnsi"/>
-        </w:rPr>
-        <w:t>Vite</w:t>
-      </w:r>
-      <w:proofErr w:type="spellEnd"/>
-      <w:r>
-        <w:rPr>
-          <w:rFonts w:asciiTheme="majorHAnsi" w:hAnsiTheme="majorHAnsi"/>
-        </w:rPr>
-        <w:t>), it works automatically in production builds.</w:t>
+        <w:t>React 16 introduced a complete rewrite of the cor</w:t>
+      </w:r>
+      <w:r>
+        <w:rPr>
+          <w:rFonts w:asciiTheme="majorHAnsi" w:hAnsiTheme="majorHAnsi"/>
+        </w:rPr>
+        <w:t>e reconciliation algorithm, namely</w:t>
+      </w:r>
+      <w:r>
+        <w:rPr>
+          <w:rFonts w:asciiTheme="majorHAnsi" w:hAnsiTheme="majorHAnsi"/>
+        </w:rPr>
+        <w:t xml:space="preserve"> Fiber.</w:t>
+      </w:r>
+    </w:p>
+    <w:p>
+      <w:pPr>
+        <w:pStyle w:val="ListParagraph"/>
+        <w:rPr>
+          <w:rFonts w:asciiTheme="majorHAnsi" w:hAnsiTheme="majorHAnsi"/>
+        </w:rPr>
+      </w:pPr>
+      <w:r>
+        <w:rPr>
+          <w:rFonts w:asciiTheme="majorHAnsi" w:hAnsiTheme="majorHAnsi"/>
+        </w:rPr>
+        <w:t xml:space="preserve">Fiber's main goal is to </w:t>
+      </w:r>
+      <w:r>
+        <w:rPr>
+          <w:rFonts w:asciiTheme="majorHAnsi" w:hAnsiTheme="majorHAnsi"/>
+        </w:rPr>
+        <w:t xml:space="preserve">split rendering </w:t>
+      </w:r>
+      <w:r>
+        <w:rPr>
+          <w:rFonts w:asciiTheme="majorHAnsi" w:hAnsiTheme="majorHAnsi"/>
+        </w:rPr>
+        <w:t>into chunks</w:t>
+      </w:r>
+      <w:r>
+        <w:rPr>
+          <w:rFonts w:asciiTheme="majorHAnsi" w:hAnsiTheme="majorHAnsi"/>
+        </w:rPr>
+        <w:t xml:space="preserve">. </w:t>
+      </w:r>
+      <w:r>
+        <w:rPr>
+          <w:rFonts w:asciiTheme="majorHAnsi" w:hAnsiTheme="majorHAnsi"/>
+        </w:rPr>
+        <w:t xml:space="preserve"> </w:t>
+      </w:r>
+      <w:r>
+        <w:rPr>
+          <w:rFonts w:asciiTheme="majorHAnsi" w:hAnsiTheme="majorHAnsi"/>
+        </w:rPr>
+        <w:t xml:space="preserve">Due to this process react </w:t>
+      </w:r>
+      <w:r>
+        <w:rPr>
+          <w:rFonts w:asciiTheme="majorHAnsi" w:hAnsiTheme="majorHAnsi"/>
+        </w:rPr>
+        <w:t>rendering</w:t>
+      </w:r>
+      <w:r>
+        <w:rPr>
+          <w:rFonts w:asciiTheme="majorHAnsi" w:hAnsiTheme="majorHAnsi"/>
+        </w:rPr>
+        <w:t xml:space="preserve"> became</w:t>
+      </w:r>
+      <w:r>
+        <w:rPr>
+          <w:rFonts w:asciiTheme="majorHAnsi" w:hAnsiTheme="majorHAnsi"/>
+        </w:rPr>
+        <w:t xml:space="preserve"> asynchronous and interruptible.</w:t>
+      </w:r>
+    </w:p>
+    <w:p>
+      <w:pPr>
+        <w:pStyle w:val="ListParagraph"/>
+        <w:rPr>
+          <w:rFonts w:asciiTheme="majorHAnsi" w:hAnsiTheme="majorHAnsi"/>
+        </w:rPr>
+      </w:pPr>
+    </w:p>
+    <w:p>
+      <w:pPr>
+        <w:pStyle w:val="ListParagraph"/>
+        <w:rPr>
+          <w:rFonts w:asciiTheme="majorHAnsi" w:hAnsiTheme="majorHAnsi"/>
+        </w:rPr>
+      </w:pPr>
+      <w:r>
+        <w:rPr>
+          <w:rFonts w:asciiTheme="majorHAnsi" w:hAnsiTheme="majorHAnsi"/>
+        </w:rPr>
+        <w:t>How does Fiber achieve this?</w:t>
+      </w:r>
+    </w:p>
+    <w:p>
+      <w:pPr>
+        <w:pStyle w:val="ListParagraph"/>
+        <w:rPr>
+          <w:rFonts w:asciiTheme="majorHAnsi" w:hAnsiTheme="majorHAnsi"/>
+        </w:rPr>
+      </w:pPr>
+      <w:r>
+        <w:rPr>
+          <w:rFonts w:asciiTheme="majorHAnsi" w:hAnsiTheme="majorHAnsi"/>
+        </w:rPr>
+        <w:t xml:space="preserve">Instead of processing the entire component </w:t>
+      </w:r>
+      <w:proofErr w:type="gramStart"/>
+      <w:r>
+        <w:rPr>
+          <w:rFonts w:asciiTheme="majorHAnsi" w:hAnsiTheme="majorHAnsi"/>
+        </w:rPr>
+        <w:t>tree in one go</w:t>
+      </w:r>
+      <w:proofErr w:type="gramEnd"/>
+      <w:r>
+        <w:rPr>
+          <w:rFonts w:asciiTheme="majorHAnsi" w:hAnsiTheme="majorHAnsi"/>
+        </w:rPr>
+        <w:t xml:space="preserve">, Fiber breaks the tree into a linked list of individual units of work—each unit is called a "Fiber node." It can process one Fiber node, check if there's </w:t>
+      </w:r>
+      <w:r>
+        <w:rPr>
+          <w:rFonts w:asciiTheme="majorHAnsi" w:hAnsiTheme="majorHAnsi"/>
+        </w:rPr>
+        <w:t>high priority task, if there is any high priority task then it</w:t>
+      </w:r>
+      <w:r>
+        <w:rPr>
+          <w:rFonts w:asciiTheme="majorHAnsi" w:hAnsiTheme="majorHAnsi"/>
+        </w:rPr>
+        <w:t xml:space="preserve"> </w:t>
+      </w:r>
+      <w:r>
+        <w:rPr>
+          <w:rFonts w:asciiTheme="majorHAnsi" w:hAnsiTheme="majorHAnsi"/>
+        </w:rPr>
+        <w:t xml:space="preserve">allows </w:t>
+      </w:r>
+      <w:r>
+        <w:rPr>
+          <w:rFonts w:asciiTheme="majorHAnsi" w:hAnsiTheme="majorHAnsi"/>
+        </w:rPr>
+        <w:t>browser to handle high-priority tasks.</w:t>
       </w:r>
     </w:p>
     <w:p>
@@ -2446,29 +2468,97 @@
         <w:rPr>
           <w:rFonts w:asciiTheme="majorHAnsi" w:hAnsiTheme="majorHAnsi"/>
           <w:b/>
-        </w:rPr>
-        <w:t>Hooks</w:t>
-      </w:r>
-      <w:r>
-        <w:rPr>
-          <w:rFonts w:asciiTheme="majorHAnsi" w:hAnsiTheme="majorHAnsi"/>
-        </w:rPr>
-        <w:br/>
-        <w:t xml:space="preserve">Hooks are the functions which "hook into" or connect to </w:t>
-      </w:r>
+          <w:bCs/>
+        </w:rPr>
+        <w:t xml:space="preserve">What is tree shaking in react </w:t>
+      </w:r>
+      <w:proofErr w:type="spellStart"/>
       <w:proofErr w:type="gramStart"/>
       <w:r>
         <w:rPr>
           <w:rFonts w:asciiTheme="majorHAnsi" w:hAnsiTheme="majorHAnsi"/>
-        </w:rPr>
-        <w:t>React</w:t>
+          <w:b/>
+          <w:bCs/>
+        </w:rPr>
+        <w:t>js</w:t>
+      </w:r>
+      <w:proofErr w:type="spellEnd"/>
+      <w:r>
+        <w:rPr>
+          <w:rFonts w:asciiTheme="majorHAnsi" w:hAnsiTheme="majorHAnsi"/>
+        </w:rPr>
+        <w:t>.</w:t>
       </w:r>
       <w:proofErr w:type="gramEnd"/>
-      <w:r>
-        <w:rPr>
-          <w:rFonts w:asciiTheme="majorHAnsi" w:hAnsiTheme="majorHAnsi"/>
-        </w:rPr>
-        <w:t xml:space="preserve"> state and lifecycle features for function components.</w:t>
+    </w:p>
+    <w:p>
+      <w:pPr>
+        <w:pStyle w:val="ListParagraph"/>
+        <w:rPr>
+          <w:rFonts w:asciiTheme="majorHAnsi" w:hAnsiTheme="majorHAnsi"/>
+        </w:rPr>
+      </w:pPr>
+      <w:r>
+        <w:rPr>
+          <w:rFonts w:asciiTheme="majorHAnsi" w:hAnsiTheme="majorHAnsi"/>
+        </w:rPr>
+        <w:t>Tree shaking is the process of removing unused or dead code from bundle.</w:t>
+      </w:r>
+    </w:p>
+    <w:p>
+      <w:pPr>
+        <w:pStyle w:val="ListParagraph"/>
+        <w:rPr>
+          <w:rFonts w:asciiTheme="majorHAnsi" w:hAnsiTheme="majorHAnsi"/>
+        </w:rPr>
+      </w:pPr>
+      <w:r>
+        <w:rPr>
+          <w:rFonts w:asciiTheme="majorHAnsi" w:hAnsiTheme="majorHAnsi"/>
+        </w:rPr>
+        <w:t>The name comes from the analogy of shaking a tree - the dead leaves (unused code) fall off."</w:t>
+      </w:r>
+    </w:p>
+    <w:p>
+      <w:pPr>
+        <w:pStyle w:val="ListParagraph"/>
+        <w:rPr>
+          <w:rFonts w:asciiTheme="majorHAnsi" w:hAnsiTheme="majorHAnsi"/>
+        </w:rPr>
+      </w:pPr>
+      <w:r>
+        <w:rPr>
+          <w:rFonts w:asciiTheme="majorHAnsi" w:hAnsiTheme="majorHAnsi"/>
+        </w:rPr>
+        <w:t xml:space="preserve">In React (with </w:t>
+      </w:r>
+      <w:proofErr w:type="spellStart"/>
+      <w:r>
+        <w:rPr>
+          <w:rFonts w:asciiTheme="majorHAnsi" w:hAnsiTheme="majorHAnsi"/>
+        </w:rPr>
+        <w:t>Webpack</w:t>
+      </w:r>
+      <w:proofErr w:type="spellEnd"/>
+      <w:r>
+        <w:rPr>
+          <w:rFonts w:asciiTheme="majorHAnsi" w:hAnsiTheme="majorHAnsi"/>
+        </w:rPr>
+        <w:t xml:space="preserve">, </w:t>
+      </w:r>
+      <w:proofErr w:type="spellStart"/>
+      <w:r>
+        <w:rPr>
+          <w:rFonts w:asciiTheme="majorHAnsi" w:hAnsiTheme="majorHAnsi"/>
+        </w:rPr>
+        <w:t>Vite</w:t>
+      </w:r>
+      <w:proofErr w:type="spellEnd"/>
+      <w:r>
+        <w:rPr>
+          <w:rFonts w:asciiTheme="majorHAnsi" w:hAnsiTheme="majorHAnsi"/>
+        </w:rPr>
+        <w:t>), it works automatically in production builds.</w:t>
       </w:r>
     </w:p>
     <w:p>
@@ -2487,14 +2577,28 @@
           <w:rFonts w:asciiTheme="majorHAnsi" w:hAnsiTheme="majorHAnsi"/>
           <w:b/>
         </w:rPr>
-        <w:t>Key prop</w:t>
+        <w:t>Hooks</w:t>
       </w:r>
       <w:r>
         <w:rPr>
           <w:rFonts w:asciiTheme="majorHAnsi" w:hAnsiTheme="majorHAnsi"/>
         </w:rPr>
         <w:br/>
-        <w:t>Keys help React identify which items have changed, are added, or are removed.</w:t>
+        <w:t xml:space="preserve">Hooks are the functions which "hook into" or connect to </w:t>
+      </w:r>
+      <w:proofErr w:type="gramStart"/>
+      <w:r>
+        <w:rPr>
+          <w:rFonts w:asciiTheme="majorHAnsi" w:hAnsiTheme="majorHAnsi"/>
+        </w:rPr>
+        <w:t>React</w:t>
+      </w:r>
+      <w:proofErr w:type="gramEnd"/>
+      <w:r>
+        <w:rPr>
+          <w:rFonts w:asciiTheme="majorHAnsi" w:hAnsiTheme="majorHAnsi"/>
+        </w:rPr>
+        <w:t xml:space="preserve"> state and lifecycle features for function components.</w:t>
       </w:r>
     </w:p>
     <w:p>
@@ -2508,42 +2612,19 @@
           <w:rFonts w:asciiTheme="majorHAnsi" w:hAnsiTheme="majorHAnsi"/>
         </w:rPr>
       </w:pPr>
-      <w:proofErr w:type="spellStart"/>
-      <w:proofErr w:type="gramStart"/>
       <w:r>
         <w:rPr>
           <w:rFonts w:asciiTheme="majorHAnsi" w:hAnsiTheme="majorHAnsi"/>
           <w:b/>
         </w:rPr>
-        <w:t>useState</w:t>
-      </w:r>
-      <w:proofErr w:type="spellEnd"/>
-      <w:proofErr w:type="gramEnd"/>
-      <w:r>
-        <w:rPr>
-          <w:rFonts w:asciiTheme="majorHAnsi" w:hAnsiTheme="majorHAnsi"/>
-        </w:rPr>
-        <w:t xml:space="preserve"> </w:t>
+        <w:t>Key prop</w:t>
       </w:r>
       <w:r>
         <w:rPr>
           <w:rFonts w:asciiTheme="majorHAnsi" w:hAnsiTheme="majorHAnsi"/>
         </w:rPr>
         <w:br/>
-      </w:r>
-      <w:proofErr w:type="spellStart"/>
-      <w:r>
-        <w:rPr>
-          <w:rFonts w:asciiTheme="majorHAnsi" w:hAnsiTheme="majorHAnsi"/>
-        </w:rPr>
-        <w:t>useState</w:t>
-      </w:r>
-      <w:proofErr w:type="spellEnd"/>
-      <w:r>
-        <w:rPr>
-          <w:rFonts w:asciiTheme="majorHAnsi" w:hAnsiTheme="majorHAnsi"/>
-        </w:rPr>
-        <w:t xml:space="preserve"> is a Hook that allow us to add React state to function components.</w:t>
+        <w:t>Keys help React identify which items have changed, are added, or are removed.</w:t>
       </w:r>
     </w:p>
     <w:p>
@@ -2564,71 +2645,35 @@
           <w:rFonts w:asciiTheme="majorHAnsi" w:hAnsiTheme="majorHAnsi"/>
           <w:b/>
         </w:rPr>
-        <w:t>useEffect</w:t>
+        <w:t>useState</w:t>
       </w:r>
       <w:proofErr w:type="spellEnd"/>
       <w:proofErr w:type="gramEnd"/>
       <w:r>
         <w:rPr>
           <w:rFonts w:asciiTheme="majorHAnsi" w:hAnsiTheme="majorHAnsi"/>
-          <w:b/>
+        </w:rPr>
+        <w:t xml:space="preserve"> </w:t>
+      </w:r>
+      <w:r>
+        <w:rPr>
+          <w:rFonts w:asciiTheme="majorHAnsi" w:hAnsiTheme="majorHAnsi"/>
         </w:rPr>
         <w:br/>
       </w:r>
-      <w:r>
-        <w:rPr>
-          <w:rFonts w:asciiTheme="majorHAnsi" w:hAnsiTheme="majorHAnsi"/>
-        </w:rPr>
-        <w:t>It allows us to perform side effects in response to changes in props, state, or other variables.</w:t>
-      </w:r>
-      <w:r>
-        <w:rPr>
-          <w:rFonts w:asciiTheme="majorHAnsi" w:hAnsiTheme="majorHAnsi"/>
-        </w:rPr>
-        <w:br/>
-        <w:t>It takes 2 arguments a callback function and a dependency array.</w:t>
-      </w:r>
-      <w:r>
-        <w:rPr>
-          <w:rFonts w:asciiTheme="majorHAnsi" w:hAnsiTheme="majorHAnsi"/>
-        </w:rPr>
-        <w:br/>
-        <w:t xml:space="preserve">If there is no dependency array then </w:t>
-      </w:r>
-      <w:proofErr w:type="spellStart"/>
-      <w:r>
-        <w:rPr>
-          <w:rFonts w:asciiTheme="majorHAnsi" w:hAnsiTheme="majorHAnsi"/>
-        </w:rPr>
-        <w:t>useEffect’s</w:t>
-      </w:r>
-      <w:proofErr w:type="spellEnd"/>
-      <w:r>
-        <w:rPr>
-          <w:rFonts w:asciiTheme="majorHAnsi" w:hAnsiTheme="majorHAnsi"/>
-        </w:rPr>
-        <w:t xml:space="preserve"> callback function will be called on every render.</w:t>
-      </w:r>
-      <w:r>
-        <w:rPr>
-          <w:rFonts w:asciiTheme="majorHAnsi" w:hAnsiTheme="majorHAnsi"/>
-        </w:rPr>
-        <w:br/>
-        <w:t xml:space="preserve">If there is empty dependency array then </w:t>
-      </w:r>
-      <w:proofErr w:type="spellStart"/>
-      <w:r>
-        <w:rPr>
-          <w:rFonts w:asciiTheme="majorHAnsi" w:hAnsiTheme="majorHAnsi"/>
-        </w:rPr>
-        <w:t>useEffect’s</w:t>
-      </w:r>
-      <w:proofErr w:type="spellEnd"/>
-      <w:r>
-        <w:rPr>
-          <w:rFonts w:asciiTheme="majorHAnsi" w:hAnsiTheme="majorHAnsi"/>
-        </w:rPr>
-        <w:t xml:space="preserve"> callback will be called only once. </w:t>
+      <w:proofErr w:type="spellStart"/>
+      <w:r>
+        <w:rPr>
+          <w:rFonts w:asciiTheme="majorHAnsi" w:hAnsiTheme="majorHAnsi"/>
+        </w:rPr>
+        <w:t>useState</w:t>
+      </w:r>
+      <w:proofErr w:type="spellEnd"/>
+      <w:r>
+        <w:rPr>
+          <w:rFonts w:asciiTheme="majorHAnsi" w:hAnsiTheme="majorHAnsi"/>
+        </w:rPr>
+        <w:t xml:space="preserve"> is a Hook that allow us to add React state to function components.</w:t>
       </w:r>
     </w:p>
     <w:p>
@@ -2649,7 +2694,7 @@
           <w:rFonts w:asciiTheme="majorHAnsi" w:hAnsiTheme="majorHAnsi"/>
           <w:b/>
         </w:rPr>
-        <w:t>useMemo</w:t>
+        <w:t>useEffect</w:t>
       </w:r>
       <w:proofErr w:type="spellEnd"/>
       <w:proofErr w:type="gramEnd"/>
@@ -2664,400 +2709,56 @@
         <w:rPr>
           <w:rFonts w:asciiTheme="majorHAnsi" w:hAnsiTheme="majorHAnsi"/>
         </w:rPr>
-        <w:t xml:space="preserve">It is used to </w:t>
-      </w:r>
-      <w:proofErr w:type="spellStart"/>
-      <w:r>
-        <w:rPr>
-          <w:rFonts w:asciiTheme="majorHAnsi" w:hAnsiTheme="majorHAnsi"/>
-        </w:rPr>
-        <w:t>memoize</w:t>
-      </w:r>
-      <w:proofErr w:type="spellEnd"/>
-      <w:r>
-        <w:rPr>
-          <w:rFonts w:asciiTheme="majorHAnsi" w:hAnsiTheme="majorHAnsi"/>
-        </w:rPr>
-        <w:t xml:space="preserve"> a value, which means that the value is only recomputed when its dependencies change.</w:t>
+        <w:t>It allows us to perform side effects in response to changes in props, state, or other variables.</w:t>
       </w:r>
       <w:r>
         <w:rPr>
           <w:rFonts w:asciiTheme="majorHAnsi" w:hAnsiTheme="majorHAnsi"/>
         </w:rPr>
         <w:br/>
-        <w:t xml:space="preserve">The </w:t>
-      </w:r>
-      <w:proofErr w:type="spellStart"/>
-      <w:proofErr w:type="gramStart"/>
-      <w:r>
-        <w:rPr>
-          <w:rFonts w:asciiTheme="majorHAnsi" w:hAnsiTheme="majorHAnsi"/>
-        </w:rPr>
-        <w:t>useMemo</w:t>
-      </w:r>
-      <w:proofErr w:type="spellEnd"/>
-      <w:r>
-        <w:rPr>
-          <w:rFonts w:asciiTheme="majorHAnsi" w:hAnsiTheme="majorHAnsi"/>
-        </w:rPr>
-        <w:t>(</w:t>
-      </w:r>
-      <w:proofErr w:type="gramEnd"/>
-      <w:r>
-        <w:rPr>
-          <w:rFonts w:asciiTheme="majorHAnsi" w:hAnsiTheme="majorHAnsi"/>
-        </w:rPr>
-        <w:t xml:space="preserve">) hook takes two arguments: a function that computes the value, and an array of dependencies that the value depends on. The function is only re-run when one of the dependencies </w:t>
-      </w:r>
-      <w:proofErr w:type="gramStart"/>
-      <w:r>
-        <w:rPr>
-          <w:rFonts w:asciiTheme="majorHAnsi" w:hAnsiTheme="majorHAnsi"/>
-        </w:rPr>
-        <w:t>changes,</w:t>
-      </w:r>
-      <w:proofErr w:type="gramEnd"/>
-      <w:r>
-        <w:rPr>
-          <w:rFonts w:asciiTheme="majorHAnsi" w:hAnsiTheme="majorHAnsi"/>
-        </w:rPr>
-        <w:t xml:space="preserve"> and the </w:t>
-      </w:r>
-      <w:proofErr w:type="spellStart"/>
-      <w:r>
-        <w:rPr>
-          <w:rFonts w:asciiTheme="majorHAnsi" w:hAnsiTheme="majorHAnsi"/>
-        </w:rPr>
-        <w:t>memoized</w:t>
-      </w:r>
-      <w:proofErr w:type="spellEnd"/>
-      <w:r>
-        <w:rPr>
-          <w:rFonts w:asciiTheme="majorHAnsi" w:hAnsiTheme="majorHAnsi"/>
-        </w:rPr>
-        <w:t xml:space="preserve"> value is returned from the hook.</w:t>
-      </w:r>
-    </w:p>
-    <w:p>
-      <w:pPr>
-        <w:pStyle w:val="ListParagraph"/>
-        <w:rPr>
-          <w:rFonts w:asciiTheme="majorHAnsi" w:hAnsiTheme="majorHAnsi"/>
-        </w:rPr>
-      </w:pPr>
-      <w:r>
-        <w:rPr>
-          <w:rFonts w:asciiTheme="majorHAnsi" w:hAnsiTheme="majorHAnsi"/>
-          <w:i/>
-        </w:rPr>
-        <w:t xml:space="preserve">import React, { </w:t>
-      </w:r>
-      <w:proofErr w:type="spellStart"/>
-      <w:r>
-        <w:rPr>
-          <w:rFonts w:asciiTheme="majorHAnsi" w:hAnsiTheme="majorHAnsi"/>
-          <w:i/>
-        </w:rPr>
-        <w:t>useMemo</w:t>
-      </w:r>
-      <w:proofErr w:type="spellEnd"/>
-      <w:r>
-        <w:rPr>
-          <w:rFonts w:asciiTheme="majorHAnsi" w:hAnsiTheme="majorHAnsi"/>
-          <w:i/>
-        </w:rPr>
-        <w:t xml:space="preserve"> } from 'react';</w:t>
-      </w:r>
-      <w:r>
-        <w:rPr>
-          <w:rFonts w:asciiTheme="majorHAnsi" w:hAnsiTheme="majorHAnsi"/>
-          <w:i/>
+        <w:t>It takes 2 arguments a callback function and a dependency array.</w:t>
+      </w:r>
+      <w:r>
+        <w:rPr>
+          <w:rFonts w:asciiTheme="majorHAnsi" w:hAnsiTheme="majorHAnsi"/>
         </w:rPr>
         <w:br/>
-        <w:t xml:space="preserve">function </w:t>
-      </w:r>
-      <w:proofErr w:type="spellStart"/>
-      <w:r>
-        <w:rPr>
-          <w:rFonts w:asciiTheme="majorHAnsi" w:hAnsiTheme="majorHAnsi"/>
-          <w:i/>
-        </w:rPr>
-        <w:t>MyComponent</w:t>
-      </w:r>
-      <w:proofErr w:type="spellEnd"/>
-      <w:r>
-        <w:rPr>
-          <w:rFonts w:asciiTheme="majorHAnsi" w:hAnsiTheme="majorHAnsi"/>
-          <w:i/>
-        </w:rPr>
-        <w:t>(props) {</w:t>
-      </w:r>
-      <w:r>
-        <w:rPr>
-          <w:rFonts w:asciiTheme="majorHAnsi" w:hAnsiTheme="majorHAnsi"/>
-          <w:i/>
+        <w:t xml:space="preserve">If there is no dependency array then </w:t>
+      </w:r>
+      <w:proofErr w:type="spellStart"/>
+      <w:r>
+        <w:rPr>
+          <w:rFonts w:asciiTheme="majorHAnsi" w:hAnsiTheme="majorHAnsi"/>
+        </w:rPr>
+        <w:t>useEffect’s</w:t>
+      </w:r>
+      <w:proofErr w:type="spellEnd"/>
+      <w:r>
+        <w:rPr>
+          <w:rFonts w:asciiTheme="majorHAnsi" w:hAnsiTheme="majorHAnsi"/>
+        </w:rPr>
+        <w:t xml:space="preserve"> callback function will be called on every render.</w:t>
+      </w:r>
+      <w:r>
+        <w:rPr>
+          <w:rFonts w:asciiTheme="majorHAnsi" w:hAnsiTheme="majorHAnsi"/>
         </w:rPr>
         <w:br/>
-        <w:t xml:space="preserve"> </w:t>
-      </w:r>
-      <w:r>
-        <w:rPr>
-          <w:rFonts w:asciiTheme="majorHAnsi" w:hAnsiTheme="majorHAnsi"/>
-          <w:i/>
-        </w:rPr>
-        <w:tab/>
-        <w:t>const { a, b } = props;</w:t>
-      </w:r>
-      <w:r>
-        <w:rPr>
-          <w:rFonts w:asciiTheme="majorHAnsi" w:hAnsiTheme="majorHAnsi"/>
-          <w:i/>
-        </w:rPr>
-        <w:br/>
-        <w:t xml:space="preserve"> </w:t>
-      </w:r>
-      <w:r>
-        <w:rPr>
-          <w:rFonts w:asciiTheme="majorHAnsi" w:hAnsiTheme="majorHAnsi"/>
-          <w:i/>
-        </w:rPr>
-        <w:tab/>
-        <w:t xml:space="preserve">const result = </w:t>
-      </w:r>
-      <w:proofErr w:type="spellStart"/>
-      <w:r>
-        <w:rPr>
-          <w:rFonts w:asciiTheme="majorHAnsi" w:hAnsiTheme="majorHAnsi"/>
-          <w:i/>
-        </w:rPr>
-        <w:t>useMemo</w:t>
-      </w:r>
-      <w:proofErr w:type="spellEnd"/>
-      <w:r>
-        <w:rPr>
-          <w:rFonts w:asciiTheme="majorHAnsi" w:hAnsiTheme="majorHAnsi"/>
-          <w:i/>
-        </w:rPr>
-        <w:t>(() =&gt; {</w:t>
-      </w:r>
-      <w:r>
-        <w:rPr>
-          <w:rFonts w:asciiTheme="majorHAnsi" w:hAnsiTheme="majorHAnsi"/>
-          <w:i/>
-        </w:rPr>
-        <w:br/>
-        <w:t xml:space="preserve"> </w:t>
-      </w:r>
-      <w:r>
-        <w:rPr>
-          <w:rFonts w:asciiTheme="majorHAnsi" w:hAnsiTheme="majorHAnsi"/>
-          <w:i/>
-        </w:rPr>
-        <w:tab/>
-      </w:r>
-      <w:r>
-        <w:rPr>
-          <w:rFonts w:asciiTheme="majorHAnsi" w:hAnsiTheme="majorHAnsi"/>
-          <w:i/>
-        </w:rPr>
-        <w:tab/>
-        <w:t>console.log('Computing result...');</w:t>
-      </w:r>
-      <w:r>
-        <w:rPr>
-          <w:rFonts w:asciiTheme="majorHAnsi" w:hAnsiTheme="majorHAnsi"/>
-          <w:i/>
-        </w:rPr>
-        <w:br/>
-        <w:t xml:space="preserve"> </w:t>
-      </w:r>
-      <w:r>
-        <w:rPr>
-          <w:rFonts w:asciiTheme="majorHAnsi" w:hAnsiTheme="majorHAnsi"/>
-          <w:i/>
-        </w:rPr>
-        <w:tab/>
-      </w:r>
-      <w:r>
-        <w:rPr>
-          <w:rFonts w:asciiTheme="majorHAnsi" w:hAnsiTheme="majorHAnsi"/>
-          <w:i/>
-        </w:rPr>
-        <w:tab/>
-        <w:t>return a + b;</w:t>
-      </w:r>
-      <w:r>
-        <w:rPr>
-          <w:rFonts w:asciiTheme="majorHAnsi" w:hAnsiTheme="majorHAnsi"/>
-          <w:i/>
-        </w:rPr>
-        <w:br/>
-        <w:t xml:space="preserve"> </w:t>
-      </w:r>
-      <w:r>
-        <w:rPr>
-          <w:rFonts w:asciiTheme="majorHAnsi" w:hAnsiTheme="majorHAnsi"/>
-          <w:i/>
-        </w:rPr>
-        <w:tab/>
-        <w:t>}, [a, b]);</w:t>
-      </w:r>
-      <w:r>
-        <w:rPr>
-          <w:rFonts w:asciiTheme="majorHAnsi" w:hAnsiTheme="majorHAnsi"/>
-          <w:i/>
-        </w:rPr>
-        <w:br/>
-        <w:t>return (</w:t>
-      </w:r>
-      <w:r>
-        <w:rPr>
-          <w:rFonts w:asciiTheme="majorHAnsi" w:hAnsiTheme="majorHAnsi"/>
-          <w:i/>
-        </w:rPr>
-        <w:br/>
-        <w:t xml:space="preserve"> </w:t>
-      </w:r>
-      <w:r>
-        <w:rPr>
-          <w:rFonts w:asciiTheme="majorHAnsi" w:hAnsiTheme="majorHAnsi"/>
-          <w:i/>
-        </w:rPr>
-        <w:tab/>
-        <w:t>&lt;div&gt;</w:t>
-      </w:r>
-      <w:r>
-        <w:rPr>
-          <w:rFonts w:asciiTheme="majorHAnsi" w:hAnsiTheme="majorHAnsi"/>
-          <w:i/>
-        </w:rPr>
-        <w:br/>
-        <w:t xml:space="preserve"> </w:t>
-      </w:r>
-      <w:r>
-        <w:rPr>
-          <w:rFonts w:asciiTheme="majorHAnsi" w:hAnsiTheme="majorHAnsi"/>
-          <w:i/>
-        </w:rPr>
-        <w:tab/>
-      </w:r>
-      <w:r>
-        <w:rPr>
-          <w:rFonts w:asciiTheme="majorHAnsi" w:hAnsiTheme="majorHAnsi"/>
-          <w:i/>
-        </w:rPr>
-        <w:tab/>
-        <w:t>&lt;p&gt;Result: {result}&lt;/p&gt;</w:t>
-      </w:r>
-      <w:r>
-        <w:rPr>
-          <w:rFonts w:asciiTheme="majorHAnsi" w:hAnsiTheme="majorHAnsi"/>
-          <w:i/>
-        </w:rPr>
-        <w:br/>
-        <w:t xml:space="preserve"> </w:t>
-      </w:r>
-      <w:r>
-        <w:rPr>
-          <w:rFonts w:asciiTheme="majorHAnsi" w:hAnsiTheme="majorHAnsi"/>
-          <w:i/>
-        </w:rPr>
-        <w:tab/>
-        <w:t>&lt;/div&gt;</w:t>
-      </w:r>
-      <w:r>
-        <w:rPr>
-          <w:rFonts w:asciiTheme="majorHAnsi" w:hAnsiTheme="majorHAnsi"/>
-          <w:i/>
-        </w:rPr>
-        <w:br/>
-        <w:t xml:space="preserve"> </w:t>
-      </w:r>
-      <w:r>
-        <w:rPr>
-          <w:rFonts w:asciiTheme="majorHAnsi" w:hAnsiTheme="majorHAnsi"/>
-          <w:i/>
-        </w:rPr>
-        <w:tab/>
-        <w:t>);</w:t>
-      </w:r>
-      <w:r>
-        <w:rPr>
-          <w:rFonts w:asciiTheme="majorHAnsi" w:hAnsiTheme="majorHAnsi"/>
-          <w:i/>
-        </w:rPr>
-        <w:br/>
-        <w:t>}</w:t>
-      </w:r>
-      <w:r>
-        <w:rPr>
-          <w:rFonts w:asciiTheme="majorHAnsi" w:hAnsiTheme="majorHAnsi"/>
-          <w:i/>
-        </w:rPr>
-        <w:br/>
-      </w:r>
-      <w:r>
-        <w:rPr>
-          <w:rFonts w:asciiTheme="majorHAnsi" w:hAnsiTheme="majorHAnsi"/>
-        </w:rPr>
-        <w:t xml:space="preserve">In this example, the </w:t>
-      </w:r>
-      <w:proofErr w:type="spellStart"/>
-      <w:r>
-        <w:rPr>
-          <w:rFonts w:asciiTheme="majorHAnsi" w:hAnsiTheme="majorHAnsi"/>
-        </w:rPr>
-        <w:t>useMemo</w:t>
-      </w:r>
-      <w:proofErr w:type="spellEnd"/>
-      <w:r>
-        <w:rPr>
-          <w:rFonts w:asciiTheme="majorHAnsi" w:hAnsiTheme="majorHAnsi"/>
-        </w:rPr>
-        <w:t xml:space="preserve">() hook is used to compute the sum of ‘a’ and ‘b’, and the </w:t>
-      </w:r>
-      <w:r>
-        <w:rPr>
-          <w:rFonts w:asciiTheme="majorHAnsi" w:hAnsiTheme="majorHAnsi"/>
-        </w:rPr>
-        <w:lastRenderedPageBreak/>
-        <w:t xml:space="preserve">resulting value is stored in the result variable. The function passed to </w:t>
-      </w:r>
-      <w:proofErr w:type="spellStart"/>
-      <w:proofErr w:type="gramStart"/>
-      <w:r>
-        <w:rPr>
-          <w:rFonts w:asciiTheme="majorHAnsi" w:hAnsiTheme="majorHAnsi"/>
-        </w:rPr>
-        <w:t>useMemo</w:t>
-      </w:r>
-      <w:proofErr w:type="spellEnd"/>
-      <w:r>
-        <w:rPr>
-          <w:rFonts w:asciiTheme="majorHAnsi" w:hAnsiTheme="majorHAnsi"/>
-        </w:rPr>
-        <w:t>(</w:t>
-      </w:r>
-      <w:proofErr w:type="gramEnd"/>
-      <w:r>
-        <w:rPr>
-          <w:rFonts w:asciiTheme="majorHAnsi" w:hAnsiTheme="majorHAnsi"/>
-        </w:rPr>
-        <w:t xml:space="preserve">) is only re-run when either ‘a’ or ‘b’ changes, and the </w:t>
-      </w:r>
-      <w:proofErr w:type="spellStart"/>
-      <w:r>
-        <w:rPr>
-          <w:rFonts w:asciiTheme="majorHAnsi" w:hAnsiTheme="majorHAnsi"/>
-        </w:rPr>
-        <w:t>memoized</w:t>
-      </w:r>
-      <w:proofErr w:type="spellEnd"/>
-      <w:r>
-        <w:rPr>
-          <w:rFonts w:asciiTheme="majorHAnsi" w:hAnsiTheme="majorHAnsi"/>
-        </w:rPr>
-        <w:t xml:space="preserve"> result value is returned from the hook.</w:t>
+        <w:t xml:space="preserve">If there is empty dependency array then </w:t>
+      </w:r>
+      <w:proofErr w:type="spellStart"/>
+      <w:r>
+        <w:rPr>
+          <w:rFonts w:asciiTheme="majorHAnsi" w:hAnsiTheme="majorHAnsi"/>
+        </w:rPr>
+        <w:t>useEffect’s</w:t>
+      </w:r>
+      <w:proofErr w:type="spellEnd"/>
+      <w:r>
+        <w:rPr>
+          <w:rFonts w:asciiTheme="majorHAnsi" w:hAnsiTheme="majorHAnsi"/>
+        </w:rPr>
+        <w:t xml:space="preserve"> callback will be called only once. </w:t>
       </w:r>
     </w:p>
     <w:p>
@@ -3078,7 +2779,7 @@
           <w:rFonts w:asciiTheme="majorHAnsi" w:hAnsiTheme="majorHAnsi"/>
           <w:b/>
         </w:rPr>
-        <w:t>useRefs</w:t>
+        <w:t>useMemo</w:t>
       </w:r>
       <w:proofErr w:type="spellEnd"/>
       <w:proofErr w:type="gramEnd"/>
@@ -3093,27 +2794,400 @@
         <w:rPr>
           <w:rFonts w:asciiTheme="majorHAnsi" w:hAnsiTheme="majorHAnsi"/>
         </w:rPr>
-        <w:t>It is a hook used to create refs.</w:t>
-      </w:r>
-      <w:r>
-        <w:rPr>
-          <w:rFonts w:asciiTheme="majorHAnsi" w:hAnsiTheme="majorHAnsi"/>
-        </w:rPr>
+        <w:t xml:space="preserve">It is used to </w:t>
+      </w:r>
+      <w:proofErr w:type="spellStart"/>
+      <w:r>
+        <w:rPr>
+          <w:rFonts w:asciiTheme="majorHAnsi" w:hAnsiTheme="majorHAnsi"/>
+        </w:rPr>
+        <w:t>memoize</w:t>
+      </w:r>
+      <w:proofErr w:type="spellEnd"/>
+      <w:r>
+        <w:rPr>
+          <w:rFonts w:asciiTheme="majorHAnsi" w:hAnsiTheme="majorHAnsi"/>
+        </w:rPr>
+        <w:t xml:space="preserve"> a value, which means that the value is only recomputed when its dependencies change.</w:t>
+      </w:r>
+      <w:r>
+        <w:rPr>
+          <w:rFonts w:asciiTheme="majorHAnsi" w:hAnsiTheme="majorHAnsi"/>
+        </w:rPr>
+        <w:br/>
+        <w:t xml:space="preserve">The </w:t>
+      </w:r>
+      <w:proofErr w:type="spellStart"/>
+      <w:proofErr w:type="gramStart"/>
+      <w:r>
+        <w:rPr>
+          <w:rFonts w:asciiTheme="majorHAnsi" w:hAnsiTheme="majorHAnsi"/>
+        </w:rPr>
+        <w:t>useMemo</w:t>
+      </w:r>
+      <w:proofErr w:type="spellEnd"/>
+      <w:r>
+        <w:rPr>
+          <w:rFonts w:asciiTheme="majorHAnsi" w:hAnsiTheme="majorHAnsi"/>
+        </w:rPr>
+        <w:t>(</w:t>
+      </w:r>
+      <w:proofErr w:type="gramEnd"/>
+      <w:r>
+        <w:rPr>
+          <w:rFonts w:asciiTheme="majorHAnsi" w:hAnsiTheme="majorHAnsi"/>
+        </w:rPr>
+        <w:t xml:space="preserve">) hook takes two arguments: a function that computes the value, and an array of dependencies that the value depends on. The function is only re-run when one of the dependencies </w:t>
+      </w:r>
+      <w:proofErr w:type="gramStart"/>
+      <w:r>
+        <w:rPr>
+          <w:rFonts w:asciiTheme="majorHAnsi" w:hAnsiTheme="majorHAnsi"/>
+        </w:rPr>
+        <w:t>changes,</w:t>
+      </w:r>
+      <w:proofErr w:type="gramEnd"/>
+      <w:r>
+        <w:rPr>
+          <w:rFonts w:asciiTheme="majorHAnsi" w:hAnsiTheme="majorHAnsi"/>
+        </w:rPr>
+        <w:t xml:space="preserve"> and the </w:t>
+      </w:r>
+      <w:proofErr w:type="spellStart"/>
+      <w:r>
+        <w:rPr>
+          <w:rFonts w:asciiTheme="majorHAnsi" w:hAnsiTheme="majorHAnsi"/>
+        </w:rPr>
+        <w:t>memoized</w:t>
+      </w:r>
+      <w:proofErr w:type="spellEnd"/>
+      <w:r>
+        <w:rPr>
+          <w:rFonts w:asciiTheme="majorHAnsi" w:hAnsiTheme="majorHAnsi"/>
+        </w:rPr>
+        <w:t xml:space="preserve"> value is returned from the hook.</w:t>
+      </w:r>
+    </w:p>
+    <w:p>
+      <w:pPr>
+        <w:pStyle w:val="ListParagraph"/>
+        <w:rPr>
+          <w:rFonts w:asciiTheme="majorHAnsi" w:hAnsiTheme="majorHAnsi"/>
+        </w:rPr>
+      </w:pPr>
+      <w:r>
+        <w:rPr>
+          <w:rFonts w:asciiTheme="majorHAnsi" w:hAnsiTheme="majorHAnsi"/>
+          <w:i/>
+        </w:rPr>
+        <w:t xml:space="preserve">import React, { </w:t>
+      </w:r>
+      <w:proofErr w:type="spellStart"/>
+      <w:r>
+        <w:rPr>
+          <w:rFonts w:asciiTheme="majorHAnsi" w:hAnsiTheme="majorHAnsi"/>
+          <w:i/>
+        </w:rPr>
+        <w:t>useMemo</w:t>
+      </w:r>
+      <w:proofErr w:type="spellEnd"/>
+      <w:r>
+        <w:rPr>
+          <w:rFonts w:asciiTheme="majorHAnsi" w:hAnsiTheme="majorHAnsi"/>
+          <w:i/>
+        </w:rPr>
+        <w:t xml:space="preserve"> } from 'react';</w:t>
+      </w:r>
+      <w:r>
+        <w:rPr>
+          <w:rFonts w:asciiTheme="majorHAnsi" w:hAnsiTheme="majorHAnsi"/>
+          <w:i/>
+        </w:rPr>
+        <w:br/>
+        <w:t xml:space="preserve">function </w:t>
+      </w:r>
+      <w:proofErr w:type="spellStart"/>
+      <w:r>
+        <w:rPr>
+          <w:rFonts w:asciiTheme="majorHAnsi" w:hAnsiTheme="majorHAnsi"/>
+          <w:i/>
+        </w:rPr>
+        <w:t>MyComponent</w:t>
+      </w:r>
+      <w:proofErr w:type="spellEnd"/>
+      <w:r>
+        <w:rPr>
+          <w:rFonts w:asciiTheme="majorHAnsi" w:hAnsiTheme="majorHAnsi"/>
+          <w:i/>
+        </w:rPr>
+        <w:t>(props) {</w:t>
+      </w:r>
+      <w:r>
+        <w:rPr>
+          <w:rFonts w:asciiTheme="majorHAnsi" w:hAnsiTheme="majorHAnsi"/>
+          <w:i/>
+        </w:rPr>
+        <w:br/>
         <w:t xml:space="preserve"> </w:t>
       </w:r>
-      <w:proofErr w:type="spellStart"/>
-      <w:r>
-        <w:rPr>
-          <w:rFonts w:asciiTheme="majorHAnsi" w:hAnsiTheme="majorHAnsi"/>
-        </w:rPr>
-        <w:t>useRefs</w:t>
-      </w:r>
-      <w:proofErr w:type="spellEnd"/>
-      <w:r>
-        <w:rPr>
-          <w:rFonts w:asciiTheme="majorHAnsi" w:hAnsiTheme="majorHAnsi"/>
-        </w:rPr>
-        <w:t xml:space="preserve"> does not trigger a re-render when value changes</w:t>
+      <w:r>
+        <w:rPr>
+          <w:rFonts w:asciiTheme="majorHAnsi" w:hAnsiTheme="majorHAnsi"/>
+          <w:i/>
+        </w:rPr>
+        <w:tab/>
+        <w:t>const { a, b } = props;</w:t>
+      </w:r>
+      <w:r>
+        <w:rPr>
+          <w:rFonts w:asciiTheme="majorHAnsi" w:hAnsiTheme="majorHAnsi"/>
+          <w:i/>
+        </w:rPr>
+        <w:br/>
+        <w:t xml:space="preserve"> </w:t>
+      </w:r>
+      <w:r>
+        <w:rPr>
+          <w:rFonts w:asciiTheme="majorHAnsi" w:hAnsiTheme="majorHAnsi"/>
+          <w:i/>
+        </w:rPr>
+        <w:tab/>
+        <w:t xml:space="preserve">const result = </w:t>
+      </w:r>
+      <w:proofErr w:type="spellStart"/>
+      <w:r>
+        <w:rPr>
+          <w:rFonts w:asciiTheme="majorHAnsi" w:hAnsiTheme="majorHAnsi"/>
+          <w:i/>
+        </w:rPr>
+        <w:t>useMemo</w:t>
+      </w:r>
+      <w:proofErr w:type="spellEnd"/>
+      <w:r>
+        <w:rPr>
+          <w:rFonts w:asciiTheme="majorHAnsi" w:hAnsiTheme="majorHAnsi"/>
+          <w:i/>
+        </w:rPr>
+        <w:t>(() =&gt; {</w:t>
+      </w:r>
+      <w:r>
+        <w:rPr>
+          <w:rFonts w:asciiTheme="majorHAnsi" w:hAnsiTheme="majorHAnsi"/>
+          <w:i/>
+        </w:rPr>
+        <w:br/>
+        <w:t xml:space="preserve"> </w:t>
+      </w:r>
+      <w:r>
+        <w:rPr>
+          <w:rFonts w:asciiTheme="majorHAnsi" w:hAnsiTheme="majorHAnsi"/>
+          <w:i/>
+        </w:rPr>
+        <w:tab/>
+      </w:r>
+      <w:r>
+        <w:rPr>
+          <w:rFonts w:asciiTheme="majorHAnsi" w:hAnsiTheme="majorHAnsi"/>
+          <w:i/>
+        </w:rPr>
+        <w:tab/>
+        <w:t>console.log('Computing result...');</w:t>
+      </w:r>
+      <w:r>
+        <w:rPr>
+          <w:rFonts w:asciiTheme="majorHAnsi" w:hAnsiTheme="majorHAnsi"/>
+          <w:i/>
+        </w:rPr>
+        <w:br/>
+        <w:t xml:space="preserve"> </w:t>
+      </w:r>
+      <w:r>
+        <w:rPr>
+          <w:rFonts w:asciiTheme="majorHAnsi" w:hAnsiTheme="majorHAnsi"/>
+          <w:i/>
+        </w:rPr>
+        <w:tab/>
+      </w:r>
+      <w:r>
+        <w:rPr>
+          <w:rFonts w:asciiTheme="majorHAnsi" w:hAnsiTheme="majorHAnsi"/>
+          <w:i/>
+        </w:rPr>
+        <w:tab/>
+        <w:t>return a + b;</w:t>
+      </w:r>
+      <w:r>
+        <w:rPr>
+          <w:rFonts w:asciiTheme="majorHAnsi" w:hAnsiTheme="majorHAnsi"/>
+          <w:i/>
+        </w:rPr>
+        <w:br/>
+        <w:t xml:space="preserve"> </w:t>
+      </w:r>
+      <w:r>
+        <w:rPr>
+          <w:rFonts w:asciiTheme="majorHAnsi" w:hAnsiTheme="majorHAnsi"/>
+          <w:i/>
+        </w:rPr>
+        <w:tab/>
+        <w:t>}, [a, b]);</w:t>
+      </w:r>
+      <w:r>
+        <w:rPr>
+          <w:rFonts w:asciiTheme="majorHAnsi" w:hAnsiTheme="majorHAnsi"/>
+          <w:i/>
+        </w:rPr>
+        <w:br/>
+        <w:t>return (</w:t>
+      </w:r>
+      <w:r>
+        <w:rPr>
+          <w:rFonts w:asciiTheme="majorHAnsi" w:hAnsiTheme="majorHAnsi"/>
+          <w:i/>
+        </w:rPr>
+        <w:br/>
+        <w:t xml:space="preserve"> </w:t>
+      </w:r>
+      <w:r>
+        <w:rPr>
+          <w:rFonts w:asciiTheme="majorHAnsi" w:hAnsiTheme="majorHAnsi"/>
+          <w:i/>
+        </w:rPr>
+        <w:tab/>
+        <w:t>&lt;div&gt;</w:t>
+      </w:r>
+      <w:r>
+        <w:rPr>
+          <w:rFonts w:asciiTheme="majorHAnsi" w:hAnsiTheme="majorHAnsi"/>
+          <w:i/>
+        </w:rPr>
+        <w:br/>
+      </w:r>
+      <w:r>
+        <w:rPr>
+          <w:rFonts w:asciiTheme="majorHAnsi" w:hAnsiTheme="majorHAnsi"/>
+          <w:i/>
+        </w:rPr>
+        <w:lastRenderedPageBreak/>
+        <w:t xml:space="preserve"> </w:t>
+      </w:r>
+      <w:r>
+        <w:rPr>
+          <w:rFonts w:asciiTheme="majorHAnsi" w:hAnsiTheme="majorHAnsi"/>
+          <w:i/>
+        </w:rPr>
+        <w:tab/>
+      </w:r>
+      <w:r>
+        <w:rPr>
+          <w:rFonts w:asciiTheme="majorHAnsi" w:hAnsiTheme="majorHAnsi"/>
+          <w:i/>
+        </w:rPr>
+        <w:tab/>
+        <w:t>&lt;p&gt;Result: {result}&lt;/p&gt;</w:t>
+      </w:r>
+      <w:r>
+        <w:rPr>
+          <w:rFonts w:asciiTheme="majorHAnsi" w:hAnsiTheme="majorHAnsi"/>
+          <w:i/>
+        </w:rPr>
+        <w:br/>
+        <w:t xml:space="preserve"> </w:t>
+      </w:r>
+      <w:r>
+        <w:rPr>
+          <w:rFonts w:asciiTheme="majorHAnsi" w:hAnsiTheme="majorHAnsi"/>
+          <w:i/>
+        </w:rPr>
+        <w:tab/>
+        <w:t>&lt;/div&gt;</w:t>
+      </w:r>
+      <w:r>
+        <w:rPr>
+          <w:rFonts w:asciiTheme="majorHAnsi" w:hAnsiTheme="majorHAnsi"/>
+          <w:i/>
+        </w:rPr>
+        <w:br/>
+        <w:t xml:space="preserve"> </w:t>
+      </w:r>
+      <w:r>
+        <w:rPr>
+          <w:rFonts w:asciiTheme="majorHAnsi" w:hAnsiTheme="majorHAnsi"/>
+          <w:i/>
+        </w:rPr>
+        <w:tab/>
+        <w:t>);</w:t>
+      </w:r>
+      <w:r>
+        <w:rPr>
+          <w:rFonts w:asciiTheme="majorHAnsi" w:hAnsiTheme="majorHAnsi"/>
+          <w:i/>
+        </w:rPr>
+        <w:br/>
+        <w:t>}</w:t>
+      </w:r>
+      <w:r>
+        <w:rPr>
+          <w:rFonts w:asciiTheme="majorHAnsi" w:hAnsiTheme="majorHAnsi"/>
+          <w:i/>
+        </w:rPr>
+        <w:br/>
+      </w:r>
+      <w:r>
+        <w:rPr>
+          <w:rFonts w:asciiTheme="majorHAnsi" w:hAnsiTheme="majorHAnsi"/>
+        </w:rPr>
+        <w:t xml:space="preserve">In this example, the </w:t>
+      </w:r>
+      <w:proofErr w:type="spellStart"/>
+      <w:r>
+        <w:rPr>
+          <w:rFonts w:asciiTheme="majorHAnsi" w:hAnsiTheme="majorHAnsi"/>
+        </w:rPr>
+        <w:t>useMemo</w:t>
+      </w:r>
+      <w:proofErr w:type="spellEnd"/>
+      <w:r>
+        <w:rPr>
+          <w:rFonts w:asciiTheme="majorHAnsi" w:hAnsiTheme="majorHAnsi"/>
+        </w:rPr>
+        <w:t xml:space="preserve">() hook is used to compute the sum of ‘a’ and ‘b’, and the resulting value is stored in the result variable. The function passed to </w:t>
+      </w:r>
+      <w:proofErr w:type="spellStart"/>
+      <w:proofErr w:type="gramStart"/>
+      <w:r>
+        <w:rPr>
+          <w:rFonts w:asciiTheme="majorHAnsi" w:hAnsiTheme="majorHAnsi"/>
+        </w:rPr>
+        <w:t>useMemo</w:t>
+      </w:r>
+      <w:proofErr w:type="spellEnd"/>
+      <w:r>
+        <w:rPr>
+          <w:rFonts w:asciiTheme="majorHAnsi" w:hAnsiTheme="majorHAnsi"/>
+        </w:rPr>
+        <w:t>(</w:t>
+      </w:r>
+      <w:proofErr w:type="gramEnd"/>
+      <w:r>
+        <w:rPr>
+          <w:rFonts w:asciiTheme="majorHAnsi" w:hAnsiTheme="majorHAnsi"/>
+        </w:rPr>
+        <w:t xml:space="preserve">) is only re-run when either ‘a’ or ‘b’ changes, and the </w:t>
+      </w:r>
+      <w:proofErr w:type="spellStart"/>
+      <w:r>
+        <w:rPr>
+          <w:rFonts w:asciiTheme="majorHAnsi" w:hAnsiTheme="majorHAnsi"/>
+        </w:rPr>
+        <w:t>memoized</w:t>
+      </w:r>
+      <w:proofErr w:type="spellEnd"/>
+      <w:r>
+        <w:rPr>
+          <w:rFonts w:asciiTheme="majorHAnsi" w:hAnsiTheme="majorHAnsi"/>
+        </w:rPr>
+        <w:t xml:space="preserve"> result value is returned from the hook.</w:t>
       </w:r>
     </w:p>
     <w:p>
@@ -3134,7 +3208,7 @@
           <w:rFonts w:asciiTheme="majorHAnsi" w:hAnsiTheme="majorHAnsi"/>
           <w:b/>
         </w:rPr>
-        <w:t>useCallback</w:t>
+        <w:t>useRefs</w:t>
       </w:r>
       <w:proofErr w:type="spellEnd"/>
       <w:proofErr w:type="gramEnd"/>
@@ -3149,531 +3223,27 @@
         <w:rPr>
           <w:rFonts w:asciiTheme="majorHAnsi" w:hAnsiTheme="majorHAnsi"/>
         </w:rPr>
-        <w:t xml:space="preserve">It is a hook that allows you to </w:t>
-      </w:r>
-      <w:r>
-        <w:rPr>
-          <w:rFonts w:asciiTheme="majorHAnsi" w:hAnsiTheme="majorHAnsi"/>
-        </w:rPr>
-        <w:pgNum/>
-      </w:r>
-      <w:proofErr w:type="spellStart"/>
-      <w:r>
-        <w:rPr>
-          <w:rFonts w:asciiTheme="majorHAnsi" w:hAnsiTheme="majorHAnsi"/>
-        </w:rPr>
-        <w:t>oolean</w:t>
-      </w:r>
-      <w:proofErr w:type="spellEnd"/>
-      <w:r>
-        <w:rPr>
-          <w:rFonts w:asciiTheme="majorHAnsi" w:hAnsiTheme="majorHAnsi"/>
-        </w:rPr>
-        <w:pgNum/>
-      </w:r>
-      <w:r>
-        <w:rPr>
-          <w:rFonts w:asciiTheme="majorHAnsi" w:hAnsiTheme="majorHAnsi"/>
-        </w:rPr>
-        <w:t xml:space="preserve"> a function, which means that the function is only recreated when its dependencies change.</w:t>
-      </w:r>
-      <w:r>
-        <w:rPr>
-          <w:rFonts w:asciiTheme="majorHAnsi" w:hAnsiTheme="majorHAnsi"/>
-        </w:rPr>
-        <w:br/>
-        <w:t xml:space="preserve">The </w:t>
-      </w:r>
-      <w:proofErr w:type="spellStart"/>
-      <w:proofErr w:type="gramStart"/>
-      <w:r>
-        <w:rPr>
-          <w:rFonts w:asciiTheme="majorHAnsi" w:hAnsiTheme="majorHAnsi"/>
-        </w:rPr>
-        <w:t>useCallback</w:t>
-      </w:r>
-      <w:proofErr w:type="spellEnd"/>
-      <w:r>
-        <w:rPr>
-          <w:rFonts w:asciiTheme="majorHAnsi" w:hAnsiTheme="majorHAnsi"/>
-        </w:rPr>
-        <w:t>(</w:t>
-      </w:r>
-      <w:proofErr w:type="gramEnd"/>
-      <w:r>
-        <w:rPr>
-          <w:rFonts w:asciiTheme="majorHAnsi" w:hAnsiTheme="majorHAnsi"/>
-        </w:rPr>
-        <w:t xml:space="preserve">) hook takes two arguments: a function to </w:t>
-      </w:r>
-      <w:r>
-        <w:rPr>
-          <w:rFonts w:asciiTheme="majorHAnsi" w:hAnsiTheme="majorHAnsi"/>
-        </w:rPr>
-        <w:pgNum/>
-      </w:r>
-      <w:proofErr w:type="spellStart"/>
-      <w:r>
-        <w:rPr>
-          <w:rFonts w:asciiTheme="majorHAnsi" w:hAnsiTheme="majorHAnsi"/>
-        </w:rPr>
-        <w:t>oolean</w:t>
-      </w:r>
-      <w:proofErr w:type="spellEnd"/>
-      <w:r>
-        <w:rPr>
-          <w:rFonts w:asciiTheme="majorHAnsi" w:hAnsiTheme="majorHAnsi"/>
-        </w:rPr>
-        <w:pgNum/>
-      </w:r>
-      <w:r>
-        <w:rPr>
-          <w:rFonts w:asciiTheme="majorHAnsi" w:hAnsiTheme="majorHAnsi"/>
-        </w:rPr>
-        <w:t xml:space="preserve">, and an array of dependencies that the function depends on. The </w:t>
-      </w:r>
-      <w:r>
-        <w:rPr>
-          <w:rFonts w:asciiTheme="majorHAnsi" w:hAnsiTheme="majorHAnsi"/>
-        </w:rPr>
-        <w:pgNum/>
-      </w:r>
-      <w:proofErr w:type="spellStart"/>
-      <w:r>
-        <w:rPr>
-          <w:rFonts w:asciiTheme="majorHAnsi" w:hAnsiTheme="majorHAnsi"/>
-        </w:rPr>
-        <w:t>oolean</w:t>
-      </w:r>
-      <w:proofErr w:type="spellEnd"/>
-      <w:r>
-        <w:rPr>
-          <w:rFonts w:asciiTheme="majorHAnsi" w:hAnsiTheme="majorHAnsi"/>
-        </w:rPr>
-        <w:pgNum/>
-      </w:r>
-      <w:r>
-        <w:rPr>
-          <w:rFonts w:asciiTheme="majorHAnsi" w:hAnsiTheme="majorHAnsi"/>
-        </w:rPr>
-        <w:pgNum/>
-      </w:r>
-      <w:r>
-        <w:rPr>
-          <w:rFonts w:asciiTheme="majorHAnsi" w:hAnsiTheme="majorHAnsi"/>
-        </w:rPr>
-        <w:t xml:space="preserve"> function is returned from the hook, and can be passed as a prop or used in other parts of your component.</w:t>
-      </w:r>
-      <w:r>
-        <w:rPr>
-          <w:rFonts w:asciiTheme="majorHAnsi" w:hAnsiTheme="majorHAnsi"/>
-        </w:rPr>
-        <w:br/>
-      </w:r>
-      <w:r>
-        <w:rPr>
-          <w:rFonts w:asciiTheme="majorHAnsi" w:hAnsiTheme="majorHAnsi"/>
-          <w:i/>
-        </w:rPr>
-        <w:t>import React, {</w:t>
-      </w:r>
-      <w:proofErr w:type="spellStart"/>
-      <w:r>
-        <w:rPr>
-          <w:rFonts w:asciiTheme="majorHAnsi" w:hAnsiTheme="majorHAnsi"/>
-          <w:i/>
-        </w:rPr>
-        <w:t>useState,</w:t>
-      </w:r>
-      <w:r>
-        <w:rPr>
-          <w:rFonts w:asciiTheme="majorHAnsi" w:hAnsiTheme="majorHAnsi"/>
-          <w:i/>
-        </w:rPr>
-        <w:t>useCallback</w:t>
-      </w:r>
-      <w:proofErr w:type="spellEnd"/>
-      <w:r>
-        <w:rPr>
-          <w:rFonts w:asciiTheme="majorHAnsi" w:hAnsiTheme="majorHAnsi"/>
-          <w:i/>
-        </w:rPr>
-        <w:t xml:space="preserve"> } from </w:t>
-      </w:r>
-      <w:r>
-        <w:rPr>
-          <w:rFonts w:asciiTheme="majorHAnsi" w:hAnsiTheme="majorHAnsi"/>
-          <w:i/>
-        </w:rPr>
-        <w:t>‘</w:t>
-      </w:r>
-      <w:r>
-        <w:rPr>
-          <w:rFonts w:asciiTheme="majorHAnsi" w:hAnsiTheme="majorHAnsi"/>
-          <w:i/>
-        </w:rPr>
-        <w:t>react</w:t>
-      </w:r>
-      <w:r>
-        <w:rPr>
-          <w:rFonts w:asciiTheme="majorHAnsi" w:hAnsiTheme="majorHAnsi"/>
-          <w:i/>
-        </w:rPr>
-        <w:t>’</w:t>
-      </w:r>
-      <w:r>
-        <w:rPr>
-          <w:rFonts w:asciiTheme="majorHAnsi" w:hAnsiTheme="majorHAnsi"/>
-          <w:i/>
-        </w:rPr>
-        <w:t>;</w:t>
-      </w:r>
-      <w:r>
-        <w:rPr>
-          <w:rFonts w:asciiTheme="majorHAnsi" w:hAnsiTheme="majorHAnsi"/>
-        </w:rPr>
-        <w:br/>
-      </w:r>
-      <w:r>
-        <w:rPr>
-          <w:rFonts w:asciiTheme="majorHAnsi" w:hAnsiTheme="majorHAnsi"/>
-          <w:i/>
+        <w:t>It is a hook used to create refs.</w:t>
+      </w:r>
+      <w:r>
+        <w:rPr>
+          <w:rFonts w:asciiTheme="majorHAnsi" w:hAnsiTheme="majorHAnsi"/>
         </w:rPr>
         <w:t xml:space="preserve"> </w:t>
       </w:r>
-      <w:r>
-        <w:rPr>
-          <w:rFonts w:asciiTheme="majorHAnsi" w:hAnsiTheme="majorHAnsi"/>
-          <w:i/>
-        </w:rPr>
-        <w:t xml:space="preserve">function </w:t>
-      </w:r>
-      <w:proofErr w:type="spellStart"/>
-      <w:r>
-        <w:rPr>
-          <w:rFonts w:asciiTheme="majorHAnsi" w:hAnsiTheme="majorHAnsi"/>
-          <w:i/>
-        </w:rPr>
-        <w:t>MyComponent</w:t>
-      </w:r>
-      <w:proofErr w:type="spellEnd"/>
-      <w:r>
-        <w:rPr>
-          <w:rFonts w:asciiTheme="majorHAnsi" w:hAnsiTheme="majorHAnsi"/>
-          <w:i/>
-        </w:rPr>
-        <w:t>(</w:t>
-      </w:r>
-      <w:r>
-        <w:rPr>
-          <w:rFonts w:asciiTheme="majorHAnsi" w:hAnsiTheme="majorHAnsi"/>
-          <w:i/>
-        </w:rPr>
-        <w:t>) {</w:t>
-      </w:r>
-      <w:r>
-        <w:rPr>
-          <w:rFonts w:asciiTheme="majorHAnsi" w:hAnsiTheme="majorHAnsi"/>
-          <w:i/>
-        </w:rPr>
-        <w:br/>
-        <w:t xml:space="preserve"> </w:t>
-      </w:r>
-      <w:r>
-        <w:rPr>
-          <w:rFonts w:asciiTheme="majorHAnsi" w:hAnsiTheme="majorHAnsi"/>
-          <w:i/>
-        </w:rPr>
-        <w:tab/>
-        <w:t>const [</w:t>
-      </w:r>
-      <w:proofErr w:type="spellStart"/>
-      <w:r>
-        <w:rPr>
-          <w:rFonts w:asciiTheme="majorHAnsi" w:hAnsiTheme="majorHAnsi"/>
-          <w:i/>
-        </w:rPr>
-        <w:t>count,setCount</w:t>
-      </w:r>
-      <w:proofErr w:type="spellEnd"/>
-      <w:r>
-        <w:rPr>
-          <w:rFonts w:asciiTheme="majorHAnsi" w:hAnsiTheme="majorHAnsi"/>
-          <w:i/>
-        </w:rPr>
-        <w:t xml:space="preserve">] = </w:t>
-      </w:r>
-      <w:proofErr w:type="spellStart"/>
-      <w:r>
-        <w:rPr>
-          <w:rFonts w:asciiTheme="majorHAnsi" w:hAnsiTheme="majorHAnsi"/>
-          <w:i/>
-        </w:rPr>
-        <w:t>useState</w:t>
-      </w:r>
-      <w:proofErr w:type="spellEnd"/>
-      <w:r>
-        <w:rPr>
-          <w:rFonts w:asciiTheme="majorHAnsi" w:hAnsiTheme="majorHAnsi"/>
-          <w:i/>
-        </w:rPr>
-        <w:t>(0);</w:t>
-      </w:r>
-      <w:r>
-        <w:rPr>
-          <w:rFonts w:asciiTheme="majorHAnsi" w:hAnsiTheme="majorHAnsi"/>
-          <w:i/>
-        </w:rPr>
-        <w:br/>
-        <w:t xml:space="preserve">             const incrementBy1 = </w:t>
-      </w:r>
-      <w:proofErr w:type="spellStart"/>
-      <w:r>
-        <w:rPr>
-          <w:rFonts w:asciiTheme="majorHAnsi" w:hAnsiTheme="majorHAnsi"/>
-          <w:i/>
-        </w:rPr>
-        <w:t>useCallBack</w:t>
-      </w:r>
-      <w:proofErr w:type="spellEnd"/>
-      <w:r>
-        <w:rPr>
-          <w:rFonts w:asciiTheme="majorHAnsi" w:hAnsiTheme="majorHAnsi"/>
-          <w:i/>
-        </w:rPr>
-        <w:t>(()=&gt;{</w:t>
-      </w:r>
-      <w:r>
-        <w:rPr>
-          <w:rFonts w:asciiTheme="majorHAnsi" w:hAnsiTheme="majorHAnsi"/>
-          <w:i/>
-        </w:rPr>
-        <w:br/>
-        <w:t xml:space="preserve"> </w:t>
-      </w:r>
-      <w:r>
-        <w:rPr>
-          <w:rFonts w:asciiTheme="majorHAnsi" w:hAnsiTheme="majorHAnsi"/>
-          <w:i/>
-        </w:rPr>
-        <w:tab/>
-      </w:r>
-      <w:r>
-        <w:rPr>
-          <w:rFonts w:asciiTheme="majorHAnsi" w:hAnsiTheme="majorHAnsi"/>
-          <w:i/>
-        </w:rPr>
-        <w:tab/>
-      </w:r>
-      <w:proofErr w:type="spellStart"/>
-      <w:r>
-        <w:rPr>
-          <w:rFonts w:asciiTheme="majorHAnsi" w:hAnsiTheme="majorHAnsi"/>
-          <w:i/>
-        </w:rPr>
-        <w:t>setCount</w:t>
-      </w:r>
-      <w:proofErr w:type="spellEnd"/>
-      <w:r>
-        <w:rPr>
-          <w:rFonts w:asciiTheme="majorHAnsi" w:hAnsiTheme="majorHAnsi"/>
-          <w:i/>
-        </w:rPr>
-        <w:t>(count+1);</w:t>
-      </w:r>
-      <w:r>
-        <w:rPr>
-          <w:rFonts w:asciiTheme="majorHAnsi" w:hAnsiTheme="majorHAnsi"/>
-          <w:i/>
-        </w:rPr>
-        <w:br/>
-        <w:t xml:space="preserve"> </w:t>
-      </w:r>
-      <w:r>
-        <w:rPr>
-          <w:rFonts w:asciiTheme="majorHAnsi" w:hAnsiTheme="majorHAnsi"/>
-          <w:i/>
-        </w:rPr>
-        <w:tab/>
-        <w:t>},[count]);</w:t>
-      </w:r>
-      <w:r>
-        <w:rPr>
-          <w:rFonts w:asciiTheme="majorHAnsi" w:hAnsiTheme="majorHAnsi"/>
-          <w:i/>
-        </w:rPr>
-        <w:br/>
-        <w:t>return (</w:t>
-      </w:r>
-      <w:r>
-        <w:rPr>
-          <w:rFonts w:asciiTheme="majorHAnsi" w:hAnsiTheme="majorHAnsi"/>
-          <w:i/>
-        </w:rPr>
-        <w:br/>
-        <w:t xml:space="preserve"> </w:t>
-      </w:r>
-      <w:r>
-        <w:rPr>
-          <w:rFonts w:asciiTheme="majorHAnsi" w:hAnsiTheme="majorHAnsi"/>
-          <w:i/>
-        </w:rPr>
-        <w:tab/>
-        <w:t>&lt;div&gt;</w:t>
-      </w:r>
-      <w:r>
-        <w:rPr>
-          <w:rFonts w:asciiTheme="majorHAnsi" w:hAnsiTheme="majorHAnsi"/>
-          <w:i/>
-        </w:rPr>
-        <w:br/>
-        <w:t xml:space="preserve"> </w:t>
-      </w:r>
-      <w:r>
-        <w:rPr>
-          <w:rFonts w:asciiTheme="majorHAnsi" w:hAnsiTheme="majorHAnsi"/>
-          <w:i/>
-        </w:rPr>
-        <w:tab/>
-      </w:r>
-      <w:r>
-        <w:rPr>
-          <w:rFonts w:asciiTheme="majorHAnsi" w:hAnsiTheme="majorHAnsi"/>
-          <w:i/>
-        </w:rPr>
-        <w:tab/>
-        <w:t xml:space="preserve">&lt;button </w:t>
-      </w:r>
-      <w:proofErr w:type="spellStart"/>
-      <w:r>
-        <w:rPr>
-          <w:rFonts w:asciiTheme="majorHAnsi" w:hAnsiTheme="majorHAnsi"/>
-          <w:i/>
-        </w:rPr>
-        <w:t>onClick</w:t>
-      </w:r>
-      <w:proofErr w:type="spellEnd"/>
-      <w:r>
-        <w:rPr>
-          <w:rFonts w:asciiTheme="majorHAnsi" w:hAnsiTheme="majorHAnsi"/>
-          <w:i/>
-        </w:rPr>
-        <w:t>={</w:t>
-      </w:r>
-      <w:r>
-        <w:rPr>
-          <w:rFonts w:asciiTheme="majorHAnsi" w:hAnsiTheme="majorHAnsi"/>
-          <w:i/>
-        </w:rPr>
-        <w:t>incrementBy1</w:t>
-      </w:r>
-      <w:r>
-        <w:rPr>
-          <w:rFonts w:asciiTheme="majorHAnsi" w:hAnsiTheme="majorHAnsi"/>
-          <w:i/>
-        </w:rPr>
-        <w:t>}&gt;Click me&lt;/button&gt;</w:t>
-      </w:r>
-      <w:r>
-        <w:rPr>
-          <w:rFonts w:asciiTheme="majorHAnsi" w:hAnsiTheme="majorHAnsi"/>
-          <w:i/>
-        </w:rPr>
-        <w:br/>
-        <w:t xml:space="preserve"> </w:t>
-      </w:r>
-      <w:r>
-        <w:rPr>
-          <w:rFonts w:asciiTheme="majorHAnsi" w:hAnsiTheme="majorHAnsi"/>
-          <w:i/>
-        </w:rPr>
-        <w:tab/>
-        <w:t>&lt;/div&gt;</w:t>
-      </w:r>
-      <w:r>
-        <w:rPr>
-          <w:rFonts w:asciiTheme="majorHAnsi" w:hAnsiTheme="majorHAnsi"/>
-          <w:i/>
-        </w:rPr>
-        <w:br/>
-        <w:t xml:space="preserve"> </w:t>
-      </w:r>
-      <w:r>
-        <w:rPr>
-          <w:rFonts w:asciiTheme="majorHAnsi" w:hAnsiTheme="majorHAnsi"/>
-          <w:i/>
-        </w:rPr>
-        <w:tab/>
-        <w:t>);</w:t>
-      </w:r>
-      <w:r>
-        <w:rPr>
-          <w:rFonts w:asciiTheme="majorHAnsi" w:hAnsiTheme="majorHAnsi"/>
-          <w:i/>
-        </w:rPr>
-        <w:br/>
-        <w:t xml:space="preserve"> }</w:t>
-      </w:r>
-    </w:p>
-    <w:p>
-      <w:pPr>
-        <w:rPr>
-          <w:rFonts w:asciiTheme="majorHAnsi" w:hAnsiTheme="majorHAnsi"/>
-          <w:i/>
-        </w:rPr>
-      </w:pPr>
-      <w:r>
-        <w:rPr>
-          <w:rFonts w:asciiTheme="majorHAnsi" w:hAnsiTheme="majorHAnsi"/>
-          <w:i/>
-        </w:rPr>
-        <w:t xml:space="preserve">The button, </w:t>
-      </w:r>
-      <w:r>
-        <w:rPr>
-          <w:rFonts w:asciiTheme="majorHAnsi" w:hAnsiTheme="majorHAnsi"/>
-          <w:i/>
-        </w:rPr>
-        <w:t>“</w:t>
-      </w:r>
-      <w:r>
-        <w:rPr>
-          <w:rFonts w:asciiTheme="majorHAnsi" w:hAnsiTheme="majorHAnsi"/>
-          <w:i/>
-        </w:rPr>
-        <w:t>Click Me,</w:t>
-      </w:r>
-      <w:r>
-        <w:rPr>
-          <w:rFonts w:asciiTheme="majorHAnsi" w:hAnsiTheme="majorHAnsi"/>
-          <w:i/>
-        </w:rPr>
-        <w:t>”</w:t>
-      </w:r>
-      <w:r>
-        <w:rPr>
-          <w:rFonts w:asciiTheme="majorHAnsi" w:hAnsiTheme="majorHAnsi"/>
-          <w:i/>
-        </w:rPr>
-        <w:t xml:space="preserve"> uses the IncrementBy1 function as the click handler. </w:t>
-      </w:r>
-      <w:proofErr w:type="spellStart"/>
-      <w:proofErr w:type="gramStart"/>
-      <w:r>
-        <w:rPr>
-          <w:rFonts w:asciiTheme="majorHAnsi" w:hAnsiTheme="majorHAnsi"/>
-          <w:i/>
-        </w:rPr>
-        <w:t>useCallback</w:t>
-      </w:r>
-      <w:proofErr w:type="spellEnd"/>
-      <w:proofErr w:type="gramEnd"/>
-      <w:r>
-        <w:rPr>
-          <w:rFonts w:asciiTheme="majorHAnsi" w:hAnsiTheme="majorHAnsi"/>
-          <w:i/>
-        </w:rPr>
-        <w:t xml:space="preserve"> ensures that the IncrementBy1 function retains the same reference across renders as long as its dependencies (in this case, [count]) remain unchanged. This prevents unnecessary re-creation of the function when the component re-renders.</w:t>
+      <w:proofErr w:type="spellStart"/>
+      <w:r>
+        <w:rPr>
+          <w:rFonts w:asciiTheme="majorHAnsi" w:hAnsiTheme="majorHAnsi"/>
+        </w:rPr>
+        <w:t>useRefs</w:t>
+      </w:r>
+      <w:proofErr w:type="spellEnd"/>
+      <w:r>
+        <w:rPr>
+          <w:rFonts w:asciiTheme="majorHAnsi" w:hAnsiTheme="majorHAnsi"/>
+        </w:rPr>
+        <w:t xml:space="preserve"> does not trigger a re-render when value changes</w:t>
       </w:r>
     </w:p>
     <w:p>
@@ -3685,6 +3255,566 @@
         </w:numPr>
         <w:rPr>
           <w:rFonts w:asciiTheme="majorHAnsi" w:hAnsiTheme="majorHAnsi"/>
+        </w:rPr>
+      </w:pPr>
+      <w:proofErr w:type="spellStart"/>
+      <w:proofErr w:type="gramStart"/>
+      <w:r>
+        <w:rPr>
+          <w:rFonts w:asciiTheme="majorHAnsi" w:hAnsiTheme="majorHAnsi"/>
+          <w:b/>
+        </w:rPr>
+        <w:t>useCallback</w:t>
+      </w:r>
+      <w:proofErr w:type="spellEnd"/>
+      <w:proofErr w:type="gramEnd"/>
+      <w:r>
+        <w:rPr>
+          <w:rFonts w:asciiTheme="majorHAnsi" w:hAnsiTheme="majorHAnsi"/>
+          <w:b/>
+        </w:rPr>
+        <w:br/>
+      </w:r>
+      <w:r>
+        <w:rPr>
+          <w:rFonts w:asciiTheme="majorHAnsi" w:hAnsiTheme="majorHAnsi"/>
+        </w:rPr>
+        <w:t xml:space="preserve">It is a hook that allows you to </w:t>
+      </w:r>
+      <w:r>
+        <w:rPr>
+          <w:rFonts w:asciiTheme="majorHAnsi" w:hAnsiTheme="majorHAnsi"/>
+        </w:rPr>
+        <w:pgNum/>
+      </w:r>
+      <w:proofErr w:type="spellStart"/>
+      <w:r>
+        <w:rPr>
+          <w:rFonts w:asciiTheme="majorHAnsi" w:hAnsiTheme="majorHAnsi"/>
+        </w:rPr>
+        <w:t>oolean</w:t>
+      </w:r>
+      <w:proofErr w:type="spellEnd"/>
+      <w:r>
+        <w:rPr>
+          <w:rFonts w:asciiTheme="majorHAnsi" w:hAnsiTheme="majorHAnsi"/>
+        </w:rPr>
+        <w:pgNum/>
+      </w:r>
+      <w:r>
+        <w:rPr>
+          <w:rFonts w:asciiTheme="majorHAnsi" w:hAnsiTheme="majorHAnsi"/>
+        </w:rPr>
+        <w:t xml:space="preserve"> a function, which means that the function is only recreated when its dependencies change.</w:t>
+      </w:r>
+      <w:r>
+        <w:rPr>
+          <w:rFonts w:asciiTheme="majorHAnsi" w:hAnsiTheme="majorHAnsi"/>
+        </w:rPr>
+        <w:br/>
+        <w:t xml:space="preserve">The </w:t>
+      </w:r>
+      <w:proofErr w:type="spellStart"/>
+      <w:proofErr w:type="gramStart"/>
+      <w:r>
+        <w:rPr>
+          <w:rFonts w:asciiTheme="majorHAnsi" w:hAnsiTheme="majorHAnsi"/>
+        </w:rPr>
+        <w:t>useCallback</w:t>
+      </w:r>
+      <w:proofErr w:type="spellEnd"/>
+      <w:r>
+        <w:rPr>
+          <w:rFonts w:asciiTheme="majorHAnsi" w:hAnsiTheme="majorHAnsi"/>
+        </w:rPr>
+        <w:t>(</w:t>
+      </w:r>
+      <w:proofErr w:type="gramEnd"/>
+      <w:r>
+        <w:rPr>
+          <w:rFonts w:asciiTheme="majorHAnsi" w:hAnsiTheme="majorHAnsi"/>
+        </w:rPr>
+        <w:t xml:space="preserve">) hook takes two arguments: a function to </w:t>
+      </w:r>
+      <w:r>
+        <w:rPr>
+          <w:rFonts w:asciiTheme="majorHAnsi" w:hAnsiTheme="majorHAnsi"/>
+        </w:rPr>
+        <w:pgNum/>
+      </w:r>
+      <w:proofErr w:type="spellStart"/>
+      <w:r>
+        <w:rPr>
+          <w:rFonts w:asciiTheme="majorHAnsi" w:hAnsiTheme="majorHAnsi"/>
+        </w:rPr>
+        <w:t>oolean</w:t>
+      </w:r>
+      <w:proofErr w:type="spellEnd"/>
+      <w:r>
+        <w:rPr>
+          <w:rFonts w:asciiTheme="majorHAnsi" w:hAnsiTheme="majorHAnsi"/>
+        </w:rPr>
+        <w:pgNum/>
+      </w:r>
+      <w:r>
+        <w:rPr>
+          <w:rFonts w:asciiTheme="majorHAnsi" w:hAnsiTheme="majorHAnsi"/>
+        </w:rPr>
+        <w:t xml:space="preserve">, and an array of dependencies that the function depends on. The </w:t>
+      </w:r>
+      <w:r>
+        <w:rPr>
+          <w:rFonts w:asciiTheme="majorHAnsi" w:hAnsiTheme="majorHAnsi"/>
+        </w:rPr>
+        <w:pgNum/>
+      </w:r>
+      <w:proofErr w:type="spellStart"/>
+      <w:r>
+        <w:rPr>
+          <w:rFonts w:asciiTheme="majorHAnsi" w:hAnsiTheme="majorHAnsi"/>
+        </w:rPr>
+        <w:t>oolean</w:t>
+      </w:r>
+      <w:proofErr w:type="spellEnd"/>
+      <w:r>
+        <w:rPr>
+          <w:rFonts w:asciiTheme="majorHAnsi" w:hAnsiTheme="majorHAnsi"/>
+        </w:rPr>
+        <w:pgNum/>
+      </w:r>
+      <w:r>
+        <w:rPr>
+          <w:rFonts w:asciiTheme="majorHAnsi" w:hAnsiTheme="majorHAnsi"/>
+        </w:rPr>
+        <w:pgNum/>
+      </w:r>
+      <w:r>
+        <w:rPr>
+          <w:rFonts w:asciiTheme="majorHAnsi" w:hAnsiTheme="majorHAnsi"/>
+        </w:rPr>
+        <w:t xml:space="preserve"> function is returned from the hook, and can be passed as a prop or used in other parts of your component.</w:t>
+      </w:r>
+      <w:r>
+        <w:rPr>
+          <w:rFonts w:asciiTheme="majorHAnsi" w:hAnsiTheme="majorHAnsi"/>
+        </w:rPr>
+        <w:br/>
+      </w:r>
+      <w:r>
+        <w:rPr>
+          <w:rFonts w:asciiTheme="majorHAnsi" w:hAnsiTheme="majorHAnsi"/>
+          <w:i/>
+        </w:rPr>
+        <w:t>import React, {</w:t>
+      </w:r>
+      <w:proofErr w:type="spellStart"/>
+      <w:r>
+        <w:rPr>
+          <w:rFonts w:asciiTheme="majorHAnsi" w:hAnsiTheme="majorHAnsi"/>
+          <w:i/>
+        </w:rPr>
+        <w:t>useState,</w:t>
+      </w:r>
+      <w:r>
+        <w:rPr>
+          <w:rFonts w:asciiTheme="majorHAnsi" w:hAnsiTheme="majorHAnsi"/>
+          <w:i/>
+        </w:rPr>
+        <w:t>useCallback</w:t>
+      </w:r>
+      <w:proofErr w:type="spellEnd"/>
+      <w:r>
+        <w:rPr>
+          <w:rFonts w:asciiTheme="majorHAnsi" w:hAnsiTheme="majorHAnsi"/>
+          <w:i/>
+        </w:rPr>
+        <w:t xml:space="preserve"> } from </w:t>
+      </w:r>
+      <w:r>
+        <w:rPr>
+          <w:rFonts w:asciiTheme="majorHAnsi" w:hAnsiTheme="majorHAnsi"/>
+          <w:i/>
+        </w:rPr>
+        <w:t>‘</w:t>
+      </w:r>
+      <w:r>
+        <w:rPr>
+          <w:rFonts w:asciiTheme="majorHAnsi" w:hAnsiTheme="majorHAnsi"/>
+          <w:i/>
+        </w:rPr>
+        <w:t>react</w:t>
+      </w:r>
+      <w:r>
+        <w:rPr>
+          <w:rFonts w:asciiTheme="majorHAnsi" w:hAnsiTheme="majorHAnsi"/>
+          <w:i/>
+        </w:rPr>
+        <w:t>’</w:t>
+      </w:r>
+      <w:r>
+        <w:rPr>
+          <w:rFonts w:asciiTheme="majorHAnsi" w:hAnsiTheme="majorHAnsi"/>
+          <w:i/>
+        </w:rPr>
+        <w:t>;</w:t>
+      </w:r>
+      <w:r>
+        <w:rPr>
+          <w:rFonts w:asciiTheme="majorHAnsi" w:hAnsiTheme="majorHAnsi"/>
+        </w:rPr>
+        <w:br/>
+      </w:r>
+      <w:r>
+        <w:rPr>
+          <w:rFonts w:asciiTheme="majorHAnsi" w:hAnsiTheme="majorHAnsi"/>
+          <w:i/>
+        </w:rPr>
+        <w:t xml:space="preserve"> </w:t>
+      </w:r>
+      <w:r>
+        <w:rPr>
+          <w:rFonts w:asciiTheme="majorHAnsi" w:hAnsiTheme="majorHAnsi"/>
+          <w:i/>
+        </w:rPr>
+        <w:t xml:space="preserve">function </w:t>
+      </w:r>
+      <w:proofErr w:type="spellStart"/>
+      <w:r>
+        <w:rPr>
+          <w:rFonts w:asciiTheme="majorHAnsi" w:hAnsiTheme="majorHAnsi"/>
+          <w:i/>
+        </w:rPr>
+        <w:t>MyComponent</w:t>
+      </w:r>
+      <w:proofErr w:type="spellEnd"/>
+      <w:r>
+        <w:rPr>
+          <w:rFonts w:asciiTheme="majorHAnsi" w:hAnsiTheme="majorHAnsi"/>
+          <w:i/>
+        </w:rPr>
+        <w:t>(</w:t>
+      </w:r>
+      <w:r>
+        <w:rPr>
+          <w:rFonts w:asciiTheme="majorHAnsi" w:hAnsiTheme="majorHAnsi"/>
+          <w:i/>
+        </w:rPr>
+        <w:t>) {</w:t>
+      </w:r>
+      <w:r>
+        <w:rPr>
+          <w:rFonts w:asciiTheme="majorHAnsi" w:hAnsiTheme="majorHAnsi"/>
+          <w:i/>
+        </w:rPr>
+        <w:br/>
+        <w:t xml:space="preserve"> </w:t>
+      </w:r>
+      <w:r>
+        <w:rPr>
+          <w:rFonts w:asciiTheme="majorHAnsi" w:hAnsiTheme="majorHAnsi"/>
+          <w:i/>
+        </w:rPr>
+        <w:tab/>
+        <w:t>const [</w:t>
+      </w:r>
+      <w:proofErr w:type="spellStart"/>
+      <w:r>
+        <w:rPr>
+          <w:rFonts w:asciiTheme="majorHAnsi" w:hAnsiTheme="majorHAnsi"/>
+          <w:i/>
+        </w:rPr>
+        <w:t>count,setCount</w:t>
+      </w:r>
+      <w:proofErr w:type="spellEnd"/>
+      <w:r>
+        <w:rPr>
+          <w:rFonts w:asciiTheme="majorHAnsi" w:hAnsiTheme="majorHAnsi"/>
+          <w:i/>
+        </w:rPr>
+        <w:t xml:space="preserve">] = </w:t>
+      </w:r>
+      <w:proofErr w:type="spellStart"/>
+      <w:r>
+        <w:rPr>
+          <w:rFonts w:asciiTheme="majorHAnsi" w:hAnsiTheme="majorHAnsi"/>
+          <w:i/>
+        </w:rPr>
+        <w:t>useState</w:t>
+      </w:r>
+      <w:proofErr w:type="spellEnd"/>
+      <w:r>
+        <w:rPr>
+          <w:rFonts w:asciiTheme="majorHAnsi" w:hAnsiTheme="majorHAnsi"/>
+          <w:i/>
+        </w:rPr>
+        <w:t>(0);</w:t>
+      </w:r>
+      <w:r>
+        <w:rPr>
+          <w:rFonts w:asciiTheme="majorHAnsi" w:hAnsiTheme="majorHAnsi"/>
+          <w:i/>
+        </w:rPr>
+        <w:br/>
+        <w:t xml:space="preserve">             const incrementBy1 = </w:t>
+      </w:r>
+      <w:proofErr w:type="spellStart"/>
+      <w:r>
+        <w:rPr>
+          <w:rFonts w:asciiTheme="majorHAnsi" w:hAnsiTheme="majorHAnsi"/>
+          <w:i/>
+        </w:rPr>
+        <w:t>useCallBack</w:t>
+      </w:r>
+      <w:proofErr w:type="spellEnd"/>
+      <w:r>
+        <w:rPr>
+          <w:rFonts w:asciiTheme="majorHAnsi" w:hAnsiTheme="majorHAnsi"/>
+          <w:i/>
+        </w:rPr>
+        <w:t>(()=&gt;{</w:t>
+      </w:r>
+      <w:r>
+        <w:rPr>
+          <w:rFonts w:asciiTheme="majorHAnsi" w:hAnsiTheme="majorHAnsi"/>
+          <w:i/>
+        </w:rPr>
+        <w:br/>
+        <w:t xml:space="preserve"> </w:t>
+      </w:r>
+      <w:r>
+        <w:rPr>
+          <w:rFonts w:asciiTheme="majorHAnsi" w:hAnsiTheme="majorHAnsi"/>
+          <w:i/>
+        </w:rPr>
+        <w:tab/>
+      </w:r>
+      <w:r>
+        <w:rPr>
+          <w:rFonts w:asciiTheme="majorHAnsi" w:hAnsiTheme="majorHAnsi"/>
+          <w:i/>
+        </w:rPr>
+        <w:tab/>
+      </w:r>
+      <w:proofErr w:type="spellStart"/>
+      <w:r>
+        <w:rPr>
+          <w:rFonts w:asciiTheme="majorHAnsi" w:hAnsiTheme="majorHAnsi"/>
+          <w:i/>
+        </w:rPr>
+        <w:t>setCount</w:t>
+      </w:r>
+      <w:proofErr w:type="spellEnd"/>
+      <w:r>
+        <w:rPr>
+          <w:rFonts w:asciiTheme="majorHAnsi" w:hAnsiTheme="majorHAnsi"/>
+          <w:i/>
+        </w:rPr>
+        <w:t>(count+1);</w:t>
+      </w:r>
+      <w:r>
+        <w:rPr>
+          <w:rFonts w:asciiTheme="majorHAnsi" w:hAnsiTheme="majorHAnsi"/>
+          <w:i/>
+        </w:rPr>
+        <w:br/>
+        <w:t xml:space="preserve"> </w:t>
+      </w:r>
+      <w:r>
+        <w:rPr>
+          <w:rFonts w:asciiTheme="majorHAnsi" w:hAnsiTheme="majorHAnsi"/>
+          <w:i/>
+        </w:rPr>
+        <w:tab/>
+        <w:t>},[count]);</w:t>
+      </w:r>
+      <w:r>
+        <w:rPr>
+          <w:rFonts w:asciiTheme="majorHAnsi" w:hAnsiTheme="majorHAnsi"/>
+          <w:i/>
+        </w:rPr>
+        <w:br/>
+        <w:t>return (</w:t>
+      </w:r>
+      <w:r>
+        <w:rPr>
+          <w:rFonts w:asciiTheme="majorHAnsi" w:hAnsiTheme="majorHAnsi"/>
+          <w:i/>
+        </w:rPr>
+        <w:br/>
+        <w:t xml:space="preserve"> </w:t>
+      </w:r>
+      <w:r>
+        <w:rPr>
+          <w:rFonts w:asciiTheme="majorHAnsi" w:hAnsiTheme="majorHAnsi"/>
+          <w:i/>
+        </w:rPr>
+        <w:tab/>
+        <w:t>&lt;div&gt;</w:t>
+      </w:r>
+      <w:r>
+        <w:rPr>
+          <w:rFonts w:asciiTheme="majorHAnsi" w:hAnsiTheme="majorHAnsi"/>
+          <w:i/>
+        </w:rPr>
+        <w:br/>
+        <w:t xml:space="preserve"> </w:t>
+      </w:r>
+      <w:r>
+        <w:rPr>
+          <w:rFonts w:asciiTheme="majorHAnsi" w:hAnsiTheme="majorHAnsi"/>
+          <w:i/>
+        </w:rPr>
+        <w:tab/>
+      </w:r>
+      <w:r>
+        <w:rPr>
+          <w:rFonts w:asciiTheme="majorHAnsi" w:hAnsiTheme="majorHAnsi"/>
+          <w:i/>
+        </w:rPr>
+        <w:tab/>
+        <w:t xml:space="preserve">&lt;button </w:t>
+      </w:r>
+      <w:proofErr w:type="spellStart"/>
+      <w:r>
+        <w:rPr>
+          <w:rFonts w:asciiTheme="majorHAnsi" w:hAnsiTheme="majorHAnsi"/>
+          <w:i/>
+        </w:rPr>
+        <w:t>onClick</w:t>
+      </w:r>
+      <w:proofErr w:type="spellEnd"/>
+      <w:r>
+        <w:rPr>
+          <w:rFonts w:asciiTheme="majorHAnsi" w:hAnsiTheme="majorHAnsi"/>
+          <w:i/>
+        </w:rPr>
+        <w:t>={</w:t>
+      </w:r>
+      <w:r>
+        <w:rPr>
+          <w:rFonts w:asciiTheme="majorHAnsi" w:hAnsiTheme="majorHAnsi"/>
+          <w:i/>
+        </w:rPr>
+        <w:t>incrementBy1</w:t>
+      </w:r>
+      <w:r>
+        <w:rPr>
+          <w:rFonts w:asciiTheme="majorHAnsi" w:hAnsiTheme="majorHAnsi"/>
+          <w:i/>
+        </w:rPr>
+        <w:t>}&gt;Click me&lt;/button&gt;</w:t>
+      </w:r>
+      <w:r>
+        <w:rPr>
+          <w:rFonts w:asciiTheme="majorHAnsi" w:hAnsiTheme="majorHAnsi"/>
+          <w:i/>
+        </w:rPr>
+        <w:br/>
+        <w:t xml:space="preserve"> </w:t>
+      </w:r>
+      <w:r>
+        <w:rPr>
+          <w:rFonts w:asciiTheme="majorHAnsi" w:hAnsiTheme="majorHAnsi"/>
+          <w:i/>
+        </w:rPr>
+        <w:tab/>
+        <w:t>&lt;/div&gt;</w:t>
+      </w:r>
+      <w:r>
+        <w:rPr>
+          <w:rFonts w:asciiTheme="majorHAnsi" w:hAnsiTheme="majorHAnsi"/>
+          <w:i/>
+        </w:rPr>
+        <w:br/>
+        <w:t xml:space="preserve"> </w:t>
+      </w:r>
+      <w:r>
+        <w:rPr>
+          <w:rFonts w:asciiTheme="majorHAnsi" w:hAnsiTheme="majorHAnsi"/>
+          <w:i/>
+        </w:rPr>
+        <w:tab/>
+        <w:t>);</w:t>
+      </w:r>
+      <w:r>
+        <w:rPr>
+          <w:rFonts w:asciiTheme="majorHAnsi" w:hAnsiTheme="majorHAnsi"/>
+          <w:i/>
+        </w:rPr>
+        <w:br/>
+        <w:t xml:space="preserve"> }</w:t>
+      </w:r>
+    </w:p>
+    <w:p>
+      <w:pPr>
+        <w:rPr>
+          <w:rFonts w:asciiTheme="majorHAnsi" w:hAnsiTheme="majorHAnsi"/>
+          <w:i/>
+        </w:rPr>
+      </w:pPr>
+      <w:r>
+        <w:rPr>
+          <w:rFonts w:asciiTheme="majorHAnsi" w:hAnsiTheme="majorHAnsi"/>
+          <w:i/>
+        </w:rPr>
+        <w:t xml:space="preserve">The button, </w:t>
+      </w:r>
+      <w:r>
+        <w:rPr>
+          <w:rFonts w:asciiTheme="majorHAnsi" w:hAnsiTheme="majorHAnsi"/>
+          <w:i/>
+        </w:rPr>
+        <w:t>“</w:t>
+      </w:r>
+      <w:r>
+        <w:rPr>
+          <w:rFonts w:asciiTheme="majorHAnsi" w:hAnsiTheme="majorHAnsi"/>
+          <w:i/>
+        </w:rPr>
+        <w:t>Click Me,</w:t>
+      </w:r>
+      <w:r>
+        <w:rPr>
+          <w:rFonts w:asciiTheme="majorHAnsi" w:hAnsiTheme="majorHAnsi"/>
+          <w:i/>
+        </w:rPr>
+        <w:t>”</w:t>
+      </w:r>
+      <w:r>
+        <w:rPr>
+          <w:rFonts w:asciiTheme="majorHAnsi" w:hAnsiTheme="majorHAnsi"/>
+          <w:i/>
+        </w:rPr>
+        <w:t xml:space="preserve"> uses the IncrementBy1 function as the click handler. </w:t>
+      </w:r>
+      <w:proofErr w:type="spellStart"/>
+      <w:proofErr w:type="gramStart"/>
+      <w:r>
+        <w:rPr>
+          <w:rFonts w:asciiTheme="majorHAnsi" w:hAnsiTheme="majorHAnsi"/>
+          <w:i/>
+        </w:rPr>
+        <w:t>useCallback</w:t>
+      </w:r>
+      <w:proofErr w:type="spellEnd"/>
+      <w:proofErr w:type="gramEnd"/>
+      <w:r>
+        <w:rPr>
+          <w:rFonts w:asciiTheme="majorHAnsi" w:hAnsiTheme="majorHAnsi"/>
+          <w:i/>
+        </w:rPr>
+        <w:t xml:space="preserve"> ensures that the IncrementBy1 function retains the same reference across renders as long as its dependencies (in this case, [count]) remain unchanged. This prevents unnecessary re-creation of the function when the component re-renders.</w:t>
+      </w:r>
+    </w:p>
+    <w:p>
+      <w:pPr>
+        <w:pStyle w:val="ListParagraph"/>
+        <w:numPr>
+          <w:ilvl w:val="0"/>
+          <w:numId w:val="12"/>
+        </w:numPr>
+        <w:rPr>
+          <w:rFonts w:asciiTheme="majorHAnsi" w:hAnsiTheme="majorHAnsi"/>
           <w:i/>
         </w:rPr>
       </w:pPr>
@@ -4098,6 +4228,13 @@
           <w:i/>
         </w:rPr>
         <w:br/>
+      </w:r>
+      <w:r>
+        <w:rPr>
+          <w:rFonts w:asciiTheme="majorHAnsi" w:hAnsiTheme="majorHAnsi"/>
+          <w:i/>
+        </w:rPr>
+        <w:lastRenderedPageBreak/>
         <w:t xml:space="preserve"> </w:t>
       </w:r>
       <w:r>
@@ -4353,13 +4490,6 @@
           <w:i/>
         </w:rPr>
         <w:br/>
-      </w:r>
-      <w:r>
-        <w:rPr>
-          <w:rFonts w:asciiTheme="majorHAnsi" w:hAnsiTheme="majorHAnsi"/>
-          <w:i/>
-        </w:rPr>
-        <w:lastRenderedPageBreak/>
         <w:t xml:space="preserve"> </w:t>
       </w:r>
       <w:r>
@@ -5314,6 +5444,7 @@
           <w:b/>
           <w:bCs/>
         </w:rPr>
+        <w:lastRenderedPageBreak/>
         <w:t>useDefferedValue</w:t>
       </w:r>
       <w:proofErr w:type="spellEnd"/>
@@ -5515,7 +5646,6 @@
           <w:b/>
           <w:bCs/>
         </w:rPr>
-        <w:lastRenderedPageBreak/>
         <w:t>use</w:t>
       </w:r>
       <w:proofErr w:type="gramEnd"/>
@@ -6322,6 +6452,7 @@
           <w:b/>
           <w:bCs/>
         </w:rPr>
+        <w:lastRenderedPageBreak/>
         <w:t>Complexity</w:t>
       </w:r>
       <w:r>
@@ -6414,7 +6545,6 @@
           <w:b/>
           <w:bCs/>
         </w:rPr>
-        <w:lastRenderedPageBreak/>
         <w:t>Middleware</w:t>
       </w:r>
       <w:r>
@@ -7210,6 +7340,13 @@
           <w:i/>
         </w:rPr>
         <w:br/>
+      </w:r>
+      <w:r>
+        <w:rPr>
+          <w:rFonts w:asciiTheme="majorHAnsi" w:hAnsiTheme="majorHAnsi"/>
+          <w:i/>
+        </w:rPr>
+        <w:lastRenderedPageBreak/>
         <w:t xml:space="preserve"> </w:t>
       </w:r>
       <w:r>
@@ -7444,7 +7581,6 @@
           <w:rFonts w:asciiTheme="majorHAnsi" w:hAnsiTheme="majorHAnsi"/>
           <w:u w:val="single"/>
         </w:rPr>
-        <w:lastRenderedPageBreak/>
         <w:t>Get request</w:t>
       </w:r>
       <w:r>
@@ -8342,6 +8478,7 @@
         <w:rPr>
           <w:rFonts w:asciiTheme="majorHAnsi" w:hAnsiTheme="majorHAnsi"/>
         </w:rPr>
+        <w:lastRenderedPageBreak/>
         <w:t xml:space="preserve">Now when we do production build at that time </w:t>
       </w:r>
       <w:proofErr w:type="spellStart"/>
@@ -8498,7 +8635,6 @@
         <w:rPr>
           <w:rFonts w:asciiTheme="majorHAnsi" w:hAnsiTheme="majorHAnsi"/>
         </w:rPr>
-        <w:lastRenderedPageBreak/>
         <w:t xml:space="preserve">The lazy component should then be rendered inside the suspense component, which allow us to show fallback </w:t>
       </w:r>
       <w:proofErr w:type="gramStart"/>
@@ -9749,6 +9885,7 @@
           <w:sz w:val="18"/>
           <w:szCs w:val="18"/>
         </w:rPr>
+        <w:lastRenderedPageBreak/>
         <w:t xml:space="preserve">    </w:t>
       </w:r>
       <w:r>
@@ -10331,7 +10468,6 @@
           <w:sz w:val="18"/>
           <w:szCs w:val="18"/>
         </w:rPr>
-        <w:lastRenderedPageBreak/>
         <w:t xml:space="preserve">      </w:t>
       </w:r>
       <w:proofErr w:type="spellStart"/>
@@ -11736,6 +11872,7 @@
           <w:b/>
           <w:bCs/>
         </w:rPr>
+        <w:lastRenderedPageBreak/>
         <w:t>Drawback</w:t>
       </w:r>
       <w:r>
@@ -11891,7 +12028,6 @@
           <w:b/>
           <w:bCs/>
         </w:rPr>
-        <w:lastRenderedPageBreak/>
         <w:t>Security</w:t>
       </w:r>
       <w:r>
@@ -38840,16 +38976,16 @@
     </w:lvl>
   </w:abstractNum>
   <w:abstractNum w:abstractNumId="10">
-    <w:nsid w:val="260B38DC"/>
+    <w:nsid w:val="25F86553"/>
     <w:multiLevelType w:val="hybridMultilevel"/>
-    <w:tmpl w:val="C44632B6"/>
+    <w:tmpl w:val="C576DA4E"/>
     <w:lvl w:ilvl="0" w:tplc="04090001">
       <w:start w:val="1"/>
       <w:numFmt w:val="bullet"/>
       <w:lvlText w:val=""/>
       <w:lvlJc w:val="left"/>
       <w:pPr>
-        <w:ind w:left="720" w:hanging="360"/>
+        <w:ind w:left="1440" w:hanging="360"/>
       </w:pPr>
       <w:rPr>
         <w:rFonts w:ascii="Symbol" w:hAnsi="Symbol" w:hint="default"/>
@@ -38861,7 +38997,7 @@
       <w:lvlText w:val="o"/>
       <w:lvlJc w:val="left"/>
       <w:pPr>
-        <w:ind w:left="1440" w:hanging="360"/>
+        <w:ind w:left="2160" w:hanging="360"/>
       </w:pPr>
       <w:rPr>
         <w:rFonts w:ascii="Courier New" w:hAnsi="Courier New" w:cs="Courier New" w:hint="default"/>
@@ -38873,7 +39009,7 @@
       <w:lvlText w:val=""/>
       <w:lvlJc w:val="left"/>
       <w:pPr>
-        <w:ind w:left="2160" w:hanging="360"/>
+        <w:ind w:left="2880" w:hanging="360"/>
       </w:pPr>
       <w:rPr>
         <w:rFonts w:ascii="Wingdings" w:hAnsi="Wingdings" w:hint="default"/>
@@ -38885,7 +39021,7 @@
       <w:lvlText w:val=""/>
       <w:lvlJc w:val="left"/>
       <w:pPr>
-        <w:ind w:left="2880" w:hanging="360"/>
+        <w:ind w:left="3600" w:hanging="360"/>
       </w:pPr>
       <w:rPr>
         <w:rFonts w:ascii="Symbol" w:hAnsi="Symbol" w:hint="default"/>
@@ -38897,7 +39033,7 @@
       <w:lvlText w:val="o"/>
       <w:lvlJc w:val="left"/>
       <w:pPr>
-        <w:ind w:left="3600" w:hanging="360"/>
+        <w:ind w:left="4320" w:hanging="360"/>
       </w:pPr>
       <w:rPr>
         <w:rFonts w:ascii="Courier New" w:hAnsi="Courier New" w:cs="Courier New" w:hint="default"/>
@@ -38909,7 +39045,7 @@
       <w:lvlText w:val=""/>
       <w:lvlJc w:val="left"/>
       <w:pPr>
-        <w:ind w:left="4320" w:hanging="360"/>
+        <w:ind w:left="5040" w:hanging="360"/>
       </w:pPr>
       <w:rPr>
         <w:rFonts w:ascii="Wingdings" w:hAnsi="Wingdings" w:hint="default"/>
@@ -38921,7 +39057,7 @@
       <w:lvlText w:val=""/>
       <w:lvlJc w:val="left"/>
       <w:pPr>
-        <w:ind w:left="5040" w:hanging="360"/>
+        <w:ind w:left="5760" w:hanging="360"/>
       </w:pPr>
       <w:rPr>
         <w:rFonts w:ascii="Symbol" w:hAnsi="Symbol" w:hint="default"/>
@@ -38933,7 +39069,7 @@
       <w:lvlText w:val="o"/>
       <w:lvlJc w:val="left"/>
       <w:pPr>
-        <w:ind w:left="5760" w:hanging="360"/>
+        <w:ind w:left="6480" w:hanging="360"/>
       </w:pPr>
       <w:rPr>
         <w:rFonts w:ascii="Courier New" w:hAnsi="Courier New" w:cs="Courier New" w:hint="default"/>
@@ -38945,7 +39081,7 @@
       <w:lvlText w:val=""/>
       <w:lvlJc w:val="left"/>
       <w:pPr>
-        <w:ind w:left="6480" w:hanging="360"/>
+        <w:ind w:left="7200" w:hanging="360"/>
       </w:pPr>
       <w:rPr>
         <w:rFonts w:ascii="Wingdings" w:hAnsi="Wingdings" w:hint="default"/>
@@ -38953,16 +39089,16 @@
     </w:lvl>
   </w:abstractNum>
   <w:abstractNum w:abstractNumId="11">
-    <w:nsid w:val="26610CD2"/>
+    <w:nsid w:val="260B38DC"/>
     <w:multiLevelType w:val="hybridMultilevel"/>
-    <w:tmpl w:val="15A24944"/>
+    <w:tmpl w:val="C44632B6"/>
     <w:lvl w:ilvl="0" w:tplc="04090001">
       <w:start w:val="1"/>
       <w:numFmt w:val="bullet"/>
       <w:lvlText w:val=""/>
       <w:lvlJc w:val="left"/>
       <w:pPr>
-        <w:ind w:left="1440" w:hanging="360"/>
+        <w:ind w:left="720" w:hanging="360"/>
       </w:pPr>
       <w:rPr>
         <w:rFonts w:ascii="Symbol" w:hAnsi="Symbol" w:hint="default"/>
@@ -38974,7 +39110,7 @@
       <w:lvlText w:val="o"/>
       <w:lvlJc w:val="left"/>
       <w:pPr>
-        <w:ind w:left="2160" w:hanging="360"/>
+        <w:ind w:left="1440" w:hanging="360"/>
       </w:pPr>
       <w:rPr>
         <w:rFonts w:ascii="Courier New" w:hAnsi="Courier New" w:cs="Courier New" w:hint="default"/>
@@ -38986,7 +39122,7 @@
       <w:lvlText w:val=""/>
       <w:lvlJc w:val="left"/>
       <w:pPr>
-        <w:ind w:left="2880" w:hanging="360"/>
+        <w:ind w:left="2160" w:hanging="360"/>
       </w:pPr>
       <w:rPr>
         <w:rFonts w:ascii="Wingdings" w:hAnsi="Wingdings" w:hint="default"/>
@@ -38998,7 +39134,7 @@
       <w:lvlText w:val=""/>
       <w:lvlJc w:val="left"/>
       <w:pPr>
-        <w:ind w:left="3600" w:hanging="360"/>
+        <w:ind w:left="2880" w:hanging="360"/>
       </w:pPr>
       <w:rPr>
         <w:rFonts w:ascii="Symbol" w:hAnsi="Symbol" w:hint="default"/>
@@ -39010,7 +39146,7 @@
       <w:lvlText w:val="o"/>
       <w:lvlJc w:val="left"/>
       <w:pPr>
-        <w:ind w:left="4320" w:hanging="360"/>
+        <w:ind w:left="3600" w:hanging="360"/>
       </w:pPr>
       <w:rPr>
         <w:rFonts w:ascii="Courier New" w:hAnsi="Courier New" w:cs="Courier New" w:hint="default"/>
@@ -39022,7 +39158,7 @@
       <w:lvlText w:val=""/>
       <w:lvlJc w:val="left"/>
       <w:pPr>
-        <w:ind w:left="5040" w:hanging="360"/>
+        <w:ind w:left="4320" w:hanging="360"/>
       </w:pPr>
       <w:rPr>
         <w:rFonts w:ascii="Wingdings" w:hAnsi="Wingdings" w:hint="default"/>
@@ -39034,7 +39170,7 @@
       <w:lvlText w:val=""/>
       <w:lvlJc w:val="left"/>
       <w:pPr>
-        <w:ind w:left="5760" w:hanging="360"/>
+        <w:ind w:left="5040" w:hanging="360"/>
       </w:pPr>
       <w:rPr>
         <w:rFonts w:ascii="Symbol" w:hAnsi="Symbol" w:hint="default"/>
@@ -39046,7 +39182,7 @@
       <w:lvlText w:val="o"/>
       <w:lvlJc w:val="left"/>
       <w:pPr>
-        <w:ind w:left="6480" w:hanging="360"/>
+        <w:ind w:left="5760" w:hanging="360"/>
       </w:pPr>
       <w:rPr>
         <w:rFonts w:ascii="Courier New" w:hAnsi="Courier New" w:cs="Courier New" w:hint="default"/>
@@ -39058,7 +39194,7 @@
       <w:lvlText w:val=""/>
       <w:lvlJc w:val="left"/>
       <w:pPr>
-        <w:ind w:left="7200" w:hanging="360"/>
+        <w:ind w:left="6480" w:hanging="360"/>
       </w:pPr>
       <w:rPr>
         <w:rFonts w:ascii="Wingdings" w:hAnsi="Wingdings" w:hint="default"/>
@@ -39066,9 +39202,9 @@
     </w:lvl>
   </w:abstractNum>
   <w:abstractNum w:abstractNumId="12">
-    <w:nsid w:val="286F6332"/>
+    <w:nsid w:val="26610CD2"/>
     <w:multiLevelType w:val="hybridMultilevel"/>
-    <w:tmpl w:val="3132D34E"/>
+    <w:tmpl w:val="15A24944"/>
     <w:lvl w:ilvl="0" w:tplc="04090001">
       <w:start w:val="1"/>
       <w:numFmt w:val="bullet"/>
@@ -39179,9 +39315,9 @@
     </w:lvl>
   </w:abstractNum>
   <w:abstractNum w:abstractNumId="13">
-    <w:nsid w:val="2A6F1CBF"/>
+    <w:nsid w:val="286F6332"/>
     <w:multiLevelType w:val="hybridMultilevel"/>
-    <w:tmpl w:val="B83EA678"/>
+    <w:tmpl w:val="3132D34E"/>
     <w:lvl w:ilvl="0" w:tplc="04090001">
       <w:start w:val="1"/>
       <w:numFmt w:val="bullet"/>
@@ -39292,6 +39428,119 @@
     </w:lvl>
   </w:abstractNum>
   <w:abstractNum w:abstractNumId="14">
+    <w:nsid w:val="2A6F1CBF"/>
+    <w:multiLevelType w:val="hybridMultilevel"/>
+    <w:tmpl w:val="B83EA678"/>
+    <w:lvl w:ilvl="0" w:tplc="04090001">
+      <w:start w:val="1"/>
+      <w:numFmt w:val="bullet"/>
+      <w:lvlText w:val=""/>
+      <w:lvlJc w:val="left"/>
+      <w:pPr>
+        <w:ind w:left="1440" w:hanging="360"/>
+      </w:pPr>
+      <w:rPr>
+        <w:rFonts w:ascii="Symbol" w:hAnsi="Symbol" w:hint="default"/>
+      </w:rPr>
+    </w:lvl>
+    <w:lvl w:ilvl="1" w:tplc="04090003" w:tentative="1">
+      <w:start w:val="1"/>
+      <w:numFmt w:val="bullet"/>
+      <w:lvlText w:val="o"/>
+      <w:lvlJc w:val="left"/>
+      <w:pPr>
+        <w:ind w:left="2160" w:hanging="360"/>
+      </w:pPr>
+      <w:rPr>
+        <w:rFonts w:ascii="Courier New" w:hAnsi="Courier New" w:cs="Courier New" w:hint="default"/>
+      </w:rPr>
+    </w:lvl>
+    <w:lvl w:ilvl="2" w:tplc="04090005" w:tentative="1">
+      <w:start w:val="1"/>
+      <w:numFmt w:val="bullet"/>
+      <w:lvlText w:val=""/>
+      <w:lvlJc w:val="left"/>
+      <w:pPr>
+        <w:ind w:left="2880" w:hanging="360"/>
+      </w:pPr>
+      <w:rPr>
+        <w:rFonts w:ascii="Wingdings" w:hAnsi="Wingdings" w:hint="default"/>
+      </w:rPr>
+    </w:lvl>
+    <w:lvl w:ilvl="3" w:tplc="04090001" w:tentative="1">
+      <w:start w:val="1"/>
+      <w:numFmt w:val="bullet"/>
+      <w:lvlText w:val=""/>
+      <w:lvlJc w:val="left"/>
+      <w:pPr>
+        <w:ind w:left="3600" w:hanging="360"/>
+      </w:pPr>
+      <w:rPr>
+        <w:rFonts w:ascii="Symbol" w:hAnsi="Symbol" w:hint="default"/>
+      </w:rPr>
+    </w:lvl>
+    <w:lvl w:ilvl="4" w:tplc="04090003" w:tentative="1">
+      <w:start w:val="1"/>
+      <w:numFmt w:val="bullet"/>
+      <w:lvlText w:val="o"/>
+      <w:lvlJc w:val="left"/>
+      <w:pPr>
+        <w:ind w:left="4320" w:hanging="360"/>
+      </w:pPr>
+      <w:rPr>
+        <w:rFonts w:ascii="Courier New" w:hAnsi="Courier New" w:cs="Courier New" w:hint="default"/>
+      </w:rPr>
+    </w:lvl>
+    <w:lvl w:ilvl="5" w:tplc="04090005" w:tentative="1">
+      <w:start w:val="1"/>
+      <w:numFmt w:val="bullet"/>
+      <w:lvlText w:val=""/>
+      <w:lvlJc w:val="left"/>
+      <w:pPr>
+        <w:ind w:left="5040" w:hanging="360"/>
+      </w:pPr>
+      <w:rPr>
+        <w:rFonts w:ascii="Wingdings" w:hAnsi="Wingdings" w:hint="default"/>
+      </w:rPr>
+    </w:lvl>
+    <w:lvl w:ilvl="6" w:tplc="04090001" w:tentative="1">
+      <w:start w:val="1"/>
+      <w:numFmt w:val="bullet"/>
+      <w:lvlText w:val=""/>
+      <w:lvlJc w:val="left"/>
+      <w:pPr>
+        <w:ind w:left="5760" w:hanging="360"/>
+      </w:pPr>
+      <w:rPr>
+        <w:rFonts w:ascii="Symbol" w:hAnsi="Symbol" w:hint="default"/>
+      </w:rPr>
+    </w:lvl>
+    <w:lvl w:ilvl="7" w:tplc="04090003" w:tentative="1">
+      <w:start w:val="1"/>
+      <w:numFmt w:val="bullet"/>
+      <w:lvlText w:val="o"/>
+      <w:lvlJc w:val="left"/>
+      <w:pPr>
+        <w:ind w:left="6480" w:hanging="360"/>
+      </w:pPr>
+      <w:rPr>
+        <w:rFonts w:ascii="Courier New" w:hAnsi="Courier New" w:cs="Courier New" w:hint="default"/>
+      </w:rPr>
+    </w:lvl>
+    <w:lvl w:ilvl="8" w:tplc="04090005" w:tentative="1">
+      <w:start w:val="1"/>
+      <w:numFmt w:val="bullet"/>
+      <w:lvlText w:val=""/>
+      <w:lvlJc w:val="left"/>
+      <w:pPr>
+        <w:ind w:left="7200" w:hanging="360"/>
+      </w:pPr>
+      <w:rPr>
+        <w:rFonts w:ascii="Wingdings" w:hAnsi="Wingdings" w:hint="default"/>
+      </w:rPr>
+    </w:lvl>
+  </w:abstractNum>
+  <w:abstractNum w:abstractNumId="15">
     <w:nsid w:val="2B175EC0"/>
     <w:multiLevelType w:val="hybridMultilevel"/>
     <w:tmpl w:val="5E46FEB4"/>
@@ -39404,7 +39653,7 @@
       </w:rPr>
     </w:lvl>
   </w:abstractNum>
-  <w:abstractNum w:abstractNumId="15">
+  <w:abstractNum w:abstractNumId="16">
     <w:nsid w:val="2D1C349B"/>
     <w:multiLevelType w:val="hybridMultilevel"/>
     <w:tmpl w:val="E0ACE37E"/>
@@ -39517,7 +39766,7 @@
       </w:rPr>
     </w:lvl>
   </w:abstractNum>
-  <w:abstractNum w:abstractNumId="16">
+  <w:abstractNum w:abstractNumId="17">
     <w:nsid w:val="303B7795"/>
     <w:multiLevelType w:val="hybridMultilevel"/>
     <w:tmpl w:val="0700E968"/>
@@ -39606,7 +39855,7 @@
       </w:pPr>
     </w:lvl>
   </w:abstractNum>
-  <w:abstractNum w:abstractNumId="17">
+  <w:abstractNum w:abstractNumId="18">
     <w:nsid w:val="30710D41"/>
     <w:multiLevelType w:val="hybridMultilevel"/>
     <w:tmpl w:val="8834D5D4"/>
@@ -39692,7 +39941,7 @@
       </w:pPr>
     </w:lvl>
   </w:abstractNum>
-  <w:abstractNum w:abstractNumId="18">
+  <w:abstractNum w:abstractNumId="19">
     <w:nsid w:val="38B53CA3"/>
     <w:multiLevelType w:val="hybridMultilevel"/>
     <w:tmpl w:val="0DAA87D8"/>
@@ -39805,7 +40054,7 @@
       </w:rPr>
     </w:lvl>
   </w:abstractNum>
-  <w:abstractNum w:abstractNumId="19">
+  <w:abstractNum w:abstractNumId="20">
     <w:nsid w:val="3A854A1E"/>
     <w:multiLevelType w:val="hybridMultilevel"/>
     <w:tmpl w:val="DF486A78"/>
@@ -39918,7 +40167,7 @@
       </w:rPr>
     </w:lvl>
   </w:abstractNum>
-  <w:abstractNum w:abstractNumId="20">
+  <w:abstractNum w:abstractNumId="21">
     <w:nsid w:val="3BCF4017"/>
     <w:multiLevelType w:val="hybridMultilevel"/>
     <w:tmpl w:val="4D703CE6"/>
@@ -40031,7 +40280,7 @@
       </w:rPr>
     </w:lvl>
   </w:abstractNum>
-  <w:abstractNum w:abstractNumId="21">
+  <w:abstractNum w:abstractNumId="22">
     <w:nsid w:val="3E686DA0"/>
     <w:multiLevelType w:val="hybridMultilevel"/>
     <w:tmpl w:val="E95646E4"/>
@@ -40144,7 +40393,7 @@
       </w:rPr>
     </w:lvl>
   </w:abstractNum>
-  <w:abstractNum w:abstractNumId="22">
+  <w:abstractNum w:abstractNumId="23">
     <w:nsid w:val="435858F6"/>
     <w:multiLevelType w:val="hybridMultilevel"/>
     <w:tmpl w:val="4EBE548C"/>
@@ -40233,7 +40482,7 @@
       </w:pPr>
     </w:lvl>
   </w:abstractNum>
-  <w:abstractNum w:abstractNumId="23">
+  <w:abstractNum w:abstractNumId="24">
     <w:nsid w:val="45EF2D86"/>
     <w:multiLevelType w:val="hybridMultilevel"/>
     <w:tmpl w:val="0A3C20B0"/>
@@ -40346,7 +40595,7 @@
       </w:rPr>
     </w:lvl>
   </w:abstractNum>
-  <w:abstractNum w:abstractNumId="24">
+  <w:abstractNum w:abstractNumId="25">
     <w:nsid w:val="4A5D0A2B"/>
     <w:multiLevelType w:val="hybridMultilevel"/>
     <w:tmpl w:val="D802700A"/>
@@ -40459,7 +40708,7 @@
       </w:rPr>
     </w:lvl>
   </w:abstractNum>
-  <w:abstractNum w:abstractNumId="25">
+  <w:abstractNum w:abstractNumId="26">
     <w:nsid w:val="4A670312"/>
     <w:multiLevelType w:val="hybridMultilevel"/>
     <w:tmpl w:val="8EB889F0"/>
@@ -40572,7 +40821,7 @@
       </w:rPr>
     </w:lvl>
   </w:abstractNum>
-  <w:abstractNum w:abstractNumId="26">
+  <w:abstractNum w:abstractNumId="27">
     <w:nsid w:val="4C5E7879"/>
     <w:multiLevelType w:val="hybridMultilevel"/>
     <w:tmpl w:val="2012CA0C"/>
@@ -40661,7 +40910,7 @@
       </w:pPr>
     </w:lvl>
   </w:abstractNum>
-  <w:abstractNum w:abstractNumId="27">
+  <w:abstractNum w:abstractNumId="28">
     <w:nsid w:val="4C650CCC"/>
     <w:multiLevelType w:val="hybridMultilevel"/>
     <w:tmpl w:val="3A621A70"/>
@@ -40774,7 +41023,7 @@
       </w:rPr>
     </w:lvl>
   </w:abstractNum>
-  <w:abstractNum w:abstractNumId="28">
+  <w:abstractNum w:abstractNumId="29">
     <w:nsid w:val="4F3B43DA"/>
     <w:multiLevelType w:val="hybridMultilevel"/>
     <w:tmpl w:val="738AE9E6"/>
@@ -40887,7 +41136,7 @@
       </w:rPr>
     </w:lvl>
   </w:abstractNum>
-  <w:abstractNum w:abstractNumId="29">
+  <w:abstractNum w:abstractNumId="30">
     <w:nsid w:val="50145DA6"/>
     <w:multiLevelType w:val="hybridMultilevel"/>
     <w:tmpl w:val="9EE89C86"/>
@@ -41000,7 +41249,7 @@
       </w:rPr>
     </w:lvl>
   </w:abstractNum>
-  <w:abstractNum w:abstractNumId="30">
+  <w:abstractNum w:abstractNumId="31">
     <w:nsid w:val="51A622A3"/>
     <w:multiLevelType w:val="hybridMultilevel"/>
     <w:tmpl w:val="E2602D0E"/>
@@ -41113,7 +41362,7 @@
       </w:rPr>
     </w:lvl>
   </w:abstractNum>
-  <w:abstractNum w:abstractNumId="31">
+  <w:abstractNum w:abstractNumId="32">
     <w:nsid w:val="57C8684B"/>
     <w:multiLevelType w:val="hybridMultilevel"/>
     <w:tmpl w:val="898A0A56"/>
@@ -41202,7 +41451,7 @@
       </w:pPr>
     </w:lvl>
   </w:abstractNum>
-  <w:abstractNum w:abstractNumId="32">
+  <w:abstractNum w:abstractNumId="33">
     <w:nsid w:val="5AAA66B9"/>
     <w:multiLevelType w:val="hybridMultilevel"/>
     <w:tmpl w:val="15F478D6"/>
@@ -41288,7 +41537,7 @@
       </w:pPr>
     </w:lvl>
   </w:abstractNum>
-  <w:abstractNum w:abstractNumId="33">
+  <w:abstractNum w:abstractNumId="34">
     <w:nsid w:val="5E094EA8"/>
     <w:multiLevelType w:val="hybridMultilevel"/>
     <w:tmpl w:val="B2584A46"/>
@@ -41378,7 +41627,7 @@
       </w:pPr>
     </w:lvl>
   </w:abstractNum>
-  <w:abstractNum w:abstractNumId="34">
+  <w:abstractNum w:abstractNumId="35">
     <w:nsid w:val="5E786B36"/>
     <w:multiLevelType w:val="hybridMultilevel"/>
     <w:tmpl w:val="E6AA9854"/>
@@ -41491,7 +41740,7 @@
       </w:rPr>
     </w:lvl>
   </w:abstractNum>
-  <w:abstractNum w:abstractNumId="35">
+  <w:abstractNum w:abstractNumId="36">
     <w:nsid w:val="5F452C2B"/>
     <w:multiLevelType w:val="hybridMultilevel"/>
     <w:tmpl w:val="AEE898A2"/>
@@ -41604,7 +41853,7 @@
       </w:rPr>
     </w:lvl>
   </w:abstractNum>
-  <w:abstractNum w:abstractNumId="36">
+  <w:abstractNum w:abstractNumId="37">
     <w:nsid w:val="682B033D"/>
     <w:multiLevelType w:val="hybridMultilevel"/>
     <w:tmpl w:val="69D0B516"/>
@@ -41693,7 +41942,7 @@
       </w:pPr>
     </w:lvl>
   </w:abstractNum>
-  <w:abstractNum w:abstractNumId="37">
+  <w:abstractNum w:abstractNumId="38">
     <w:nsid w:val="6CF9614E"/>
     <w:multiLevelType w:val="hybridMultilevel"/>
     <w:tmpl w:val="7116B506"/>
@@ -41806,7 +42055,7 @@
       </w:rPr>
     </w:lvl>
   </w:abstractNum>
-  <w:abstractNum w:abstractNumId="38">
+  <w:abstractNum w:abstractNumId="39">
     <w:nsid w:val="711E4C9B"/>
     <w:multiLevelType w:val="hybridMultilevel"/>
     <w:tmpl w:val="1BC24DE6"/>
@@ -41919,7 +42168,7 @@
       </w:rPr>
     </w:lvl>
   </w:abstractNum>
-  <w:abstractNum w:abstractNumId="39">
+  <w:abstractNum w:abstractNumId="40">
     <w:nsid w:val="783C7A97"/>
     <w:multiLevelType w:val="hybridMultilevel"/>
     <w:tmpl w:val="7A5C7984"/>
@@ -42032,7 +42281,7 @@
       </w:rPr>
     </w:lvl>
   </w:abstractNum>
-  <w:abstractNum w:abstractNumId="40">
+  <w:abstractNum w:abstractNumId="41">
     <w:nsid w:val="7DB8490A"/>
     <w:multiLevelType w:val="hybridMultilevel"/>
     <w:tmpl w:val="7B96CB7E"/>
@@ -42145,7 +42394,7 @@
       </w:rPr>
     </w:lvl>
   </w:abstractNum>
-  <w:abstractNum w:abstractNumId="41">
+  <w:abstractNum w:abstractNumId="42">
     <w:nsid w:val="7E7E7BD9"/>
     <w:multiLevelType w:val="hybridMultilevel"/>
     <w:tmpl w:val="8D30DD74"/>
@@ -42258,7 +42507,7 @@
       </w:rPr>
     </w:lvl>
   </w:abstractNum>
-  <w:abstractNum w:abstractNumId="42">
+  <w:abstractNum w:abstractNumId="43">
     <w:nsid w:val="7F5949C3"/>
     <w:multiLevelType w:val="hybridMultilevel"/>
     <w:tmpl w:val="36A01516"/>
@@ -42372,85 +42621,85 @@
     </w:lvl>
   </w:abstractNum>
   <w:num w:numId="1">
-    <w:abstractNumId w:val="10"/>
+    <w:abstractNumId w:val="11"/>
   </w:num>
   <w:num w:numId="2">
-    <w:abstractNumId w:val="11"/>
+    <w:abstractNumId w:val="12"/>
   </w:num>
   <w:num w:numId="3">
+    <w:abstractNumId w:val="14"/>
+  </w:num>
+  <w:num w:numId="4">
     <w:abstractNumId w:val="13"/>
   </w:num>
-  <w:num w:numId="4">
-    <w:abstractNumId w:val="12"/>
-  </w:num>
   <w:num w:numId="5">
-    <w:abstractNumId w:val="20"/>
+    <w:abstractNumId w:val="21"/>
   </w:num>
   <w:num w:numId="6">
-    <w:abstractNumId w:val="22"/>
+    <w:abstractNumId w:val="23"/>
   </w:num>
   <w:num w:numId="7">
-    <w:abstractNumId w:val="41"/>
+    <w:abstractNumId w:val="42"/>
   </w:num>
   <w:num w:numId="8">
-    <w:abstractNumId w:val="32"/>
+    <w:abstractNumId w:val="33"/>
   </w:num>
   <w:num w:numId="9">
     <w:abstractNumId w:val="3"/>
   </w:num>
   <w:num w:numId="10">
-    <w:abstractNumId w:val="27"/>
+    <w:abstractNumId w:val="28"/>
   </w:num>
   <w:num w:numId="11">
-    <w:abstractNumId w:val="29"/>
+    <w:abstractNumId w:val="30"/>
   </w:num>
   <w:num w:numId="12">
-    <w:abstractNumId w:val="33"/>
+    <w:abstractNumId w:val="34"/>
   </w:num>
   <w:num w:numId="13">
-    <w:abstractNumId w:val="34"/>
+    <w:abstractNumId w:val="35"/>
   </w:num>
   <w:num w:numId="14">
-    <w:abstractNumId w:val="30"/>
+    <w:abstractNumId w:val="31"/>
   </w:num>
   <w:num w:numId="15">
-    <w:abstractNumId w:val="18"/>
+    <w:abstractNumId w:val="19"/>
   </w:num>
   <w:num w:numId="16">
-    <w:abstractNumId w:val="38"/>
+    <w:abstractNumId w:val="39"/>
   </w:num>
   <w:num w:numId="17">
     <w:abstractNumId w:val="7"/>
   </w:num>
   <w:num w:numId="18">
-    <w:abstractNumId w:val="23"/>
+    <w:abstractNumId w:val="24"/>
   </w:num>
   <w:num w:numId="19">
-    <w:abstractNumId w:val="39"/>
+    <w:abstractNumId w:val="40"/>
   </w:num>
   <w:num w:numId="20">
-    <w:abstractNumId w:val="15"/>
+    <w:abstractNumId w:val="16"/>
   </w:num>
   <w:num w:numId="21">
-    <w:abstractNumId w:val="31"/>
+    <w:abstractNumId w:val="32"/>
   </w:num>
   <w:num w:numId="22">
     <w:abstractNumId w:val="4"/>
   </w:num>
   <w:num w:numId="23">
-    <w:abstractNumId w:val="21"/>
+    <w:abstractNumId w:val="22"/>
   </w:num>
   <w:num w:numId="24">
-    <w:abstractNumId w:val="24"/>
+    <w:abstractNumId w:val="25"/>
   </w:num>
   <w:num w:numId="25">
-    <w:abstractNumId w:val="17"/>
+    <w:abstractNumId w:val="18"/>
   </w:num>
   <w:num w:numId="26">
-    <w:abstractNumId w:val="19"/>
+    <w:abstractNumId w:val="20"/>
   </w:num>
   <w:num w:numId="27">
-    <w:abstractNumId w:val="36"/>
+    <w:abstractNumId w:val="37"/>
   </w:num>
   <w:num w:numId="28">
     <w:abstractNumId w:val="2"/>
@@ -42462,43 +42711,46 @@
     <w:abstractNumId w:val="1"/>
   </w:num>
   <w:num w:numId="31">
-    <w:abstractNumId w:val="42"/>
+    <w:abstractNumId w:val="43"/>
   </w:num>
   <w:num w:numId="32">
     <w:abstractNumId w:val="5"/>
   </w:num>
   <w:num w:numId="33">
-    <w:abstractNumId w:val="37"/>
+    <w:abstractNumId w:val="38"/>
   </w:num>
   <w:num w:numId="34">
     <w:abstractNumId w:val="0"/>
   </w:num>
   <w:num w:numId="35">
-    <w:abstractNumId w:val="25"/>
+    <w:abstractNumId w:val="26"/>
   </w:num>
   <w:num w:numId="36">
-    <w:abstractNumId w:val="14"/>
+    <w:abstractNumId w:val="15"/>
   </w:num>
   <w:num w:numId="37">
-    <w:abstractNumId w:val="40"/>
+    <w:abstractNumId w:val="41"/>
   </w:num>
   <w:num w:numId="38">
     <w:abstractNumId w:val="8"/>
   </w:num>
   <w:num w:numId="39">
-    <w:abstractNumId w:val="16"/>
+    <w:abstractNumId w:val="17"/>
   </w:num>
   <w:num w:numId="40">
-    <w:abstractNumId w:val="26"/>
+    <w:abstractNumId w:val="27"/>
   </w:num>
   <w:num w:numId="41">
-    <w:abstractNumId w:val="28"/>
+    <w:abstractNumId w:val="29"/>
   </w:num>
   <w:num w:numId="42">
     <w:abstractNumId w:val="6"/>
   </w:num>
   <w:num w:numId="43">
-    <w:abstractNumId w:val="35"/>
+    <w:abstractNumId w:val="36"/>
+  </w:num>
+  <w:num w:numId="44">
+    <w:abstractNumId w:val="10"/>
   </w:num>
   <w:numIdMacAtCleanup w:val="38"/>
 </w:numbering>
@@ -43112,7 +43364,7 @@
 </file>
 
 <file path=customXml/itemProps1.xml><?xml version="1.0" encoding="utf-8"?>
-<ds:datastoreItem xmlns:ds="http://schemas.openxmlformats.org/officeDocument/2006/customXml" ds:itemID="{FD71DDE6-2341-4D4E-B425-E764B9133149}">
+<ds:datastoreItem xmlns:ds="http://schemas.openxmlformats.org/officeDocument/2006/customXml" ds:itemID="{D319F52A-FD68-47E2-9882-A223B70F33DD}">
   <ds:schemaRefs>
     <ds:schemaRef ds:uri="http://schemas.openxmlformats.org/officeDocument/2006/bibliography"/>
   </ds:schemaRefs>

--- a/note/React.docx
+++ b/note/React.docx
@@ -21056,6 +21056,296 @@
           <w:rFonts w:asciiTheme="majorHAnsi" w:hAnsiTheme="majorHAnsi"/>
           <w:b/>
         </w:rPr>
+        <w:t xml:space="preserve">What is memory </w:t>
+      </w:r>
+      <w:proofErr w:type="gramStart"/>
+      <w:r>
+        <w:rPr>
+          <w:rFonts w:asciiTheme="majorHAnsi" w:hAnsiTheme="majorHAnsi"/>
+          <w:b/>
+        </w:rPr>
+        <w:t>leak.</w:t>
+      </w:r>
+      <w:proofErr w:type="gramEnd"/>
+      <w:r>
+        <w:rPr>
+          <w:rFonts w:asciiTheme="majorHAnsi" w:hAnsiTheme="majorHAnsi"/>
+          <w:b/>
+        </w:rPr>
+        <w:t xml:space="preserve"> How it happens and how to prevent it?</w:t>
+      </w:r>
+    </w:p>
+    <w:p>
+      <w:pPr>
+        <w:pStyle w:val="ListParagraph"/>
+        <w:ind w:left="0"/>
+        <w:rPr>
+          <w:rFonts w:asciiTheme="majorHAnsi" w:hAnsiTheme="majorHAnsi"/>
+          <w:bCs/>
+        </w:rPr>
+      </w:pPr>
+      <w:r>
+        <w:rPr>
+          <w:rFonts w:asciiTheme="majorHAnsi" w:hAnsiTheme="majorHAnsi"/>
+          <w:bCs/>
+        </w:rPr>
+        <w:t xml:space="preserve">A memory leak happens when memory that is no longer needed is not released, causing the app’s memory usage to grow over time — which can lead to slow performance, lags, or even browser </w:t>
+      </w:r>
+      <w:r>
+        <w:rPr>
+          <w:rFonts w:asciiTheme="majorHAnsi" w:hAnsiTheme="majorHAnsi"/>
+          <w:bCs/>
+        </w:rPr>
+        <w:t xml:space="preserve">may </w:t>
+      </w:r>
+      <w:r>
+        <w:rPr>
+          <w:rFonts w:asciiTheme="majorHAnsi" w:hAnsiTheme="majorHAnsi"/>
+          <w:bCs/>
+        </w:rPr>
+        <w:t>crashes.</w:t>
+      </w:r>
+    </w:p>
+    <w:p>
+      <w:pPr>
+        <w:pStyle w:val="NormalWeb"/>
+        <w:rPr>
+          <w:rFonts w:asciiTheme="majorHAnsi" w:hAnsiTheme="majorHAnsi"/>
+          <w:sz w:val="22"/>
+          <w:szCs w:val="22"/>
+        </w:rPr>
+      </w:pPr>
+      <w:r>
+        <w:rPr>
+          <w:rFonts w:asciiTheme="majorHAnsi" w:hAnsiTheme="majorHAnsi"/>
+          <w:sz w:val="22"/>
+          <w:szCs w:val="22"/>
+        </w:rPr>
+        <w:t xml:space="preserve">In React, this commonly happens when we forget to </w:t>
+      </w:r>
+      <w:r>
+        <w:rPr>
+          <w:rFonts w:asciiTheme="majorHAnsi" w:hAnsiTheme="majorHAnsi"/>
+          <w:sz w:val="22"/>
+          <w:szCs w:val="22"/>
+        </w:rPr>
+        <w:t xml:space="preserve">add clean up function to </w:t>
+      </w:r>
+      <w:r>
+        <w:rPr>
+          <w:rFonts w:asciiTheme="majorHAnsi" w:hAnsiTheme="majorHAnsi"/>
+          <w:sz w:val="22"/>
+          <w:szCs w:val="22"/>
+        </w:rPr>
+        <w:t xml:space="preserve">clean up side effects — like event listeners, timers, or </w:t>
+      </w:r>
+      <w:proofErr w:type="spellStart"/>
+      <w:r>
+        <w:rPr>
+          <w:rFonts w:asciiTheme="majorHAnsi" w:hAnsiTheme="majorHAnsi"/>
+          <w:sz w:val="22"/>
+          <w:szCs w:val="22"/>
+        </w:rPr>
+        <w:t>async</w:t>
+      </w:r>
+      <w:proofErr w:type="spellEnd"/>
+      <w:r>
+        <w:rPr>
+          <w:rFonts w:asciiTheme="majorHAnsi" w:hAnsiTheme="majorHAnsi"/>
+          <w:sz w:val="22"/>
+          <w:szCs w:val="22"/>
+        </w:rPr>
+        <w:t xml:space="preserve"> calls — inside </w:t>
+      </w:r>
+      <w:proofErr w:type="spellStart"/>
+      <w:r>
+        <w:rPr>
+          <w:rStyle w:val="HTMLCode"/>
+          <w:rFonts w:asciiTheme="majorHAnsi" w:hAnsiTheme="majorHAnsi"/>
+          <w:sz w:val="22"/>
+          <w:szCs w:val="22"/>
+        </w:rPr>
+        <w:t>useEffect</w:t>
+      </w:r>
+      <w:proofErr w:type="spellEnd"/>
+      <w:r>
+        <w:rPr>
+          <w:rFonts w:asciiTheme="majorHAnsi" w:hAnsiTheme="majorHAnsi"/>
+          <w:sz w:val="22"/>
+          <w:szCs w:val="22"/>
+        </w:rPr>
+        <w:t xml:space="preserve"> or </w:t>
+      </w:r>
+      <w:r>
+        <w:rPr>
+          <w:rFonts w:asciiTheme="majorHAnsi" w:hAnsiTheme="majorHAnsi"/>
+          <w:sz w:val="22"/>
+          <w:szCs w:val="22"/>
+        </w:rPr>
+        <w:t xml:space="preserve">If a component </w:t>
+      </w:r>
+      <w:proofErr w:type="spellStart"/>
+      <w:r>
+        <w:rPr>
+          <w:rFonts w:asciiTheme="majorHAnsi" w:hAnsiTheme="majorHAnsi"/>
+          <w:sz w:val="22"/>
+          <w:szCs w:val="22"/>
+        </w:rPr>
+        <w:t>unmounts</w:t>
+      </w:r>
+      <w:proofErr w:type="spellEnd"/>
+      <w:r>
+        <w:rPr>
+          <w:rFonts w:asciiTheme="majorHAnsi" w:hAnsiTheme="majorHAnsi"/>
+          <w:sz w:val="22"/>
+          <w:szCs w:val="22"/>
+        </w:rPr>
+        <w:t xml:space="preserve"> while an </w:t>
+      </w:r>
+      <w:proofErr w:type="spellStart"/>
+      <w:r>
+        <w:rPr>
+          <w:rFonts w:asciiTheme="majorHAnsi" w:hAnsiTheme="majorHAnsi"/>
+          <w:sz w:val="22"/>
+          <w:szCs w:val="22"/>
+        </w:rPr>
+        <w:t>async</w:t>
+      </w:r>
+      <w:proofErr w:type="spellEnd"/>
+      <w:r>
+        <w:rPr>
+          <w:rFonts w:asciiTheme="majorHAnsi" w:hAnsiTheme="majorHAnsi"/>
+          <w:sz w:val="22"/>
+          <w:szCs w:val="22"/>
+        </w:rPr>
+        <w:t xml:space="preserve"> API call is still pending, the callback may still try to update state — causing a warning or memory leak.</w:t>
+      </w:r>
+    </w:p>
+    <w:p>
+      <w:pPr>
+        <w:pStyle w:val="NormalWeb"/>
+        <w:rPr>
+          <w:rFonts w:asciiTheme="majorHAnsi" w:hAnsiTheme="majorHAnsi"/>
+          <w:sz w:val="22"/>
+          <w:szCs w:val="22"/>
+        </w:rPr>
+      </w:pPr>
+      <w:r>
+        <w:rPr>
+          <w:rFonts w:asciiTheme="majorHAnsi" w:hAnsiTheme="majorHAnsi"/>
+          <w:sz w:val="22"/>
+          <w:szCs w:val="22"/>
+        </w:rPr>
+        <w:t xml:space="preserve">We can prevent memory leaks by always using cleanup functions in </w:t>
+      </w:r>
+      <w:proofErr w:type="spellStart"/>
+      <w:r>
+        <w:rPr>
+          <w:rFonts w:asciiTheme="majorHAnsi" w:hAnsiTheme="majorHAnsi"/>
+          <w:sz w:val="22"/>
+          <w:szCs w:val="22"/>
+        </w:rPr>
+        <w:t>useEffect</w:t>
+      </w:r>
+      <w:proofErr w:type="spellEnd"/>
+      <w:r>
+        <w:rPr>
+          <w:rFonts w:asciiTheme="majorHAnsi" w:hAnsiTheme="majorHAnsi"/>
+          <w:sz w:val="22"/>
+          <w:szCs w:val="22"/>
+        </w:rPr>
+        <w:t xml:space="preserve"> </w:t>
+      </w:r>
+      <w:proofErr w:type="gramStart"/>
+      <w:r>
+        <w:rPr>
+          <w:rFonts w:asciiTheme="majorHAnsi" w:hAnsiTheme="majorHAnsi"/>
+          <w:sz w:val="22"/>
+          <w:szCs w:val="22"/>
+        </w:rPr>
+        <w:t>hook</w:t>
+      </w:r>
+      <w:r>
+        <w:rPr>
+          <w:rFonts w:asciiTheme="majorHAnsi" w:hAnsiTheme="majorHAnsi"/>
+          <w:sz w:val="22"/>
+          <w:szCs w:val="22"/>
+        </w:rPr>
+        <w:t>,</w:t>
+      </w:r>
+      <w:proofErr w:type="gramEnd"/>
+      <w:r>
+        <w:rPr>
+          <w:rFonts w:asciiTheme="majorHAnsi" w:hAnsiTheme="majorHAnsi"/>
+          <w:sz w:val="22"/>
+          <w:szCs w:val="22"/>
+        </w:rPr>
+        <w:t xml:space="preserve"> canceling API calls with </w:t>
+      </w:r>
+      <w:proofErr w:type="spellStart"/>
+      <w:r>
+        <w:rPr>
+          <w:rStyle w:val="HTMLCode"/>
+          <w:rFonts w:asciiTheme="majorHAnsi" w:hAnsiTheme="majorHAnsi"/>
+          <w:sz w:val="22"/>
+          <w:szCs w:val="22"/>
+        </w:rPr>
+        <w:t>AbortController</w:t>
+      </w:r>
+      <w:proofErr w:type="spellEnd"/>
+      <w:r>
+        <w:rPr>
+          <w:rFonts w:asciiTheme="majorHAnsi" w:hAnsiTheme="majorHAnsi"/>
+          <w:sz w:val="22"/>
+          <w:szCs w:val="22"/>
+        </w:rPr>
+        <w:t>, remov</w:t>
+      </w:r>
+      <w:r>
+        <w:rPr>
+          <w:rFonts w:asciiTheme="majorHAnsi" w:hAnsiTheme="majorHAnsi"/>
+          <w:sz w:val="22"/>
+          <w:szCs w:val="22"/>
+        </w:rPr>
+        <w:t xml:space="preserve">ing event listeners on </w:t>
+      </w:r>
+      <w:proofErr w:type="spellStart"/>
+      <w:r>
+        <w:rPr>
+          <w:rFonts w:asciiTheme="majorHAnsi" w:hAnsiTheme="majorHAnsi"/>
+          <w:sz w:val="22"/>
+          <w:szCs w:val="22"/>
+        </w:rPr>
+        <w:t>unmount</w:t>
+      </w:r>
+      <w:proofErr w:type="spellEnd"/>
+      <w:r>
+        <w:rPr>
+          <w:rFonts w:asciiTheme="majorHAnsi" w:hAnsiTheme="majorHAnsi"/>
+          <w:sz w:val="22"/>
+          <w:szCs w:val="22"/>
+        </w:rPr>
+        <w:t>.</w:t>
+      </w:r>
+    </w:p>
+    <w:p>
+      <w:pPr>
+        <w:pStyle w:val="ListParagraph"/>
+        <w:numPr>
+          <w:ilvl w:val="0"/>
+          <w:numId w:val="12"/>
+        </w:numPr>
+        <w:ind w:left="0"/>
+        <w:rPr>
+          <w:rFonts w:asciiTheme="majorHAnsi" w:hAnsiTheme="majorHAnsi"/>
+          <w:b/>
+        </w:rPr>
+      </w:pPr>
+      <w:r>
+        <w:rPr>
+          <w:rFonts w:asciiTheme="majorHAnsi" w:hAnsiTheme="majorHAnsi"/>
+          <w:b/>
+        </w:rPr>
         <w:t xml:space="preserve">How to prevent XSS in react </w:t>
       </w:r>
       <w:proofErr w:type="spellStart"/>
@@ -21144,6 +21434,7 @@
           <w:rFonts w:asciiTheme="majorHAnsi" w:hAnsiTheme="majorHAnsi"/>
           <w:bCs/>
         </w:rPr>
+        <w:lastRenderedPageBreak/>
         <w:t xml:space="preserve">Use </w:t>
       </w:r>
       <w:proofErr w:type="spellStart"/>
@@ -43073,6 +43364,35 @@
       <w:vertAlign w:val="superscript"/>
     </w:rPr>
   </w:style>
+  <w:style w:type="paragraph" w:styleId="NormalWeb">
+    <w:name w:val="Normal (Web)"/>
+    <w:basedOn w:val="Normal"/>
+    <w:uiPriority w:val="99"/>
+    <w:unhideWhenUsed/>
+    <w:rsid w:val="00D80E27"/>
+    <w:pPr>
+      <w:spacing w:before="100" w:beforeAutospacing="1" w:after="100" w:afterAutospacing="1" w:line="240" w:lineRule="auto"/>
+    </w:pPr>
+    <w:rPr>
+      <w:rFonts w:ascii="Times New Roman" w:eastAsia="Times New Roman" w:hAnsi="Times New Roman" w:cs="Times New Roman"/>
+      <w:sz w:val="24"/>
+      <w:szCs w:val="24"/>
+      <w:lang w:bidi="hi-IN"/>
+    </w:rPr>
+  </w:style>
+  <w:style w:type="character" w:styleId="HTMLCode">
+    <w:name w:val="HTML Code"/>
+    <w:basedOn w:val="DefaultParagraphFont"/>
+    <w:uiPriority w:val="99"/>
+    <w:semiHidden/>
+    <w:unhideWhenUsed/>
+    <w:rsid w:val="00D80E27"/>
+    <w:rPr>
+      <w:rFonts w:ascii="Courier New" w:eastAsia="Times New Roman" w:hAnsi="Courier New" w:cs="Courier New"/>
+      <w:sz w:val="20"/>
+      <w:szCs w:val="20"/>
+    </w:rPr>
+  </w:style>
 </w:styles>
 </file>
 
@@ -43364,7 +43684,7 @@
 </file>
 
 <file path=customXml/itemProps1.xml><?xml version="1.0" encoding="utf-8"?>
-<ds:datastoreItem xmlns:ds="http://schemas.openxmlformats.org/officeDocument/2006/customXml" ds:itemID="{D319F52A-FD68-47E2-9882-A223B70F33DD}">
+<ds:datastoreItem xmlns:ds="http://schemas.openxmlformats.org/officeDocument/2006/customXml" ds:itemID="{B71EC5FF-FDAA-43A0-B130-9D4B513D30B4}">
   <ds:schemaRefs>
     <ds:schemaRef ds:uri="http://schemas.openxmlformats.org/officeDocument/2006/bibliography"/>
   </ds:schemaRefs>

--- a/note/React.docx
+++ b/note/React.docx
@@ -38073,6 +38073,561 @@
           <w:rFonts w:asciiTheme="majorHAnsi" w:hAnsiTheme="majorHAnsi"/>
         </w:rPr>
       </w:pPr>
+      <w:r>
+        <w:rPr>
+          <w:rFonts w:asciiTheme="majorHAnsi" w:hAnsiTheme="majorHAnsi"/>
+        </w:rPr>
+        <w:t>---------------------------------------------------------------------------------------------------------------------</w:t>
+      </w:r>
+    </w:p>
+    <w:p>
+      <w:pPr>
+        <w:tabs>
+          <w:tab w:val="left" w:pos="2354"/>
+        </w:tabs>
+        <w:rPr>
+          <w:rFonts w:asciiTheme="majorHAnsi" w:hAnsiTheme="majorHAnsi"/>
+        </w:rPr>
+      </w:pPr>
+      <w:proofErr w:type="spellStart"/>
+      <w:r>
+        <w:rPr>
+          <w:rFonts w:asciiTheme="majorHAnsi" w:hAnsiTheme="majorHAnsi"/>
+          <w:b/>
+          <w:bCs/>
+        </w:rPr>
+        <w:t>Env-cmd</w:t>
+      </w:r>
+      <w:proofErr w:type="spellEnd"/>
+      <w:r>
+        <w:rPr>
+          <w:rFonts w:asciiTheme="majorHAnsi" w:hAnsiTheme="majorHAnsi"/>
+        </w:rPr>
+        <w:t xml:space="preserve"> is the node </w:t>
+      </w:r>
+      <w:proofErr w:type="spellStart"/>
+      <w:r>
+        <w:rPr>
+          <w:rFonts w:asciiTheme="majorHAnsi" w:hAnsiTheme="majorHAnsi"/>
+        </w:rPr>
+        <w:t>js</w:t>
+      </w:r>
+      <w:proofErr w:type="spellEnd"/>
+      <w:r>
+        <w:rPr>
+          <w:rFonts w:asciiTheme="majorHAnsi" w:hAnsiTheme="majorHAnsi"/>
+        </w:rPr>
+        <w:t xml:space="preserve"> library that we can use in react application to </w:t>
+      </w:r>
+      <w:r>
+        <w:rPr>
+          <w:rFonts w:asciiTheme="majorHAnsi" w:hAnsiTheme="majorHAnsi"/>
+          <w:b/>
+          <w:bCs/>
+        </w:rPr>
+        <w:t>load environment variables</w:t>
+      </w:r>
+      <w:r>
+        <w:rPr>
+          <w:rFonts w:asciiTheme="majorHAnsi" w:hAnsiTheme="majorHAnsi"/>
+        </w:rPr>
+        <w:t xml:space="preserve"> from a specified environment file.</w:t>
+      </w:r>
+    </w:p>
+    <w:p>
+      <w:pPr>
+        <w:tabs>
+          <w:tab w:val="left" w:pos="2354"/>
+        </w:tabs>
+        <w:rPr>
+          <w:rFonts w:asciiTheme="majorHAnsi" w:hAnsiTheme="majorHAnsi"/>
+        </w:rPr>
+      </w:pPr>
+      <w:r>
+        <w:rPr>
+          <w:rFonts w:asciiTheme="majorHAnsi" w:hAnsiTheme="majorHAnsi"/>
+        </w:rPr>
+        <w:t xml:space="preserve">If using </w:t>
+      </w:r>
+      <w:proofErr w:type="spellStart"/>
+      <w:r>
+        <w:rPr>
+          <w:rFonts w:asciiTheme="majorHAnsi" w:hAnsiTheme="majorHAnsi"/>
+        </w:rPr>
+        <w:t>vite</w:t>
+      </w:r>
+      <w:proofErr w:type="spellEnd"/>
+      <w:r>
+        <w:rPr>
+          <w:rFonts w:asciiTheme="majorHAnsi" w:hAnsiTheme="majorHAnsi"/>
+        </w:rPr>
+        <w:t xml:space="preserve">, we can start the server by the command </w:t>
+      </w:r>
+      <w:proofErr w:type="spellStart"/>
+      <w:r>
+        <w:rPr>
+          <w:rFonts w:asciiTheme="majorHAnsi" w:hAnsiTheme="majorHAnsi"/>
+          <w:i/>
+          <w:iCs/>
+        </w:rPr>
+        <w:t>npm</w:t>
+      </w:r>
+      <w:proofErr w:type="spellEnd"/>
+      <w:r>
+        <w:rPr>
+          <w:rFonts w:asciiTheme="majorHAnsi" w:hAnsiTheme="majorHAnsi"/>
+          <w:i/>
+          <w:iCs/>
+        </w:rPr>
+        <w:t xml:space="preserve"> run dev</w:t>
+      </w:r>
+      <w:r>
+        <w:rPr>
+          <w:rFonts w:asciiTheme="majorHAnsi" w:hAnsiTheme="majorHAnsi"/>
+        </w:rPr>
+        <w:t>.</w:t>
+      </w:r>
+    </w:p>
+    <w:p>
+      <w:pPr>
+        <w:tabs>
+          <w:tab w:val="left" w:pos="567"/>
+        </w:tabs>
+        <w:rPr>
+          <w:rFonts w:asciiTheme="majorHAnsi" w:hAnsiTheme="majorHAnsi"/>
+        </w:rPr>
+      </w:pPr>
+      <w:r>
+        <w:rPr>
+          <w:rFonts w:asciiTheme="majorHAnsi" w:hAnsiTheme="majorHAnsi"/>
+        </w:rPr>
+        <w:t xml:space="preserve">To load environment variables the </w:t>
+      </w:r>
+      <w:proofErr w:type="spellStart"/>
+      <w:r>
+        <w:rPr>
+          <w:rFonts w:asciiTheme="majorHAnsi" w:hAnsiTheme="majorHAnsi"/>
+        </w:rPr>
+        <w:t>env-cmd</w:t>
+      </w:r>
+      <w:proofErr w:type="spellEnd"/>
+      <w:r>
+        <w:rPr>
+          <w:rFonts w:asciiTheme="majorHAnsi" w:hAnsiTheme="majorHAnsi"/>
+        </w:rPr>
+        <w:t xml:space="preserve"> library will automatically look for a file .</w:t>
+      </w:r>
+      <w:proofErr w:type="spellStart"/>
+      <w:r>
+        <w:rPr>
+          <w:rFonts w:asciiTheme="majorHAnsi" w:hAnsiTheme="majorHAnsi"/>
+        </w:rPr>
+        <w:t>env-cmdrc</w:t>
+      </w:r>
+      <w:proofErr w:type="spellEnd"/>
+      <w:proofErr w:type="gramStart"/>
+      <w:r>
+        <w:rPr>
+          <w:rFonts w:asciiTheme="majorHAnsi" w:hAnsiTheme="majorHAnsi"/>
+        </w:rPr>
+        <w:t>.</w:t>
+      </w:r>
+      <w:proofErr w:type="gramEnd"/>
+      <w:r>
+        <w:rPr>
+          <w:rFonts w:asciiTheme="majorHAnsi" w:hAnsiTheme="majorHAnsi"/>
+        </w:rPr>
+        <w:br/>
+        <w:t>.</w:t>
+      </w:r>
+      <w:proofErr w:type="spellStart"/>
+      <w:r>
+        <w:rPr>
+          <w:rFonts w:asciiTheme="majorHAnsi" w:hAnsiTheme="majorHAnsi"/>
+        </w:rPr>
+        <w:t>env-cmdrc</w:t>
+      </w:r>
+      <w:proofErr w:type="spellEnd"/>
+      <w:r>
+        <w:rPr>
+          <w:rFonts w:asciiTheme="majorHAnsi" w:hAnsiTheme="majorHAnsi"/>
+        </w:rPr>
+        <w:t xml:space="preserve"> contains a </w:t>
+      </w:r>
+      <w:proofErr w:type="spellStart"/>
+      <w:r>
+        <w:rPr>
+          <w:rFonts w:asciiTheme="majorHAnsi" w:hAnsiTheme="majorHAnsi"/>
+        </w:rPr>
+        <w:t>json</w:t>
+      </w:r>
+      <w:proofErr w:type="spellEnd"/>
+      <w:r>
+        <w:rPr>
+          <w:rFonts w:asciiTheme="majorHAnsi" w:hAnsiTheme="majorHAnsi"/>
+        </w:rPr>
+        <w:t xml:space="preserve"> structure like </w:t>
+      </w:r>
+      <w:r>
+        <w:rPr>
+          <w:rFonts w:asciiTheme="majorHAnsi" w:hAnsiTheme="majorHAnsi"/>
+        </w:rPr>
+        <w:br/>
+        <w:t>{</w:t>
+      </w:r>
+      <w:r>
+        <w:rPr>
+          <w:rFonts w:asciiTheme="majorHAnsi" w:hAnsiTheme="majorHAnsi"/>
+        </w:rPr>
+        <w:br/>
+        <w:t xml:space="preserve">“local”: { “VITE_ENV”: “local”, “VITE_API_ENDPOINT”: “http://localhost:3000” }, </w:t>
+      </w:r>
+      <w:r>
+        <w:rPr>
+          <w:rFonts w:asciiTheme="majorHAnsi" w:hAnsiTheme="majorHAnsi"/>
+        </w:rPr>
+        <w:br/>
+        <w:t>“dev”:{</w:t>
+      </w:r>
+      <w:r>
+        <w:rPr>
+          <w:rFonts w:asciiTheme="majorHAnsi" w:hAnsiTheme="majorHAnsi"/>
+        </w:rPr>
+        <w:t xml:space="preserve"> </w:t>
+      </w:r>
+      <w:r>
+        <w:rPr>
+          <w:rFonts w:asciiTheme="majorHAnsi" w:hAnsiTheme="majorHAnsi"/>
+        </w:rPr>
+        <w:t>“VITE_ENV”: “local”, “VITE_API_ENDPOINT”: “https://dev-efp.us</w:t>
+      </w:r>
+      <w:r>
+        <w:rPr>
+          <w:rFonts w:asciiTheme="majorHAnsi" w:hAnsiTheme="majorHAnsi"/>
+        </w:rPr>
+        <w:t>.</w:t>
+      </w:r>
+      <w:r>
+        <w:rPr>
+          <w:rFonts w:asciiTheme="majorHAnsi" w:hAnsiTheme="majorHAnsi"/>
+        </w:rPr>
+        <w:t>bank</w:t>
+      </w:r>
+      <w:r>
+        <w:rPr>
+          <w:rFonts w:asciiTheme="majorHAnsi" w:hAnsiTheme="majorHAnsi"/>
+        </w:rPr>
+        <w:t>-dns.com</w:t>
+      </w:r>
+      <w:r>
+        <w:rPr>
+          <w:rFonts w:asciiTheme="majorHAnsi" w:hAnsiTheme="majorHAnsi"/>
+        </w:rPr>
+        <w:t>” }</w:t>
+      </w:r>
+      <w:r>
+        <w:rPr>
+          <w:rFonts w:asciiTheme="majorHAnsi" w:hAnsiTheme="majorHAnsi"/>
+        </w:rPr>
+        <w:br/>
+        <w:t xml:space="preserve">……..and many more environments like it, </w:t>
+      </w:r>
+      <w:proofErr w:type="spellStart"/>
+      <w:r>
+        <w:rPr>
+          <w:rFonts w:asciiTheme="majorHAnsi" w:hAnsiTheme="majorHAnsi"/>
+        </w:rPr>
+        <w:t>uat</w:t>
+      </w:r>
+      <w:proofErr w:type="spellEnd"/>
+      <w:r>
+        <w:rPr>
+          <w:rFonts w:asciiTheme="majorHAnsi" w:hAnsiTheme="majorHAnsi"/>
+        </w:rPr>
+        <w:t>, prod</w:t>
+      </w:r>
+      <w:r>
+        <w:rPr>
+          <w:rFonts w:asciiTheme="majorHAnsi" w:hAnsiTheme="majorHAnsi"/>
+        </w:rPr>
+        <w:br/>
+      </w:r>
+      <w:r>
+        <w:rPr>
+          <w:rFonts w:asciiTheme="majorHAnsi" w:hAnsiTheme="majorHAnsi"/>
+        </w:rPr>
+        <w:t>}</w:t>
+      </w:r>
+      <w:r>
+        <w:rPr>
+          <w:rFonts w:asciiTheme="majorHAnsi" w:hAnsiTheme="majorHAnsi"/>
+        </w:rPr>
+        <w:br/>
+        <w:t>“scripts”: {</w:t>
+      </w:r>
+      <w:r>
+        <w:rPr>
+          <w:rFonts w:asciiTheme="majorHAnsi" w:hAnsiTheme="majorHAnsi"/>
+        </w:rPr>
+        <w:br/>
+        <w:t xml:space="preserve">  </w:t>
+      </w:r>
+      <w:r>
+        <w:rPr>
+          <w:rFonts w:asciiTheme="majorHAnsi" w:hAnsiTheme="majorHAnsi"/>
+        </w:rPr>
+        <w:tab/>
+        <w:t>“dev”:</w:t>
+      </w:r>
+      <w:r>
+        <w:rPr>
+          <w:rFonts w:asciiTheme="majorHAnsi" w:hAnsiTheme="majorHAnsi"/>
+        </w:rPr>
+        <w:t xml:space="preserve"> “</w:t>
+      </w:r>
+      <w:proofErr w:type="spellStart"/>
+      <w:r>
+        <w:rPr>
+          <w:rFonts w:asciiTheme="majorHAnsi" w:hAnsiTheme="majorHAnsi"/>
+        </w:rPr>
+        <w:t>env-cmd</w:t>
+      </w:r>
+      <w:proofErr w:type="spellEnd"/>
+      <w:r>
+        <w:rPr>
+          <w:rFonts w:asciiTheme="majorHAnsi" w:hAnsiTheme="majorHAnsi"/>
+        </w:rPr>
+        <w:t xml:space="preserve"> –environments local </w:t>
+      </w:r>
+      <w:proofErr w:type="spellStart"/>
+      <w:r>
+        <w:rPr>
+          <w:rFonts w:asciiTheme="majorHAnsi" w:hAnsiTheme="majorHAnsi"/>
+        </w:rPr>
+        <w:t>vite</w:t>
+      </w:r>
+      <w:proofErr w:type="spellEnd"/>
+      <w:r>
+        <w:rPr>
+          <w:rFonts w:asciiTheme="majorHAnsi" w:hAnsiTheme="majorHAnsi"/>
+        </w:rPr>
+        <w:t xml:space="preserve">”, //this is how out script look like in </w:t>
+      </w:r>
+      <w:proofErr w:type="spellStart"/>
+      <w:r>
+        <w:rPr>
+          <w:rFonts w:asciiTheme="majorHAnsi" w:hAnsiTheme="majorHAnsi"/>
+        </w:rPr>
+        <w:t>package.json</w:t>
+      </w:r>
+      <w:proofErr w:type="spellEnd"/>
+      <w:r>
+        <w:rPr>
+          <w:rFonts w:asciiTheme="majorHAnsi" w:hAnsiTheme="majorHAnsi"/>
+        </w:rPr>
+        <w:br/>
+        <w:t>}</w:t>
+      </w:r>
+      <w:r>
+        <w:rPr>
+          <w:rFonts w:asciiTheme="majorHAnsi" w:hAnsiTheme="majorHAnsi"/>
+        </w:rPr>
+        <w:br/>
+        <w:t xml:space="preserve">after reading above script </w:t>
+      </w:r>
+      <w:proofErr w:type="spellStart"/>
+      <w:r>
+        <w:rPr>
+          <w:rFonts w:asciiTheme="majorHAnsi" w:hAnsiTheme="majorHAnsi"/>
+        </w:rPr>
+        <w:t>env-cmd</w:t>
+      </w:r>
+      <w:proofErr w:type="spellEnd"/>
+      <w:r>
+        <w:rPr>
+          <w:rFonts w:asciiTheme="majorHAnsi" w:hAnsiTheme="majorHAnsi"/>
+        </w:rPr>
+        <w:t xml:space="preserve"> will go inside .</w:t>
+      </w:r>
+      <w:proofErr w:type="spellStart"/>
+      <w:r>
+        <w:rPr>
+          <w:rFonts w:asciiTheme="majorHAnsi" w:hAnsiTheme="majorHAnsi"/>
+        </w:rPr>
+        <w:t>env-cmdrc</w:t>
+      </w:r>
+      <w:proofErr w:type="spellEnd"/>
+      <w:r>
+        <w:rPr>
+          <w:rFonts w:asciiTheme="majorHAnsi" w:hAnsiTheme="majorHAnsi"/>
+        </w:rPr>
+        <w:t xml:space="preserve"> file and look for </w:t>
+      </w:r>
+      <w:r>
+        <w:rPr>
+          <w:rFonts w:asciiTheme="majorHAnsi" w:hAnsiTheme="majorHAnsi"/>
+        </w:rPr>
+        <w:t>“local” environment and will load all the environment variables.</w:t>
+      </w:r>
+    </w:p>
+    <w:p>
+      <w:pPr>
+        <w:tabs>
+          <w:tab w:val="left" w:pos="567"/>
+        </w:tabs>
+        <w:rPr>
+          <w:rFonts w:asciiTheme="majorHAnsi" w:hAnsiTheme="majorHAnsi"/>
+        </w:rPr>
+      </w:pPr>
+      <w:r>
+        <w:rPr>
+          <w:rFonts w:asciiTheme="majorHAnsi" w:hAnsiTheme="majorHAnsi"/>
+        </w:rPr>
+        <w:lastRenderedPageBreak/>
+        <w:t xml:space="preserve">If we have separate </w:t>
+      </w:r>
+      <w:proofErr w:type="gramStart"/>
+      <w:r>
+        <w:rPr>
+          <w:rFonts w:asciiTheme="majorHAnsi" w:hAnsiTheme="majorHAnsi"/>
+        </w:rPr>
+        <w:t>file(</w:t>
+      </w:r>
+      <w:proofErr w:type="gramEnd"/>
+      <w:r>
+        <w:rPr>
+          <w:rFonts w:asciiTheme="majorHAnsi" w:hAnsiTheme="majorHAnsi"/>
+        </w:rPr>
+        <w:t>.</w:t>
+      </w:r>
+      <w:proofErr w:type="spellStart"/>
+      <w:r>
+        <w:rPr>
+          <w:rFonts w:asciiTheme="majorHAnsi" w:hAnsiTheme="majorHAnsi"/>
+        </w:rPr>
+        <w:t>env.development</w:t>
+      </w:r>
+      <w:proofErr w:type="spellEnd"/>
+      <w:r>
+        <w:rPr>
+          <w:rFonts w:asciiTheme="majorHAnsi" w:hAnsiTheme="majorHAnsi"/>
+        </w:rPr>
+        <w:t>)</w:t>
+      </w:r>
+      <w:r>
+        <w:rPr>
+          <w:rFonts w:asciiTheme="majorHAnsi" w:hAnsiTheme="majorHAnsi"/>
+        </w:rPr>
+        <w:t xml:space="preserve"> for different environment, then we can write the script in </w:t>
+      </w:r>
+      <w:proofErr w:type="spellStart"/>
+      <w:r>
+        <w:rPr>
+          <w:rFonts w:asciiTheme="majorHAnsi" w:hAnsiTheme="majorHAnsi"/>
+        </w:rPr>
+        <w:t>package.json</w:t>
+      </w:r>
+      <w:proofErr w:type="spellEnd"/>
+      <w:r>
+        <w:rPr>
+          <w:rFonts w:asciiTheme="majorHAnsi" w:hAnsiTheme="majorHAnsi"/>
+        </w:rPr>
+        <w:t xml:space="preserve"> as </w:t>
+      </w:r>
+    </w:p>
+    <w:p>
+      <w:pPr>
+        <w:tabs>
+          <w:tab w:val="left" w:pos="567"/>
+        </w:tabs>
+        <w:rPr>
+          <w:rFonts w:asciiTheme="majorHAnsi" w:hAnsiTheme="majorHAnsi"/>
+        </w:rPr>
+      </w:pPr>
+      <w:r>
+        <w:rPr>
+          <w:rFonts w:asciiTheme="majorHAnsi" w:hAnsiTheme="majorHAnsi"/>
+        </w:rPr>
+        <w:t>“</w:t>
+      </w:r>
+      <w:proofErr w:type="gramStart"/>
+      <w:r>
+        <w:rPr>
+          <w:rFonts w:asciiTheme="majorHAnsi" w:hAnsiTheme="majorHAnsi"/>
+        </w:rPr>
+        <w:t>dev</w:t>
+      </w:r>
+      <w:proofErr w:type="gramEnd"/>
+      <w:r>
+        <w:rPr>
+          <w:rFonts w:asciiTheme="majorHAnsi" w:hAnsiTheme="majorHAnsi"/>
+        </w:rPr>
+        <w:t>”: “</w:t>
+      </w:r>
+      <w:proofErr w:type="spellStart"/>
+      <w:r>
+        <w:rPr>
+          <w:rFonts w:asciiTheme="majorHAnsi" w:hAnsiTheme="majorHAnsi"/>
+        </w:rPr>
+        <w:t>env-cmd</w:t>
+      </w:r>
+      <w:proofErr w:type="spellEnd"/>
+      <w:r>
+        <w:rPr>
+          <w:rFonts w:asciiTheme="majorHAnsi" w:hAnsiTheme="majorHAnsi"/>
+        </w:rPr>
+        <w:t xml:space="preserve"> –f </w:t>
+      </w:r>
+      <w:r>
+        <w:rPr>
+          <w:rFonts w:asciiTheme="majorHAnsi" w:hAnsiTheme="majorHAnsi"/>
+        </w:rPr>
+        <w:t>.</w:t>
+      </w:r>
+      <w:proofErr w:type="spellStart"/>
+      <w:r>
+        <w:rPr>
+          <w:rFonts w:asciiTheme="majorHAnsi" w:hAnsiTheme="majorHAnsi"/>
+        </w:rPr>
+        <w:t>env.development</w:t>
+      </w:r>
+      <w:proofErr w:type="spellEnd"/>
+      <w:r>
+        <w:rPr>
+          <w:rFonts w:asciiTheme="majorHAnsi" w:hAnsiTheme="majorHAnsi"/>
+        </w:rPr>
+        <w:t xml:space="preserve"> </w:t>
+      </w:r>
+      <w:proofErr w:type="spellStart"/>
+      <w:r>
+        <w:rPr>
+          <w:rFonts w:asciiTheme="majorHAnsi" w:hAnsiTheme="majorHAnsi"/>
+        </w:rPr>
+        <w:t>vite</w:t>
+      </w:r>
+      <w:proofErr w:type="spellEnd"/>
+      <w:r>
+        <w:rPr>
+          <w:rFonts w:asciiTheme="majorHAnsi" w:hAnsiTheme="majorHAnsi"/>
+        </w:rPr>
+        <w:t>”.</w:t>
+      </w:r>
+    </w:p>
+    <w:p>
+      <w:pPr>
+        <w:tabs>
+          <w:tab w:val="left" w:pos="567"/>
+        </w:tabs>
+        <w:rPr>
+          <w:rFonts w:asciiTheme="majorHAnsi" w:hAnsiTheme="majorHAnsi"/>
+        </w:rPr>
+      </w:pPr>
+      <w:r>
+        <w:rPr>
+          <w:rFonts w:asciiTheme="majorHAnsi" w:hAnsiTheme="majorHAnsi"/>
+        </w:rPr>
+        <w:t>---------------------------------------------------------------------------------------------------------------------</w:t>
+      </w:r>
     </w:p>
     <w:sectPr>
       <w:pgSz w:w="12240" w:h="15840"/>
@@ -43684,7 +44239,7 @@
 </file>
 
 <file path=customXml/itemProps1.xml><?xml version="1.0" encoding="utf-8"?>
-<ds:datastoreItem xmlns:ds="http://schemas.openxmlformats.org/officeDocument/2006/customXml" ds:itemID="{B71EC5FF-FDAA-43A0-B130-9D4B513D30B4}">
+<ds:datastoreItem xmlns:ds="http://schemas.openxmlformats.org/officeDocument/2006/customXml" ds:itemID="{FF4CD649-2F0F-4AF9-B203-82827D771251}">
   <ds:schemaRefs>
     <ds:schemaRef ds:uri="http://schemas.openxmlformats.org/officeDocument/2006/bibliography"/>
   </ds:schemaRefs>
